--- a/index.docx
+++ b/index.docx
@@ -4,31 +4,25 @@
   <w:body>
     <w:p>
       <w:pPr>
-        <w:pStyle w:val="Titre1"/>
+        <w:pStyle w:val="Titre"/>
         <w:jc w:val="center"/>
-      </w:pPr>
-      <w:r>
-        <w:t>POURQUOI FAUT</w:t>
-      </w:r>
-      <w:r>
-        <w:t>-IL</w:t>
-      </w:r>
-      <w:r>
-        <w:t xml:space="preserve"> </w:t>
-      </w:r>
-      <w:r>
-        <w:t>ÉVACUER LES PLATEFORMES NUMÉRIQUES AMÉRICAINES</w:t>
-      </w:r>
-      <w:r>
-        <w:t xml:space="preserve"> ET </w:t>
-      </w:r>
-      <w:r>
-        <w:t xml:space="preserve">QUEL EST LE </w:t>
-      </w:r>
-      <w:r>
-        <w:t>MODE D’EMPLOI</w:t>
-      </w:r>
-      <w:r>
+        <w:rPr>
+          <w:sz w:val="36"/>
+          <w:szCs w:val="20"/>
+        </w:rPr>
+      </w:pPr>
+      <w:r>
+        <w:rPr>
+          <w:sz w:val="36"/>
+          <w:szCs w:val="20"/>
+        </w:rPr>
+        <w:t>Pourquoi faut-il évacuer les plateformes numériques américaines et quel est le mode d’emploi pour un particulier</w:t>
+      </w:r>
+      <w:r>
+        <w:rPr>
+          <w:sz w:val="36"/>
+          <w:szCs w:val="20"/>
+        </w:rPr>
         <w:t> ?</w:t>
       </w:r>
     </w:p>
@@ -36,13 +30,8 @@
       <w:pPr>
         <w:jc w:val="center"/>
       </w:pPr>
-      <w:proofErr w:type="gramStart"/>
-      <w:r>
-        <w:t>par</w:t>
-      </w:r>
-      <w:proofErr w:type="gramEnd"/>
-      <w:r>
-        <w:t xml:space="preserve"> É</w:t>
+      <w:r>
+        <w:t>par É</w:t>
       </w:r>
       <w:r>
         <w:t xml:space="preserve">ric </w:t>
@@ -134,13 +123,13 @@
           <w:r>
             <w:fldChar w:fldCharType="separate"/>
           </w:r>
-          <w:hyperlink w:anchor="_Toc238317078" w:history="1">
+          <w:hyperlink w:anchor="_Toc238385249" w:history="1">
             <w:r>
               <w:rPr>
                 <w:rStyle w:val="Lienhypertexte"/>
                 <w:noProof/>
               </w:rPr>
-              <w:t>Pourquoi faut-il évacuer ?</w:t>
+              <w:t>I - Pourquoi faut-il évacuer ?</w:t>
             </w:r>
             <w:r>
               <w:rPr>
@@ -161,7 +150,7 @@
                 <w:noProof/>
                 <w:webHidden/>
               </w:rPr>
-              <w:instrText xml:space="preserve"> PAGEREF _Toc238317078 \h </w:instrText>
+              <w:instrText xml:space="preserve"> PAGEREF _Toc238385249 \h </w:instrText>
             </w:r>
             <w:r>
               <w:rPr>
@@ -206,13 +195,13 @@
               <w:lang w:eastAsia="fr-FR"/>
             </w:rPr>
           </w:pPr>
-          <w:hyperlink w:anchor="_Toc238317079" w:history="1">
+          <w:hyperlink w:anchor="_Toc238385250" w:history="1">
             <w:r>
               <w:rPr>
                 <w:rStyle w:val="Lienhypertexte"/>
                 <w:noProof/>
               </w:rPr>
-              <w:t>Présentation du mode d’emploi</w:t>
+              <w:t>II - Présentation du mode d’emploi</w:t>
             </w:r>
             <w:r>
               <w:rPr>
@@ -233,7 +222,7 @@
                 <w:noProof/>
                 <w:webHidden/>
               </w:rPr>
-              <w:instrText xml:space="preserve"> PAGEREF _Toc238317079 \h </w:instrText>
+              <w:instrText xml:space="preserve"> PAGEREF _Toc238385250 \h </w:instrText>
             </w:r>
             <w:r>
               <w:rPr>
@@ -278,13 +267,13 @@
               <w:lang w:eastAsia="fr-FR"/>
             </w:rPr>
           </w:pPr>
-          <w:hyperlink w:anchor="_Toc238317080" w:history="1">
+          <w:hyperlink w:anchor="_Toc238385251" w:history="1">
             <w:r>
               <w:rPr>
                 <w:rStyle w:val="Lienhypertexte"/>
                 <w:noProof/>
               </w:rPr>
-              <w:t>Conclusion</w:t>
+              <w:t>III - Conclusion</w:t>
             </w:r>
             <w:r>
               <w:rPr>
@@ -305,7 +294,7 @@
                 <w:noProof/>
                 <w:webHidden/>
               </w:rPr>
-              <w:instrText xml:space="preserve"> PAGEREF _Toc238317080 \h </w:instrText>
+              <w:instrText xml:space="preserve"> PAGEREF _Toc238385251 \h </w:instrText>
             </w:r>
             <w:r>
               <w:rPr>
@@ -350,7 +339,7 @@
               <w:lang w:eastAsia="fr-FR"/>
             </w:rPr>
           </w:pPr>
-          <w:hyperlink w:anchor="_Toc238317081" w:history="1">
+          <w:hyperlink w:anchor="_Toc238385252" w:history="1">
             <w:r>
               <w:rPr>
                 <w:rStyle w:val="Lienhypertexte"/>
@@ -377,7 +366,7 @@
                 <w:noProof/>
                 <w:webHidden/>
               </w:rPr>
-              <w:instrText xml:space="preserve"> PAGEREF _Toc238317081 \h </w:instrText>
+              <w:instrText xml:space="preserve"> PAGEREF _Toc238385252 \h </w:instrText>
             </w:r>
             <w:r>
               <w:rPr>
@@ -423,7 +412,7 @@
               <w:lang w:eastAsia="fr-FR"/>
             </w:rPr>
           </w:pPr>
-          <w:hyperlink w:anchor="_Toc238317082" w:history="1">
+          <w:hyperlink w:anchor="_Toc238385253" w:history="1">
             <w:r>
               <w:rPr>
                 <w:rStyle w:val="Lienhypertexte"/>
@@ -446,7 +435,7 @@
                 <w:rStyle w:val="Lienhypertexte"/>
                 <w:noProof/>
               </w:rPr>
-              <w:t>Évacuer les navigateurs Chrome et Edge pour Firefox ou Vivaldi</w:t>
+              <w:t>Évacuer les navigateurs Chrome et Edge pour Firefox</w:t>
             </w:r>
             <w:r>
               <w:rPr>
@@ -467,7 +456,7 @@
                 <w:noProof/>
                 <w:webHidden/>
               </w:rPr>
-              <w:instrText xml:space="preserve"> PAGEREF _Toc238317082 \h </w:instrText>
+              <w:instrText xml:space="preserve"> PAGEREF _Toc238385253 \h </w:instrText>
             </w:r>
             <w:r>
               <w:rPr>
@@ -513,7 +502,7 @@
               <w:lang w:eastAsia="fr-FR"/>
             </w:rPr>
           </w:pPr>
-          <w:hyperlink w:anchor="_Toc238317083" w:history="1">
+          <w:hyperlink w:anchor="_Toc238385254" w:history="1">
             <w:r>
               <w:rPr>
                 <w:rStyle w:val="Lienhypertexte"/>
@@ -557,7 +546,7 @@
                 <w:noProof/>
                 <w:webHidden/>
               </w:rPr>
-              <w:instrText xml:space="preserve"> PAGEREF _Toc238317083 \h </w:instrText>
+              <w:instrText xml:space="preserve"> PAGEREF _Toc238385254 \h </w:instrText>
             </w:r>
             <w:r>
               <w:rPr>
@@ -603,7 +592,7 @@
               <w:lang w:eastAsia="fr-FR"/>
             </w:rPr>
           </w:pPr>
-          <w:hyperlink w:anchor="_Toc238317084" w:history="1">
+          <w:hyperlink w:anchor="_Toc238385255" w:history="1">
             <w:r>
               <w:rPr>
                 <w:rStyle w:val="Lienhypertexte"/>
@@ -647,7 +636,7 @@
                 <w:noProof/>
                 <w:webHidden/>
               </w:rPr>
-              <w:instrText xml:space="preserve"> PAGEREF _Toc238317084 \h </w:instrText>
+              <w:instrText xml:space="preserve"> PAGEREF _Toc238385255 \h </w:instrText>
             </w:r>
             <w:r>
               <w:rPr>
@@ -693,7 +682,7 @@
               <w:lang w:eastAsia="fr-FR"/>
             </w:rPr>
           </w:pPr>
-          <w:hyperlink w:anchor="_Toc238317085" w:history="1">
+          <w:hyperlink w:anchor="_Toc238385256" w:history="1">
             <w:r>
               <w:rPr>
                 <w:rStyle w:val="Lienhypertexte"/>
@@ -737,7 +726,7 @@
                 <w:noProof/>
                 <w:webHidden/>
               </w:rPr>
-              <w:instrText xml:space="preserve"> PAGEREF _Toc238317085 \h </w:instrText>
+              <w:instrText xml:space="preserve"> PAGEREF _Toc238385256 \h </w:instrText>
             </w:r>
             <w:r>
               <w:rPr>
@@ -783,7 +772,7 @@
               <w:lang w:eastAsia="fr-FR"/>
             </w:rPr>
           </w:pPr>
-          <w:hyperlink w:anchor="_Toc238317086" w:history="1">
+          <w:hyperlink w:anchor="_Toc238385257" w:history="1">
             <w:r>
               <w:rPr>
                 <w:rStyle w:val="Lienhypertexte"/>
@@ -827,7 +816,7 @@
                 <w:noProof/>
                 <w:webHidden/>
               </w:rPr>
-              <w:instrText xml:space="preserve"> PAGEREF _Toc238317086 \h </w:instrText>
+              <w:instrText xml:space="preserve"> PAGEREF _Toc238385257 \h </w:instrText>
             </w:r>
             <w:r>
               <w:rPr>
@@ -873,7 +862,7 @@
               <w:lang w:eastAsia="fr-FR"/>
             </w:rPr>
           </w:pPr>
-          <w:hyperlink w:anchor="_Toc238317087" w:history="1">
+          <w:hyperlink w:anchor="_Toc238385258" w:history="1">
             <w:r>
               <w:rPr>
                 <w:rStyle w:val="Lienhypertexte"/>
@@ -919,7 +908,7 @@
                 <w:noProof/>
                 <w:webHidden/>
               </w:rPr>
-              <w:instrText xml:space="preserve"> PAGEREF _Toc238317087 \h </w:instrText>
+              <w:instrText xml:space="preserve"> PAGEREF _Toc238385258 \h </w:instrText>
             </w:r>
             <w:r>
               <w:rPr>
@@ -965,7 +954,7 @@
               <w:lang w:eastAsia="fr-FR"/>
             </w:rPr>
           </w:pPr>
-          <w:hyperlink w:anchor="_Toc238317088" w:history="1">
+          <w:hyperlink w:anchor="_Toc238385259" w:history="1">
             <w:r>
               <w:rPr>
                 <w:rStyle w:val="Lienhypertexte"/>
@@ -1009,7 +998,7 @@
                 <w:noProof/>
                 <w:webHidden/>
               </w:rPr>
-              <w:instrText xml:space="preserve"> PAGEREF _Toc238317088 \h </w:instrText>
+              <w:instrText xml:space="preserve"> PAGEREF _Toc238385259 \h </w:instrText>
             </w:r>
             <w:r>
               <w:rPr>
@@ -1054,13 +1043,13 @@
               <w:lang w:eastAsia="fr-FR"/>
             </w:rPr>
           </w:pPr>
-          <w:hyperlink w:anchor="_Toc238317089" w:history="1">
+          <w:hyperlink w:anchor="_Toc238385260" w:history="1">
             <w:r>
               <w:rPr>
                 <w:rStyle w:val="Lienhypertexte"/>
                 <w:noProof/>
               </w:rPr>
-              <w:t>3.1 Créer un compte Cloudeezy</w:t>
+              <w:t>7.1 Créer un compte Cloudeezy</w:t>
             </w:r>
             <w:r>
               <w:rPr>
@@ -1081,7 +1070,7 @@
                 <w:noProof/>
                 <w:webHidden/>
               </w:rPr>
-              <w:instrText xml:space="preserve"> PAGEREF _Toc238317089 \h </w:instrText>
+              <w:instrText xml:space="preserve"> PAGEREF _Toc238385260 \h </w:instrText>
             </w:r>
             <w:r>
               <w:rPr>
@@ -1126,13 +1115,13 @@
               <w:lang w:eastAsia="fr-FR"/>
             </w:rPr>
           </w:pPr>
-          <w:hyperlink w:anchor="_Toc238317090" w:history="1">
+          <w:hyperlink w:anchor="_Toc238385261" w:history="1">
             <w:r>
               <w:rPr>
                 <w:rStyle w:val="Lienhypertexte"/>
                 <w:noProof/>
               </w:rPr>
-              <w:t>3.2 Voir ses fichiers Cloudeezy sur son PC</w:t>
+              <w:t>7.2 Voir ses fichiers Cloudeezy sur son PC</w:t>
             </w:r>
             <w:r>
               <w:rPr>
@@ -1153,7 +1142,7 @@
                 <w:noProof/>
                 <w:webHidden/>
               </w:rPr>
-              <w:instrText xml:space="preserve"> PAGEREF _Toc238317090 \h </w:instrText>
+              <w:instrText xml:space="preserve"> PAGEREF _Toc238385261 \h </w:instrText>
             </w:r>
             <w:r>
               <w:rPr>
@@ -1198,13 +1187,13 @@
               <w:lang w:eastAsia="fr-FR"/>
             </w:rPr>
           </w:pPr>
-          <w:hyperlink w:anchor="_Toc238317091" w:history="1">
+          <w:hyperlink w:anchor="_Toc238385262" w:history="1">
             <w:r>
               <w:rPr>
                 <w:rStyle w:val="Lienhypertexte"/>
                 <w:noProof/>
               </w:rPr>
-              <w:t>3.3 Transférer ses contacts de Microsoft 365 vers Cloudeezy</w:t>
+              <w:t>7.3 Transférer ses contacts de Microsoft 365 vers Cloudeezy</w:t>
             </w:r>
             <w:r>
               <w:rPr>
@@ -1225,7 +1214,7 @@
                 <w:noProof/>
                 <w:webHidden/>
               </w:rPr>
-              <w:instrText xml:space="preserve"> PAGEREF _Toc238317091 \h </w:instrText>
+              <w:instrText xml:space="preserve"> PAGEREF _Toc238385262 \h </w:instrText>
             </w:r>
             <w:r>
               <w:rPr>
@@ -1270,13 +1259,13 @@
               <w:lang w:eastAsia="fr-FR"/>
             </w:rPr>
           </w:pPr>
-          <w:hyperlink w:anchor="_Toc238317092" w:history="1">
+          <w:hyperlink w:anchor="_Toc238385263" w:history="1">
             <w:r>
               <w:rPr>
                 <w:rStyle w:val="Lienhypertexte"/>
                 <w:noProof/>
               </w:rPr>
-              <w:t>3.4 Transférer une portion de son calendrier de Microsoft 365 vers Cloudeezy</w:t>
+              <w:t>7.4 Transférer une portion de son calendrier de Microsoft 365 vers Cloudeezy</w:t>
             </w:r>
             <w:r>
               <w:rPr>
@@ -1297,7 +1286,7 @@
                 <w:noProof/>
                 <w:webHidden/>
               </w:rPr>
-              <w:instrText xml:space="preserve"> PAGEREF _Toc238317092 \h </w:instrText>
+              <w:instrText xml:space="preserve"> PAGEREF _Toc238385263 \h </w:instrText>
             </w:r>
             <w:r>
               <w:rPr>
@@ -1343,7 +1332,7 @@
               <w:lang w:eastAsia="fr-FR"/>
             </w:rPr>
           </w:pPr>
-          <w:hyperlink w:anchor="_Toc238317093" w:history="1">
+          <w:hyperlink w:anchor="_Toc238385264" w:history="1">
             <w:r>
               <w:rPr>
                 <w:rStyle w:val="Lienhypertexte"/>
@@ -1387,7 +1376,7 @@
                 <w:noProof/>
                 <w:webHidden/>
               </w:rPr>
-              <w:instrText xml:space="preserve"> PAGEREF _Toc238317093 \h </w:instrText>
+              <w:instrText xml:space="preserve"> PAGEREF _Toc238385264 \h </w:instrText>
             </w:r>
             <w:r>
               <w:rPr>
@@ -1433,7 +1422,7 @@
               <w:lang w:eastAsia="fr-FR"/>
             </w:rPr>
           </w:pPr>
-          <w:hyperlink w:anchor="_Toc238317094" w:history="1">
+          <w:hyperlink w:anchor="_Toc238385265" w:history="1">
             <w:r>
               <w:rPr>
                 <w:rStyle w:val="Lienhypertexte"/>
@@ -1477,7 +1466,7 @@
                 <w:noProof/>
                 <w:webHidden/>
               </w:rPr>
-              <w:instrText xml:space="preserve"> PAGEREF _Toc238317094 \h </w:instrText>
+              <w:instrText xml:space="preserve"> PAGEREF _Toc238385265 \h </w:instrText>
             </w:r>
             <w:r>
               <w:rPr>
@@ -1523,7 +1512,7 @@
               <w:lang w:eastAsia="fr-FR"/>
             </w:rPr>
           </w:pPr>
-          <w:hyperlink w:anchor="_Toc238317095" w:history="1">
+          <w:hyperlink w:anchor="_Toc238385266" w:history="1">
             <w:r>
               <w:rPr>
                 <w:rStyle w:val="Lienhypertexte"/>
@@ -1567,7 +1556,7 @@
                 <w:noProof/>
                 <w:webHidden/>
               </w:rPr>
-              <w:instrText xml:space="preserve"> PAGEREF _Toc238317095 \h </w:instrText>
+              <w:instrText xml:space="preserve"> PAGEREF _Toc238385266 \h </w:instrText>
             </w:r>
             <w:r>
               <w:rPr>
@@ -1613,7 +1602,7 @@
               <w:lang w:eastAsia="fr-FR"/>
             </w:rPr>
           </w:pPr>
-          <w:hyperlink w:anchor="_Toc238317096" w:history="1">
+          <w:hyperlink w:anchor="_Toc238385267" w:history="1">
             <w:r>
               <w:rPr>
                 <w:rStyle w:val="Lienhypertexte"/>
@@ -1657,7 +1646,7 @@
                 <w:noProof/>
                 <w:webHidden/>
               </w:rPr>
-              <w:instrText xml:space="preserve"> PAGEREF _Toc238317096 \h </w:instrText>
+              <w:instrText xml:space="preserve"> PAGEREF _Toc238385267 \h </w:instrText>
             </w:r>
             <w:r>
               <w:rPr>
@@ -1702,7 +1691,7 @@
               <w:lang w:eastAsia="fr-FR"/>
             </w:rPr>
           </w:pPr>
-          <w:hyperlink w:anchor="_Toc238317097" w:history="1">
+          <w:hyperlink w:anchor="_Toc238385268" w:history="1">
             <w:r>
               <w:rPr>
                 <w:rStyle w:val="Lienhypertexte"/>
@@ -1729,7 +1718,7 @@
                 <w:noProof/>
                 <w:webHidden/>
               </w:rPr>
-              <w:instrText xml:space="preserve"> PAGEREF _Toc238317097 \h </w:instrText>
+              <w:instrText xml:space="preserve"> PAGEREF _Toc238385268 \h </w:instrText>
             </w:r>
             <w:r>
               <w:rPr>
@@ -1773,7 +1762,10 @@
       <w:pPr>
         <w:pStyle w:val="Titre2"/>
       </w:pPr>
-      <w:bookmarkStart w:id="0" w:name="_Toc238317078"/>
+      <w:bookmarkStart w:id="0" w:name="_Toc238385249"/>
+      <w:r>
+        <w:t xml:space="preserve">I - </w:t>
+      </w:r>
       <w:r>
         <w:t>Pourquoi faut-il évacuer ?</w:t>
       </w:r>
@@ -1937,11 +1929,7 @@
         <w:t xml:space="preserve">serait </w:t>
       </w:r>
       <w:r>
-        <w:t xml:space="preserve">particulièrement inquiétant si une dictature prenait </w:t>
-      </w:r>
-      <w:r>
-        <w:lastRenderedPageBreak/>
-        <w:t>le pouvoir aux États-Unis</w:t>
+        <w:t>particulièrement inquiétant si une dictature prenait le pouvoir aux États-Unis</w:t>
       </w:r>
       <w:r>
         <w:t xml:space="preserve">. </w:t>
@@ -2345,7 +2333,10 @@
       <w:pPr>
         <w:pStyle w:val="Titre2"/>
       </w:pPr>
-      <w:bookmarkStart w:id="1" w:name="_Toc238317079"/>
+      <w:bookmarkStart w:id="1" w:name="_Toc238385250"/>
+      <w:r>
+        <w:t xml:space="preserve">II - </w:t>
+      </w:r>
       <w:r>
         <w:t>Présentation du mode d’emploi</w:t>
       </w:r>
@@ -2388,13 +2379,8 @@
           <w:numId w:val="6"/>
         </w:numPr>
       </w:pPr>
-      <w:proofErr w:type="gramStart"/>
-      <w:r>
-        <w:t>les</w:t>
-      </w:r>
-      <w:proofErr w:type="gramEnd"/>
-      <w:r>
-        <w:t xml:space="preserve"> alternatives françaises,</w:t>
+      <w:r>
+        <w:t>les alternatives françaises,</w:t>
       </w:r>
     </w:p>
     <w:p>
@@ -2405,13 +2391,8 @@
           <w:numId w:val="6"/>
         </w:numPr>
       </w:pPr>
-      <w:proofErr w:type="gramStart"/>
-      <w:r>
-        <w:t>les</w:t>
-      </w:r>
-      <w:proofErr w:type="gramEnd"/>
-      <w:r>
-        <w:t xml:space="preserve"> alternatives européennes,</w:t>
+      <w:r>
+        <w:t>les alternatives européennes,</w:t>
       </w:r>
     </w:p>
     <w:p>
@@ -2422,13 +2403,8 @@
           <w:numId w:val="6"/>
         </w:numPr>
       </w:pPr>
-      <w:proofErr w:type="gramStart"/>
-      <w:r>
-        <w:t>les</w:t>
-      </w:r>
-      <w:proofErr w:type="gramEnd"/>
-      <w:r>
-        <w:t xml:space="preserve"> alternatives non européennes </w:t>
+      <w:r>
+        <w:t xml:space="preserve">les alternatives non européennes </w:t>
       </w:r>
       <w:r>
         <w:t xml:space="preserve">et non américaines </w:t>
@@ -2445,13 +2421,8 @@
           <w:numId w:val="6"/>
         </w:numPr>
       </w:pPr>
-      <w:proofErr w:type="gramStart"/>
-      <w:r>
-        <w:t>les</w:t>
-      </w:r>
-      <w:proofErr w:type="gramEnd"/>
-      <w:r>
-        <w:t xml:space="preserve"> solutions open source.</w:t>
+      <w:r>
+        <w:t>les solutions open source.</w:t>
       </w:r>
     </w:p>
     <w:p>
@@ -2770,15 +2741,28 @@
               </w:rPr>
               <w:br/>
             </w:r>
-            <w:hyperlink r:id="rId12" w:history="1">
-              <w:r>
-                <w:rPr>
-                  <w:rStyle w:val="Lienhypertexte"/>
-                  <w:lang w:val="en-US"/>
-                </w:rPr>
-                <w:t>https://www.startpage.com/fr/</w:t>
-              </w:r>
-            </w:hyperlink>
+            <w:r>
+              <w:fldChar w:fldCharType="begin"/>
+            </w:r>
+            <w:r>
+              <w:rPr>
+                <w:lang w:val="en-US"/>
+              </w:rPr>
+              <w:instrText>HYPERLINK "https://www.startpage.com/fr/"</w:instrText>
+            </w:r>
+            <w:r>
+              <w:fldChar w:fldCharType="separate"/>
+            </w:r>
+            <w:r>
+              <w:rPr>
+                <w:rStyle w:val="Lienhypertexte"/>
+                <w:lang w:val="en-US"/>
+              </w:rPr>
+              <w:t>https://www.startpage.com/fr/</w:t>
+            </w:r>
+            <w:r>
+              <w:fldChar w:fldCharType="end"/>
+            </w:r>
           </w:p>
           <w:p>
             <w:pPr>
@@ -2819,15 +2803,28 @@
                 <w:lang w:val="en-US"/>
               </w:rPr>
             </w:pPr>
-            <w:hyperlink r:id="rId13" w:history="1">
-              <w:r>
-                <w:rPr>
-                  <w:rStyle w:val="Lienhypertexte"/>
-                  <w:lang w:val="en-US"/>
-                </w:rPr>
-                <w:t>https://www.qwant.com/?l=fr</w:t>
-              </w:r>
-            </w:hyperlink>
+            <w:r>
+              <w:fldChar w:fldCharType="begin"/>
+            </w:r>
+            <w:r>
+              <w:rPr>
+                <w:lang w:val="en-US"/>
+              </w:rPr>
+              <w:instrText>HYPERLINK "https://www.qwant.com/?l=fr"</w:instrText>
+            </w:r>
+            <w:r>
+              <w:fldChar w:fldCharType="separate"/>
+            </w:r>
+            <w:r>
+              <w:rPr>
+                <w:rStyle w:val="Lienhypertexte"/>
+                <w:lang w:val="en-US"/>
+              </w:rPr>
+              <w:t>https://www.qwant.com/?l=fr</w:t>
+            </w:r>
+            <w:r>
+              <w:fldChar w:fldCharType="end"/>
+            </w:r>
             <w:r>
               <w:rPr>
                 <w:lang w:val="en-US"/>
@@ -2901,15 +2898,28 @@
               </w:rPr>
               <w:br/>
             </w:r>
-            <w:hyperlink r:id="rId14" w:history="1">
-              <w:r>
-                <w:rPr>
-                  <w:rStyle w:val="Lienhypertexte"/>
-                  <w:lang w:val="it-IT"/>
-                </w:rPr>
-                <w:t>https://telegram.org/</w:t>
-              </w:r>
-            </w:hyperlink>
+            <w:r>
+              <w:fldChar w:fldCharType="begin"/>
+            </w:r>
+            <w:r>
+              <w:rPr>
+                <w:lang w:val="it-IT"/>
+              </w:rPr>
+              <w:instrText>HYPERLINK "https://telegram.org/"</w:instrText>
+            </w:r>
+            <w:r>
+              <w:fldChar w:fldCharType="separate"/>
+            </w:r>
+            <w:r>
+              <w:rPr>
+                <w:rStyle w:val="Lienhypertexte"/>
+                <w:lang w:val="it-IT"/>
+              </w:rPr>
+              <w:t>https://telegram.org/</w:t>
+            </w:r>
+            <w:r>
+              <w:fldChar w:fldCharType="end"/>
+            </w:r>
             <w:r>
               <w:rPr>
                 <w:lang w:val="it-IT"/>
@@ -2937,7 +2947,6 @@
                 <w:bCs/>
                 <w:color w:val="EE0000"/>
               </w:rPr>
-              <w:lastRenderedPageBreak/>
               <w:t>Google</w:t>
             </w:r>
             <w:r>
@@ -3010,7 +3019,7 @@
             <w:pPr>
               <w:jc w:val="center"/>
             </w:pPr>
-            <w:hyperlink r:id="rId15" w:history="1">
+            <w:hyperlink r:id="rId12" w:history="1">
               <w:r>
                 <w:rPr>
                   <w:rStyle w:val="Lienhypertexte"/>
@@ -3023,16 +3032,11 @@
             <w:pPr>
               <w:jc w:val="center"/>
             </w:pPr>
-            <w:proofErr w:type="gramStart"/>
             <w:r>
               <w:t>o</w:t>
             </w:r>
             <w:r>
-              <w:t>u</w:t>
-            </w:r>
-            <w:proofErr w:type="gramEnd"/>
-            <w:r>
-              <w:t xml:space="preserve"> </w:t>
+              <w:t xml:space="preserve">u </w:t>
             </w:r>
             <w:r>
               <w:rPr>
@@ -3048,7 +3052,7 @@
             <w:r>
               <w:t xml:space="preserve">(République Tchèque) </w:t>
             </w:r>
-            <w:hyperlink r:id="rId16" w:history="1">
+            <w:hyperlink r:id="rId13" w:history="1">
               <w:r>
                 <w:rPr>
                   <w:rStyle w:val="Lienhypertexte"/>
@@ -3155,7 +3159,7 @@
             <w:pPr>
               <w:jc w:val="center"/>
             </w:pPr>
-            <w:hyperlink r:id="rId17" w:history="1">
+            <w:hyperlink r:id="rId14" w:history="1">
               <w:r>
                 <w:rPr>
                   <w:rStyle w:val="Lienhypertexte"/>
@@ -3168,13 +3172,8 @@
             <w:pPr>
               <w:jc w:val="center"/>
             </w:pPr>
-            <w:proofErr w:type="gramStart"/>
-            <w:r>
-              <w:t>ou</w:t>
-            </w:r>
-            <w:proofErr w:type="gramEnd"/>
-            <w:r>
-              <w:t xml:space="preserve"> </w:t>
+            <w:r>
+              <w:t xml:space="preserve">ou </w:t>
             </w:r>
             <w:r>
               <w:rPr>
@@ -3265,7 +3264,7 @@
             <w:r>
               <w:t xml:space="preserve"> </w:t>
             </w:r>
-            <w:hyperlink r:id="rId18" w:history="1">
+            <w:hyperlink r:id="rId15" w:history="1">
               <w:r>
                 <w:rPr>
                   <w:rStyle w:val="Lienhypertexte"/>
@@ -3365,7 +3364,6 @@
               <w:jc w:val="center"/>
             </w:pPr>
             <w:proofErr w:type="spellStart"/>
-            <w:proofErr w:type="gramStart"/>
             <w:r>
               <w:rPr>
                 <w:b/>
@@ -3375,7 +3373,6 @@
               <w:t>kMeet</w:t>
             </w:r>
             <w:proofErr w:type="spellEnd"/>
-            <w:proofErr w:type="gramEnd"/>
             <w:r>
               <w:rPr>
                 <w:color w:val="00B050"/>
@@ -3390,7 +3387,7 @@
             <w:pPr>
               <w:jc w:val="center"/>
             </w:pPr>
-            <w:hyperlink r:id="rId19" w:history="1">
+            <w:hyperlink r:id="rId16" w:history="1">
               <w:r>
                 <w:rPr>
                   <w:rStyle w:val="Lienhypertexte"/>
@@ -3441,7 +3438,7 @@
             <w:pPr>
               <w:jc w:val="center"/>
             </w:pPr>
-            <w:hyperlink r:id="rId20" w:history="1">
+            <w:hyperlink r:id="rId17" w:history="1">
               <w:r>
                 <w:rPr>
                   <w:rStyle w:val="Lienhypertexte"/>
@@ -3557,21 +3554,7 @@
               <w:rPr>
                 <w:lang w:val="en-US"/>
               </w:rPr>
-              <w:t>48 €/</w:t>
-            </w:r>
-            <w:proofErr w:type="gramStart"/>
-            <w:r>
-              <w:rPr>
-                <w:lang w:val="en-US"/>
-              </w:rPr>
-              <w:t>an</w:t>
-            </w:r>
-            <w:proofErr w:type="gramEnd"/>
-            <w:r>
-              <w:rPr>
-                <w:lang w:val="en-US"/>
-              </w:rPr>
-              <w:t xml:space="preserve"> </w:t>
+              <w:t xml:space="preserve">48 €/an </w:t>
             </w:r>
             <w:r>
               <w:rPr>
@@ -3593,15 +3576,28 @@
                 <w:lang w:val="en-US"/>
               </w:rPr>
             </w:pPr>
-            <w:hyperlink r:id="rId21" w:history="1">
-              <w:r>
-                <w:rPr>
-                  <w:rStyle w:val="Lienhypertexte"/>
-                  <w:lang w:val="en-US"/>
-                </w:rPr>
-                <w:t>https://cloudeezy.com/hebergement-nextcloud/gratuit.html</w:t>
-              </w:r>
-            </w:hyperlink>
+            <w:r>
+              <w:fldChar w:fldCharType="begin"/>
+            </w:r>
+            <w:r>
+              <w:rPr>
+                <w:lang w:val="en-US"/>
+              </w:rPr>
+              <w:instrText>HYPERLINK "https://cloudeezy.com/hebergement-nextcloud/gratuit.html"</w:instrText>
+            </w:r>
+            <w:r>
+              <w:fldChar w:fldCharType="separate"/>
+            </w:r>
+            <w:r>
+              <w:rPr>
+                <w:rStyle w:val="Lienhypertexte"/>
+                <w:lang w:val="en-US"/>
+              </w:rPr>
+              <w:t>https://cloudeezy.com/hebergement-nextcloud/gratuit.html</w:t>
+            </w:r>
+            <w:r>
+              <w:fldChar w:fldCharType="end"/>
+            </w:r>
           </w:p>
           <w:p>
             <w:pPr>
@@ -3671,15 +3667,28 @@
               </w:rPr>
               <w:br/>
             </w:r>
-            <w:hyperlink r:id="rId22" w:anchor="install-clients" w:history="1">
-              <w:r>
-                <w:rPr>
-                  <w:rStyle w:val="Lienhypertexte"/>
-                  <w:lang w:val="en-US"/>
-                </w:rPr>
-                <w:t>https://nextcloud.com/install/#install-clients</w:t>
-              </w:r>
-            </w:hyperlink>
+            <w:r>
+              <w:fldChar w:fldCharType="begin"/>
+            </w:r>
+            <w:r>
+              <w:rPr>
+                <w:lang w:val="en-US"/>
+              </w:rPr>
+              <w:instrText>HYPERLINK "https://nextcloud.com/install/" \l "install-clients"</w:instrText>
+            </w:r>
+            <w:r>
+              <w:fldChar w:fldCharType="separate"/>
+            </w:r>
+            <w:r>
+              <w:rPr>
+                <w:rStyle w:val="Lienhypertexte"/>
+                <w:lang w:val="en-US"/>
+              </w:rPr>
+              <w:t>https://nextcloud.com/install/#install-clients</w:t>
+            </w:r>
+            <w:r>
+              <w:fldChar w:fldCharType="end"/>
+            </w:r>
           </w:p>
         </w:tc>
       </w:tr>
@@ -3858,7 +3867,7 @@
             <w:r>
               <w:br/>
             </w:r>
-            <w:hyperlink r:id="rId23" w:history="1">
+            <w:hyperlink r:id="rId18" w:history="1">
               <w:r>
                 <w:rPr>
                   <w:rStyle w:val="Lienhypertexte"/>
@@ -3940,7 +3949,7 @@
             <w:r>
               <w:br/>
             </w:r>
-            <w:hyperlink r:id="rId24" w:anchor="install-clients" w:history="1">
+            <w:hyperlink r:id="rId19" w:anchor="install-clients" w:history="1">
               <w:r>
                 <w:rPr>
                   <w:rStyle w:val="Lienhypertexte"/>
@@ -3990,7 +3999,7 @@
             <w:r>
               <w:br/>
             </w:r>
-            <w:hyperlink r:id="rId25" w:history="1">
+            <w:hyperlink r:id="rId20" w:history="1">
               <w:r>
                 <w:rPr>
                   <w:rStyle w:val="Lienhypertexte"/>
@@ -4159,7 +4168,7 @@
             <w:pPr>
               <w:jc w:val="center"/>
             </w:pPr>
-            <w:hyperlink r:id="rId26" w:anchor="desktop" w:history="1">
+            <w:hyperlink r:id="rId21" w:anchor="desktop" w:history="1">
               <w:r>
                 <w:rPr>
                   <w:rStyle w:val="Lienhypertexte"/>
@@ -4174,7 +4183,13 @@
               <w:t>(</w:t>
             </w:r>
             <w:r>
-              <w:t>Royaume-Unis / Lituanie)</w:t>
+              <w:t xml:space="preserve">Royaume-Unis / </w:t>
+            </w:r>
+            <w:r>
+              <w:t>Lettonie</w:t>
+            </w:r>
+            <w:r>
+              <w:t>)</w:t>
             </w:r>
           </w:p>
           <w:p>
@@ -4186,13 +4201,8 @@
                 <w:color w:val="00B050"/>
               </w:rPr>
             </w:pPr>
-            <w:proofErr w:type="gramStart"/>
-            <w:r>
-              <w:t>en</w:t>
-            </w:r>
-            <w:proofErr w:type="gramEnd"/>
-            <w:r>
-              <w:t xml:space="preserve"> attendant </w:t>
+            <w:r>
+              <w:t xml:space="preserve">en attendant </w:t>
             </w:r>
             <w:r>
               <w:rPr>
@@ -4207,7 +4217,7 @@
             <w:pPr>
               <w:jc w:val="center"/>
             </w:pPr>
-            <w:hyperlink r:id="rId27" w:history="1">
+            <w:hyperlink r:id="rId22" w:history="1">
               <w:r>
                 <w:rPr>
                   <w:rStyle w:val="Lienhypertexte"/>
@@ -4360,7 +4370,7 @@
             <w:r>
               <w:t xml:space="preserve"> : </w:t>
             </w:r>
-            <w:hyperlink r:id="rId28" w:history="1">
+            <w:hyperlink r:id="rId23" w:history="1">
               <w:r>
                 <w:rPr>
                   <w:rStyle w:val="Lienhypertexte"/>
@@ -4377,7 +4387,7 @@
             <w:r>
               <w:t xml:space="preserve"> </w:t>
             </w:r>
-            <w:hyperlink r:id="rId29" w:history="1">
+            <w:hyperlink r:id="rId24" w:history="1">
               <w:r>
                 <w:rPr>
                   <w:rStyle w:val="Lienhypertexte"/>
@@ -4415,7 +4425,6 @@
       <w:r>
         <w:t xml:space="preserve"> </w:t>
       </w:r>
-      <w:proofErr w:type="gramStart"/>
       <w:r>
         <w:t>»</w:t>
       </w:r>
@@ -4425,7 +4434,6 @@
       <w:r>
         <w:t>)</w:t>
       </w:r>
-      <w:proofErr w:type="gramEnd"/>
       <w:r>
         <w:t xml:space="preserve"> est la plus délicate mais </w:t>
       </w:r>
@@ -4441,7 +4449,10 @@
       <w:pPr>
         <w:pStyle w:val="Titre2"/>
       </w:pPr>
-      <w:bookmarkStart w:id="2" w:name="_Toc238317080"/>
+      <w:bookmarkStart w:id="2" w:name="_Toc238385251"/>
+      <w:r>
+        <w:t xml:space="preserve">III - </w:t>
+      </w:r>
       <w:r>
         <w:t>Conclusion</w:t>
       </w:r>
@@ -4538,7 +4549,7 @@
         <w:pStyle w:val="Titre2"/>
       </w:pPr>
       <w:bookmarkStart w:id="3" w:name="WindowsEtAndroid"/>
-      <w:bookmarkStart w:id="4" w:name="_Toc238317081"/>
+      <w:bookmarkStart w:id="4" w:name="_Toc238385252"/>
       <w:bookmarkEnd w:id="3"/>
       <w:r>
         <w:t xml:space="preserve">Annexe 1 - </w:t>
@@ -4571,7 +4582,7 @@
           <w:numId w:val="8"/>
         </w:numPr>
       </w:pPr>
-      <w:bookmarkStart w:id="5" w:name="_Toc238317082"/>
+      <w:bookmarkStart w:id="5" w:name="_Toc238385253"/>
       <w:r>
         <w:t>Évacue</w:t>
       </w:r>
@@ -4607,15 +4618,6 @@
       </w:r>
       <w:r>
         <w:t xml:space="preserve"> Firefox</w:t>
-      </w:r>
-      <w:r>
-        <w:t xml:space="preserve"> </w:t>
-      </w:r>
-      <w:r>
-        <w:t>ou</w:t>
-      </w:r>
-      <w:r>
-        <w:t xml:space="preserve"> Vivaldi</w:t>
       </w:r>
       <w:bookmarkEnd w:id="5"/>
     </w:p>
@@ -4640,7 +4642,7 @@
                     <pic:cNvPicPr/>
                   </pic:nvPicPr>
                   <pic:blipFill>
-                    <a:blip r:embed="rId30"/>
+                    <a:blip r:embed="rId25"/>
                     <a:stretch>
                       <a:fillRect/>
                     </a:stretch>
@@ -4692,33 +4694,6 @@
         <w:t xml:space="preserve"> </w:t>
       </w:r>
       <w:r>
-        <w:t xml:space="preserve">ou </w:t>
-      </w:r>
-      <w:r>
-        <w:rPr>
-          <w:b/>
-          <w:bCs/>
-        </w:rPr>
-        <w:t>Vivaldi Brow</w:t>
-      </w:r>
-      <w:r>
-        <w:rPr>
-          <w:b/>
-          <w:bCs/>
-        </w:rPr>
-        <w:t>s</w:t>
-      </w:r>
-      <w:r>
-        <w:rPr>
-          <w:b/>
-          <w:bCs/>
-        </w:rPr>
-        <w:t>er</w:t>
-      </w:r>
-      <w:r>
-        <w:t xml:space="preserve"> </w:t>
-      </w:r>
-      <w:r>
         <w:t xml:space="preserve">et </w:t>
       </w:r>
       <w:r>
@@ -4752,7 +4727,7 @@
                     <pic:cNvPicPr/>
                   </pic:nvPicPr>
                   <pic:blipFill>
-                    <a:blip r:embed="rId31"/>
+                    <a:blip r:embed="rId26"/>
                     <a:stretch>
                       <a:fillRect/>
                     </a:stretch>
@@ -4772,58 +4747,6 @@
           </wp:inline>
         </w:drawing>
       </w:r>
-      <w:r>
-        <w:rPr>
-          <w:noProof/>
-        </w:rPr>
-        <w:t xml:space="preserve">ou  </w:t>
-      </w:r>
-      <w:r>
-        <w:rPr>
-          <w:noProof/>
-        </w:rPr>
-        <w:t xml:space="preserve"> </w:t>
-      </w:r>
-      <w:r>
-        <w:rPr>
-          <w:noProof/>
-        </w:rPr>
-        <w:drawing>
-          <wp:inline distT="0" distB="0" distL="0" distR="0" wp14:anchorId="151C5108" wp14:editId="54C03E84">
-            <wp:extent cx="2181225" cy="1507107"/>
-            <wp:effectExtent l="0" t="0" r="0" b="0"/>
-            <wp:docPr id="1251724130" name="Image 1"/>
-            <wp:cNvGraphicFramePr>
-              <a:graphicFrameLocks xmlns:a="http://schemas.openxmlformats.org/drawingml/2006/main" noChangeAspect="1"/>
-            </wp:cNvGraphicFramePr>
-            <a:graphic xmlns:a="http://schemas.openxmlformats.org/drawingml/2006/main">
-              <a:graphicData uri="http://schemas.openxmlformats.org/drawingml/2006/picture">
-                <pic:pic xmlns:pic="http://schemas.openxmlformats.org/drawingml/2006/picture">
-                  <pic:nvPicPr>
-                    <pic:cNvPr id="1251724130" name=""/>
-                    <pic:cNvPicPr/>
-                  </pic:nvPicPr>
-                  <pic:blipFill>
-                    <a:blip r:embed="rId32"/>
-                    <a:stretch>
-                      <a:fillRect/>
-                    </a:stretch>
-                  </pic:blipFill>
-                  <pic:spPr>
-                    <a:xfrm>
-                      <a:off x="0" y="0"/>
-                      <a:ext cx="2185288" cy="1509914"/>
-                    </a:xfrm>
-                    <a:prstGeom prst="rect">
-                      <a:avLst/>
-                    </a:prstGeom>
-                  </pic:spPr>
-                </pic:pic>
-              </a:graphicData>
-            </a:graphic>
-          </wp:inline>
-        </w:drawing>
-      </w:r>
     </w:p>
     <w:p>
       <w:pPr>
@@ -4849,7 +4772,7 @@
                     <pic:cNvPicPr/>
                   </pic:nvPicPr>
                   <pic:blipFill>
-                    <a:blip r:embed="rId33"/>
+                    <a:blip r:embed="rId27"/>
                     <a:stretch>
                       <a:fillRect/>
                     </a:stretch>
@@ -4901,34 +4824,6 @@
         <w:t>Firefox : navigateur privé</w:t>
       </w:r>
       <w:r>
-        <w:t xml:space="preserve"> </w:t>
-      </w:r>
-      <w:r>
-        <w:t xml:space="preserve">ou </w:t>
-      </w:r>
-      <w:r>
-        <w:rPr>
-          <w:b/>
-          <w:bCs/>
-        </w:rPr>
-        <w:t>Vivaldi</w:t>
-      </w:r>
-      <w:r>
-        <w:t xml:space="preserve"> </w:t>
-      </w:r>
-      <w:r>
-        <w:t xml:space="preserve">et </w:t>
-      </w:r>
-      <w:r>
-        <w:t>l‘</w:t>
-      </w:r>
-      <w:r>
-        <w:t>installe</w:t>
-      </w:r>
-      <w:r>
-        <w:t>z</w:t>
-      </w:r>
-      <w:r>
         <w:t>.</w:t>
       </w:r>
     </w:p>
@@ -4950,6 +4845,14 @@
       </w:r>
       <w:r>
         <w:t>.</w:t>
+      </w:r>
+    </w:p>
+    <w:p>
+      <w:pPr>
+        <w:jc w:val="both"/>
+      </w:pPr>
+      <w:r>
+        <w:t>Nota bene : voir en annexe le mode d’emploi pour une installation personnalisée permettant entre-autre de choisir la partition d’installation.</w:t>
       </w:r>
     </w:p>
     <w:p/>
@@ -4961,7 +4864,7 @@
           <w:numId w:val="8"/>
         </w:numPr>
       </w:pPr>
-      <w:bookmarkStart w:id="6" w:name="_Toc238317083"/>
+      <w:bookmarkStart w:id="6" w:name="_Toc238385254"/>
       <w:r>
         <w:t>Évacue</w:t>
       </w:r>
@@ -5018,13 +4921,8 @@
           <w:numId w:val="32"/>
         </w:numPr>
       </w:pPr>
-      <w:proofErr w:type="gramStart"/>
-      <w:r>
-        <w:t>soit</w:t>
-      </w:r>
-      <w:proofErr w:type="gramEnd"/>
-      <w:r>
-        <w:t xml:space="preserve"> </w:t>
+      <w:r>
+        <w:t xml:space="preserve">soit </w:t>
       </w:r>
       <w:proofErr w:type="spellStart"/>
       <w:r>
@@ -5055,7 +4953,7 @@
       <w:r>
         <w:t>(</w:t>
       </w:r>
-      <w:hyperlink r:id="rId34" w:history="1">
+      <w:hyperlink r:id="rId28" w:history="1">
         <w:r>
           <w:rPr>
             <w:rStyle w:val="Lienhypertexte"/>
@@ -5078,13 +4976,8 @@
           <w:numId w:val="32"/>
         </w:numPr>
       </w:pPr>
-      <w:proofErr w:type="gramStart"/>
-      <w:r>
-        <w:t>soit</w:t>
-      </w:r>
-      <w:proofErr w:type="gramEnd"/>
-      <w:r>
-        <w:t xml:space="preserve"> </w:t>
+      <w:r>
+        <w:t xml:space="preserve">soit </w:t>
       </w:r>
       <w:proofErr w:type="spellStart"/>
       <w:r>
@@ -5098,7 +4991,7 @@
       <w:r>
         <w:t xml:space="preserve"> (</w:t>
       </w:r>
-      <w:hyperlink r:id="rId35" w:history="1">
+      <w:hyperlink r:id="rId29" w:history="1">
         <w:r>
           <w:rPr>
             <w:rStyle w:val="Lienhypertexte"/>
@@ -5166,7 +5059,6 @@
           <w:b/>
           <w:bCs/>
         </w:rPr>
-        <w:lastRenderedPageBreak/>
         <w:t>Duck</w:t>
       </w:r>
       <w:r>
@@ -5187,7 +5079,7 @@
       <w:r>
         <w:t>(</w:t>
       </w:r>
-      <w:hyperlink r:id="rId36" w:history="1">
+      <w:hyperlink r:id="rId30" w:history="1">
         <w:r>
           <w:rPr>
             <w:rStyle w:val="Lienhypertexte"/>
@@ -5222,7 +5114,7 @@
       <w:r>
         <w:t>(</w:t>
       </w:r>
-      <w:hyperlink r:id="rId37" w:history="1">
+      <w:hyperlink r:id="rId31" w:history="1">
         <w:r>
           <w:rPr>
             <w:rStyle w:val="Lienhypertexte"/>
@@ -5247,7 +5139,7 @@
       <w:r>
         <w:t xml:space="preserve"> (</w:t>
       </w:r>
-      <w:hyperlink r:id="rId38" w:history="1">
+      <w:hyperlink r:id="rId32" w:history="1">
         <w:r>
           <w:rPr>
             <w:rStyle w:val="Lienhypertexte"/>
@@ -5275,7 +5167,7 @@
       <w:r>
         <w:t xml:space="preserve"> </w:t>
       </w:r>
-      <w:hyperlink r:id="rId39" w:history="1">
+      <w:hyperlink r:id="rId33" w:history="1">
         <w:r>
           <w:rPr>
             <w:rStyle w:val="Lienhypertexte"/>
@@ -5295,7 +5187,7 @@
           <w:numId w:val="8"/>
         </w:numPr>
       </w:pPr>
-      <w:bookmarkStart w:id="7" w:name="_Toc238317084"/>
+      <w:bookmarkStart w:id="7" w:name="_Toc238385255"/>
       <w:r>
         <w:t>Évacuer la messagerie instantanée WhatsApp</w:t>
       </w:r>
@@ -5393,7 +5285,7 @@
       <w:r>
         <w:t xml:space="preserve"> FISA 702 et avec les serveurs Amazon (AWS). </w:t>
       </w:r>
-      <w:hyperlink r:id="rId40" w:history="1">
+      <w:hyperlink r:id="rId34" w:history="1">
         <w:r>
           <w:rPr>
             <w:rStyle w:val="Lienhypertexte"/>
@@ -5414,7 +5306,7 @@
           <w:numId w:val="8"/>
         </w:numPr>
       </w:pPr>
-      <w:bookmarkStart w:id="8" w:name="_Toc238317085"/>
+      <w:bookmarkStart w:id="8" w:name="_Toc238385256"/>
       <w:r>
         <w:t xml:space="preserve">Évacuer la cartographie Google </w:t>
       </w:r>
@@ -5467,7 +5359,7 @@
         </w:rPr>
         <w:t xml:space="preserve"> (Pays-Bas) </w:t>
       </w:r>
-      <w:hyperlink r:id="rId41" w:history="1">
+      <w:hyperlink r:id="rId35" w:history="1">
         <w:r>
           <w:rPr>
             <w:rStyle w:val="Lienhypertexte"/>
@@ -5498,7 +5390,7 @@
       <w:r>
         <w:t xml:space="preserve">ue Tchèque) </w:t>
       </w:r>
-      <w:hyperlink r:id="rId42" w:history="1">
+      <w:hyperlink r:id="rId36" w:history="1">
         <w:r>
           <w:rPr>
             <w:rStyle w:val="Lienhypertexte"/>
@@ -5519,7 +5411,7 @@
           <w:numId w:val="8"/>
         </w:numPr>
       </w:pPr>
-      <w:bookmarkStart w:id="9" w:name="_Toc238317086"/>
+      <w:bookmarkStart w:id="9" w:name="_Toc238385257"/>
       <w:r>
         <w:t xml:space="preserve">Évacuer les </w:t>
       </w:r>
@@ -5560,7 +5452,7 @@
       <w:r>
         <w:t xml:space="preserve"> </w:t>
       </w:r>
-      <w:hyperlink r:id="rId43" w:history="1">
+      <w:hyperlink r:id="rId37" w:history="1">
         <w:r>
           <w:rPr>
             <w:rStyle w:val="Lienhypertexte"/>
@@ -5631,7 +5523,7 @@
       <w:r>
         <w:t xml:space="preserve">(Pays-Bas)  </w:t>
       </w:r>
-      <w:hyperlink r:id="rId44" w:history="1">
+      <w:hyperlink r:id="rId38" w:history="1">
         <w:r>
           <w:rPr>
             <w:rStyle w:val="Lienhypertexte"/>
@@ -5646,23 +5538,7 @@
           <w:b/>
           <w:bCs/>
         </w:rPr>
-        <w:t xml:space="preserve">Duck </w:t>
-      </w:r>
-      <w:proofErr w:type="gramStart"/>
-      <w:r>
-        <w:rPr>
-          <w:b/>
-          <w:bCs/>
-        </w:rPr>
-        <w:t>ai</w:t>
-      </w:r>
-      <w:proofErr w:type="gramEnd"/>
-      <w:r>
-        <w:rPr>
-          <w:b/>
-          <w:bCs/>
-        </w:rPr>
-        <w:t xml:space="preserve"> </w:t>
+        <w:t xml:space="preserve">Duck ai </w:t>
       </w:r>
       <w:r>
         <w:t>(Californie</w:t>
@@ -5670,7 +5546,7 @@
       <w:r>
         <w:t xml:space="preserve">, </w:t>
       </w:r>
-      <w:hyperlink r:id="rId45" w:history="1">
+      <w:hyperlink r:id="rId39" w:history="1">
         <w:r>
           <w:rPr>
             <w:rStyle w:val="Lienhypertexte"/>
@@ -5701,7 +5577,7 @@
       <w:r>
         <w:t xml:space="preserve"> Cependant, si Duck.ai respecte les termes de sa politique de confidentialité, il n‘y a pas trop de risque à l’utiliser : </w:t>
       </w:r>
-      <w:hyperlink r:id="rId46" w:history="1">
+      <w:hyperlink r:id="rId40" w:history="1">
         <w:r>
           <w:rPr>
             <w:rStyle w:val="Lienhypertexte"/>
@@ -5725,7 +5601,7 @@
           <w:lang w:val="en-US"/>
         </w:rPr>
       </w:pPr>
-      <w:bookmarkStart w:id="10" w:name="_Toc238317087"/>
+      <w:bookmarkStart w:id="10" w:name="_Toc238385258"/>
       <w:proofErr w:type="spellStart"/>
       <w:r>
         <w:rPr>
@@ -5792,7 +5668,7 @@
       <w:r>
         <w:t xml:space="preserve"> (Suisse) </w:t>
       </w:r>
-      <w:hyperlink r:id="rId47" w:history="1">
+      <w:hyperlink r:id="rId41" w:history="1">
         <w:r>
           <w:rPr>
             <w:rStyle w:val="Lienhypertexte"/>
@@ -5831,7 +5707,7 @@
       <w:r>
         <w:t xml:space="preserve"> (France) </w:t>
       </w:r>
-      <w:hyperlink r:id="rId48" w:history="1">
+      <w:hyperlink r:id="rId42" w:history="1">
         <w:r>
           <w:rPr>
             <w:rStyle w:val="Lienhypertexte"/>
@@ -5849,9 +5725,8 @@
           <w:numId w:val="8"/>
         </w:numPr>
       </w:pPr>
-      <w:bookmarkStart w:id="11" w:name="_Toc238317088"/>
-      <w:r>
-        <w:lastRenderedPageBreak/>
+      <w:bookmarkStart w:id="11" w:name="_Toc238385259"/>
+      <w:r>
         <w:t>Évacue</w:t>
       </w:r>
       <w:r>
@@ -6127,9 +6002,12 @@
       <w:pPr>
         <w:pStyle w:val="Titre4"/>
       </w:pPr>
-      <w:bookmarkStart w:id="12" w:name="_Toc238317089"/>
-      <w:r>
-        <w:t xml:space="preserve">3.1 Créer un compte </w:t>
+      <w:bookmarkStart w:id="12" w:name="_Toc238385260"/>
+      <w:r>
+        <w:t>7</w:t>
+      </w:r>
+      <w:r>
+        <w:t xml:space="preserve">.1 Créer un compte </w:t>
       </w:r>
       <w:proofErr w:type="spellStart"/>
       <w:r>
@@ -6189,7 +6067,7 @@
       <w:pPr>
         <w:jc w:val="both"/>
       </w:pPr>
-      <w:hyperlink r:id="rId49" w:history="1">
+      <w:hyperlink r:id="rId43" w:history="1">
         <w:r>
           <w:rPr>
             <w:rStyle w:val="Lienhypertexte"/>
@@ -6229,7 +6107,7 @@
       <w:r>
         <w:t xml:space="preserve">, vous pouvez visualiser vos services Cloud en vous connectant sur </w:t>
       </w:r>
-      <w:hyperlink r:id="rId50" w:history="1">
+      <w:hyperlink r:id="rId44" w:history="1">
         <w:r>
           <w:rPr>
             <w:rStyle w:val="Lienhypertexte"/>
@@ -6251,9 +6129,12 @@
         <w:pStyle w:val="Titre4"/>
         <w:jc w:val="both"/>
       </w:pPr>
-      <w:bookmarkStart w:id="13" w:name="_Toc238317090"/>
-      <w:r>
-        <w:t xml:space="preserve">3.2 Voir ses fichiers </w:t>
+      <w:bookmarkStart w:id="13" w:name="_Toc238385261"/>
+      <w:r>
+        <w:t>7</w:t>
+      </w:r>
+      <w:r>
+        <w:t xml:space="preserve">.2 Voir ses fichiers </w:t>
       </w:r>
       <w:proofErr w:type="spellStart"/>
       <w:r>
@@ -6348,7 +6229,7 @@
       <w:r>
         <w:t xml:space="preserve"> : </w:t>
       </w:r>
-      <w:hyperlink r:id="rId51" w:anchor="install-clients" w:history="1">
+      <w:hyperlink r:id="rId45" w:anchor="install-clients" w:history="1">
         <w:r>
           <w:rPr>
             <w:rStyle w:val="Lienhypertexte"/>
@@ -6378,7 +6259,7 @@
                     <pic:cNvPicPr/>
                   </pic:nvPicPr>
                   <pic:blipFill>
-                    <a:blip r:embed="rId52"/>
+                    <a:blip r:embed="rId46"/>
                     <a:stretch>
                       <a:fillRect/>
                     </a:stretch>
@@ -6440,7 +6321,7 @@
                     <pic:cNvPicPr/>
                   </pic:nvPicPr>
                   <pic:blipFill>
-                    <a:blip r:embed="rId53"/>
+                    <a:blip r:embed="rId47"/>
                     <a:stretch>
                       <a:fillRect/>
                     </a:stretch>
@@ -6465,7 +6346,7 @@
       <w:r>
         <w:t xml:space="preserve">Saisissez l’adresse </w:t>
       </w:r>
-      <w:hyperlink r:id="rId54" w:history="1">
+      <w:hyperlink r:id="rId48" w:history="1">
         <w:r>
           <w:rPr>
             <w:rStyle w:val="Lienhypertexte"/>
@@ -6513,7 +6394,7 @@
                     <pic:cNvPicPr/>
                   </pic:nvPicPr>
                   <pic:blipFill>
-                    <a:blip r:embed="rId55"/>
+                    <a:blip r:embed="rId49"/>
                     <a:stretch>
                       <a:fillRect/>
                     </a:stretch>
@@ -6545,15 +6426,7 @@
         <w:t>z</w:t>
       </w:r>
       <w:r>
-        <w:t xml:space="preserve"> sur le bouton [Se connecter] et entrez l’adresse </w:t>
-      </w:r>
-      <w:proofErr w:type="gramStart"/>
-      <w:r>
-        <w:t>e-mail</w:t>
-      </w:r>
-      <w:proofErr w:type="gramEnd"/>
-      <w:r>
-        <w:t xml:space="preserve"> et le mot de passe que vous avez défini</w:t>
+        <w:t xml:space="preserve"> sur le bouton [Se connecter] et entrez l’adresse e-mail et le mot de passe que vous avez défini</w:t>
       </w:r>
       <w:r>
         <w:t>s</w:t>
@@ -6575,7 +6448,6 @@
         <w:jc w:val="both"/>
       </w:pPr>
       <w:r>
-        <w:lastRenderedPageBreak/>
         <w:t>Au bout de quelque secondes, l’écran suivant appara</w:t>
       </w:r>
       <w:r>
@@ -6611,7 +6483,7 @@
                     </pic:cNvPicPr>
                   </pic:nvPicPr>
                   <pic:blipFill>
-                    <a:blip r:embed="rId56">
+                    <a:blip r:embed="rId50">
                       <a:extLst>
                         <a:ext uri="{28A0092B-C50C-407E-A947-70E740481C1C}">
                           <a14:useLocalDpi xmlns:a14="http://schemas.microsoft.com/office/drawing/2010/main" val="0"/>
@@ -6824,9 +6696,12 @@
       <w:pPr>
         <w:pStyle w:val="Titre4"/>
       </w:pPr>
-      <w:bookmarkStart w:id="14" w:name="_Toc238317091"/>
-      <w:r>
-        <w:t xml:space="preserve">3.3 Transférer ses contacts de Microsoft 365 vers </w:t>
+      <w:bookmarkStart w:id="14" w:name="_Toc238385262"/>
+      <w:r>
+        <w:t>7</w:t>
+      </w:r>
+      <w:r>
+        <w:t xml:space="preserve">.3 Transférer ses contacts de Microsoft 365 vers </w:t>
       </w:r>
       <w:proofErr w:type="spellStart"/>
       <w:r>
@@ -7001,7 +6876,7 @@
       <w:r>
         <w:t xml:space="preserve">: </w:t>
       </w:r>
-      <w:hyperlink r:id="rId57" w:history="1">
+      <w:hyperlink r:id="rId51" w:history="1">
         <w:r>
           <w:rPr>
             <w:rStyle w:val="Lienhypertexte"/>
@@ -7104,7 +6979,7 @@
       <w:r>
         <w:t xml:space="preserve"> comme vous choisissez leur plateforme, ce devrait être le cas (</w:t>
       </w:r>
-      <w:hyperlink r:id="rId58" w:history="1">
+      <w:hyperlink r:id="rId52" w:history="1">
         <w:r>
           <w:rPr>
             <w:rStyle w:val="Lienhypertexte"/>
@@ -7145,7 +7020,6 @@
         <w:jc w:val="both"/>
       </w:pPr>
       <w:r>
-        <w:lastRenderedPageBreak/>
         <w:t xml:space="preserve">Convertir vous-même votre liste de contacts au format csv grâce à un compte </w:t>
       </w:r>
       <w:r>
@@ -7177,13 +7051,8 @@
           <w:numId w:val="20"/>
         </w:numPr>
       </w:pPr>
-      <w:proofErr w:type="gramStart"/>
-      <w:r>
-        <w:t>exporter</w:t>
-      </w:r>
-      <w:proofErr w:type="gramEnd"/>
-      <w:r>
-        <w:t xml:space="preserve"> vos contacts Microsoft 365</w:t>
+      <w:r>
+        <w:t>exporter vos contacts Microsoft 365</w:t>
       </w:r>
       <w:r>
         <w:t xml:space="preserve"> au format csv</w:t>
@@ -7200,13 +7069,8 @@
           <w:numId w:val="20"/>
         </w:numPr>
       </w:pPr>
-      <w:proofErr w:type="gramStart"/>
-      <w:r>
-        <w:t>importer</w:t>
-      </w:r>
-      <w:proofErr w:type="gramEnd"/>
-      <w:r>
-        <w:t xml:space="preserve"> ces contacts </w:t>
+      <w:r>
+        <w:t xml:space="preserve">importer ces contacts </w:t>
       </w:r>
       <w:r>
         <w:t xml:space="preserve">au format csv </w:t>
@@ -7231,13 +7095,8 @@
           <w:numId w:val="20"/>
         </w:numPr>
       </w:pPr>
-      <w:proofErr w:type="gramStart"/>
-      <w:r>
-        <w:t>exporter</w:t>
-      </w:r>
-      <w:proofErr w:type="gramEnd"/>
-      <w:r>
-        <w:t xml:space="preserve"> depuis </w:t>
+      <w:r>
+        <w:t xml:space="preserve">exporter depuis </w:t>
       </w:r>
       <w:proofErr w:type="spellStart"/>
       <w:r>
@@ -7264,13 +7123,8 @@
           <w:numId w:val="20"/>
         </w:numPr>
       </w:pPr>
-      <w:proofErr w:type="gramStart"/>
-      <w:r>
-        <w:t>importer</w:t>
-      </w:r>
-      <w:proofErr w:type="gramEnd"/>
-      <w:r>
-        <w:t xml:space="preserve"> </w:t>
+      <w:r>
+        <w:t xml:space="preserve">importer </w:t>
       </w:r>
       <w:r>
         <w:t xml:space="preserve">ces contacts au format </w:t>
@@ -7303,13 +7157,8 @@
           <w:numId w:val="20"/>
         </w:numPr>
       </w:pPr>
-      <w:proofErr w:type="gramStart"/>
-      <w:r>
-        <w:t>effacer</w:t>
-      </w:r>
-      <w:proofErr w:type="gramEnd"/>
-      <w:r>
-        <w:t xml:space="preserve"> les contacts </w:t>
+      <w:r>
+        <w:t xml:space="preserve">effacer les contacts </w:t>
       </w:r>
       <w:r>
         <w:t>préalablement importés dans le</w:t>
@@ -7387,7 +7236,7 @@
       <w:r>
         <w:t xml:space="preserve"> : </w:t>
       </w:r>
-      <w:hyperlink r:id="rId59" w:history="1">
+      <w:hyperlink r:id="rId53" w:history="1">
         <w:r>
           <w:rPr>
             <w:rStyle w:val="Lienhypertexte"/>
@@ -7495,7 +7344,7 @@
                     <pic:cNvPicPr/>
                   </pic:nvPicPr>
                   <pic:blipFill>
-                    <a:blip r:embed="rId60"/>
+                    <a:blip r:embed="rId54"/>
                     <a:stretch>
                       <a:fillRect/>
                     </a:stretch>
@@ -7563,7 +7412,7 @@
                     <pic:cNvPicPr/>
                   </pic:nvPicPr>
                   <pic:blipFill>
-                    <a:blip r:embed="rId61"/>
+                    <a:blip r:embed="rId55"/>
                     <a:stretch>
                       <a:fillRect/>
                     </a:stretch>
@@ -7625,7 +7474,7 @@
                     <pic:cNvPicPr/>
                   </pic:nvPicPr>
                   <pic:blipFill>
-                    <a:blip r:embed="rId62"/>
+                    <a:blip r:embed="rId56"/>
                     <a:stretch>
                       <a:fillRect/>
                     </a:stretch>
@@ -7687,7 +7536,7 @@
                     <pic:cNvPicPr/>
                   </pic:nvPicPr>
                   <pic:blipFill>
-                    <a:blip r:embed="rId63"/>
+                    <a:blip r:embed="rId57"/>
                     <a:stretch>
                       <a:fillRect/>
                     </a:stretch>
@@ -7710,7 +7559,6 @@
     </w:p>
     <w:p>
       <w:r>
-        <w:lastRenderedPageBreak/>
         <w:t>Ouvr</w:t>
       </w:r>
       <w:r>
@@ -7756,7 +7604,7 @@
                     <pic:cNvPicPr/>
                   </pic:nvPicPr>
                   <pic:blipFill>
-                    <a:blip r:embed="rId64"/>
+                    <a:blip r:embed="rId58"/>
                     <a:stretch>
                       <a:fillRect/>
                     </a:stretch>
@@ -7806,7 +7654,7 @@
                     <pic:cNvPicPr/>
                   </pic:nvPicPr>
                   <pic:blipFill>
-                    <a:blip r:embed="rId65"/>
+                    <a:blip r:embed="rId59"/>
                     <a:stretch>
                       <a:fillRect/>
                     </a:stretch>
@@ -7879,7 +7727,6 @@
         <w:t>&lt;</w:t>
       </w:r>
       <w:proofErr w:type="spellStart"/>
-      <w:proofErr w:type="gramStart"/>
       <w:r>
         <w:t>aaaa</w:t>
       </w:r>
@@ -7896,7 +7743,6 @@
         <w:t>jj</w:t>
       </w:r>
       <w:proofErr w:type="spellEnd"/>
-      <w:proofErr w:type="gramEnd"/>
       <w:r>
         <w:t>&gt;-</w:t>
       </w:r>
@@ -7952,7 +7798,7 @@
       <w:r>
         <w:t xml:space="preserve"> page contacts : </w:t>
       </w:r>
-      <w:hyperlink r:id="rId66" w:history="1">
+      <w:hyperlink r:id="rId60" w:history="1">
         <w:r>
           <w:rPr>
             <w:rStyle w:val="Lienhypertexte"/>
@@ -7999,7 +7845,7 @@
                     <pic:cNvPicPr/>
                   </pic:nvPicPr>
                   <pic:blipFill>
-                    <a:blip r:embed="rId67"/>
+                    <a:blip r:embed="rId61"/>
                     <a:stretch>
                       <a:fillRect/>
                     </a:stretch>
@@ -8024,13 +7870,8 @@
       <w:pPr>
         <w:jc w:val="both"/>
       </w:pPr>
-      <w:proofErr w:type="gramStart"/>
-      <w:r>
-        <w:t>et</w:t>
-      </w:r>
-      <w:proofErr w:type="gramEnd"/>
-      <w:r>
-        <w:t xml:space="preserve"> sélectionne</w:t>
+      <w:r>
+        <w:t>et sélectionne</w:t>
       </w:r>
       <w:r>
         <w:t>z</w:t>
@@ -8055,7 +7896,6 @@
       <w:r>
         <w:t xml:space="preserve"> sur le chevron au-dessus des contacts à gauche pour sélectionner </w:t>
       </w:r>
-      <w:proofErr w:type="gramStart"/>
       <w:r>
         <w:rPr>
           <w:b/>
@@ -8063,7 +7903,6 @@
         </w:rPr>
         <w:t>Tous</w:t>
       </w:r>
-      <w:proofErr w:type="gramEnd"/>
       <w:r>
         <w:t xml:space="preserve">. Une fois tous les contacts sélectionnés, cliquez sur les </w:t>
       </w:r>
@@ -8145,7 +7984,7 @@
                     </pic:cNvPicPr>
                   </pic:nvPicPr>
                   <pic:blipFill>
-                    <a:blip r:embed="rId68">
+                    <a:blip r:embed="rId62">
                       <a:extLst>
                         <a:ext uri="{28A0092B-C50C-407E-A947-70E740481C1C}">
                           <a14:useLocalDpi xmlns:a14="http://schemas.microsoft.com/office/drawing/2010/main" val="0"/>
@@ -8199,7 +8038,7 @@
                     <pic:cNvPicPr/>
                   </pic:nvPicPr>
                   <pic:blipFill>
-                    <a:blip r:embed="rId69"/>
+                    <a:blip r:embed="rId63"/>
                     <a:stretch>
                       <a:fillRect/>
                     </a:stretch>
@@ -8225,7 +8064,6 @@
         <w:jc w:val="both"/>
       </w:pPr>
       <w:r>
-        <w:lastRenderedPageBreak/>
         <w:t xml:space="preserve">Vous pouvez éventuellement sauvegarder ce fichier d’export </w:t>
       </w:r>
       <w:proofErr w:type="spellStart"/>
@@ -8271,7 +8109,7 @@
       <w:r>
         <w:t xml:space="preserve"> (</w:t>
       </w:r>
-      <w:hyperlink r:id="rId70" w:history="1">
+      <w:hyperlink r:id="rId64" w:history="1">
         <w:r>
           <w:rPr>
             <w:rStyle w:val="Lienhypertexte"/>
@@ -8326,7 +8164,7 @@
                     <pic:cNvPicPr/>
                   </pic:nvPicPr>
                   <pic:blipFill>
-                    <a:blip r:embed="rId71"/>
+                    <a:blip r:embed="rId65"/>
                     <a:stretch>
                       <a:fillRect/>
                     </a:stretch>
@@ -8386,7 +8224,7 @@
                     </pic:cNvPicPr>
                   </pic:nvPicPr>
                   <pic:blipFill>
-                    <a:blip r:embed="rId72">
+                    <a:blip r:embed="rId66">
                       <a:extLst>
                         <a:ext uri="{28A0092B-C50C-407E-A947-70E740481C1C}">
                           <a14:useLocalDpi xmlns:a14="http://schemas.microsoft.com/office/drawing/2010/main" val="0"/>
@@ -8460,9 +8298,12 @@
       <w:pPr>
         <w:pStyle w:val="Titre4"/>
       </w:pPr>
-      <w:bookmarkStart w:id="15" w:name="_Toc238317092"/>
-      <w:r>
-        <w:t xml:space="preserve">3.4 Transférer une portion de son calendrier de Microsoft 365 vers </w:t>
+      <w:bookmarkStart w:id="15" w:name="_Toc238385263"/>
+      <w:r>
+        <w:t>7</w:t>
+      </w:r>
+      <w:r>
+        <w:t xml:space="preserve">.4 Transférer une portion de son calendrier de Microsoft 365 vers </w:t>
       </w:r>
       <w:proofErr w:type="spellStart"/>
       <w:r>
@@ -8533,7 +8374,7 @@
                     </pic:cNvPicPr>
                   </pic:nvPicPr>
                   <pic:blipFill>
-                    <a:blip r:embed="rId73">
+                    <a:blip r:embed="rId67">
                       <a:extLst>
                         <a:ext uri="{28A0092B-C50C-407E-A947-70E740481C1C}">
                           <a14:useLocalDpi xmlns:a14="http://schemas.microsoft.com/office/drawing/2010/main" val="0"/>
@@ -8590,7 +8431,6 @@
         <w:rPr>
           <w:noProof/>
         </w:rPr>
-        <w:lastRenderedPageBreak/>
         <w:drawing>
           <wp:inline distT="0" distB="0" distL="0" distR="0" wp14:anchorId="769BE854" wp14:editId="23F51023">
             <wp:extent cx="2059638" cy="5448300"/>
@@ -8607,7 +8447,7 @@
                     <pic:cNvPicPr/>
                   </pic:nvPicPr>
                   <pic:blipFill>
-                    <a:blip r:embed="rId74"/>
+                    <a:blip r:embed="rId68"/>
                     <a:stretch>
                       <a:fillRect/>
                     </a:stretch>
@@ -8686,7 +8526,7 @@
                     <pic:cNvPicPr/>
                   </pic:nvPicPr>
                   <pic:blipFill>
-                    <a:blip r:embed="rId75"/>
+                    <a:blip r:embed="rId69"/>
                     <a:stretch>
                       <a:fillRect/>
                     </a:stretch>
@@ -8712,7 +8552,6 @@
         <w:keepNext/>
       </w:pPr>
       <w:r>
-        <w:lastRenderedPageBreak/>
         <w:t>Avant de cliquer sur Enregistrer, vous devez cliquer</w:t>
       </w:r>
       <w:r>
@@ -8757,7 +8596,7 @@
                     </pic:cNvPicPr>
                   </pic:nvPicPr>
                   <pic:blipFill>
-                    <a:blip r:embed="rId76">
+                    <a:blip r:embed="rId70">
                       <a:extLst>
                         <a:ext uri="{28A0092B-C50C-407E-A947-70E740481C1C}">
                           <a14:useLocalDpi xmlns:a14="http://schemas.microsoft.com/office/drawing/2010/main" val="0"/>
@@ -8829,7 +8668,7 @@
                     <pic:cNvPicPr/>
                   </pic:nvPicPr>
                   <pic:blipFill>
-                    <a:blip r:embed="rId77"/>
+                    <a:blip r:embed="rId71"/>
                     <a:stretch>
                       <a:fillRect/>
                     </a:stretch>
@@ -8896,7 +8735,7 @@
       <w:r>
         <w:t>(</w:t>
       </w:r>
-      <w:hyperlink r:id="rId78" w:history="1">
+      <w:hyperlink r:id="rId72" w:history="1">
         <w:r>
           <w:rPr>
             <w:rStyle w:val="Lienhypertexte"/>
@@ -8943,7 +8782,7 @@
                     </pic:cNvPicPr>
                   </pic:nvPicPr>
                   <pic:blipFill>
-                    <a:blip r:embed="rId79">
+                    <a:blip r:embed="rId73">
                       <a:extLst>
                         <a:ext uri="{28A0092B-C50C-407E-A947-70E740481C1C}">
                           <a14:useLocalDpi xmlns:a14="http://schemas.microsoft.com/office/drawing/2010/main" val="0"/>
@@ -8976,13 +8815,8 @@
       </w:r>
     </w:p>
     <w:p>
-      <w:proofErr w:type="gramStart"/>
-      <w:r>
-        <w:t>Cliquez en</w:t>
-      </w:r>
-      <w:proofErr w:type="gramEnd"/>
-      <w:r>
-        <w:t xml:space="preserve"> bas sur Paramètre de Agenda :</w:t>
+      <w:r>
+        <w:t>Cliquez en bas sur Paramètre de Agenda :</w:t>
       </w:r>
     </w:p>
     <w:p>
@@ -9009,7 +8843,7 @@
                     <pic:cNvPicPr/>
                   </pic:nvPicPr>
                   <pic:blipFill>
-                    <a:blip r:embed="rId80"/>
+                    <a:blip r:embed="rId74"/>
                     <a:stretch>
                       <a:fillRect/>
                     </a:stretch>
@@ -9034,13 +8868,8 @@
       <w:pPr>
         <w:keepNext/>
       </w:pPr>
-      <w:proofErr w:type="gramStart"/>
-      <w:r>
-        <w:t>puis</w:t>
-      </w:r>
-      <w:proofErr w:type="gramEnd"/>
-      <w:r>
-        <w:t xml:space="preserve"> cliquez sur Importer un agenda :</w:t>
+      <w:r>
+        <w:t>puis cliquez sur Importer un agenda :</w:t>
       </w:r>
     </w:p>
     <w:p>
@@ -9067,7 +8896,7 @@
                     <pic:cNvPicPr/>
                   </pic:nvPicPr>
                   <pic:blipFill>
-                    <a:blip r:embed="rId81"/>
+                    <a:blip r:embed="rId75"/>
                     <a:stretch>
                       <a:fillRect/>
                     </a:stretch>
@@ -9093,7 +8922,6 @@
         <w:jc w:val="both"/>
       </w:pPr>
       <w:r>
-        <w:lastRenderedPageBreak/>
         <w:t xml:space="preserve">Vous n’avez plus qu’à indiquer le nom du fichier </w:t>
       </w:r>
       <w:proofErr w:type="spellStart"/>
@@ -9148,7 +8976,7 @@
           <w:numId w:val="8"/>
         </w:numPr>
       </w:pPr>
-      <w:bookmarkStart w:id="16" w:name="_Toc238317093"/>
+      <w:bookmarkStart w:id="16" w:name="_Toc238385264"/>
       <w:r>
         <w:t>V</w:t>
       </w:r>
@@ -9259,7 +9087,7 @@
                     </pic:cNvPicPr>
                   </pic:nvPicPr>
                   <pic:blipFill>
-                    <a:blip r:embed="rId82">
+                    <a:blip r:embed="rId76">
                       <a:extLst>
                         <a:ext uri="{28A0092B-C50C-407E-A947-70E740481C1C}">
                           <a14:useLocalDpi xmlns:a14="http://schemas.microsoft.com/office/drawing/2010/main" val="0"/>
@@ -9324,7 +9152,7 @@
       <w:r>
         <w:t xml:space="preserve"> (</w:t>
       </w:r>
-      <w:hyperlink r:id="rId83" w:history="1">
+      <w:hyperlink r:id="rId77" w:history="1">
         <w:r>
           <w:rPr>
             <w:rStyle w:val="Lienhypertexte"/>
@@ -9390,7 +9218,7 @@
       <w:r>
         <w:t>Android ou iPhone (</w:t>
       </w:r>
-      <w:hyperlink r:id="rId84" w:history="1">
+      <w:hyperlink r:id="rId78" w:history="1">
         <w:r>
           <w:rPr>
             <w:rStyle w:val="Lienhypertexte"/>
@@ -9448,7 +9276,7 @@
       <w:r>
         <w:t>(</w:t>
       </w:r>
-      <w:hyperlink r:id="rId85" w:anchor="w_gestion-des-comptes" w:history="1">
+      <w:hyperlink r:id="rId79" w:anchor="w_gestion-des-comptes" w:history="1">
         <w:r>
           <w:rPr>
             <w:rStyle w:val="Lienhypertexte"/>
@@ -9486,15 +9314,7 @@
         <w:t xml:space="preserve">lire </w:t>
       </w:r>
       <w:r>
-        <w:t xml:space="preserve">vos boîtes </w:t>
-      </w:r>
-      <w:proofErr w:type="gramStart"/>
-      <w:r>
-        <w:t>aux lettre</w:t>
-      </w:r>
-      <w:proofErr w:type="gramEnd"/>
-      <w:r>
-        <w:t xml:space="preserve"> </w:t>
+        <w:t xml:space="preserve">vos boîtes aux lettre </w:t>
       </w:r>
       <w:r>
         <w:t xml:space="preserve">aussi bien </w:t>
@@ -9539,7 +9359,7 @@
       <w:r>
         <w:t xml:space="preserve">vous pourrez faire un don de 15 € à Thunderbird </w:t>
       </w:r>
-      <w:hyperlink r:id="rId86" w:history="1">
+      <w:hyperlink r:id="rId80" w:history="1">
         <w:r>
           <w:rPr>
             <w:rStyle w:val="Lienhypertexte"/>
@@ -9625,7 +9445,6 @@
         <w:rPr>
           <w:noProof/>
         </w:rPr>
-        <w:lastRenderedPageBreak/>
         <w:drawing>
           <wp:inline distT="0" distB="0" distL="0" distR="0" wp14:anchorId="3ED61A80" wp14:editId="504F5BAB">
             <wp:extent cx="2047875" cy="1671008"/>
@@ -9642,7 +9461,7 @@
                     <pic:cNvPicPr/>
                   </pic:nvPicPr>
                   <pic:blipFill>
-                    <a:blip r:embed="rId87"/>
+                    <a:blip r:embed="rId81"/>
                     <a:stretch>
                       <a:fillRect/>
                     </a:stretch>
@@ -9694,7 +9513,7 @@
                     </pic:cNvPicPr>
                   </pic:nvPicPr>
                   <pic:blipFill>
-                    <a:blip r:embed="rId88">
+                    <a:blip r:embed="rId82">
                       <a:extLst>
                         <a:ext uri="{28A0092B-C50C-407E-A947-70E740481C1C}">
                           <a14:useLocalDpi xmlns:a14="http://schemas.microsoft.com/office/drawing/2010/main" val="0"/>
@@ -9774,7 +9593,7 @@
                     </pic:cNvPicPr>
                   </pic:nvPicPr>
                   <pic:blipFill>
-                    <a:blip r:embed="rId89">
+                    <a:blip r:embed="rId83">
                       <a:extLst>
                         <a:ext uri="{28A0092B-C50C-407E-A947-70E740481C1C}">
                           <a14:useLocalDpi xmlns:a14="http://schemas.microsoft.com/office/drawing/2010/main" val="0"/>
@@ -9824,7 +9643,7 @@
       <w:r>
         <w:t xml:space="preserve"> (</w:t>
       </w:r>
-      <w:hyperlink r:id="rId90" w:history="1">
+      <w:hyperlink r:id="rId84" w:history="1">
         <w:r>
           <w:rPr>
             <w:rStyle w:val="Lienhypertexte"/>
@@ -9862,7 +9681,7 @@
                     </pic:cNvPicPr>
                   </pic:nvPicPr>
                   <pic:blipFill>
-                    <a:blip r:embed="rId91">
+                    <a:blip r:embed="rId85">
                       <a:extLst>
                         <a:ext uri="{28A0092B-C50C-407E-A947-70E740481C1C}">
                           <a14:useLocalDpi xmlns:a14="http://schemas.microsoft.com/office/drawing/2010/main" val="0"/>
@@ -9919,7 +9738,6 @@
         <w:rPr>
           <w:noProof/>
         </w:rPr>
-        <w:lastRenderedPageBreak/>
         <w:drawing>
           <wp:inline distT="0" distB="0" distL="0" distR="0" wp14:anchorId="006149FE" wp14:editId="021553FB">
             <wp:extent cx="2634827" cy="1693817"/>
@@ -9936,7 +9754,7 @@
                     <pic:cNvPicPr/>
                   </pic:nvPicPr>
                   <pic:blipFill>
-                    <a:blip r:embed="rId92"/>
+                    <a:blip r:embed="rId86"/>
                     <a:stretch>
                       <a:fillRect/>
                     </a:stretch>
@@ -9973,14 +9791,12 @@
       <w:r>
         <w:t>Continuer</w:t>
       </w:r>
-      <w:proofErr w:type="gramStart"/>
       <w:r>
         <w:t>]</w:t>
       </w:r>
       <w:r>
         <w:t>:</w:t>
       </w:r>
-      <w:proofErr w:type="gramEnd"/>
     </w:p>
     <w:p>
       <w:pPr>
@@ -10006,7 +9822,7 @@
                     <pic:cNvPicPr/>
                   </pic:nvPicPr>
                   <pic:blipFill>
-                    <a:blip r:embed="rId93"/>
+                    <a:blip r:embed="rId87"/>
                     <a:stretch>
                       <a:fillRect/>
                     </a:stretch>
@@ -10085,13 +9901,8 @@
         </w:numPr>
         <w:jc w:val="both"/>
       </w:pPr>
-      <w:proofErr w:type="gramStart"/>
-      <w:r>
-        <w:t>Cliquez en</w:t>
-      </w:r>
-      <w:proofErr w:type="gramEnd"/>
-      <w:r>
-        <w:t xml:space="preserve"> bas sur « Ajouter un agenda… »</w:t>
+      <w:r>
+        <w:t>Cliquez en bas sur « Ajouter un agenda… »</w:t>
       </w:r>
     </w:p>
     <w:p>
@@ -10138,7 +9949,7 @@
       <w:r>
         <w:t xml:space="preserve">Saisissez l’adresse du serveur </w:t>
       </w:r>
-      <w:hyperlink r:id="rId94" w:history="1">
+      <w:hyperlink r:id="rId88" w:history="1">
         <w:r>
           <w:rPr>
             <w:rStyle w:val="Lienhypertexte"/>
@@ -10221,7 +10032,7 @@
           <w:numId w:val="8"/>
         </w:numPr>
       </w:pPr>
-      <w:bookmarkStart w:id="17" w:name="_Toc238317094"/>
+      <w:bookmarkStart w:id="17" w:name="_Toc238385265"/>
       <w:r>
         <w:t>Accéder à ses fichiers, contacts et calendriers sur son téléphone</w:t>
       </w:r>
@@ -10416,7 +10227,6 @@
         <w:jc w:val="both"/>
       </w:pPr>
       <w:r>
-        <w:lastRenderedPageBreak/>
         <w:t xml:space="preserve">L’installation de DAVx5 créera un </w:t>
       </w:r>
       <w:r>
@@ -10454,7 +10264,6 @@
         <w:rPr>
           <w:noProof/>
         </w:rPr>
-        <w:lastRenderedPageBreak/>
         <w:drawing>
           <wp:inline distT="0" distB="0" distL="0" distR="0" wp14:anchorId="70011166" wp14:editId="32E4EAE8">
             <wp:extent cx="1557255" cy="4311650"/>
@@ -10473,7 +10282,7 @@
                     </pic:cNvPicPr>
                   </pic:nvPicPr>
                   <pic:blipFill>
-                    <a:blip r:embed="rId95" cstate="print">
+                    <a:blip r:embed="rId89" cstate="print">
                       <a:extLst>
                         <a:ext uri="{28A0092B-C50C-407E-A947-70E740481C1C}">
                           <a14:useLocalDpi xmlns:a14="http://schemas.microsoft.com/office/drawing/2010/main" val="0"/>
@@ -10532,7 +10341,7 @@
                     </pic:cNvPicPr>
                   </pic:nvPicPr>
                   <pic:blipFill>
-                    <a:blip r:embed="rId96" cstate="print">
+                    <a:blip r:embed="rId90" cstate="print">
                       <a:extLst>
                         <a:ext uri="{28A0092B-C50C-407E-A947-70E740481C1C}">
                           <a14:useLocalDpi xmlns:a14="http://schemas.microsoft.com/office/drawing/2010/main" val="0"/>
@@ -10591,7 +10400,7 @@
                     </pic:cNvPicPr>
                   </pic:nvPicPr>
                   <pic:blipFill>
-                    <a:blip r:embed="rId97" cstate="print">
+                    <a:blip r:embed="rId91" cstate="print">
                       <a:extLst>
                         <a:ext uri="{28A0092B-C50C-407E-A947-70E740481C1C}">
                           <a14:useLocalDpi xmlns:a14="http://schemas.microsoft.com/office/drawing/2010/main" val="0"/>
@@ -10650,7 +10459,7 @@
                     </pic:cNvPicPr>
                   </pic:nvPicPr>
                   <pic:blipFill>
-                    <a:blip r:embed="rId98" cstate="print">
+                    <a:blip r:embed="rId92" cstate="print">
                       <a:extLst>
                         <a:ext uri="{28A0092B-C50C-407E-A947-70E740481C1C}">
                           <a14:useLocalDpi xmlns:a14="http://schemas.microsoft.com/office/drawing/2010/main" val="0"/>
@@ -10709,7 +10518,7 @@
                     </pic:cNvPicPr>
                   </pic:nvPicPr>
                   <pic:blipFill>
-                    <a:blip r:embed="rId99" cstate="print">
+                    <a:blip r:embed="rId93" cstate="print">
                       <a:extLst>
                         <a:ext uri="{28A0092B-C50C-407E-A947-70E740481C1C}">
                           <a14:useLocalDpi xmlns:a14="http://schemas.microsoft.com/office/drawing/2010/main" val="0"/>
@@ -10768,7 +10577,7 @@
                     </pic:cNvPicPr>
                   </pic:nvPicPr>
                   <pic:blipFill>
-                    <a:blip r:embed="rId100" cstate="print">
+                    <a:blip r:embed="rId94" cstate="print">
                       <a:extLst>
                         <a:ext uri="{28A0092B-C50C-407E-A947-70E740481C1C}">
                           <a14:useLocalDpi xmlns:a14="http://schemas.microsoft.com/office/drawing/2010/main" val="0"/>
@@ -10809,7 +10618,6 @@
         <w:rPr>
           <w:noProof/>
         </w:rPr>
-        <w:lastRenderedPageBreak/>
         <w:drawing>
           <wp:inline distT="0" distB="0" distL="0" distR="0" wp14:anchorId="6BBF2C4E" wp14:editId="2D831D53">
             <wp:extent cx="1551292" cy="4295140"/>
@@ -10828,7 +10636,7 @@
                     </pic:cNvPicPr>
                   </pic:nvPicPr>
                   <pic:blipFill>
-                    <a:blip r:embed="rId101" cstate="print">
+                    <a:blip r:embed="rId95" cstate="print">
                       <a:extLst>
                         <a:ext uri="{28A0092B-C50C-407E-A947-70E740481C1C}">
                           <a14:useLocalDpi xmlns:a14="http://schemas.microsoft.com/office/drawing/2010/main" val="0"/>
@@ -10893,7 +10701,7 @@
                     </pic:cNvPicPr>
                   </pic:nvPicPr>
                   <pic:blipFill>
-                    <a:blip r:embed="rId102" cstate="print">
+                    <a:blip r:embed="rId96" cstate="print">
                       <a:extLst>
                         <a:ext uri="{28A0092B-C50C-407E-A947-70E740481C1C}">
                           <a14:useLocalDpi xmlns:a14="http://schemas.microsoft.com/office/drawing/2010/main" val="0"/>
@@ -10942,7 +10750,6 @@
         <w:rPr>
           <w:noProof/>
         </w:rPr>
-        <w:lastRenderedPageBreak/>
         <w:t>Dans DAVx, c</w:t>
       </w:r>
       <w:r>
@@ -10993,7 +10800,7 @@
                     </pic:cNvPicPr>
                   </pic:nvPicPr>
                   <pic:blipFill>
-                    <a:blip r:embed="rId103" cstate="print">
+                    <a:blip r:embed="rId97" cstate="print">
                       <a:extLst>
                         <a:ext uri="{28A0092B-C50C-407E-A947-70E740481C1C}">
                           <a14:useLocalDpi xmlns:a14="http://schemas.microsoft.com/office/drawing/2010/main" val="0"/>
@@ -11052,7 +10859,7 @@
                     </pic:cNvPicPr>
                   </pic:nvPicPr>
                   <pic:blipFill>
-                    <a:blip r:embed="rId104" cstate="print">
+                    <a:blip r:embed="rId98" cstate="print">
                       <a:extLst>
                         <a:ext uri="{28A0092B-C50C-407E-A947-70E740481C1C}">
                           <a14:useLocalDpi xmlns:a14="http://schemas.microsoft.com/office/drawing/2010/main" val="0"/>
@@ -11187,7 +10994,6 @@
         <w:rPr>
           <w:noProof/>
         </w:rPr>
-        <w:lastRenderedPageBreak/>
         <w:t>Avant et après</w:t>
       </w:r>
       <w:r>
@@ -11244,7 +11050,7 @@
                     </pic:cNvPicPr>
                   </pic:nvPicPr>
                   <pic:blipFill>
-                    <a:blip r:embed="rId105" cstate="print">
+                    <a:blip r:embed="rId99" cstate="print">
                       <a:extLst>
                         <a:ext uri="{28A0092B-C50C-407E-A947-70E740481C1C}">
                           <a14:useLocalDpi xmlns:a14="http://schemas.microsoft.com/office/drawing/2010/main" val="0"/>
@@ -11309,7 +11115,7 @@
                     </pic:cNvPicPr>
                   </pic:nvPicPr>
                   <pic:blipFill>
-                    <a:blip r:embed="rId106" cstate="print">
+                    <a:blip r:embed="rId100" cstate="print">
                       <a:extLst>
                         <a:ext uri="{28A0092B-C50C-407E-A947-70E740481C1C}">
                           <a14:useLocalDpi xmlns:a14="http://schemas.microsoft.com/office/drawing/2010/main" val="0"/>
@@ -11368,7 +11174,7 @@
                     </pic:cNvPicPr>
                   </pic:nvPicPr>
                   <pic:blipFill>
-                    <a:blip r:embed="rId107" cstate="print">
+                    <a:blip r:embed="rId101" cstate="print">
                       <a:extLst>
                         <a:ext uri="{28A0092B-C50C-407E-A947-70E740481C1C}">
                           <a14:useLocalDpi xmlns:a14="http://schemas.microsoft.com/office/drawing/2010/main" val="0"/>
@@ -11427,7 +11233,7 @@
                     </pic:cNvPicPr>
                   </pic:nvPicPr>
                   <pic:blipFill>
-                    <a:blip r:embed="rId108" cstate="print">
+                    <a:blip r:embed="rId102" cstate="print">
                       <a:extLst>
                         <a:ext uri="{28A0092B-C50C-407E-A947-70E740481C1C}">
                           <a14:useLocalDpi xmlns:a14="http://schemas.microsoft.com/office/drawing/2010/main" val="0"/>
@@ -11659,7 +11465,7 @@
                           </pic:cNvPicPr>
                         </pic:nvPicPr>
                         <pic:blipFill>
-                          <a:blip r:embed="rId109">
+                          <a:blip r:embed="rId103">
                             <a:extLst>
                               <a:ext uri="{28A0092B-C50C-407E-A947-70E740481C1C}">
                                 <a14:useLocalDpi xmlns:a14="http://schemas.microsoft.com/office/drawing/2010/main" val="0"/>
@@ -11798,7 +11604,7 @@
                           </pic:cNvPicPr>
                         </pic:nvPicPr>
                         <pic:blipFill>
-                          <a:blip r:embed="rId110">
+                          <a:blip r:embed="rId104">
                             <a:extLst>
                               <a:ext uri="{28A0092B-C50C-407E-A947-70E740481C1C}">
                                 <a14:useLocalDpi xmlns:a14="http://schemas.microsoft.com/office/drawing/2010/main" val="0"/>
@@ -11893,7 +11699,7 @@
                           </pic:cNvPicPr>
                         </pic:nvPicPr>
                         <pic:blipFill>
-                          <a:blip r:embed="rId111" cstate="print">
+                          <a:blip r:embed="rId105" cstate="print">
                             <a:extLst>
                               <a:ext uri="{28A0092B-C50C-407E-A947-70E740481C1C}">
                                 <a14:useLocalDpi xmlns:a14="http://schemas.microsoft.com/office/drawing/2010/main" val="0"/>
@@ -11941,7 +11747,6 @@
         <w:jc w:val="both"/>
       </w:pPr>
       <w:r>
-        <w:lastRenderedPageBreak/>
         <w:t xml:space="preserve">Bravo ! Vous disposez maintenant d’un espace de stockage, de contacts et de calendriers souverains et synchronisés entre votre PC et votre téléphone. </w:t>
       </w:r>
       <w:r>
@@ -11960,7 +11765,7 @@
           <w:numId w:val="8"/>
         </w:numPr>
       </w:pPr>
-      <w:bookmarkStart w:id="18" w:name="_Toc238317095"/>
+      <w:bookmarkStart w:id="18" w:name="_Toc238385266"/>
       <w:r>
         <w:t>Évacuer la bureautique Office (Word, Excel, Powerpoint)</w:t>
       </w:r>
@@ -11988,7 +11793,7 @@
       <w:pPr>
         <w:jc w:val="both"/>
       </w:pPr>
-      <w:hyperlink r:id="rId112" w:history="1">
+      <w:hyperlink r:id="rId106" w:history="1">
         <w:r>
           <w:rPr>
             <w:rStyle w:val="Lienhypertexte"/>
@@ -12097,7 +11902,7 @@
                     <pic:cNvPicPr/>
                   </pic:nvPicPr>
                   <pic:blipFill>
-                    <a:blip r:embed="rId113"/>
+                    <a:blip r:embed="rId107"/>
                     <a:stretch>
                       <a:fillRect/>
                     </a:stretch>
@@ -12142,7 +11947,7 @@
                     <pic:cNvPicPr/>
                   </pic:nvPicPr>
                   <pic:blipFill>
-                    <a:blip r:embed="rId114"/>
+                    <a:blip r:embed="rId108"/>
                     <a:stretch>
                       <a:fillRect/>
                     </a:stretch>
@@ -12203,7 +12008,7 @@
       <w:r>
         <w:t xml:space="preserve"> </w:t>
       </w:r>
-      <w:hyperlink r:id="rId115" w:anchor="desktop" w:history="1">
+      <w:hyperlink r:id="rId109" w:anchor="desktop" w:history="1">
         <w:r>
           <w:rPr>
             <w:rStyle w:val="Lienhypertexte"/>
@@ -12253,7 +12058,7 @@
                     <pic:cNvPicPr/>
                   </pic:nvPicPr>
                   <pic:blipFill>
-                    <a:blip r:embed="rId116"/>
+                    <a:blip r:embed="rId110"/>
                     <a:stretch>
                       <a:fillRect/>
                     </a:stretch>
@@ -12280,17 +12085,12 @@
         <w:t>ONLYOFFICE et de cliquer sur « </w:t>
       </w:r>
       <w:proofErr w:type="spellStart"/>
-      <w:proofErr w:type="gramStart"/>
       <w:r>
         <w:t>Clouds</w:t>
       </w:r>
       <w:proofErr w:type="spellEnd"/>
       <w:r>
-        <w:t xml:space="preserve">  +</w:t>
-      </w:r>
-      <w:proofErr w:type="gramEnd"/>
-      <w:r>
-        <w:t> » :</w:t>
+        <w:t xml:space="preserve">  + » :</w:t>
       </w:r>
     </w:p>
     <w:p>
@@ -12301,7 +12101,6 @@
         <w:rPr>
           <w:noProof/>
         </w:rPr>
-        <w:lastRenderedPageBreak/>
         <w:drawing>
           <wp:inline distT="0" distB="0" distL="0" distR="0" wp14:anchorId="68C9E3E1" wp14:editId="586A9AD7">
             <wp:extent cx="3977005" cy="2366066"/>
@@ -12318,7 +12117,7 @@
                     <pic:cNvPicPr/>
                   </pic:nvPicPr>
                   <pic:blipFill>
-                    <a:blip r:embed="rId117"/>
+                    <a:blip r:embed="rId111"/>
                     <a:stretch>
                       <a:fillRect/>
                     </a:stretch>
@@ -12412,7 +12211,7 @@
           <w:numId w:val="8"/>
         </w:numPr>
       </w:pPr>
-      <w:bookmarkStart w:id="19" w:name="_Toc238317096"/>
+      <w:bookmarkStart w:id="19" w:name="_Toc238385267"/>
       <w:r>
         <w:t xml:space="preserve">Évacuer les boîtes aux lettres hébergées Outlook et </w:t>
       </w:r>
@@ -12428,15 +12227,7 @@
         <w:jc w:val="both"/>
       </w:pPr>
       <w:r>
-        <w:t xml:space="preserve">Si vos adresses </w:t>
-      </w:r>
-      <w:proofErr w:type="gramStart"/>
-      <w:r>
-        <w:t>mail</w:t>
-      </w:r>
-      <w:proofErr w:type="gramEnd"/>
-      <w:r>
-        <w:t xml:space="preserve"> se terminent</w:t>
+        <w:t>Si vos adresses mail se terminent</w:t>
       </w:r>
       <w:r>
         <w:t>,</w:t>
@@ -12596,15 +12387,7 @@
         <w:t>prévenez vos contacts</w:t>
       </w:r>
       <w:r>
-        <w:t xml:space="preserve"> importants de votre changement d’adresse </w:t>
-      </w:r>
-      <w:proofErr w:type="gramStart"/>
-      <w:r>
-        <w:t>mail</w:t>
-      </w:r>
-      <w:proofErr w:type="gramEnd"/>
-      <w:r>
-        <w:t>.</w:t>
+        <w:t xml:space="preserve"> importants de votre changement d’adresse mail.</w:t>
       </w:r>
     </w:p>
     <w:p>
@@ -12632,7 +12415,7 @@
       <w:r>
         <w:t xml:space="preserve"> </w:t>
       </w:r>
-      <w:hyperlink r:id="rId118" w:history="1">
+      <w:hyperlink r:id="rId112" w:history="1">
         <w:r>
           <w:rPr>
             <w:rStyle w:val="Lienhypertexte"/>
@@ -12646,7 +12429,7 @@
       <w:r>
         <w:t xml:space="preserve">et </w:t>
       </w:r>
-      <w:hyperlink r:id="rId119" w:history="1">
+      <w:hyperlink r:id="rId113" w:history="1">
         <w:r>
           <w:rPr>
             <w:rStyle w:val="Lienhypertexte"/>
@@ -12676,7 +12459,7 @@
       <w:r>
         <w:t xml:space="preserve"> est particulièrement astucieuse : </w:t>
       </w:r>
-      <w:hyperlink r:id="rId120" w:history="1">
+      <w:hyperlink r:id="rId114" w:history="1">
         <w:r>
           <w:rPr>
             <w:rStyle w:val="Lienhypertexte"/>
@@ -12693,9 +12476,8 @@
       <w:pPr>
         <w:pStyle w:val="Titre2"/>
       </w:pPr>
-      <w:bookmarkStart w:id="20" w:name="_Toc238317097"/>
-      <w:r>
-        <w:lastRenderedPageBreak/>
+      <w:bookmarkStart w:id="20" w:name="_Toc238385268"/>
+      <w:r>
         <w:t>Annexes</w:t>
       </w:r>
       <w:r>
@@ -12734,7 +12516,7 @@
         </w:rPr>
         <w:t xml:space="preserve">702 </w:t>
       </w:r>
-      <w:hyperlink r:id="rId121" w:history="1">
+      <w:hyperlink r:id="rId115" w:history="1">
         <w:r>
           <w:rPr>
             <w:rStyle w:val="Lienhypertexte"/>
@@ -12770,7 +12552,7 @@
           <w:lang w:val="en-US"/>
         </w:rPr>
       </w:pPr>
-      <w:hyperlink r:id="rId122" w:history="1">
+      <w:hyperlink r:id="rId116" w:history="1">
         <w:r>
           <w:rPr>
             <w:rStyle w:val="Lienhypertexte"/>
@@ -12789,7 +12571,7 @@
         </w:numPr>
         <w:jc w:val="both"/>
       </w:pPr>
-      <w:hyperlink r:id="rId123" w:history="1">
+      <w:hyperlink r:id="rId117" w:history="1">
         <w:r>
           <w:rPr>
             <w:rStyle w:val="Lienhypertexte"/>
@@ -12807,12 +12589,12 @@
         </w:numPr>
         <w:jc w:val="both"/>
       </w:pPr>
-      <w:hyperlink r:id="rId124" w:history="1">
+      <w:hyperlink r:id="rId118" w:history="1">
         <w:r>
           <w:rPr>
             <w:rStyle w:val="Lienhypertexte"/>
           </w:rPr>
-          <w:t>https://korben.info/go-european-extension-alternatives-europeennes-tech.html</w:t>
+          <w:t>https://www.goeuropean.org/</w:t>
         </w:r>
       </w:hyperlink>
       <w:r>
@@ -12826,11 +12608,114 @@
           <w:ilvl w:val="0"/>
           <w:numId w:val="29"/>
         </w:numPr>
+        <w:jc w:val="both"/>
+      </w:pPr>
+      <w:r>
+        <w:t xml:space="preserve">Pour les news sur le sujet </w:t>
+      </w:r>
+      <w:hyperlink r:id="rId119" w:history="1">
+        <w:r>
+          <w:rPr>
+            <w:rStyle w:val="Lienhypertexte"/>
+          </w:rPr>
+          <w:t>https://www.reddit.com/r/BuyFromEU/</w:t>
+        </w:r>
+      </w:hyperlink>
+      <w:r>
+        <w:t xml:space="preserve"> </w:t>
+      </w:r>
+      <w:r>
+        <w:t xml:space="preserve"> </w:t>
+      </w:r>
+    </w:p>
+    <w:p>
+      <w:pPr>
+        <w:pStyle w:val="Paragraphedeliste"/>
+        <w:numPr>
+          <w:ilvl w:val="0"/>
+          <w:numId w:val="29"/>
+        </w:numPr>
+        <w:jc w:val="both"/>
+        <w:rPr>
+          <w:lang w:val="en-US"/>
+        </w:rPr>
+      </w:pPr>
+      <w:hyperlink r:id="rId120" w:history="1">
+        <w:r>
+          <w:rPr>
+            <w:rStyle w:val="Lienhypertexte"/>
+            <w:lang w:val="en-US"/>
+          </w:rPr>
+          <w:t>https://europeantechmap.eu/</w:t>
+        </w:r>
+      </w:hyperlink>
+      <w:r>
+        <w:rPr>
+          <w:lang w:val="en-US"/>
+        </w:rPr>
+        <w:t xml:space="preserve"> </w:t>
+      </w:r>
+    </w:p>
+    <w:p>
+      <w:pPr>
+        <w:pStyle w:val="Paragraphedeliste"/>
+        <w:numPr>
+          <w:ilvl w:val="0"/>
+          <w:numId w:val="29"/>
+        </w:numPr>
+        <w:jc w:val="both"/>
+      </w:pPr>
+      <w:r>
+        <w:t xml:space="preserve">Pour les développeurs </w:t>
+      </w:r>
+      <w:hyperlink r:id="rId121" w:history="1">
+        <w:r>
+          <w:rPr>
+            <w:rStyle w:val="Lienhypertexte"/>
+          </w:rPr>
+          <w:t>https://techalternatives.eu/</w:t>
+        </w:r>
+      </w:hyperlink>
+      <w:r>
+        <w:t xml:space="preserve"> </w:t>
+      </w:r>
+    </w:p>
+    <w:p>
+      <w:pPr>
+        <w:pStyle w:val="Paragraphedeliste"/>
+        <w:numPr>
+          <w:ilvl w:val="0"/>
+          <w:numId w:val="29"/>
+        </w:numPr>
+        <w:jc w:val="both"/>
+      </w:pPr>
+      <w:r>
+        <w:t>Notation confidentialité </w:t>
+      </w:r>
+      <w:hyperlink r:id="rId122" w:history="1">
+        <w:r>
+          <w:rPr>
+            <w:rStyle w:val="Lienhypertexte"/>
+          </w:rPr>
+          <w:t>https://privacynex.org/</w:t>
+        </w:r>
+      </w:hyperlink>
+      <w:r>
+        <w:t xml:space="preserve"> </w:t>
+      </w:r>
+    </w:p>
+    <w:p>
+      <w:pPr>
+        <w:pStyle w:val="Paragraphedeliste"/>
+        <w:numPr>
+          <w:ilvl w:val="0"/>
+          <w:numId w:val="29"/>
+        </w:numPr>
       </w:pPr>
       <w:r>
         <w:t xml:space="preserve">Boîtes mail : </w:t>
       </w:r>
-      <w:hyperlink r:id="rId125" w:history="1">
+      <w:hyperlink r:id="rId123" w:history="1">
         <w:r>
           <w:rPr>
             <w:rStyle w:val="Lienhypertexte"/>
@@ -12843,47 +12728,9 @@
       </w:r>
     </w:p>
     <w:p>
-      <w:pPr>
-        <w:pStyle w:val="Paragraphedeliste"/>
-        <w:numPr>
-          <w:ilvl w:val="0"/>
-          <w:numId w:val="29"/>
-        </w:numPr>
-      </w:pPr>
-      <w:r>
-        <w:rPr>
-          <w:b/>
-          <w:bCs/>
-          <w:lang w:val="it-IT"/>
-        </w:rPr>
-        <w:t>Tuta</w:t>
-      </w:r>
-      <w:r>
-        <w:rPr>
-          <w:lang w:val="it-IT"/>
-        </w:rPr>
-        <w:t xml:space="preserve"> (Allemagne) </w:t>
-      </w:r>
-      <w:hyperlink r:id="rId126" w:history="1">
-        <w:r>
-          <w:rPr>
-            <w:rStyle w:val="Lienhypertexte"/>
-            <w:lang w:val="it-IT"/>
-          </w:rPr>
-          <w:t>https://tuta.com/fr</w:t>
-        </w:r>
-      </w:hyperlink>
-      <w:r>
-        <w:rPr>
-          <w:lang w:val="it-IT"/>
-        </w:rPr>
-        <w:t xml:space="preserve">. </w:t>
-      </w:r>
-      <w:r>
-        <w:t>Ne supporte pas IMAP pour des raisons de sécurité.</w:t>
-      </w:r>
-    </w:p>
-    <w:p>
+      <w:r>
+        <w:t xml:space="preserve">Suite </w:t>
+      </w:r>
       <w:proofErr w:type="spellStart"/>
       <w:r>
         <w:t>Cloudeezy</w:t>
@@ -12892,11 +12739,9 @@
       <w:r>
         <w:t xml:space="preserve">, opéré par des </w:t>
       </w:r>
-      <w:proofErr w:type="gramStart"/>
-      <w:r>
-        <w:t>français</w:t>
-      </w:r>
-      <w:proofErr w:type="gramEnd"/>
+      <w:r>
+        <w:t>Français</w:t>
+      </w:r>
       <w:r>
         <w:t xml:space="preserve"> avec une technologie </w:t>
       </w:r>
@@ -12938,7 +12783,7 @@
       <w:r>
         <w:t xml:space="preserve"> (France) </w:t>
       </w:r>
-      <w:hyperlink r:id="rId127" w:history="1">
+      <w:hyperlink r:id="rId124" w:history="1">
         <w:r>
           <w:rPr>
             <w:rStyle w:val="Lienhypertexte"/>
@@ -12996,7 +12841,7 @@
       <w:r>
         <w:t xml:space="preserve"> </w:t>
       </w:r>
-      <w:hyperlink r:id="rId128" w:history="1">
+      <w:hyperlink r:id="rId125" w:history="1">
         <w:r>
           <w:rPr>
             <w:rStyle w:val="Lienhypertexte"/>
@@ -13015,31 +12860,130 @@
           <w:ilvl w:val="0"/>
           <w:numId w:val="28"/>
         </w:numPr>
-      </w:pPr>
+        <w:rPr>
+          <w:lang w:val="en-US"/>
+        </w:rPr>
+      </w:pPr>
+      <w:r>
+        <w:rPr>
+          <w:lang w:val="en-US"/>
+        </w:rPr>
+        <w:t xml:space="preserve">Installation de </w:t>
+      </w:r>
       <w:r>
         <w:rPr>
           <w:b/>
           <w:bCs/>
-        </w:rPr>
-        <w:t xml:space="preserve">Se connecter aux contacts et calendrier </w:t>
-      </w:r>
-      <w:proofErr w:type="spellStart"/>
+          <w:lang w:val="en-US"/>
+        </w:rPr>
+        <w:t>Thunderbird</w:t>
+      </w:r>
+      <w:r>
+        <w:rPr>
+          <w:lang w:val="en-US"/>
+        </w:rPr>
+        <w:t xml:space="preserve"> </w:t>
+      </w:r>
+      <w:hyperlink r:id="rId126" w:history="1">
+        <w:r>
+          <w:rPr>
+            <w:rStyle w:val="Lienhypertexte"/>
+            <w:lang w:val="en-US"/>
+          </w:rPr>
+          <w:t>https://www.thunderbird.net/fr/thunderbird/all/</w:t>
+        </w:r>
+      </w:hyperlink>
+      <w:r>
+        <w:rPr>
+          <w:lang w:val="en-US"/>
+        </w:rPr>
+        <w:t xml:space="preserve"> </w:t>
+      </w:r>
+    </w:p>
+    <w:p>
+      <w:pPr>
+        <w:pStyle w:val="Paragraphedeliste"/>
+        <w:numPr>
+          <w:ilvl w:val="0"/>
+          <w:numId w:val="28"/>
+        </w:numPr>
+        <w:rPr>
+          <w:lang w:val="en-US"/>
+        </w:rPr>
+      </w:pPr>
       <w:r>
         <w:rPr>
           <w:b/>
           <w:bCs/>
-        </w:rPr>
-        <w:t>Cloudeezy</w:t>
+          <w:lang w:val="en-US"/>
+        </w:rPr>
+        <w:t>Thunderbird</w:t>
+      </w:r>
+      <w:r>
+        <w:rPr>
+          <w:lang w:val="en-US"/>
+        </w:rPr>
+        <w:t xml:space="preserve"> installation </w:t>
+      </w:r>
+      <w:proofErr w:type="spellStart"/>
+      <w:r>
+        <w:rPr>
+          <w:lang w:val="en-US"/>
+        </w:rPr>
+        <w:t>avancée</w:t>
       </w:r>
       <w:proofErr w:type="spellEnd"/>
+      <w:r>
+        <w:t xml:space="preserve"> </w:t>
+      </w:r>
+      <w:hyperlink r:id="rId127" w:history="1">
+        <w:r>
+          <w:rPr>
+            <w:rStyle w:val="Lienhypertexte"/>
+            <w:lang w:val="en-US"/>
+          </w:rPr>
+          <w:t>https://support.mozilla.org/fr/kb/installation-personnalisee-thunderbird-windows</w:t>
+        </w:r>
+      </w:hyperlink>
+      <w:r>
+        <w:rPr>
+          <w:lang w:val="en-US"/>
+        </w:rPr>
+        <w:t xml:space="preserve">   </w:t>
+      </w:r>
+    </w:p>
+    <w:p>
+      <w:pPr>
+        <w:pStyle w:val="Paragraphedeliste"/>
+        <w:numPr>
+          <w:ilvl w:val="0"/>
+          <w:numId w:val="28"/>
+        </w:numPr>
+      </w:pPr>
       <w:r>
         <w:rPr>
           <w:b/>
           <w:bCs/>
         </w:rPr>
+        <w:t xml:space="preserve">Se connecter aux contacts et calendrier </w:t>
+      </w:r>
+      <w:proofErr w:type="spellStart"/>
+      <w:r>
+        <w:rPr>
+          <w:b/>
+          <w:bCs/>
+        </w:rPr>
+        <w:t>Cloudeezy</w:t>
+      </w:r>
+      <w:proofErr w:type="spellEnd"/>
+      <w:r>
+        <w:rPr>
+          <w:b/>
+          <w:bCs/>
+        </w:rPr>
         <w:t xml:space="preserve"> </w:t>
       </w:r>
-      <w:hyperlink r:id="rId129" w:history="1">
+      <w:hyperlink r:id="rId128" w:history="1">
         <w:r>
           <w:rPr>
             <w:rStyle w:val="Lienhypertexte"/>
@@ -13059,7 +13003,7 @@
       <w:r>
         <w:t xml:space="preserve">Utiliser l’application Contacts </w:t>
       </w:r>
-      <w:hyperlink r:id="rId130" w:history="1">
+      <w:hyperlink r:id="rId129" w:history="1">
         <w:r>
           <w:rPr>
             <w:rStyle w:val="Lienhypertexte"/>
@@ -13082,7 +13026,7 @@
       <w:r>
         <w:t xml:space="preserve">Utiliser l’application Agenda </w:t>
       </w:r>
-      <w:hyperlink r:id="rId131" w:history="1">
+      <w:hyperlink r:id="rId130" w:history="1">
         <w:r>
           <w:rPr>
             <w:rStyle w:val="Lienhypertexte"/>
@@ -13096,7 +13040,19 @@
     </w:p>
     <w:p>
       <w:r>
-        <w:t>Autres suites numériques comme alternatives à Microsoft 365 (pour information) :</w:t>
+        <w:t xml:space="preserve">Autres suites </w:t>
+      </w:r>
+      <w:r>
+        <w:t xml:space="preserve">et solutions </w:t>
+      </w:r>
+      <w:r>
+        <w:t>numériques</w:t>
+      </w:r>
+      <w:r>
+        <w:t xml:space="preserve"> alternatives intéressantes</w:t>
+      </w:r>
+      <w:r>
+        <w:t> :</w:t>
       </w:r>
     </w:p>
     <w:p>
@@ -13115,9 +13071,19 @@
         <w:t>Suite numérique des agents de l’état</w:t>
       </w:r>
       <w:r>
-        <w:t xml:space="preserve"> et des professionnels disposant d’un numéro de SIREN/SIRET (France) </w:t>
-      </w:r>
-      <w:hyperlink r:id="rId132" w:history="1">
+        <w:t xml:space="preserve"> </w:t>
+      </w:r>
+      <w:r>
+        <w:rPr>
+          <w:b/>
+          <w:bCs/>
+        </w:rPr>
+        <w:t>et des professionnels</w:t>
+      </w:r>
+      <w:r>
+        <w:t xml:space="preserve"> disposant d’un numéro de SIREN/SIRET (France) </w:t>
+      </w:r>
+      <w:hyperlink r:id="rId131" w:history="1">
         <w:r>
           <w:rPr>
             <w:rStyle w:val="Lienhypertexte"/>
@@ -13150,7 +13116,7 @@
       <w:r>
         <w:t xml:space="preserve"> de Linagora (France) </w:t>
       </w:r>
-      <w:hyperlink r:id="rId133" w:history="1">
+      <w:hyperlink r:id="rId132" w:history="1">
         <w:r>
           <w:rPr>
             <w:rStyle w:val="Lienhypertexte"/>
@@ -13180,7 +13146,7 @@
       <w:r>
         <w:t xml:space="preserve"> (Suisse) n’offre pas la possibilité de partager ses contacts et son calendrier entre le PC et le Smartphone </w:t>
       </w:r>
-      <w:hyperlink r:id="rId134" w:history="1">
+      <w:hyperlink r:id="rId133" w:history="1">
         <w:r>
           <w:rPr>
             <w:rStyle w:val="Lienhypertexte"/>
@@ -13190,6 +13156,54 @@
       </w:hyperlink>
       <w:r>
         <w:t>. Ne supporte pas IMAP pour des raisons de sécurité.</w:t>
+      </w:r>
+    </w:p>
+    <w:p>
+      <w:pPr>
+        <w:pStyle w:val="Paragraphedeliste"/>
+        <w:numPr>
+          <w:ilvl w:val="0"/>
+          <w:numId w:val="27"/>
+        </w:numPr>
+      </w:pPr>
+      <w:r>
+        <w:t>Mail</w:t>
+      </w:r>
+      <w:r>
+        <w:t>, calendrier et</w:t>
+      </w:r>
+      <w:r>
+        <w:t xml:space="preserve"> drive</w:t>
+      </w:r>
+      <w:r>
+        <w:t xml:space="preserve"> </w:t>
+      </w:r>
+      <w:r>
+        <w:rPr>
+          <w:b/>
+          <w:bCs/>
+        </w:rPr>
+        <w:t>Tuta</w:t>
+      </w:r>
+      <w:r>
+        <w:t xml:space="preserve"> (Allemagne) </w:t>
+      </w:r>
+      <w:hyperlink r:id="rId134" w:history="1">
+        <w:r>
+          <w:rPr>
+            <w:rStyle w:val="Lienhypertexte"/>
+          </w:rPr>
+          <w:t>https://tuta.com/fr</w:t>
+        </w:r>
+      </w:hyperlink>
+      <w:r>
+        <w:t xml:space="preserve">. </w:t>
+      </w:r>
+      <w:r>
+        <w:t>Ne supporte pas IMAP pour des raisons de sécurité.</w:t>
+      </w:r>
+      <w:r>
+        <w:t xml:space="preserve"> </w:t>
       </w:r>
     </w:p>
     <w:p>
@@ -13232,10 +13246,13 @@
     </w:p>
     <w:p>
       <w:r>
-        <w:t>Exemple d’alternatives européenne ou non US</w:t>
-      </w:r>
-      <w:r>
-        <w:t> :</w:t>
+        <w:t>Exemple d’alternatives</w:t>
+      </w:r>
+      <w:r>
+        <w:t xml:space="preserve"> </w:t>
+      </w:r>
+      <w:r>
+        <w:t>:</w:t>
       </w:r>
     </w:p>
     <w:p>
@@ -13245,38 +13262,51 @@
           <w:ilvl w:val="0"/>
           <w:numId w:val="25"/>
         </w:numPr>
-      </w:pPr>
-      <w:r>
-        <w:t xml:space="preserve">Navigateur </w:t>
+        <w:rPr>
+          <w:lang w:val="en-US"/>
+        </w:rPr>
+      </w:pPr>
+      <w:proofErr w:type="spellStart"/>
+      <w:r>
+        <w:rPr>
+          <w:lang w:val="en-US"/>
+        </w:rPr>
+        <w:t>Navigateur</w:t>
+      </w:r>
+      <w:proofErr w:type="spellEnd"/>
+      <w:r>
+        <w:rPr>
+          <w:lang w:val="en-US"/>
+        </w:rPr>
+        <w:t xml:space="preserve"> </w:t>
       </w:r>
       <w:r>
         <w:rPr>
           <w:b/>
           <w:bCs/>
-        </w:rPr>
-        <w:t>Vivaldi</w:t>
-      </w:r>
-      <w:r>
-        <w:t xml:space="preserve"> (Norv</w:t>
-      </w:r>
-      <w:r>
-        <w:rPr>
-          <w:rFonts w:hint="cs"/>
-        </w:rPr>
-        <w:t>è</w:t>
-      </w:r>
-      <w:r>
-        <w:t xml:space="preserve">ge, Islande) </w:t>
+          <w:lang w:val="en-US"/>
+        </w:rPr>
+        <w:t>Thunderbird</w:t>
+      </w:r>
+      <w:r>
+        <w:rPr>
+          <w:lang w:val="en-US"/>
+        </w:rPr>
+        <w:t xml:space="preserve"> </w:t>
       </w:r>
       <w:hyperlink r:id="rId136" w:history="1">
         <w:r>
           <w:rPr>
             <w:rStyle w:val="Lienhypertexte"/>
+            <w:lang w:val="en-US"/>
           </w:rPr>
-          <w:t>https://vivaldi.com/fr/company/</w:t>
+          <w:t>https://www.thunderbird.net/fr/thunderbird/all/</w:t>
         </w:r>
       </w:hyperlink>
       <w:r>
+        <w:rPr>
+          <w:lang w:val="en-US"/>
+        </w:rPr>
         <w:t xml:space="preserve"> </w:t>
       </w:r>
     </w:p>
@@ -13342,9 +13372,16 @@
       </w:r>
       <w:proofErr w:type="spellStart"/>
       <w:r>
+        <w:rPr>
+          <w:b/>
+          <w:bCs/>
+        </w:rPr>
         <w:t>DuckDuckGo</w:t>
       </w:r>
       <w:proofErr w:type="spellEnd"/>
+      <w:r>
+        <w:t xml:space="preserve"> intéressant mais pas européen</w:t>
+      </w:r>
       <w:r>
         <w:t xml:space="preserve"> (Californie)</w:t>
       </w:r>
@@ -13370,43 +13407,29 @@
           <w:ilvl w:val="0"/>
           <w:numId w:val="25"/>
         </w:numPr>
-        <w:rPr>
-          <w:lang w:val="en-US"/>
-        </w:rPr>
-      </w:pPr>
-      <w:r>
-        <w:rPr>
-          <w:lang w:val="en-US"/>
-        </w:rPr>
-        <w:t xml:space="preserve">Installation de </w:t>
+      </w:pPr>
+      <w:r>
+        <w:t xml:space="preserve">Moteur de recherche </w:t>
       </w:r>
       <w:r>
         <w:rPr>
           <w:b/>
           <w:bCs/>
-          <w:lang w:val="en-US"/>
-        </w:rPr>
-        <w:t>Thunderbird</w:t>
-      </w:r>
-      <w:r>
-        <w:rPr>
-          <w:lang w:val="en-US"/>
-        </w:rPr>
-        <w:t xml:space="preserve"> </w:t>
+        </w:rPr>
+        <w:t>Ecosia</w:t>
+      </w:r>
+      <w:r>
+        <w:t xml:space="preserve"> (Allemagne) </w:t>
       </w:r>
       <w:hyperlink r:id="rId139" w:history="1">
         <w:r>
           <w:rPr>
             <w:rStyle w:val="Lienhypertexte"/>
-            <w:lang w:val="en-US"/>
           </w:rPr>
-          <w:t>https://www.thunderbird.net/fr/thunderbird/all/</w:t>
+          <w:t>https://www.ecosia.org/</w:t>
         </w:r>
       </w:hyperlink>
       <w:r>
-        <w:rPr>
-          <w:lang w:val="en-US"/>
-        </w:rPr>
         <w:t xml:space="preserve"> </w:t>
       </w:r>
     </w:p>
@@ -13417,10 +13440,231 @@
           <w:ilvl w:val="0"/>
           <w:numId w:val="25"/>
         </w:numPr>
+      </w:pPr>
+      <w:r>
+        <w:t>IA</w:t>
+      </w:r>
+      <w:r>
+        <w:t xml:space="preserve"> recherche et</w:t>
+      </w:r>
+      <w:r>
+        <w:t xml:space="preserve"> traduction</w:t>
+      </w:r>
+      <w:r>
+        <w:t xml:space="preserve"> </w:t>
+      </w:r>
+      <w:r>
+        <w:rPr>
+          <w:b/>
+          <w:bCs/>
+        </w:rPr>
+        <w:t>IA Mistral Vibe</w:t>
+      </w:r>
+      <w:r>
+        <w:t xml:space="preserve"> (France) </w:t>
+      </w:r>
+      <w:hyperlink r:id="rId140" w:history="1">
+        <w:r>
+          <w:rPr>
+            <w:rStyle w:val="Lienhypertexte"/>
+          </w:rPr>
+          <w:t>https://chat.mistral.ai/chat</w:t>
+        </w:r>
+      </w:hyperlink>
+      <w:r>
+        <w:t xml:space="preserve"> </w:t>
+      </w:r>
+    </w:p>
+    <w:p>
+      <w:pPr>
+        <w:pStyle w:val="Paragraphedeliste"/>
+        <w:numPr>
+          <w:ilvl w:val="0"/>
+          <w:numId w:val="25"/>
+        </w:numPr>
+      </w:pPr>
+      <w:r>
+        <w:t>IA</w:t>
+      </w:r>
+      <w:r>
+        <w:t xml:space="preserve"> recherche et</w:t>
+      </w:r>
+      <w:r>
+        <w:t xml:space="preserve"> traduction</w:t>
+      </w:r>
+      <w:r>
+        <w:t xml:space="preserve"> </w:t>
+      </w:r>
+      <w:proofErr w:type="spellStart"/>
+      <w:r>
+        <w:rPr>
+          <w:b/>
+          <w:bCs/>
+        </w:rPr>
+        <w:t>Start</w:t>
+      </w:r>
+      <w:r>
+        <w:rPr>
+          <w:b/>
+          <w:bCs/>
+        </w:rPr>
+        <w:t>p</w:t>
+      </w:r>
+      <w:r>
+        <w:rPr>
+          <w:b/>
+          <w:bCs/>
+        </w:rPr>
+        <w:t>age</w:t>
+      </w:r>
+      <w:proofErr w:type="spellEnd"/>
+      <w:r>
+        <w:rPr>
+          <w:b/>
+          <w:bCs/>
+        </w:rPr>
+        <w:t xml:space="preserve"> Vanish IA</w:t>
+      </w:r>
+      <w:r>
+        <w:t xml:space="preserve"> </w:t>
+      </w:r>
+      <w:r>
+        <w:rPr>
+          <w:b/>
+          <w:bCs/>
+        </w:rPr>
+        <w:t>priv</w:t>
+      </w:r>
+      <w:r>
+        <w:rPr>
+          <w:rFonts w:hint="cs"/>
+          <w:b/>
+          <w:bCs/>
+        </w:rPr>
+        <w:t>é</w:t>
+      </w:r>
+      <w:r>
+        <w:rPr>
+          <w:b/>
+          <w:bCs/>
+        </w:rPr>
+        <w:t>e</w:t>
+      </w:r>
+      <w:r>
+        <w:t xml:space="preserve"> </w:t>
+      </w:r>
+      <w:r>
+        <w:t xml:space="preserve">(Pays-Bas) </w:t>
+      </w:r>
+      <w:hyperlink r:id="rId141" w:history="1">
+        <w:r>
+          <w:rPr>
+            <w:rStyle w:val="Lienhypertexte"/>
+          </w:rPr>
+          <w:t>https://vanish.startpage.com/fr</w:t>
+        </w:r>
+      </w:hyperlink>
+      <w:r>
+        <w:t xml:space="preserve"> </w:t>
+      </w:r>
+    </w:p>
+    <w:p>
+      <w:pPr>
+        <w:pStyle w:val="Paragraphedeliste"/>
+        <w:numPr>
+          <w:ilvl w:val="0"/>
+          <w:numId w:val="25"/>
+        </w:numPr>
+      </w:pPr>
+      <w:r>
+        <w:t>IA</w:t>
+      </w:r>
+      <w:r>
+        <w:t xml:space="preserve"> recherche et</w:t>
+      </w:r>
+      <w:r>
+        <w:t xml:space="preserve"> traduction</w:t>
+      </w:r>
+      <w:r>
+        <w:t xml:space="preserve"> </w:t>
+      </w:r>
+      <w:r>
+        <w:rPr>
+          <w:b/>
+          <w:bCs/>
+        </w:rPr>
+        <w:t>Duck ai</w:t>
+      </w:r>
+      <w:r>
+        <w:t xml:space="preserve"> intéressant mais pas euro</w:t>
+      </w:r>
+      <w:r>
+        <w:t xml:space="preserve">péen </w:t>
+      </w:r>
+      <w:r>
+        <w:t xml:space="preserve">(Californie) </w:t>
+      </w:r>
+      <w:hyperlink r:id="rId142" w:history="1">
+        <w:r>
+          <w:rPr>
+            <w:rStyle w:val="Lienhypertexte"/>
+          </w:rPr>
+          <w:t>https://duck.ai/</w:t>
+        </w:r>
+      </w:hyperlink>
+    </w:p>
+    <w:p>
+      <w:pPr>
+        <w:pStyle w:val="Paragraphedeliste"/>
+        <w:numPr>
+          <w:ilvl w:val="0"/>
+          <w:numId w:val="25"/>
+        </w:numPr>
+      </w:pPr>
+      <w:r>
+        <w:t xml:space="preserve">Traduction </w:t>
+      </w:r>
+      <w:proofErr w:type="spellStart"/>
+      <w:r>
+        <w:rPr>
+          <w:b/>
+          <w:bCs/>
+        </w:rPr>
+        <w:t>DeepL</w:t>
+      </w:r>
+      <w:proofErr w:type="spellEnd"/>
+      <w:r>
+        <w:t xml:space="preserve"> (Allemagne) </w:t>
+      </w:r>
+      <w:hyperlink r:id="rId143" w:history="1">
+        <w:r>
+          <w:rPr>
+            <w:rStyle w:val="Lienhypertexte"/>
+          </w:rPr>
+          <w:t>https://www.deepl.com/fr/translator</w:t>
+        </w:r>
+      </w:hyperlink>
+      <w:r>
+        <w:t xml:space="preserve"> </w:t>
+      </w:r>
+    </w:p>
+    <w:p>
+      <w:pPr>
+        <w:pStyle w:val="Paragraphedeliste"/>
+        <w:numPr>
+          <w:ilvl w:val="0"/>
+          <w:numId w:val="25"/>
+        </w:numPr>
         <w:rPr>
           <w:lang w:val="en-US"/>
         </w:rPr>
       </w:pPr>
+      <w:r>
+        <w:rPr>
+          <w:lang w:val="en-US"/>
+        </w:rPr>
+        <w:t xml:space="preserve">Mail </w:t>
+      </w:r>
       <w:proofErr w:type="spellStart"/>
       <w:r>
         <w:rPr>
@@ -13437,7 +13681,7 @@
         </w:rPr>
         <w:t xml:space="preserve">, The beautiful email client </w:t>
       </w:r>
-      <w:hyperlink r:id="rId140" w:history="1">
+      <w:hyperlink r:id="rId144" w:history="1">
         <w:r>
           <w:rPr>
             <w:rStyle w:val="Lienhypertexte"/>
@@ -13456,13 +13700,158 @@
         </w:numPr>
       </w:pPr>
       <w:r>
-        <w:t xml:space="preserve">Messagerie </w:t>
+        <w:t xml:space="preserve">Mail </w:t>
       </w:r>
       <w:r>
         <w:rPr>
           <w:b/>
           <w:bCs/>
         </w:rPr>
+        <w:t>Proton Mail</w:t>
+      </w:r>
+      <w:r>
+        <w:t xml:space="preserve"> </w:t>
+      </w:r>
+      <w:hyperlink r:id="rId145" w:history="1">
+        <w:r>
+          <w:rPr>
+            <w:rStyle w:val="Lienhypertexte"/>
+          </w:rPr>
+          <w:t>https://proton.me/mail</w:t>
+        </w:r>
+      </w:hyperlink>
+      <w:r>
+        <w:t xml:space="preserve"> </w:t>
+      </w:r>
+    </w:p>
+    <w:p>
+      <w:pPr>
+        <w:pStyle w:val="Paragraphedeliste"/>
+        <w:numPr>
+          <w:ilvl w:val="0"/>
+          <w:numId w:val="25"/>
+        </w:numPr>
+      </w:pPr>
+      <w:r>
+        <w:t xml:space="preserve">Mail jetable </w:t>
+      </w:r>
+      <w:proofErr w:type="spellStart"/>
+      <w:r>
+        <w:rPr>
+          <w:b/>
+          <w:bCs/>
+        </w:rPr>
+        <w:t>Yopmail</w:t>
+      </w:r>
+      <w:proofErr w:type="spellEnd"/>
+      <w:r>
+        <w:t xml:space="preserve"> </w:t>
+      </w:r>
+      <w:hyperlink r:id="rId146" w:history="1">
+        <w:r>
+          <w:rPr>
+            <w:rStyle w:val="Lienhypertexte"/>
+          </w:rPr>
+          <w:t>https://yopmail.com/fr/</w:t>
+        </w:r>
+      </w:hyperlink>
+    </w:p>
+    <w:p>
+      <w:pPr>
+        <w:pStyle w:val="Paragraphedeliste"/>
+        <w:numPr>
+          <w:ilvl w:val="0"/>
+          <w:numId w:val="25"/>
+        </w:numPr>
+      </w:pPr>
+      <w:r>
+        <w:rPr>
+          <w:b/>
+          <w:bCs/>
+        </w:rPr>
+        <w:t xml:space="preserve">Proton VPN </w:t>
+      </w:r>
+      <w:hyperlink r:id="rId147" w:history="1">
+        <w:r>
+          <w:rPr>
+            <w:rStyle w:val="Lienhypertexte"/>
+          </w:rPr>
+          <w:t>https://protonvpn.com/</w:t>
+        </w:r>
+      </w:hyperlink>
+      <w:r>
+        <w:t>, VPN qui n’utilise</w:t>
+      </w:r>
+      <w:r>
+        <w:t xml:space="preserve"> pas de logs sur disque </w:t>
+      </w:r>
+      <w:hyperlink r:id="rId148" w:history="1">
+        <w:r>
+          <w:rPr>
+            <w:rStyle w:val="Lienhypertexte"/>
+          </w:rPr>
+          <w:t>https://protonvpn.com/features/no-logs-policy</w:t>
+        </w:r>
+      </w:hyperlink>
+      <w:r>
+        <w:t xml:space="preserve"> </w:t>
+      </w:r>
+    </w:p>
+    <w:p>
+      <w:pPr>
+        <w:pStyle w:val="Paragraphedeliste"/>
+        <w:numPr>
+          <w:ilvl w:val="0"/>
+          <w:numId w:val="25"/>
+        </w:numPr>
+        <w:rPr>
+          <w:lang w:val="en-US"/>
+        </w:rPr>
+      </w:pPr>
+      <w:proofErr w:type="spellStart"/>
+      <w:r>
+        <w:rPr>
+          <w:b/>
+          <w:bCs/>
+        </w:rPr>
+        <w:t>Mullvad</w:t>
+      </w:r>
+      <w:proofErr w:type="spellEnd"/>
+      <w:r>
+        <w:rPr>
+          <w:b/>
+          <w:bCs/>
+        </w:rPr>
+        <w:t xml:space="preserve"> VPN</w:t>
+      </w:r>
+      <w:r>
+        <w:t xml:space="preserve"> </w:t>
+      </w:r>
+      <w:hyperlink r:id="rId149" w:history="1">
+        <w:r>
+          <w:rPr>
+            <w:rStyle w:val="Lienhypertexte"/>
+          </w:rPr>
+          <w:t>https://mullvad.net/fr</w:t>
+        </w:r>
+      </w:hyperlink>
+    </w:p>
+    <w:p>
+      <w:pPr>
+        <w:pStyle w:val="Paragraphedeliste"/>
+        <w:numPr>
+          <w:ilvl w:val="0"/>
+          <w:numId w:val="25"/>
+        </w:numPr>
+      </w:pPr>
+      <w:r>
+        <w:t xml:space="preserve">Messagerie </w:t>
+      </w:r>
+      <w:r>
+        <w:rPr>
+          <w:b/>
+          <w:bCs/>
+        </w:rPr>
         <w:t>Telegram</w:t>
       </w:r>
       <w:r>
@@ -13476,7 +13865,7 @@
       <w:r>
         <w:t xml:space="preserve">) </w:t>
       </w:r>
-      <w:hyperlink r:id="rId141" w:history="1">
+      <w:hyperlink r:id="rId150" w:history="1">
         <w:r>
           <w:rPr>
             <w:rStyle w:val="Lienhypertexte"/>
@@ -13519,7 +13908,7 @@
       <w:r>
         <w:t xml:space="preserve"> par exemple </w:t>
       </w:r>
-      <w:hyperlink r:id="rId142" w:history="1">
+      <w:hyperlink r:id="rId151" w:history="1">
         <w:r>
           <w:rPr>
             <w:rStyle w:val="Lienhypertexte"/>
@@ -13540,7 +13929,6 @@
         </w:numPr>
       </w:pPr>
       <w:r>
-        <w:lastRenderedPageBreak/>
         <w:t xml:space="preserve">Messagerie </w:t>
       </w:r>
       <w:r>
@@ -13559,7 +13947,7 @@
       <w:r>
         <w:t xml:space="preserve"> </w:t>
       </w:r>
-      <w:hyperlink r:id="rId143" w:history="1">
+      <w:hyperlink r:id="rId152" w:history="1">
         <w:r>
           <w:rPr>
             <w:rStyle w:val="Lienhypertexte"/>
@@ -13580,181 +13968,44 @@
         </w:numPr>
       </w:pPr>
       <w:r>
+        <w:t xml:space="preserve">Cartographie </w:t>
+      </w:r>
+      <w:proofErr w:type="spellStart"/>
+      <w:r>
         <w:rPr>
           <w:b/>
           <w:bCs/>
         </w:rPr>
-        <w:t>IA Mistral Vibe</w:t>
-      </w:r>
-      <w:r>
-        <w:t xml:space="preserve"> (France) </w:t>
-      </w:r>
-      <w:hyperlink r:id="rId144" w:history="1">
-        <w:r>
-          <w:rPr>
-            <w:rStyle w:val="Lienhypertexte"/>
-          </w:rPr>
-          <w:t>https://chat.mistral.ai/chat</w:t>
-        </w:r>
-      </w:hyperlink>
-      <w:r>
-        <w:t xml:space="preserve"> </w:t>
-      </w:r>
-    </w:p>
-    <w:p>
-      <w:pPr>
-        <w:pStyle w:val="Paragraphedeliste"/>
-        <w:numPr>
-          <w:ilvl w:val="0"/>
-          <w:numId w:val="25"/>
-        </w:numPr>
-      </w:pPr>
-      <w:proofErr w:type="spellStart"/>
+        <w:t>Here</w:t>
+      </w:r>
+      <w:proofErr w:type="spellEnd"/>
       <w:r>
         <w:rPr>
           <w:b/>
           <w:bCs/>
         </w:rPr>
-        <w:t>Start</w:t>
-      </w:r>
+        <w:t xml:space="preserve"> </w:t>
+      </w:r>
+      <w:proofErr w:type="spellStart"/>
       <w:r>
         <w:rPr>
           <w:b/>
           <w:bCs/>
         </w:rPr>
-        <w:t>p</w:t>
-      </w:r>
+        <w:t>We</w:t>
+      </w:r>
+      <w:proofErr w:type="spellEnd"/>
       <w:r>
         <w:rPr>
           <w:b/>
           <w:bCs/>
         </w:rPr>
-        <w:t>age</w:t>
-      </w:r>
-      <w:proofErr w:type="spellEnd"/>
-      <w:r>
-        <w:rPr>
-          <w:b/>
-          <w:bCs/>
-        </w:rPr>
-        <w:t xml:space="preserve"> Vanish IA</w:t>
-      </w:r>
-      <w:r>
-        <w:t xml:space="preserve"> </w:t>
-      </w:r>
-      <w:r>
-        <w:rPr>
-          <w:b/>
-          <w:bCs/>
-        </w:rPr>
-        <w:t>priv</w:t>
-      </w:r>
-      <w:r>
-        <w:rPr>
-          <w:rFonts w:hint="cs"/>
-          <w:b/>
-          <w:bCs/>
-        </w:rPr>
-        <w:t>é</w:t>
-      </w:r>
-      <w:r>
-        <w:rPr>
-          <w:b/>
-          <w:bCs/>
-        </w:rPr>
-        <w:t>e</w:t>
-      </w:r>
-      <w:r>
-        <w:t>, la plus confidentielle</w:t>
+        <w:t xml:space="preserve"> Go</w:t>
       </w:r>
       <w:r>
         <w:t xml:space="preserve"> (Pays-Bas) </w:t>
       </w:r>
-      <w:hyperlink r:id="rId145" w:history="1">
-        <w:r>
-          <w:rPr>
-            <w:rStyle w:val="Lienhypertexte"/>
-          </w:rPr>
-          <w:t>https://vanish.startpage.com/fr</w:t>
-        </w:r>
-      </w:hyperlink>
-      <w:r>
-        <w:t xml:space="preserve"> </w:t>
-      </w:r>
-    </w:p>
-    <w:p>
-      <w:pPr>
-        <w:pStyle w:val="Paragraphedeliste"/>
-        <w:numPr>
-          <w:ilvl w:val="0"/>
-          <w:numId w:val="25"/>
-        </w:numPr>
-        <w:rPr>
-          <w:lang w:val="it-IT"/>
-        </w:rPr>
-      </w:pPr>
-      <w:r>
-        <w:rPr>
-          <w:b/>
-          <w:bCs/>
-          <w:lang w:val="it-IT"/>
-        </w:rPr>
-        <w:t>Duck ai</w:t>
-      </w:r>
-      <w:r>
-        <w:rPr>
-          <w:lang w:val="it-IT"/>
-        </w:rPr>
-        <w:t xml:space="preserve"> (Californie) https://duck.ai/</w:t>
-      </w:r>
-    </w:p>
-    <w:p>
-      <w:pPr>
-        <w:pStyle w:val="Paragraphedeliste"/>
-        <w:numPr>
-          <w:ilvl w:val="0"/>
-          <w:numId w:val="25"/>
-        </w:numPr>
-      </w:pPr>
-      <w:r>
-        <w:t xml:space="preserve">Cartographie </w:t>
-      </w:r>
-      <w:proofErr w:type="spellStart"/>
-      <w:r>
-        <w:rPr>
-          <w:b/>
-          <w:bCs/>
-        </w:rPr>
-        <w:t>Here</w:t>
-      </w:r>
-      <w:proofErr w:type="spellEnd"/>
-      <w:r>
-        <w:rPr>
-          <w:b/>
-          <w:bCs/>
-        </w:rPr>
-        <w:t xml:space="preserve"> </w:t>
-      </w:r>
-      <w:proofErr w:type="spellStart"/>
-      <w:r>
-        <w:rPr>
-          <w:b/>
-          <w:bCs/>
-        </w:rPr>
-        <w:t>We</w:t>
-      </w:r>
-      <w:proofErr w:type="spellEnd"/>
-      <w:r>
-        <w:rPr>
-          <w:b/>
-          <w:bCs/>
-        </w:rPr>
-        <w:t xml:space="preserve"> Go</w:t>
-      </w:r>
-      <w:r>
-        <w:t xml:space="preserve"> (Pays-Bas) </w:t>
-      </w:r>
-      <w:hyperlink r:id="rId146" w:history="1">
+      <w:hyperlink r:id="rId153" w:history="1">
         <w:r>
           <w:rPr>
             <w:rStyle w:val="Lienhypertexte"/>
@@ -13805,7 +14056,7 @@
       <w:r>
         <w:t xml:space="preserve">que) </w:t>
       </w:r>
-      <w:hyperlink r:id="rId147" w:history="1">
+      <w:hyperlink r:id="rId154" w:history="1">
         <w:r>
           <w:rPr>
             <w:rStyle w:val="Lienhypertexte"/>
@@ -13846,7 +14097,7 @@
       <w:r>
         <w:t xml:space="preserve"> </w:t>
       </w:r>
-      <w:hyperlink r:id="rId148" w:history="1">
+      <w:hyperlink r:id="rId155" w:history="1">
         <w:r>
           <w:rPr>
             <w:rStyle w:val="Lienhypertexte"/>
@@ -13865,32 +14116,74 @@
           <w:ilvl w:val="0"/>
           <w:numId w:val="25"/>
         </w:numPr>
-      </w:pPr>
-      <w:proofErr w:type="spellStart"/>
-      <w:r>
-        <w:t>Organic</w:t>
-      </w:r>
-      <w:proofErr w:type="spellEnd"/>
-      <w:r>
+        <w:rPr>
+          <w:lang w:val="en-US"/>
+        </w:rPr>
+      </w:pPr>
+      <w:r>
+        <w:rPr>
+          <w:b/>
+          <w:bCs/>
+          <w:lang w:val="en-US"/>
+        </w:rPr>
+        <w:t>Organic map</w:t>
+      </w:r>
+      <w:r>
+        <w:rPr>
+          <w:lang w:val="en-US"/>
+        </w:rPr>
         <w:t xml:space="preserve"> </w:t>
       </w:r>
-      <w:proofErr w:type="spellStart"/>
-      <w:r>
-        <w:t>map</w:t>
-      </w:r>
-      <w:proofErr w:type="spellEnd"/>
-      <w:r>
-        <w:t xml:space="preserve"> pas si bien </w:t>
-      </w:r>
-      <w:hyperlink r:id="rId149" w:history="1">
+      <w:hyperlink r:id="rId156" w:history="1">
         <w:r>
           <w:rPr>
             <w:rStyle w:val="Lienhypertexte"/>
+            <w:lang w:val="en-US"/>
           </w:rPr>
           <w:t>https://korben.info/organic-maps-gps-offline-open-source.html</w:t>
         </w:r>
       </w:hyperlink>
       <w:r>
+        <w:rPr>
+          <w:lang w:val="en-US"/>
+        </w:rPr>
+        <w:t xml:space="preserve"> </w:t>
+      </w:r>
+    </w:p>
+    <w:p>
+      <w:pPr>
+        <w:pStyle w:val="Paragraphedeliste"/>
+        <w:numPr>
+          <w:ilvl w:val="0"/>
+          <w:numId w:val="25"/>
+        </w:numPr>
+        <w:rPr>
+          <w:lang w:val="en-US"/>
+        </w:rPr>
+      </w:pPr>
+      <w:r>
+        <w:rPr>
+          <w:b/>
+          <w:bCs/>
+          <w:lang w:val="en-US"/>
+        </w:rPr>
+        <w:t xml:space="preserve">DNS </w:t>
+      </w:r>
+      <w:hyperlink r:id="rId157" w:history="1">
+        <w:r>
+          <w:rPr>
+            <w:rStyle w:val="Lienhypertexte"/>
+            <w:lang w:val="en-US"/>
+          </w:rPr>
+          <w:t>https://korben.info/dns4eu-europe-alternative-google-cloudflare.html</w:t>
+        </w:r>
+      </w:hyperlink>
+      <w:r>
+        <w:rPr>
+          <w:b/>
+          <w:bCs/>
+          <w:lang w:val="en-US"/>
+        </w:rPr>
         <w:t xml:space="preserve"> </w:t>
       </w:r>
     </w:p>
@@ -13926,12 +14219,15 @@
         <w:t xml:space="preserve">Royaume-Unis, </w:t>
       </w:r>
       <w:r>
-        <w:t>Lituanie/Russie</w:t>
+        <w:t>Lettonie</w:t>
+      </w:r>
+      <w:r>
+        <w:t>/Russie</w:t>
       </w:r>
       <w:r>
         <w:t xml:space="preserve"> ?) </w:t>
       </w:r>
-      <w:hyperlink r:id="rId150" w:anchor="desktop" w:history="1">
+      <w:hyperlink r:id="rId158" w:anchor="desktop" w:history="1">
         <w:r>
           <w:rPr>
             <w:rStyle w:val="Lienhypertexte"/>
@@ -13984,7 +14280,7 @@
       <w:r>
         <w:t xml:space="preserve">) </w:t>
       </w:r>
-      <w:hyperlink r:id="rId151" w:history="1">
+      <w:hyperlink r:id="rId159" w:history="1">
         <w:r>
           <w:rPr>
             <w:rStyle w:val="Lienhypertexte"/>
@@ -13995,7 +14291,7 @@
       <w:r>
         <w:t xml:space="preserve"> et </w:t>
       </w:r>
-      <w:hyperlink r:id="rId152" w:history="1">
+      <w:hyperlink r:id="rId160" w:history="1">
         <w:r>
           <w:rPr>
             <w:rStyle w:val="Lienhypertexte"/>
@@ -14090,7 +14386,7 @@
         </w:rPr>
         <w:t xml:space="preserve">(France) </w:t>
       </w:r>
-      <w:hyperlink r:id="rId153" w:history="1">
+      <w:hyperlink r:id="rId161" w:history="1">
         <w:r>
           <w:rPr>
             <w:rStyle w:val="Lienhypertexte"/>
@@ -14134,7 +14430,7 @@
       <w:r>
         <w:t xml:space="preserve"> (France, Allemagne) </w:t>
       </w:r>
-      <w:hyperlink r:id="rId154" w:history="1">
+      <w:hyperlink r:id="rId162" w:history="1">
         <w:r>
           <w:rPr>
             <w:rStyle w:val="Lienhypertexte"/>
@@ -14173,7 +14469,7 @@
         </w:rPr>
         <w:t xml:space="preserve"> (Open source) </w:t>
       </w:r>
-      <w:hyperlink r:id="rId155" w:history="1">
+      <w:hyperlink r:id="rId163" w:history="1">
         <w:r>
           <w:rPr>
             <w:rStyle w:val="Lienhypertexte"/>
@@ -14199,6 +14495,8 @@
       <w:proofErr w:type="spellStart"/>
       <w:r>
         <w:rPr>
+          <w:b/>
+          <w:bCs/>
           <w:lang w:val="en-US"/>
         </w:rPr>
         <w:t>Alugha</w:t>
@@ -14224,7 +14522,7 @@
         </w:rPr>
         <w:t xml:space="preserve">) </w:t>
       </w:r>
-      <w:hyperlink r:id="rId156" w:history="1">
+      <w:hyperlink r:id="rId164" w:history="1">
         <w:r>
           <w:rPr>
             <w:rStyle w:val="Lienhypertexte"/>
@@ -14266,7 +14564,7 @@
       <w:r>
         <w:t xml:space="preserve"> (France) </w:t>
       </w:r>
-      <w:hyperlink r:id="rId157" w:history="1">
+      <w:hyperlink r:id="rId165" w:history="1">
         <w:r>
           <w:rPr>
             <w:rStyle w:val="Lienhypertexte"/>
@@ -14296,7 +14594,7 @@
       <w:r>
         <w:t xml:space="preserve"> </w:t>
       </w:r>
-      <w:hyperlink r:id="rId158" w:history="1">
+      <w:hyperlink r:id="rId166" w:history="1">
         <w:r>
           <w:rPr>
             <w:rStyle w:val="Lienhypertexte"/>
@@ -14325,7 +14623,7 @@
       <w:r>
         <w:t xml:space="preserve"> (France) </w:t>
       </w:r>
-      <w:hyperlink r:id="rId159" w:history="1">
+      <w:hyperlink r:id="rId167" w:history="1">
         <w:r>
           <w:rPr>
             <w:rStyle w:val="Lienhypertexte"/>
@@ -14364,23 +14662,21 @@
           <w:lang w:val="en-US"/>
         </w:rPr>
       </w:pPr>
-      <w:proofErr w:type="spellStart"/>
       <w:r>
         <w:rPr>
           <w:b/>
           <w:bCs/>
           <w:lang w:val="en-US"/>
         </w:rPr>
-        <w:t>Mastodonte</w:t>
-      </w:r>
-      <w:proofErr w:type="spellEnd"/>
+        <w:t>Mastodon</w:t>
+      </w:r>
       <w:r>
         <w:rPr>
           <w:lang w:val="en-US"/>
         </w:rPr>
         <w:t xml:space="preserve"> (Open source) </w:t>
       </w:r>
-      <w:hyperlink r:id="rId160" w:history="1">
+      <w:hyperlink r:id="rId168" w:history="1">
         <w:r>
           <w:rPr>
             <w:rStyle w:val="Lienhypertexte"/>
@@ -14437,7 +14733,7 @@
       <w:r>
         <w:t xml:space="preserve"> </w:t>
       </w:r>
-      <w:hyperlink r:id="rId161" w:history="1">
+      <w:hyperlink r:id="rId169" w:history="1">
         <w:r>
           <w:rPr>
             <w:rStyle w:val="Lienhypertexte"/>
@@ -14491,7 +14787,7 @@
         </w:rPr>
         <w:t xml:space="preserve"> </w:t>
       </w:r>
-      <w:hyperlink r:id="rId162" w:history="1">
+      <w:hyperlink r:id="rId170" w:history="1">
         <w:r>
           <w:rPr>
             <w:rStyle w:val="Lienhypertexte"/>
@@ -14538,20 +14834,24 @@
       </w:r>
       <w:proofErr w:type="spellStart"/>
       <w:r>
-        <w:t>Murena</w:t>
-      </w:r>
-      <w:proofErr w:type="spellEnd"/>
-      <w:r>
-        <w:t xml:space="preserve"> conçu en Europe</w:t>
-      </w:r>
-      <w:r>
         <w:rPr>
           <w:b/>
           <w:bCs/>
         </w:rPr>
+        <w:t>Murena</w:t>
+      </w:r>
+      <w:proofErr w:type="spellEnd"/>
+      <w:r>
+        <w:t xml:space="preserve"> conçu en Europe</w:t>
+      </w:r>
+      <w:r>
+        <w:rPr>
+          <w:b/>
+          <w:bCs/>
+        </w:rPr>
         <w:t xml:space="preserve"> </w:t>
       </w:r>
-      <w:hyperlink r:id="rId163" w:history="1">
+      <w:hyperlink r:id="rId171" w:history="1">
         <w:r>
           <w:rPr>
             <w:rStyle w:val="Lienhypertexte"/>
@@ -14569,7 +14869,7 @@
       <w:r>
         <w:t xml:space="preserve">et </w:t>
       </w:r>
-      <w:hyperlink r:id="rId164" w:history="1">
+      <w:hyperlink r:id="rId172" w:history="1">
         <w:r>
           <w:rPr>
             <w:rStyle w:val="Lienhypertexte"/>
@@ -14586,6 +14886,9 @@
       </w:r>
     </w:p>
     <w:p>
+      <w:pPr>
+        <w:keepNext/>
+      </w:pPr>
       <w:r>
         <w:t>Migration Windows vers Linux</w:t>
       </w:r>
@@ -14598,7 +14901,7 @@
           <w:numId w:val="17"/>
         </w:numPr>
       </w:pPr>
-      <w:hyperlink r:id="rId165" w:history="1">
+      <w:hyperlink r:id="rId173" w:history="1">
         <w:r>
           <w:rPr>
             <w:rStyle w:val="Lienhypertexte"/>

--- a/index.docx
+++ b/index.docx
@@ -1776,41 +1776,15 @@
         <w:jc w:val="both"/>
       </w:pPr>
       <w:r>
-        <w:t xml:space="preserve">Le Cloud </w:t>
-      </w:r>
-      <w:proofErr w:type="spellStart"/>
-      <w:r>
-        <w:t>Act</w:t>
-      </w:r>
-      <w:proofErr w:type="spellEnd"/>
-      <w:r>
-        <w:t xml:space="preserve"> et plus particulièrement le </w:t>
-      </w:r>
-      <w:proofErr w:type="spellStart"/>
+        <w:t xml:space="preserve">Le Cloud Act et plus particulièrement le </w:t>
+      </w:r>
       <w:r>
         <w:rPr>
           <w:i/>
           <w:iCs/>
         </w:rPr>
-        <w:t>Foreign</w:t>
-      </w:r>
-      <w:proofErr w:type="spellEnd"/>
-      <w:r>
-        <w:rPr>
-          <w:i/>
-          <w:iCs/>
-        </w:rPr>
-        <w:t xml:space="preserve"> Intelligence Surveillance </w:t>
-      </w:r>
-      <w:proofErr w:type="spellStart"/>
-      <w:r>
-        <w:rPr>
-          <w:i/>
-          <w:iCs/>
-        </w:rPr>
-        <w:t>Act</w:t>
-      </w:r>
-      <w:proofErr w:type="spellEnd"/>
+        <w:t>Foreign Intelligence Surveillance Act</w:t>
+      </w:r>
       <w:r>
         <w:t xml:space="preserve"> </w:t>
       </w:r>
@@ -2657,18 +2631,8 @@
                 <w:bCs/>
                 <w:color w:val="EE0000"/>
               </w:rPr>
-              <w:t xml:space="preserve">Google </w:t>
-            </w:r>
-            <w:proofErr w:type="spellStart"/>
-            <w:r>
-              <w:rPr>
-                <w:b/>
-                <w:bCs/>
-                <w:color w:val="EE0000"/>
-              </w:rPr>
-              <w:t>Search</w:t>
-            </w:r>
-            <w:proofErr w:type="spellEnd"/>
+              <w:t>Google Search</w:t>
+            </w:r>
             <w:r>
               <w:t xml:space="preserve"> et </w:t>
             </w:r>
@@ -2693,7 +2657,6 @@
                 <w:lang w:val="en-US"/>
               </w:rPr>
             </w:pPr>
-            <w:proofErr w:type="spellStart"/>
             <w:r>
               <w:rPr>
                 <w:b/>
@@ -2721,7 +2684,6 @@
               </w:rPr>
               <w:t>age</w:t>
             </w:r>
-            <w:proofErr w:type="spellEnd"/>
             <w:r>
               <w:rPr>
                 <w:color w:val="00B050"/>
@@ -2741,28 +2703,15 @@
               </w:rPr>
               <w:br/>
             </w:r>
-            <w:r>
-              <w:fldChar w:fldCharType="begin"/>
-            </w:r>
-            <w:r>
-              <w:rPr>
-                <w:lang w:val="en-US"/>
-              </w:rPr>
-              <w:instrText>HYPERLINK "https://www.startpage.com/fr/"</w:instrText>
-            </w:r>
-            <w:r>
-              <w:fldChar w:fldCharType="separate"/>
-            </w:r>
-            <w:r>
-              <w:rPr>
-                <w:rStyle w:val="Lienhypertexte"/>
-                <w:lang w:val="en-US"/>
-              </w:rPr>
-              <w:t>https://www.startpage.com/fr/</w:t>
-            </w:r>
-            <w:r>
-              <w:fldChar w:fldCharType="end"/>
-            </w:r>
+            <w:hyperlink r:id="rId12" w:history="1">
+              <w:r>
+                <w:rPr>
+                  <w:rStyle w:val="Lienhypertexte"/>
+                  <w:lang w:val="en-US"/>
+                </w:rPr>
+                <w:t>https://www.startpage.com/fr/</w:t>
+              </w:r>
+            </w:hyperlink>
           </w:p>
           <w:p>
             <w:pPr>
@@ -2771,7 +2720,6 @@
                 <w:lang w:val="en-US"/>
               </w:rPr>
             </w:pPr>
-            <w:proofErr w:type="spellStart"/>
             <w:r>
               <w:rPr>
                 <w:b/>
@@ -2781,7 +2729,6 @@
               </w:rPr>
               <w:t>Qwant</w:t>
             </w:r>
-            <w:proofErr w:type="spellEnd"/>
             <w:r>
               <w:rPr>
                 <w:color w:val="00B050"/>
@@ -2803,28 +2750,15 @@
                 <w:lang w:val="en-US"/>
               </w:rPr>
             </w:pPr>
-            <w:r>
-              <w:fldChar w:fldCharType="begin"/>
-            </w:r>
-            <w:r>
-              <w:rPr>
-                <w:lang w:val="en-US"/>
-              </w:rPr>
-              <w:instrText>HYPERLINK "https://www.qwant.com/?l=fr"</w:instrText>
-            </w:r>
-            <w:r>
-              <w:fldChar w:fldCharType="separate"/>
-            </w:r>
-            <w:r>
-              <w:rPr>
-                <w:rStyle w:val="Lienhypertexte"/>
-                <w:lang w:val="en-US"/>
-              </w:rPr>
-              <w:t>https://www.qwant.com/?l=fr</w:t>
-            </w:r>
-            <w:r>
-              <w:fldChar w:fldCharType="end"/>
-            </w:r>
+            <w:hyperlink r:id="rId13" w:history="1">
+              <w:r>
+                <w:rPr>
+                  <w:rStyle w:val="Lienhypertexte"/>
+                  <w:lang w:val="en-US"/>
+                </w:rPr>
+                <w:t>https://www.qwant.com/?l=fr</w:t>
+              </w:r>
+            </w:hyperlink>
             <w:r>
               <w:rPr>
                 <w:lang w:val="en-US"/>
@@ -2898,28 +2832,15 @@
               </w:rPr>
               <w:br/>
             </w:r>
-            <w:r>
-              <w:fldChar w:fldCharType="begin"/>
-            </w:r>
-            <w:r>
-              <w:rPr>
-                <w:lang w:val="it-IT"/>
-              </w:rPr>
-              <w:instrText>HYPERLINK "https://telegram.org/"</w:instrText>
-            </w:r>
-            <w:r>
-              <w:fldChar w:fldCharType="separate"/>
-            </w:r>
-            <w:r>
-              <w:rPr>
-                <w:rStyle w:val="Lienhypertexte"/>
-                <w:lang w:val="it-IT"/>
-              </w:rPr>
-              <w:t>https://telegram.org/</w:t>
-            </w:r>
-            <w:r>
-              <w:fldChar w:fldCharType="end"/>
-            </w:r>
+            <w:hyperlink r:id="rId14" w:history="1">
+              <w:r>
+                <w:rPr>
+                  <w:rStyle w:val="Lienhypertexte"/>
+                  <w:lang w:val="it-IT"/>
+                </w:rPr>
+                <w:t>https://telegram.org/</w:t>
+              </w:r>
+            </w:hyperlink>
             <w:r>
               <w:rPr>
                 <w:lang w:val="it-IT"/>
@@ -2952,7 +2873,6 @@
             <w:r>
               <w:t xml:space="preserve"> </w:t>
             </w:r>
-            <w:proofErr w:type="spellStart"/>
             <w:r>
               <w:rPr>
                 <w:b/>
@@ -2961,7 +2881,6 @@
               </w:rPr>
               <w:t>Maps</w:t>
             </w:r>
-            <w:proofErr w:type="spellEnd"/>
             <w:r>
               <w:t xml:space="preserve">, </w:t>
             </w:r>
@@ -3019,7 +2938,7 @@
             <w:pPr>
               <w:jc w:val="center"/>
             </w:pPr>
-            <w:hyperlink r:id="rId12" w:history="1">
+            <w:hyperlink r:id="rId15" w:history="1">
               <w:r>
                 <w:rPr>
                   <w:rStyle w:val="Lienhypertexte"/>
@@ -3052,7 +2971,7 @@
             <w:r>
               <w:t xml:space="preserve">(République Tchèque) </w:t>
             </w:r>
-            <w:hyperlink r:id="rId13" w:history="1">
+            <w:hyperlink r:id="rId16" w:history="1">
               <w:r>
                 <w:rPr>
                   <w:rStyle w:val="Lienhypertexte"/>
@@ -3111,7 +3030,6 @@
             <w:r>
               <w:t xml:space="preserve">, </w:t>
             </w:r>
-            <w:proofErr w:type="spellStart"/>
             <w:r>
               <w:rPr>
                 <w:b/>
@@ -3120,7 +3038,6 @@
               </w:rPr>
               <w:t>Grok</w:t>
             </w:r>
-            <w:proofErr w:type="spellEnd"/>
             <w:r>
               <w:t>, etc.)</w:t>
             </w:r>
@@ -3159,7 +3076,7 @@
             <w:pPr>
               <w:jc w:val="center"/>
             </w:pPr>
-            <w:hyperlink r:id="rId14" w:history="1">
+            <w:hyperlink r:id="rId17" w:history="1">
               <w:r>
                 <w:rPr>
                   <w:rStyle w:val="Lienhypertexte"/>
@@ -3181,16 +3098,15 @@
                 <w:bCs/>
                 <w:color w:val="00B050"/>
               </w:rPr>
-              <w:t xml:space="preserve">Vanish </w:t>
-            </w:r>
-            <w:proofErr w:type="spellStart"/>
+              <w:t>Vanish Start</w:t>
+            </w:r>
             <w:r>
               <w:rPr>
                 <w:b/>
                 <w:bCs/>
                 <w:color w:val="00B050"/>
               </w:rPr>
-              <w:t>Start</w:t>
+              <w:t>p</w:t>
             </w:r>
             <w:r>
               <w:rPr>
@@ -3198,7 +3114,7 @@
                 <w:bCs/>
                 <w:color w:val="00B050"/>
               </w:rPr>
-              <w:t>p</w:t>
+              <w:t xml:space="preserve">age </w:t>
             </w:r>
             <w:r>
               <w:rPr>
@@ -3206,40 +3122,23 @@
                 <w:bCs/>
                 <w:color w:val="00B050"/>
               </w:rPr>
-              <w:t>age</w:t>
-            </w:r>
-            <w:proofErr w:type="spellEnd"/>
+              <w:t xml:space="preserve">Private </w:t>
+            </w:r>
             <w:r>
               <w:rPr>
                 <w:b/>
                 <w:bCs/>
                 <w:color w:val="00B050"/>
               </w:rPr>
-              <w:t xml:space="preserve"> </w:t>
+              <w:t xml:space="preserve">AI </w:t>
+            </w:r>
+            <w:r>
+              <w:t>(Pays-Bas)</w:t>
             </w:r>
             <w:r>
               <w:rPr>
                 <w:b/>
                 <w:bCs/>
-                <w:color w:val="00B050"/>
-              </w:rPr>
-              <w:t xml:space="preserve">Private </w:t>
-            </w:r>
-            <w:r>
-              <w:rPr>
-                <w:b/>
-                <w:bCs/>
-                <w:color w:val="00B050"/>
-              </w:rPr>
-              <w:t xml:space="preserve">AI </w:t>
-            </w:r>
-            <w:r>
-              <w:t>(Pays-Bas)</w:t>
-            </w:r>
-            <w:r>
-              <w:rPr>
-                <w:b/>
-                <w:bCs/>
               </w:rPr>
               <w:t xml:space="preserve"> </w:t>
             </w:r>
@@ -3264,7 +3163,7 @@
             <w:r>
               <w:t xml:space="preserve"> </w:t>
             </w:r>
-            <w:hyperlink r:id="rId15" w:history="1">
+            <w:hyperlink r:id="rId18" w:history="1">
               <w:r>
                 <w:rPr>
                   <w:rStyle w:val="Lienhypertexte"/>
@@ -3363,7 +3262,6 @@
             <w:pPr>
               <w:jc w:val="center"/>
             </w:pPr>
-            <w:proofErr w:type="spellStart"/>
             <w:r>
               <w:rPr>
                 <w:b/>
@@ -3372,7 +3270,6 @@
               </w:rPr>
               <w:t>kMeet</w:t>
             </w:r>
-            <w:proofErr w:type="spellEnd"/>
             <w:r>
               <w:rPr>
                 <w:color w:val="00B050"/>
@@ -3387,7 +3284,7 @@
             <w:pPr>
               <w:jc w:val="center"/>
             </w:pPr>
-            <w:hyperlink r:id="rId16" w:history="1">
+            <w:hyperlink r:id="rId19" w:history="1">
               <w:r>
                 <w:rPr>
                   <w:rStyle w:val="Lienhypertexte"/>
@@ -3438,7 +3335,7 @@
             <w:pPr>
               <w:jc w:val="center"/>
             </w:pPr>
-            <w:hyperlink r:id="rId17" w:history="1">
+            <w:hyperlink r:id="rId20" w:history="1">
               <w:r>
                 <w:rPr>
                   <w:rStyle w:val="Lienhypertexte"/>
@@ -3532,7 +3429,6 @@
               </w:rPr>
               <w:t xml:space="preserve"> </w:t>
             </w:r>
-            <w:proofErr w:type="spellStart"/>
             <w:r>
               <w:rPr>
                 <w:b/>
@@ -3542,7 +3438,6 @@
               </w:rPr>
               <w:t>Cloudeezy</w:t>
             </w:r>
-            <w:proofErr w:type="spellEnd"/>
             <w:r>
               <w:rPr>
                 <w:color w:val="00B050"/>
@@ -3576,28 +3471,15 @@
                 <w:lang w:val="en-US"/>
               </w:rPr>
             </w:pPr>
-            <w:r>
-              <w:fldChar w:fldCharType="begin"/>
-            </w:r>
-            <w:r>
-              <w:rPr>
-                <w:lang w:val="en-US"/>
-              </w:rPr>
-              <w:instrText>HYPERLINK "https://cloudeezy.com/hebergement-nextcloud/gratuit.html"</w:instrText>
-            </w:r>
-            <w:r>
-              <w:fldChar w:fldCharType="separate"/>
-            </w:r>
-            <w:r>
-              <w:rPr>
-                <w:rStyle w:val="Lienhypertexte"/>
-                <w:lang w:val="en-US"/>
-              </w:rPr>
-              <w:t>https://cloudeezy.com/hebergement-nextcloud/gratuit.html</w:t>
-            </w:r>
-            <w:r>
-              <w:fldChar w:fldCharType="end"/>
-            </w:r>
+            <w:hyperlink r:id="rId21" w:history="1">
+              <w:r>
+                <w:rPr>
+                  <w:rStyle w:val="Lienhypertexte"/>
+                  <w:lang w:val="en-US"/>
+                </w:rPr>
+                <w:t>https://cloudeezy.com/hebergement-nextcloud/gratuit.html</w:t>
+              </w:r>
+            </w:hyperlink>
           </w:p>
           <w:p>
             <w:pPr>
@@ -3624,7 +3506,6 @@
               </w:rPr>
               <w:t xml:space="preserve"> </w:t>
             </w:r>
-            <w:proofErr w:type="spellStart"/>
             <w:r>
               <w:rPr>
                 <w:b/>
@@ -3634,7 +3515,6 @@
               </w:rPr>
               <w:t>Nextcloud</w:t>
             </w:r>
-            <w:proofErr w:type="spellEnd"/>
             <w:r>
               <w:rPr>
                 <w:lang w:val="en-US"/>
@@ -3645,50 +3525,23 @@
               <w:rPr>
                 <w:lang w:val="en-US"/>
               </w:rPr>
-              <w:t>(</w:t>
-            </w:r>
-            <w:proofErr w:type="spellStart"/>
+              <w:t>(Allemagne)</w:t>
+            </w:r>
             <w:r>
               <w:rPr>
                 <w:lang w:val="en-US"/>
               </w:rPr>
-              <w:t>Allemagne</w:t>
-            </w:r>
-            <w:proofErr w:type="spellEnd"/>
-            <w:r>
-              <w:rPr>
-                <w:lang w:val="en-US"/>
-              </w:rPr>
-              <w:t>)</w:t>
-            </w:r>
-            <w:r>
-              <w:rPr>
-                <w:lang w:val="en-US"/>
-              </w:rPr>
               <w:br/>
             </w:r>
-            <w:r>
-              <w:fldChar w:fldCharType="begin"/>
-            </w:r>
-            <w:r>
-              <w:rPr>
-                <w:lang w:val="en-US"/>
-              </w:rPr>
-              <w:instrText>HYPERLINK "https://nextcloud.com/install/" \l "install-clients"</w:instrText>
-            </w:r>
-            <w:r>
-              <w:fldChar w:fldCharType="separate"/>
-            </w:r>
-            <w:r>
-              <w:rPr>
-                <w:rStyle w:val="Lienhypertexte"/>
-                <w:lang w:val="en-US"/>
-              </w:rPr>
-              <w:t>https://nextcloud.com/install/#install-clients</w:t>
-            </w:r>
-            <w:r>
-              <w:fldChar w:fldCharType="end"/>
-            </w:r>
+            <w:hyperlink r:id="rId22" w:anchor="install-clients" w:history="1">
+              <w:r>
+                <w:rPr>
+                  <w:rStyle w:val="Lienhypertexte"/>
+                  <w:lang w:val="en-US"/>
+                </w:rPr>
+                <w:t>https://nextcloud.com/install/#install-clients</w:t>
+              </w:r>
+            </w:hyperlink>
           </w:p>
         </w:tc>
       </w:tr>
@@ -3838,19 +3691,11 @@
             <w:pPr>
               <w:jc w:val="center"/>
             </w:pPr>
-            <w:proofErr w:type="spellStart"/>
             <w:r>
               <w:rPr>
                 <w:lang w:val="en-US"/>
               </w:rPr>
-              <w:t>Gratuit</w:t>
-            </w:r>
-            <w:proofErr w:type="spellEnd"/>
-            <w:r>
-              <w:rPr>
-                <w:lang w:val="en-US"/>
-              </w:rPr>
-              <w:t xml:space="preserve">. </w:t>
+              <w:t xml:space="preserve">Gratuit. </w:t>
             </w:r>
             <w:r>
               <w:t>Don de 15 €</w:t>
@@ -3867,7 +3712,7 @@
             <w:r>
               <w:br/>
             </w:r>
-            <w:hyperlink r:id="rId18" w:history="1">
+            <w:hyperlink r:id="rId23" w:history="1">
               <w:r>
                 <w:rPr>
                   <w:rStyle w:val="Lienhypertexte"/>
@@ -3924,7 +3769,6 @@
             <w:r>
               <w:t xml:space="preserve"> </w:t>
             </w:r>
-            <w:proofErr w:type="spellStart"/>
             <w:r>
               <w:rPr>
                 <w:b/>
@@ -3933,7 +3777,6 @@
               </w:rPr>
               <w:t>Nextcloud</w:t>
             </w:r>
-            <w:proofErr w:type="spellEnd"/>
             <w:r>
               <w:t xml:space="preserve"> </w:t>
             </w:r>
@@ -3949,7 +3792,7 @@
             <w:r>
               <w:br/>
             </w:r>
-            <w:hyperlink r:id="rId19" w:anchor="install-clients" w:history="1">
+            <w:hyperlink r:id="rId24" w:anchor="install-clients" w:history="1">
               <w:r>
                 <w:rPr>
                   <w:rStyle w:val="Lienhypertexte"/>
@@ -3999,7 +3842,7 @@
             <w:r>
               <w:br/>
             </w:r>
-            <w:hyperlink r:id="rId20" w:history="1">
+            <w:hyperlink r:id="rId25" w:history="1">
               <w:r>
                 <w:rPr>
                   <w:rStyle w:val="Lienhypertexte"/>
@@ -4015,34 +3858,14 @@
             <w:r>
               <w:t xml:space="preserve">Applications </w:t>
             </w:r>
-            <w:proofErr w:type="spellStart"/>
             <w:r>
               <w:rPr>
                 <w:b/>
                 <w:bCs/>
                 <w:color w:val="00B050"/>
               </w:rPr>
-              <w:t>Nextcloud</w:t>
-            </w:r>
-            <w:proofErr w:type="spellEnd"/>
-            <w:r>
-              <w:rPr>
-                <w:b/>
-                <w:bCs/>
-                <w:color w:val="00B050"/>
-              </w:rPr>
-              <w:t xml:space="preserve"> </w:t>
-            </w:r>
-            <w:proofErr w:type="spellStart"/>
-            <w:r>
-              <w:rPr>
-                <w:b/>
-                <w:bCs/>
-                <w:color w:val="00B050"/>
-              </w:rPr>
-              <w:t>Calendar</w:t>
-            </w:r>
-            <w:proofErr w:type="spellEnd"/>
+              <w:t>Nextcloud Calendar</w:t>
+            </w:r>
             <w:r>
               <w:rPr>
                 <w:color w:val="00B050"/>
@@ -4133,7 +3956,6 @@
             <w:pPr>
               <w:jc w:val="center"/>
             </w:pPr>
-            <w:proofErr w:type="spellStart"/>
             <w:r>
               <w:rPr>
                 <w:b/>
@@ -4142,7 +3964,6 @@
               </w:rPr>
               <w:t>OnlyOffice</w:t>
             </w:r>
-            <w:proofErr w:type="spellEnd"/>
             <w:r>
               <w:t xml:space="preserve"> </w:t>
             </w:r>
@@ -4153,22 +3974,14 @@
               <w:t>inclu</w:t>
             </w:r>
             <w:r>
-              <w:t xml:space="preserve">se dans </w:t>
-            </w:r>
-            <w:proofErr w:type="spellStart"/>
-            <w:r>
-              <w:t>Cloudeezy</w:t>
-            </w:r>
-            <w:proofErr w:type="spellEnd"/>
-            <w:r>
-              <w:t xml:space="preserve"> et version Desktop</w:t>
+              <w:t>se dans Cloudeezy et version Desktop</w:t>
             </w:r>
           </w:p>
           <w:p>
             <w:pPr>
               <w:jc w:val="center"/>
             </w:pPr>
-            <w:hyperlink r:id="rId21" w:anchor="desktop" w:history="1">
+            <w:hyperlink r:id="rId26" w:anchor="desktop" w:history="1">
               <w:r>
                 <w:rPr>
                   <w:rStyle w:val="Lienhypertexte"/>
@@ -4217,7 +4030,7 @@
             <w:pPr>
               <w:jc w:val="center"/>
             </w:pPr>
-            <w:hyperlink r:id="rId22" w:history="1">
+            <w:hyperlink r:id="rId27" w:history="1">
               <w:r>
                 <w:rPr>
                   <w:rStyle w:val="Lienhypertexte"/>
@@ -4263,7 +4076,6 @@
             <w:r>
               <w:t xml:space="preserve">, </w:t>
             </w:r>
-            <w:proofErr w:type="spellStart"/>
             <w:r>
               <w:rPr>
                 <w:b/>
@@ -4272,11 +4084,9 @@
               </w:rPr>
               <w:t>outlook</w:t>
             </w:r>
-            <w:proofErr w:type="spellEnd"/>
             <w:r>
               <w:t xml:space="preserve">, </w:t>
             </w:r>
-            <w:proofErr w:type="spellStart"/>
             <w:r>
               <w:rPr>
                 <w:b/>
@@ -4285,7 +4095,6 @@
               </w:rPr>
               <w:t>gmail</w:t>
             </w:r>
-            <w:proofErr w:type="spellEnd"/>
           </w:p>
         </w:tc>
         <w:tc>
@@ -4370,7 +4179,7 @@
             <w:r>
               <w:t xml:space="preserve"> : </w:t>
             </w:r>
-            <w:hyperlink r:id="rId23" w:history="1">
+            <w:hyperlink r:id="rId28" w:history="1">
               <w:r>
                 <w:rPr>
                   <w:rStyle w:val="Lienhypertexte"/>
@@ -4387,7 +4196,7 @@
             <w:r>
               <w:t xml:space="preserve"> </w:t>
             </w:r>
-            <w:hyperlink r:id="rId24" w:history="1">
+            <w:hyperlink r:id="rId29" w:history="1">
               <w:r>
                 <w:rPr>
                   <w:rStyle w:val="Lienhypertexte"/>
@@ -4485,7 +4294,6 @@
       <w:r>
         <w:t xml:space="preserve">qui sait, vous êtes peut-être prêt pour basculer sur un smartphone </w:t>
       </w:r>
-      <w:proofErr w:type="spellStart"/>
       <w:r>
         <w:rPr>
           <w:b/>
@@ -4493,18 +4301,12 @@
         </w:rPr>
         <w:t>Fairphone</w:t>
       </w:r>
-      <w:proofErr w:type="spellEnd"/>
       <w:r>
         <w:t xml:space="preserve"> </w:t>
       </w:r>
       <w:r>
-        <w:t xml:space="preserve">réparable, équitable et équipé d‘un système d’exploitation Open Source </w:t>
-      </w:r>
-      <w:proofErr w:type="spellStart"/>
-      <w:r>
-        <w:t>Murena</w:t>
-      </w:r>
-      <w:proofErr w:type="spellEnd"/>
+        <w:t>réparable, équitable et équipé d‘un système d’exploitation Open Source Murena</w:t>
+      </w:r>
       <w:r>
         <w:t xml:space="preserve"> (</w:t>
       </w:r>
@@ -4522,15 +4324,7 @@
         <w:t xml:space="preserve"> </w:t>
       </w:r>
       <w:r>
-        <w:t>entièrement « </w:t>
-      </w:r>
-      <w:proofErr w:type="spellStart"/>
-      <w:r>
-        <w:t>dégoogelisé</w:t>
-      </w:r>
-      <w:proofErr w:type="spellEnd"/>
-      <w:r>
-        <w:t xml:space="preserve"> » et </w:t>
+        <w:t xml:space="preserve">entièrement « dégoogelisé » et </w:t>
       </w:r>
       <w:r>
         <w:t>conçu en Europe</w:t>
@@ -4642,7 +4436,7 @@
                     <pic:cNvPicPr/>
                   </pic:nvPicPr>
                   <pic:blipFill>
-                    <a:blip r:embed="rId25"/>
+                    <a:blip r:embed="rId30"/>
                     <a:stretch>
                       <a:fillRect/>
                     </a:stretch>
@@ -4727,7 +4521,7 @@
                     <pic:cNvPicPr/>
                   </pic:nvPicPr>
                   <pic:blipFill>
-                    <a:blip r:embed="rId26"/>
+                    <a:blip r:embed="rId31"/>
                     <a:stretch>
                       <a:fillRect/>
                     </a:stretch>
@@ -4772,7 +4566,7 @@
                     <pic:cNvPicPr/>
                   </pic:nvPicPr>
                   <pic:blipFill>
-                    <a:blip r:embed="rId27"/>
+                    <a:blip r:embed="rId32"/>
                     <a:stretch>
                       <a:fillRect/>
                     </a:stretch>
@@ -4878,13 +4672,8 @@
         <w:t>s</w:t>
       </w:r>
       <w:r>
-        <w:t xml:space="preserve"> (Google </w:t>
-      </w:r>
-      <w:proofErr w:type="spellStart"/>
-      <w:r>
-        <w:t>search</w:t>
-      </w:r>
-      <w:proofErr w:type="spellEnd"/>
+        <w:t xml:space="preserve"> (Google search</w:t>
+      </w:r>
       <w:r>
         <w:t>, Bing</w:t>
       </w:r>
@@ -4924,7 +4713,6 @@
       <w:r>
         <w:t xml:space="preserve">soit </w:t>
       </w:r>
-      <w:proofErr w:type="spellStart"/>
       <w:r>
         <w:rPr>
           <w:b/>
@@ -4946,14 +4734,13 @@
         </w:rPr>
         <w:t>age</w:t>
       </w:r>
-      <w:proofErr w:type="spellEnd"/>
       <w:r>
         <w:t xml:space="preserve"> </w:t>
       </w:r>
       <w:r>
         <w:t>(</w:t>
       </w:r>
-      <w:hyperlink r:id="rId28" w:history="1">
+      <w:hyperlink r:id="rId33" w:history="1">
         <w:r>
           <w:rPr>
             <w:rStyle w:val="Lienhypertexte"/>
@@ -4979,7 +4766,6 @@
       <w:r>
         <w:t xml:space="preserve">soit </w:t>
       </w:r>
-      <w:proofErr w:type="spellStart"/>
       <w:r>
         <w:rPr>
           <w:b/>
@@ -4987,11 +4773,10 @@
         </w:rPr>
         <w:t>Qwant</w:t>
       </w:r>
-      <w:proofErr w:type="spellEnd"/>
       <w:r>
         <w:t xml:space="preserve"> (</w:t>
       </w:r>
-      <w:hyperlink r:id="rId29" w:history="1">
+      <w:hyperlink r:id="rId34" w:history="1">
         <w:r>
           <w:rPr>
             <w:rStyle w:val="Lienhypertexte"/>
@@ -5016,7 +4801,6 @@
       <w:r>
         <w:t xml:space="preserve">l’application </w:t>
       </w:r>
-      <w:proofErr w:type="spellStart"/>
       <w:r>
         <w:rPr>
           <w:b/>
@@ -5038,7 +4822,6 @@
         </w:rPr>
         <w:t>age</w:t>
       </w:r>
-      <w:proofErr w:type="spellEnd"/>
       <w:r>
         <w:t xml:space="preserve"> </w:t>
       </w:r>
@@ -5053,7 +4836,6 @@
       <w:pPr>
         <w:jc w:val="both"/>
       </w:pPr>
-      <w:proofErr w:type="spellStart"/>
       <w:r>
         <w:rPr>
           <w:b/>
@@ -5068,7 +4850,6 @@
         </w:rPr>
         <w:t>DuckGo</w:t>
       </w:r>
-      <w:proofErr w:type="spellEnd"/>
       <w:r>
         <w:rPr>
           <w:b/>
@@ -5079,7 +4860,7 @@
       <w:r>
         <w:t>(</w:t>
       </w:r>
-      <w:hyperlink r:id="rId30" w:history="1">
+      <w:hyperlink r:id="rId35" w:history="1">
         <w:r>
           <w:rPr>
             <w:rStyle w:val="Lienhypertexte"/>
@@ -5114,7 +4895,7 @@
       <w:r>
         <w:t>(</w:t>
       </w:r>
-      <w:hyperlink r:id="rId31" w:history="1">
+      <w:hyperlink r:id="rId36" w:history="1">
         <w:r>
           <w:rPr>
             <w:rStyle w:val="Lienhypertexte"/>
@@ -5129,17 +4910,9 @@
         <w:t xml:space="preserve">et </w:t>
       </w:r>
       <w:r>
-        <w:t xml:space="preserve">garantit la confidentialité des recherches, mais est soumis au Cloud </w:t>
-      </w:r>
-      <w:proofErr w:type="spellStart"/>
-      <w:r>
-        <w:t>Act</w:t>
-      </w:r>
-      <w:proofErr w:type="spellEnd"/>
-      <w:r>
-        <w:t xml:space="preserve"> (</w:t>
-      </w:r>
-      <w:hyperlink r:id="rId32" w:history="1">
+        <w:t>garantit la confidentialité des recherches, mais est soumis au Cloud Act (</w:t>
+      </w:r>
+      <w:hyperlink r:id="rId37" w:history="1">
         <w:r>
           <w:rPr>
             <w:rStyle w:val="Lienhypertexte"/>
@@ -5154,20 +4927,12 @@
         <w:t>.</w:t>
       </w:r>
       <w:r>
-        <w:t xml:space="preserve"> Cependant, si </w:t>
-      </w:r>
-      <w:proofErr w:type="spellStart"/>
-      <w:r>
-        <w:t>DuckDuckGo</w:t>
-      </w:r>
-      <w:proofErr w:type="spellEnd"/>
-      <w:r>
-        <w:t xml:space="preserve"> respecte les termes de sa politique de confidentialité, il n‘y a pas trop de risque à l’utiliser :</w:t>
+        <w:t xml:space="preserve"> Cependant, si DuckDuckGo respecte les termes de sa politique de confidentialité, il n‘y a pas trop de risque à l’utiliser :</w:t>
       </w:r>
       <w:r>
         <w:t xml:space="preserve"> </w:t>
       </w:r>
-      <w:hyperlink r:id="rId33" w:history="1">
+      <w:hyperlink r:id="rId38" w:history="1">
         <w:r>
           <w:rPr>
             <w:rStyle w:val="Lienhypertexte"/>
@@ -5210,15 +4975,7 @@
         <w:t>Telegram</w:t>
       </w:r>
       <w:r>
-        <w:t xml:space="preserve"> (</w:t>
-      </w:r>
-      <w:proofErr w:type="spellStart"/>
-      <w:r>
-        <w:t>Dubai</w:t>
-      </w:r>
-      <w:proofErr w:type="spellEnd"/>
-      <w:r>
-        <w:t>), une excellente ergonomie équivalente à celle de WhatsApp.</w:t>
+        <w:t xml:space="preserve"> (Dubai), une excellente ergonomie équivalente à celle de WhatsApp.</w:t>
       </w:r>
     </w:p>
     <w:p>
@@ -5252,15 +5009,7 @@
         <w:jc w:val="both"/>
       </w:pPr>
       <w:r>
-        <w:t>Nota bene 1 : pour que Telegram vous assure la même confidentialité qu’</w:t>
-      </w:r>
-      <w:proofErr w:type="spellStart"/>
-      <w:r>
-        <w:t>Olvid</w:t>
-      </w:r>
-      <w:proofErr w:type="spellEnd"/>
-      <w:r>
-        <w:t>, voyez le commentaire en annexe.</w:t>
+        <w:t>Nota bene 1 : pour que Telegram vous assure la même confidentialité qu’Olvid, voyez le commentaire en annexe.</w:t>
       </w:r>
     </w:p>
     <w:p>
@@ -5275,17 +5024,9 @@
         <w:t>Signal</w:t>
       </w:r>
       <w:r>
-        <w:t xml:space="preserve"> dans la liste étant donné sa forte dépendance avec les États-Unis, avec le Cloud </w:t>
-      </w:r>
-      <w:proofErr w:type="spellStart"/>
-      <w:r>
-        <w:t>Act</w:t>
-      </w:r>
-      <w:proofErr w:type="spellEnd"/>
-      <w:r>
-        <w:t xml:space="preserve"> FISA 702 et avec les serveurs Amazon (AWS). </w:t>
-      </w:r>
-      <w:hyperlink r:id="rId34" w:history="1">
+        <w:t xml:space="preserve"> dans la liste étant donné sa forte dépendance avec les États-Unis, avec le Cloud Act FISA 702 et avec les serveurs Amazon (AWS). </w:t>
+      </w:r>
+      <w:hyperlink r:id="rId39" w:history="1">
         <w:r>
           <w:rPr>
             <w:rStyle w:val="Lienhypertexte"/>
@@ -5308,15 +5049,7 @@
       </w:pPr>
       <w:bookmarkStart w:id="8" w:name="_Toc238385256"/>
       <w:r>
-        <w:t xml:space="preserve">Évacuer la cartographie Google </w:t>
-      </w:r>
-      <w:proofErr w:type="spellStart"/>
-      <w:r>
-        <w:t>Map</w:t>
-      </w:r>
-      <w:proofErr w:type="spellEnd"/>
-      <w:r>
-        <w:t xml:space="preserve"> ou Waze</w:t>
+        <w:t>Évacuer la cartographie Google Map ou Waze</w:t>
       </w:r>
       <w:bookmarkEnd w:id="8"/>
     </w:p>
@@ -5359,7 +5092,7 @@
         </w:rPr>
         <w:t xml:space="preserve"> (Pays-Bas) </w:t>
       </w:r>
-      <w:hyperlink r:id="rId35" w:history="1">
+      <w:hyperlink r:id="rId40" w:history="1">
         <w:r>
           <w:rPr>
             <w:rStyle w:val="Lienhypertexte"/>
@@ -5390,7 +5123,7 @@
       <w:r>
         <w:t xml:space="preserve">ue Tchèque) </w:t>
       </w:r>
-      <w:hyperlink r:id="rId36" w:history="1">
+      <w:hyperlink r:id="rId41" w:history="1">
         <w:r>
           <w:rPr>
             <w:rStyle w:val="Lienhypertexte"/>
@@ -5452,7 +5185,7 @@
       <w:r>
         <w:t xml:space="preserve"> </w:t>
       </w:r>
-      <w:hyperlink r:id="rId37" w:history="1">
+      <w:hyperlink r:id="rId42" w:history="1">
         <w:r>
           <w:rPr>
             <w:rStyle w:val="Lienhypertexte"/>
@@ -5474,56 +5207,40 @@
           <w:b/>
           <w:bCs/>
         </w:rPr>
-        <w:t xml:space="preserve">Vanish </w:t>
-      </w:r>
-      <w:proofErr w:type="spellStart"/>
+        <w:t>Vanish Start</w:t>
+      </w:r>
       <w:r>
         <w:rPr>
           <w:b/>
           <w:bCs/>
         </w:rPr>
-        <w:t>Start</w:t>
+        <w:t>p</w:t>
       </w:r>
       <w:r>
         <w:rPr>
           <w:b/>
           <w:bCs/>
         </w:rPr>
-        <w:t>p</w:t>
+        <w:t xml:space="preserve">age </w:t>
       </w:r>
       <w:r>
         <w:rPr>
           <w:b/>
           <w:bCs/>
         </w:rPr>
-        <w:t>age</w:t>
-      </w:r>
-      <w:proofErr w:type="spellEnd"/>
+        <w:t xml:space="preserve">Private </w:t>
+      </w:r>
       <w:r>
         <w:rPr>
           <w:b/>
           <w:bCs/>
         </w:rPr>
-        <w:t xml:space="preserve"> </w:t>
-      </w:r>
-      <w:r>
-        <w:rPr>
-          <w:b/>
-          <w:bCs/>
-        </w:rPr>
-        <w:t xml:space="preserve">Private </w:t>
-      </w:r>
-      <w:r>
-        <w:rPr>
-          <w:b/>
-          <w:bCs/>
-        </w:rPr>
         <w:t xml:space="preserve">AI </w:t>
       </w:r>
       <w:r>
         <w:t xml:space="preserve">(Pays-Bas)  </w:t>
       </w:r>
-      <w:hyperlink r:id="rId38" w:history="1">
+      <w:hyperlink r:id="rId43" w:history="1">
         <w:r>
           <w:rPr>
             <w:rStyle w:val="Lienhypertexte"/>
@@ -5546,7 +5263,7 @@
       <w:r>
         <w:t xml:space="preserve">, </w:t>
       </w:r>
-      <w:hyperlink r:id="rId39" w:history="1">
+      <w:hyperlink r:id="rId44" w:history="1">
         <w:r>
           <w:rPr>
             <w:rStyle w:val="Lienhypertexte"/>
@@ -5564,20 +5281,12 @@
         <w:t xml:space="preserve">offre une bonne ergonomie et </w:t>
       </w:r>
       <w:r>
-        <w:t xml:space="preserve">garantit la confidentialité des échanges, mais est soumis au Cloud </w:t>
-      </w:r>
-      <w:proofErr w:type="spellStart"/>
-      <w:r>
-        <w:t>Act</w:t>
-      </w:r>
-      <w:proofErr w:type="spellEnd"/>
-      <w:r>
-        <w:t>.</w:t>
+        <w:t>garantit la confidentialité des échanges, mais est soumis au Cloud Act.</w:t>
       </w:r>
       <w:r>
         <w:t xml:space="preserve"> Cependant, si Duck.ai respecte les termes de sa politique de confidentialité, il n‘y a pas trop de risque à l’utiliser : </w:t>
       </w:r>
-      <w:hyperlink r:id="rId40" w:history="1">
+      <w:hyperlink r:id="rId45" w:history="1">
         <w:r>
           <w:rPr>
             <w:rStyle w:val="Lienhypertexte"/>
@@ -5602,44 +5311,28 @@
         </w:rPr>
       </w:pPr>
       <w:bookmarkStart w:id="10" w:name="_Toc238385258"/>
-      <w:proofErr w:type="spellStart"/>
       <w:r>
         <w:rPr>
           <w:lang w:val="en-US"/>
         </w:rPr>
-        <w:t>Évacuer</w:t>
-      </w:r>
-      <w:proofErr w:type="spellEnd"/>
+        <w:t>Évacuer les visio</w:t>
+      </w:r>
       <w:r>
         <w:rPr>
           <w:lang w:val="en-US"/>
         </w:rPr>
-        <w:t xml:space="preserve"> les </w:t>
-      </w:r>
-      <w:proofErr w:type="spellStart"/>
+        <w:t>s</w:t>
+      </w:r>
       <w:r>
         <w:rPr>
           <w:lang w:val="en-US"/>
         </w:rPr>
-        <w:t>visio</w:t>
+        <w:t xml:space="preserve"> Teams, Zoom, Google Meet, We</w:t>
       </w:r>
       <w:r>
         <w:rPr>
           <w:lang w:val="en-US"/>
         </w:rPr>
-        <w:t>s</w:t>
-      </w:r>
-      <w:proofErr w:type="spellEnd"/>
-      <w:r>
-        <w:rPr>
-          <w:lang w:val="en-US"/>
-        </w:rPr>
-        <w:t xml:space="preserve"> Teams, Zoom, Google Meet, We</w:t>
-      </w:r>
-      <w:r>
-        <w:rPr>
-          <w:lang w:val="en-US"/>
-        </w:rPr>
         <w:t>bex</w:t>
       </w:r>
       <w:bookmarkEnd w:id="10"/>
@@ -5648,7 +5341,6 @@
       <w:r>
         <w:t>Utilisez </w:t>
       </w:r>
-      <w:proofErr w:type="spellStart"/>
       <w:r>
         <w:rPr>
           <w:b/>
@@ -5656,19 +5348,10 @@
         </w:rPr>
         <w:t>kMeet</w:t>
       </w:r>
-      <w:proofErr w:type="spellEnd"/>
-      <w:r>
-        <w:t xml:space="preserve"> d’</w:t>
-      </w:r>
-      <w:proofErr w:type="spellStart"/>
-      <w:r>
-        <w:t>Infomaniak</w:t>
-      </w:r>
-      <w:proofErr w:type="spellEnd"/>
-      <w:r>
-        <w:t xml:space="preserve"> (Suisse) </w:t>
-      </w:r>
-      <w:hyperlink r:id="rId41" w:history="1">
+      <w:r>
+        <w:t xml:space="preserve"> d’Infomaniak (Suisse) </w:t>
+      </w:r>
+      <w:hyperlink r:id="rId46" w:history="1">
         <w:r>
           <w:rPr>
             <w:rStyle w:val="Lienhypertexte"/>
@@ -5707,7 +5390,7 @@
       <w:r>
         <w:t xml:space="preserve"> (France) </w:t>
       </w:r>
-      <w:hyperlink r:id="rId42" w:history="1">
+      <w:hyperlink r:id="rId47" w:history="1">
         <w:r>
           <w:rPr>
             <w:rStyle w:val="Lienhypertexte"/>
@@ -5748,14 +5431,9 @@
         <w:t xml:space="preserve">OneDrive </w:t>
       </w:r>
       <w:r>
-        <w:t xml:space="preserve">pour </w:t>
-      </w:r>
-      <w:proofErr w:type="spellStart"/>
-      <w:r>
-        <w:t>Cloudeezy</w:t>
+        <w:t>pour Cloudeezy</w:t>
       </w:r>
       <w:bookmarkEnd w:id="11"/>
-      <w:proofErr w:type="spellEnd"/>
     </w:p>
     <w:p>
       <w:pPr>
@@ -5831,7 +5509,6 @@
       <w:r>
         <w:t xml:space="preserve"> Pour cela, on utilise la solution </w:t>
       </w:r>
-      <w:proofErr w:type="spellStart"/>
       <w:r>
         <w:rPr>
           <w:b/>
@@ -5839,7 +5516,6 @@
         </w:rPr>
         <w:t>Cloudeezy</w:t>
       </w:r>
-      <w:proofErr w:type="spellEnd"/>
       <w:r>
         <w:rPr>
           <w:b/>
@@ -5873,7 +5549,6 @@
         </w:rPr>
         <w:t xml:space="preserve"> </w:t>
       </w:r>
-      <w:proofErr w:type="spellStart"/>
       <w:r>
         <w:rPr>
           <w:b/>
@@ -5881,7 +5556,6 @@
         </w:rPr>
         <w:t>Nextcloud</w:t>
       </w:r>
-      <w:proofErr w:type="spellEnd"/>
       <w:r>
         <w:t xml:space="preserve"> allemande</w:t>
       </w:r>
@@ -6007,14 +5681,9 @@
         <w:t>7</w:t>
       </w:r>
       <w:r>
-        <w:t xml:space="preserve">.1 Créer un compte </w:t>
-      </w:r>
-      <w:proofErr w:type="spellStart"/>
-      <w:r>
-        <w:t>Cloudeezy</w:t>
+        <w:t>.1 Créer un compte Cloudeezy</w:t>
       </w:r>
       <w:bookmarkEnd w:id="12"/>
-      <w:proofErr w:type="spellEnd"/>
     </w:p>
     <w:p>
       <w:pPr>
@@ -6026,7 +5695,6 @@
       <w:r>
         <w:t xml:space="preserve">réez d’abord un compte gratuit </w:t>
       </w:r>
-      <w:proofErr w:type="spellStart"/>
       <w:r>
         <w:rPr>
           <w:b/>
@@ -6034,7 +5702,6 @@
         </w:rPr>
         <w:t>Cloudeezy</w:t>
       </w:r>
-      <w:proofErr w:type="spellEnd"/>
       <w:r>
         <w:t xml:space="preserve"> pour vous fa</w:t>
       </w:r>
@@ -6067,7 +5734,7 @@
       <w:pPr>
         <w:jc w:val="both"/>
       </w:pPr>
-      <w:hyperlink r:id="rId43" w:history="1">
+      <w:hyperlink r:id="rId48" w:history="1">
         <w:r>
           <w:rPr>
             <w:rStyle w:val="Lienhypertexte"/>
@@ -6107,7 +5774,7 @@
       <w:r>
         <w:t xml:space="preserve">, vous pouvez visualiser vos services Cloud en vous connectant sur </w:t>
       </w:r>
-      <w:hyperlink r:id="rId44" w:history="1">
+      <w:hyperlink r:id="rId49" w:history="1">
         <w:r>
           <w:rPr>
             <w:rStyle w:val="Lienhypertexte"/>
@@ -6134,15 +5801,7 @@
         <w:t>7</w:t>
       </w:r>
       <w:r>
-        <w:t xml:space="preserve">.2 Voir ses fichiers </w:t>
-      </w:r>
-      <w:proofErr w:type="spellStart"/>
-      <w:r>
-        <w:t>Cloudeezy</w:t>
-      </w:r>
-      <w:proofErr w:type="spellEnd"/>
-      <w:r>
-        <w:t xml:space="preserve"> sur son PC</w:t>
+        <w:t>.2 Voir ses fichiers Cloudeezy sur son PC</w:t>
       </w:r>
       <w:bookmarkEnd w:id="13"/>
     </w:p>
@@ -6163,13 +5822,8 @@
         <w:t xml:space="preserve">de votre disque dur </w:t>
       </w:r>
       <w:r>
-        <w:t xml:space="preserve">avec votre nouvel espace </w:t>
-      </w:r>
-      <w:proofErr w:type="spellStart"/>
-      <w:r>
-        <w:t>Cloudeezy</w:t>
-      </w:r>
-      <w:proofErr w:type="spellEnd"/>
+        <w:t>avec votre nouvel espace Cloudeezy</w:t>
+      </w:r>
       <w:r>
         <w:t>, i</w:t>
       </w:r>
@@ -6182,54 +5836,45 @@
       <w:r>
         <w:t xml:space="preserve"> le client </w:t>
       </w:r>
-      <w:proofErr w:type="spellStart"/>
       <w:r>
         <w:rPr>
           <w:b/>
           <w:bCs/>
         </w:rPr>
-        <w:t>Nextcloud</w:t>
-      </w:r>
-      <w:proofErr w:type="spellEnd"/>
+        <w:t>Nextcloud Files</w:t>
+      </w:r>
+      <w:r>
+        <w:t xml:space="preserve"> </w:t>
+      </w:r>
+      <w:r>
+        <w:t xml:space="preserve">pour </w:t>
+      </w:r>
       <w:r>
         <w:rPr>
           <w:b/>
           <w:bCs/>
         </w:rPr>
-        <w:t xml:space="preserve"> Files</w:t>
+        <w:t>desktop</w:t>
+      </w:r>
+      <w:r>
+        <w:t xml:space="preserve"> (</w:t>
+      </w:r>
+      <w:r>
+        <w:t>PC</w:t>
+      </w:r>
+      <w:r>
+        <w:t>)</w:t>
       </w:r>
       <w:r>
         <w:t xml:space="preserve"> </w:t>
       </w:r>
       <w:r>
-        <w:t xml:space="preserve">pour </w:t>
-      </w:r>
-      <w:r>
-        <w:rPr>
-          <w:b/>
-          <w:bCs/>
-        </w:rPr>
-        <w:t>desktop</w:t>
-      </w:r>
-      <w:r>
-        <w:t xml:space="preserve"> (</w:t>
-      </w:r>
-      <w:r>
-        <w:t>PC</w:t>
-      </w:r>
-      <w:r>
-        <w:t>)</w:t>
-      </w:r>
-      <w:r>
-        <w:t xml:space="preserve"> </w:t>
-      </w:r>
-      <w:r>
         <w:t>à télécharger ici</w:t>
       </w:r>
       <w:r>
         <w:t xml:space="preserve"> : </w:t>
       </w:r>
-      <w:hyperlink r:id="rId45" w:anchor="install-clients" w:history="1">
+      <w:hyperlink r:id="rId50" w:anchor="install-clients" w:history="1">
         <w:r>
           <w:rPr>
             <w:rStyle w:val="Lienhypertexte"/>
@@ -6259,7 +5904,7 @@
                     <pic:cNvPicPr/>
                   </pic:nvPicPr>
                   <pic:blipFill>
-                    <a:blip r:embed="rId46"/>
+                    <a:blip r:embed="rId51"/>
                     <a:stretch>
                       <a:fillRect/>
                     </a:stretch>
@@ -6280,15 +5925,7 @@
         </w:drawing>
       </w:r>
       <w:r>
-        <w:t xml:space="preserve"> Une fois l’application </w:t>
-      </w:r>
-      <w:proofErr w:type="spellStart"/>
-      <w:r>
-        <w:t>Nextcloud</w:t>
-      </w:r>
-      <w:proofErr w:type="spellEnd"/>
-      <w:r>
-        <w:t xml:space="preserve"> installée, lancez-là. L’écran suivant appara</w:t>
+        <w:t xml:space="preserve"> Une fois l’application Nextcloud installée, lancez-là. L’écran suivant appara</w:t>
       </w:r>
       <w:r>
         <w:t>î</w:t>
@@ -6321,7 +5958,7 @@
                     <pic:cNvPicPr/>
                   </pic:nvPicPr>
                   <pic:blipFill>
-                    <a:blip r:embed="rId47"/>
+                    <a:blip r:embed="rId52"/>
                     <a:stretch>
                       <a:fillRect/>
                     </a:stretch>
@@ -6346,7 +5983,7 @@
       <w:r>
         <w:t xml:space="preserve">Saisissez l’adresse </w:t>
       </w:r>
-      <w:hyperlink r:id="rId48" w:history="1">
+      <w:hyperlink r:id="rId53" w:history="1">
         <w:r>
           <w:rPr>
             <w:rStyle w:val="Lienhypertexte"/>
@@ -6394,7 +6031,7 @@
                     <pic:cNvPicPr/>
                   </pic:nvPicPr>
                   <pic:blipFill>
-                    <a:blip r:embed="rId49"/>
+                    <a:blip r:embed="rId54"/>
                     <a:stretch>
                       <a:fillRect/>
                     </a:stretch>
@@ -6432,15 +6069,7 @@
         <w:t>s</w:t>
       </w:r>
       <w:r>
-        <w:t xml:space="preserve"> lors de la création du compte </w:t>
-      </w:r>
-      <w:proofErr w:type="spellStart"/>
-      <w:r>
-        <w:t>Cloudeezy</w:t>
-      </w:r>
-      <w:proofErr w:type="spellEnd"/>
-      <w:r>
-        <w:t>.</w:t>
+        <w:t xml:space="preserve"> lors de la création du compte Cloudeezy.</w:t>
       </w:r>
     </w:p>
     <w:p>
@@ -6483,7 +6112,7 @@
                     </pic:cNvPicPr>
                   </pic:nvPicPr>
                   <pic:blipFill>
-                    <a:blip r:embed="rId50">
+                    <a:blip r:embed="rId55">
                       <a:extLst>
                         <a:ext uri="{28A0092B-C50C-407E-A947-70E740481C1C}">
                           <a14:useLocalDpi xmlns:a14="http://schemas.microsoft.com/office/drawing/2010/main" val="0"/>
@@ -6544,27 +6173,14 @@
         <w:t>s</w:t>
       </w:r>
       <w:r>
+        <w:t xml:space="preserve"> Cloudeezy.</w:t>
+      </w:r>
+      <w:r>
         <w:t xml:space="preserve"> </w:t>
       </w:r>
-      <w:proofErr w:type="spellStart"/>
-      <w:r>
-        <w:t>Cloudeezy</w:t>
-      </w:r>
-      <w:proofErr w:type="spellEnd"/>
-      <w:r>
-        <w:t>.</w:t>
-      </w:r>
-      <w:r>
-        <w:t xml:space="preserve"> </w:t>
-      </w:r>
-      <w:r>
-        <w:t xml:space="preserve">Si vous disposez d’une seconde partition (D:), vous pouvez choisir d’y localiser le dossier </w:t>
-      </w:r>
-      <w:proofErr w:type="spellStart"/>
-      <w:r>
-        <w:t>Nextcloud</w:t>
-      </w:r>
-      <w:proofErr w:type="spellEnd"/>
+      <w:r>
+        <w:t>Si vous disposez d’une seconde partition (D:), vous pouvez choisir d’y localiser le dossier Nextcloud</w:t>
+      </w:r>
       <w:r>
         <w:t xml:space="preserve">. </w:t>
       </w:r>
@@ -6577,71 +6193,7 @@
         <w:jc w:val="both"/>
       </w:pPr>
       <w:r>
-        <w:t xml:space="preserve">Sur votre PC, vous pouvez donc commencer à transférer au fil de l’eau des dossiers de votre OneDrive vers votre </w:t>
-      </w:r>
-      <w:proofErr w:type="spellStart"/>
-      <w:r>
-        <w:t>NextCloud</w:t>
-      </w:r>
-      <w:proofErr w:type="spellEnd"/>
-      <w:r>
-        <w:t>/</w:t>
-      </w:r>
-      <w:proofErr w:type="spellStart"/>
-      <w:r>
-        <w:t>Cloudeezy</w:t>
-      </w:r>
-      <w:proofErr w:type="spellEnd"/>
-      <w:r>
-        <w:t xml:space="preserve"> en copiant ou déplaçant des dossiers de OneDrive (C:\</w:t>
-      </w:r>
-      <w:proofErr w:type="spellStart"/>
-      <w:r>
-        <w:t>Users</w:t>
-      </w:r>
-      <w:proofErr w:type="spellEnd"/>
-      <w:r>
-        <w:t>\</w:t>
-      </w:r>
-      <w:proofErr w:type="spellStart"/>
-      <w:r>
-        <w:t>VotreNom</w:t>
-      </w:r>
-      <w:proofErr w:type="spellEnd"/>
-      <w:r>
-        <w:t xml:space="preserve">\OneDrive) vers </w:t>
-      </w:r>
-      <w:proofErr w:type="spellStart"/>
-      <w:r>
-        <w:t>NextCloud</w:t>
-      </w:r>
-      <w:proofErr w:type="spellEnd"/>
-      <w:r>
-        <w:t xml:space="preserve"> (C:\</w:t>
-      </w:r>
-      <w:proofErr w:type="spellStart"/>
-      <w:r>
-        <w:t>Users</w:t>
-      </w:r>
-      <w:proofErr w:type="spellEnd"/>
-      <w:r>
-        <w:t>\</w:t>
-      </w:r>
-      <w:proofErr w:type="spellStart"/>
-      <w:r>
-        <w:t>VotreNom</w:t>
-      </w:r>
-      <w:proofErr w:type="spellEnd"/>
-      <w:r>
-        <w:t>\</w:t>
-      </w:r>
-      <w:proofErr w:type="spellStart"/>
-      <w:r>
-        <w:t>Nexcloud</w:t>
-      </w:r>
-      <w:proofErr w:type="spellEnd"/>
-      <w:r>
-        <w:t>).</w:t>
+        <w:t>Sur votre PC, vous pouvez donc commencer à transférer au fil de l’eau des dossiers de votre OneDrive vers votre NextCloud/Cloudeezy en copiant ou déplaçant des dossiers de OneDrive (C:\Users\VotreNom\OneDrive) vers NextCloud (C:\Users\VotreNom\Nexcloud).</w:t>
       </w:r>
     </w:p>
     <w:p>
@@ -6668,7 +6220,6 @@
       <w:r>
         <w:t xml:space="preserve">r </w:t>
       </w:r>
-      <w:proofErr w:type="spellStart"/>
       <w:r>
         <w:rPr>
           <w:b/>
@@ -6676,7 +6227,6 @@
         </w:rPr>
         <w:t>Cryptomator</w:t>
       </w:r>
-      <w:proofErr w:type="spellEnd"/>
       <w:r>
         <w:t xml:space="preserve"> (Allemagne) et chiffre</w:t>
       </w:r>
@@ -6701,14 +6251,9 @@
         <w:t>7</w:t>
       </w:r>
       <w:r>
-        <w:t xml:space="preserve">.3 Transférer ses contacts de Microsoft 365 vers </w:t>
-      </w:r>
-      <w:proofErr w:type="spellStart"/>
-      <w:r>
-        <w:t>Cloudeezy</w:t>
+        <w:t>.3 Transférer ses contacts de Microsoft 365 vers Cloudeezy</w:t>
       </w:r>
       <w:bookmarkEnd w:id="14"/>
-      <w:proofErr w:type="spellEnd"/>
     </w:p>
     <w:p>
       <w:pPr>
@@ -6762,15 +6307,7 @@
         <w:t>,</w:t>
       </w:r>
       <w:r>
-        <w:t xml:space="preserve"> car </w:t>
-      </w:r>
-      <w:proofErr w:type="spellStart"/>
-      <w:r>
-        <w:t>Outllook</w:t>
-      </w:r>
-      <w:proofErr w:type="spellEnd"/>
-      <w:r>
-        <w:t xml:space="preserve"> ne supporte correctement que l’export de contacts au format </w:t>
+        <w:t xml:space="preserve"> car Outllook ne supporte correctement que l’export de contacts au format </w:t>
       </w:r>
       <w:r>
         <w:rPr>
@@ -6780,17 +6317,8 @@
         <w:t>csv</w:t>
       </w:r>
       <w:r>
-        <w:t xml:space="preserve"> et </w:t>
-      </w:r>
-      <w:proofErr w:type="spellStart"/>
-      <w:r>
-        <w:t>Cloudeezy</w:t>
-      </w:r>
-      <w:proofErr w:type="spellEnd"/>
-      <w:r>
-        <w:t xml:space="preserve"> a besoin d’un fichier au format </w:t>
-      </w:r>
-      <w:proofErr w:type="spellStart"/>
+        <w:t xml:space="preserve"> et Cloudeezy a besoin d’un fichier au format </w:t>
+      </w:r>
       <w:r>
         <w:rPr>
           <w:b/>
@@ -6798,20 +6326,11 @@
         </w:rPr>
         <w:t>vcf</w:t>
       </w:r>
-      <w:proofErr w:type="spellEnd"/>
       <w:r>
         <w:t xml:space="preserve"> </w:t>
       </w:r>
       <w:r>
-        <w:t>(</w:t>
-      </w:r>
-      <w:proofErr w:type="spellStart"/>
-      <w:r>
-        <w:t>vCard</w:t>
-      </w:r>
-      <w:proofErr w:type="spellEnd"/>
-      <w:r>
-        <w:t xml:space="preserve">) </w:t>
+        <w:t xml:space="preserve">(vCard) </w:t>
       </w:r>
       <w:r>
         <w:t>pour l’import des contacts</w:t>
@@ -6876,7 +6395,7 @@
       <w:r>
         <w:t xml:space="preserve">: </w:t>
       </w:r>
-      <w:hyperlink r:id="rId51" w:history="1">
+      <w:hyperlink r:id="rId56" w:history="1">
         <w:r>
           <w:rPr>
             <w:rStyle w:val="Lienhypertexte"/>
@@ -6916,11 +6435,9 @@
       <w:r>
         <w:t xml:space="preserve"> </w:t>
       </w:r>
-      <w:proofErr w:type="spellStart"/>
       <w:r>
         <w:t>vcf</w:t>
       </w:r>
-      <w:proofErr w:type="spellEnd"/>
       <w:r>
         <w:t>.</w:t>
       </w:r>
@@ -6941,31 +6458,7 @@
         <w:jc w:val="both"/>
       </w:pPr>
       <w:r>
-        <w:t xml:space="preserve">Demander au support </w:t>
-      </w:r>
-      <w:proofErr w:type="spellStart"/>
-      <w:r>
-        <w:t>Cloudeezy</w:t>
-      </w:r>
-      <w:proofErr w:type="spellEnd"/>
-      <w:r>
-        <w:t xml:space="preserve"> de convertir votre csv en </w:t>
-      </w:r>
-      <w:proofErr w:type="spellStart"/>
-      <w:r>
-        <w:t>vcf</w:t>
-      </w:r>
-      <w:proofErr w:type="spellEnd"/>
-      <w:r>
-        <w:t xml:space="preserve"> et de l’importer. Vous devez donc faire confiance à </w:t>
-      </w:r>
-      <w:proofErr w:type="spellStart"/>
-      <w:r>
-        <w:t>Cloudeezy</w:t>
-      </w:r>
-      <w:proofErr w:type="spellEnd"/>
-      <w:r>
-        <w:t xml:space="preserve"> pour la confidentialité</w:t>
+        <w:t>Demander au support Cloudeezy de convertir votre csv en vcf et de l’importer. Vous devez donc faire confiance à Cloudeezy pour la confidentialité</w:t>
       </w:r>
       <w:r>
         <w:t>,</w:t>
@@ -6979,7 +6472,7 @@
       <w:r>
         <w:t xml:space="preserve"> comme vous choisissez leur plateforme, ce devrait être le cas (</w:t>
       </w:r>
-      <w:hyperlink r:id="rId52" w:history="1">
+      <w:hyperlink r:id="rId57" w:history="1">
         <w:r>
           <w:rPr>
             <w:rStyle w:val="Lienhypertexte"/>
@@ -7026,13 +6519,8 @@
         <w:t xml:space="preserve">temporaire </w:t>
       </w:r>
       <w:r>
-        <w:t xml:space="preserve">Google </w:t>
-      </w:r>
-      <w:proofErr w:type="spellStart"/>
-      <w:r>
-        <w:t>gmail</w:t>
-      </w:r>
-      <w:proofErr w:type="spellEnd"/>
+        <w:t>Google gmail</w:t>
+      </w:r>
       <w:r>
         <w:t xml:space="preserve"> (option la plus robuste</w:t>
       </w:r>
@@ -7076,15 +6564,7 @@
         <w:t xml:space="preserve">au format csv </w:t>
       </w:r>
       <w:r>
-        <w:t xml:space="preserve">dans votre compte </w:t>
-      </w:r>
-      <w:proofErr w:type="spellStart"/>
-      <w:r>
-        <w:t>gmail</w:t>
-      </w:r>
-      <w:proofErr w:type="spellEnd"/>
-      <w:r>
-        <w:t xml:space="preserve"> temporaire,</w:t>
+        <w:t>dans votre compte gmail temporaire,</w:t>
       </w:r>
     </w:p>
     <w:p>
@@ -7096,21 +6576,11 @@
         </w:numPr>
       </w:pPr>
       <w:r>
-        <w:t xml:space="preserve">exporter depuis </w:t>
-      </w:r>
-      <w:proofErr w:type="spellStart"/>
-      <w:r>
-        <w:t>gmail</w:t>
-      </w:r>
-      <w:proofErr w:type="spellEnd"/>
-      <w:r>
-        <w:t xml:space="preserve"> au format </w:t>
-      </w:r>
-      <w:proofErr w:type="spellStart"/>
+        <w:t xml:space="preserve">exporter depuis gmail au format </w:t>
+      </w:r>
       <w:r>
         <w:t>vcf</w:t>
       </w:r>
-      <w:proofErr w:type="spellEnd"/>
       <w:r>
         <w:t>,</w:t>
       </w:r>
@@ -7127,24 +6597,11 @@
         <w:t xml:space="preserve">importer </w:t>
       </w:r>
       <w:r>
-        <w:t xml:space="preserve">ces contacts au format </w:t>
-      </w:r>
-      <w:proofErr w:type="spellStart"/>
-      <w:r>
-        <w:t>vcf</w:t>
-      </w:r>
-      <w:proofErr w:type="spellEnd"/>
-      <w:r>
-        <w:t xml:space="preserve"> </w:t>
-      </w:r>
-      <w:r>
-        <w:t xml:space="preserve">dans </w:t>
-      </w:r>
-      <w:proofErr w:type="spellStart"/>
-      <w:r>
-        <w:t>Cloudeezy</w:t>
-      </w:r>
-      <w:proofErr w:type="spellEnd"/>
+        <w:t xml:space="preserve">ces contacts au format vcf </w:t>
+      </w:r>
+      <w:r>
+        <w:t>dans Cloudeezy</w:t>
+      </w:r>
       <w:r>
         <w:t>,</w:t>
       </w:r>
@@ -7164,15 +6621,7 @@
         <w:t>préalablement importés dans le</w:t>
       </w:r>
       <w:r>
-        <w:t xml:space="preserve"> compte </w:t>
-      </w:r>
-      <w:proofErr w:type="spellStart"/>
-      <w:r>
-        <w:t>gmail</w:t>
-      </w:r>
-      <w:proofErr w:type="spellEnd"/>
-      <w:r>
-        <w:t>.</w:t>
+        <w:t xml:space="preserve"> compte gmail.</w:t>
       </w:r>
     </w:p>
     <w:p>
@@ -7183,38 +6632,17 @@
         <w:t>N</w:t>
       </w:r>
       <w:r>
-        <w:t xml:space="preserve">ous passerons par un compte Google </w:t>
-      </w:r>
-      <w:proofErr w:type="spellStart"/>
-      <w:r>
-        <w:t>gmail</w:t>
-      </w:r>
-      <w:proofErr w:type="spellEnd"/>
-      <w:r>
-        <w:t xml:space="preserve"> car</w:t>
+        <w:t>ous passerons par un compte Google gmail car</w:t>
       </w:r>
       <w:r>
         <w:t>,</w:t>
       </w:r>
       <w:r>
-        <w:t xml:space="preserve"> contrairement à Microsoft, Google sait très bien générer une liste de contacts au format </w:t>
-      </w:r>
-      <w:proofErr w:type="spellStart"/>
-      <w:r>
-        <w:t>vcf</w:t>
-      </w:r>
-      <w:proofErr w:type="spellEnd"/>
-      <w:r>
-        <w:t>.</w:t>
-      </w:r>
-      <w:r>
-        <w:t xml:space="preserve"> Vous devez donc disposer d’un compte </w:t>
-      </w:r>
-      <w:proofErr w:type="spellStart"/>
-      <w:r>
-        <w:t>gmail</w:t>
-      </w:r>
-      <w:proofErr w:type="spellEnd"/>
+        <w:t xml:space="preserve"> contrairement à Microsoft, Google sait très bien générer une liste de contacts au format vcf.</w:t>
+      </w:r>
+      <w:r>
+        <w:t xml:space="preserve"> Vous devez donc disposer d’un compte gmail</w:t>
+      </w:r>
       <w:r>
         <w:t xml:space="preserve"> que v</w:t>
       </w:r>
@@ -7236,7 +6664,7 @@
       <w:r>
         <w:t xml:space="preserve"> : </w:t>
       </w:r>
-      <w:hyperlink r:id="rId53" w:history="1">
+      <w:hyperlink r:id="rId58" w:history="1">
         <w:r>
           <w:rPr>
             <w:rStyle w:val="Lienhypertexte"/>
@@ -7268,13 +6696,8 @@
         <w:t>s</w:t>
       </w:r>
       <w:r>
-        <w:t xml:space="preserve"> du compte Google/</w:t>
-      </w:r>
-      <w:proofErr w:type="spellStart"/>
-      <w:r>
-        <w:t>gmail</w:t>
-      </w:r>
-      <w:proofErr w:type="spellEnd"/>
+        <w:t xml:space="preserve"> du compte Google/gmail</w:t>
+      </w:r>
       <w:r>
         <w:t xml:space="preserve"> temporaire</w:t>
       </w:r>
@@ -7344,7 +6767,7 @@
                     <pic:cNvPicPr/>
                   </pic:nvPicPr>
                   <pic:blipFill>
-                    <a:blip r:embed="rId54"/>
+                    <a:blip r:embed="rId59"/>
                     <a:stretch>
                       <a:fillRect/>
                     </a:stretch>
@@ -7412,7 +6835,7 @@
                     <pic:cNvPicPr/>
                   </pic:nvPicPr>
                   <pic:blipFill>
-                    <a:blip r:embed="rId55"/>
+                    <a:blip r:embed="rId60"/>
                     <a:stretch>
                       <a:fillRect/>
                     </a:stretch>
@@ -7474,7 +6897,7 @@
                     <pic:cNvPicPr/>
                   </pic:nvPicPr>
                   <pic:blipFill>
-                    <a:blip r:embed="rId56"/>
+                    <a:blip r:embed="rId61"/>
                     <a:stretch>
                       <a:fillRect/>
                     </a:stretch>
@@ -7536,7 +6959,7 @@
                     <pic:cNvPicPr/>
                   </pic:nvPicPr>
                   <pic:blipFill>
-                    <a:blip r:embed="rId57"/>
+                    <a:blip r:embed="rId62"/>
                     <a:stretch>
                       <a:fillRect/>
                     </a:stretch>
@@ -7604,7 +7027,7 @@
                     <pic:cNvPicPr/>
                   </pic:nvPicPr>
                   <pic:blipFill>
-                    <a:blip r:embed="rId58"/>
+                    <a:blip r:embed="rId63"/>
                     <a:stretch>
                       <a:fillRect/>
                     </a:stretch>
@@ -7654,7 +7077,7 @@
                     <pic:cNvPicPr/>
                   </pic:nvPicPr>
                   <pic:blipFill>
-                    <a:blip r:embed="rId59"/>
+                    <a:blip r:embed="rId64"/>
                     <a:stretch>
                       <a:fillRect/>
                     </a:stretch>
@@ -7724,11 +7147,7 @@
         <w:jc w:val="both"/>
       </w:pPr>
       <w:r>
-        <w:t>&lt;</w:t>
-      </w:r>
-      <w:proofErr w:type="spellStart"/>
-      <w:r>
-        <w:t>aaaa</w:t>
+        <w:t>&lt;aaaa</w:t>
       </w:r>
       <w:r>
         <w:t>.</w:t>
@@ -7740,11 +7159,7 @@
         <w:t>.</w:t>
       </w:r>
       <w:r>
-        <w:t>jj</w:t>
-      </w:r>
-      <w:proofErr w:type="spellEnd"/>
-      <w:r>
-        <w:t>&gt;-</w:t>
+        <w:t>jj&gt;-</w:t>
       </w:r>
       <w:r>
         <w:t>contacts-&lt;Votre prénom&gt;.csv</w:t>
@@ -7774,31 +7189,15 @@
         <w:jc w:val="both"/>
       </w:pPr>
       <w:r>
-        <w:t xml:space="preserve">Il faut maintenant convertir ce fichier csv en </w:t>
-      </w:r>
-      <w:proofErr w:type="spellStart"/>
-      <w:r>
-        <w:t>vcf</w:t>
-      </w:r>
-      <w:proofErr w:type="spellEnd"/>
-      <w:r>
-        <w:t xml:space="preserve">. </w:t>
+        <w:t xml:space="preserve">Il faut maintenant convertir ce fichier csv en vcf. </w:t>
       </w:r>
       <w:r>
         <w:t>Connectez-vous à votre c</w:t>
       </w:r>
       <w:r>
-        <w:t xml:space="preserve">ompte </w:t>
-      </w:r>
-      <w:proofErr w:type="spellStart"/>
-      <w:r>
-        <w:t>gmail</w:t>
-      </w:r>
-      <w:proofErr w:type="spellEnd"/>
-      <w:r>
-        <w:t xml:space="preserve"> page contacts : </w:t>
-      </w:r>
-      <w:hyperlink r:id="rId60" w:history="1">
+        <w:t xml:space="preserve">ompte gmail page contacts : </w:t>
+      </w:r>
+      <w:hyperlink r:id="rId65" w:history="1">
         <w:r>
           <w:rPr>
             <w:rStyle w:val="Lienhypertexte"/>
@@ -7845,7 +7244,7 @@
                     <pic:cNvPicPr/>
                   </pic:nvPicPr>
                   <pic:blipFill>
-                    <a:blip r:embed="rId61"/>
+                    <a:blip r:embed="rId66"/>
                     <a:stretch>
                       <a:fillRect/>
                     </a:stretch>
@@ -7938,21 +7337,12 @@
       <w:r>
         <w:t>le format « </w:t>
       </w:r>
-      <w:proofErr w:type="spellStart"/>
       <w:r>
         <w:rPr>
           <w:b/>
           <w:bCs/>
         </w:rPr>
-        <w:t>vCard</w:t>
-      </w:r>
-      <w:proofErr w:type="spellEnd"/>
-      <w:r>
-        <w:rPr>
-          <w:b/>
-          <w:bCs/>
-        </w:rPr>
-        <w:t xml:space="preserve"> pour Android ou iOS</w:t>
+        <w:t>vCard pour Android ou iOS</w:t>
       </w:r>
       <w:r>
         <w:t> » :</w:t>
@@ -7984,7 +7374,7 @@
                     </pic:cNvPicPr>
                   </pic:nvPicPr>
                   <pic:blipFill>
-                    <a:blip r:embed="rId62">
+                    <a:blip r:embed="rId67">
                       <a:extLst>
                         <a:ext uri="{28A0092B-C50C-407E-A947-70E740481C1C}">
                           <a14:useLocalDpi xmlns:a14="http://schemas.microsoft.com/office/drawing/2010/main" val="0"/>
@@ -8038,7 +7428,7 @@
                     <pic:cNvPicPr/>
                   </pic:nvPicPr>
                   <pic:blipFill>
-                    <a:blip r:embed="rId63"/>
+                    <a:blip r:embed="rId68"/>
                     <a:stretch>
                       <a:fillRect/>
                     </a:stretch>
@@ -8066,13 +7456,8 @@
       <w:r>
         <w:t xml:space="preserve">Vous pouvez éventuellement sauvegarder ce fichier d’export </w:t>
       </w:r>
-      <w:proofErr w:type="spellStart"/>
-      <w:r>
-        <w:t>vcf</w:t>
-      </w:r>
-      <w:proofErr w:type="spellEnd"/>
-      <w:r>
-        <w:t xml:space="preserve"> contenant tous vos</w:t>
+      <w:r>
+        <w:t>vcf contenant tous vos</w:t>
       </w:r>
       <w:r>
         <w:t xml:space="preserve"> contacts.</w:t>
@@ -8083,15 +7468,7 @@
         <w:jc w:val="both"/>
       </w:pPr>
       <w:r>
-        <w:t xml:space="preserve">Nous allons maintenant importer vos contacts dans </w:t>
-      </w:r>
-      <w:proofErr w:type="spellStart"/>
-      <w:r>
-        <w:t>Cloudeezy</w:t>
-      </w:r>
-      <w:proofErr w:type="spellEnd"/>
-      <w:r>
-        <w:t>.</w:t>
+        <w:t>Nous allons maintenant importer vos contacts dans Cloudeezy.</w:t>
       </w:r>
     </w:p>
     <w:p>
@@ -8099,17 +7476,9 @@
         <w:jc w:val="both"/>
       </w:pPr>
       <w:r>
-        <w:t xml:space="preserve">Connectez-vous sur votre compte </w:t>
-      </w:r>
-      <w:proofErr w:type="spellStart"/>
-      <w:r>
-        <w:t>Cloudeezy</w:t>
-      </w:r>
-      <w:proofErr w:type="spellEnd"/>
-      <w:r>
-        <w:t xml:space="preserve"> (</w:t>
-      </w:r>
-      <w:hyperlink r:id="rId64" w:history="1">
+        <w:t>Connectez-vous sur votre compte Cloudeezy (</w:t>
+      </w:r>
+      <w:hyperlink r:id="rId69" w:history="1">
         <w:r>
           <w:rPr>
             <w:rStyle w:val="Lienhypertexte"/>
@@ -8120,11 +7489,9 @@
       <w:r>
         <w:t xml:space="preserve">) et utilisez le fichier </w:t>
       </w:r>
-      <w:proofErr w:type="spellStart"/>
       <w:r>
         <w:t>vcf</w:t>
       </w:r>
-      <w:proofErr w:type="spellEnd"/>
       <w:r>
         <w:t xml:space="preserve"> </w:t>
       </w:r>
@@ -8132,15 +7499,7 @@
         <w:t>exporté</w:t>
       </w:r>
       <w:r>
-        <w:t xml:space="preserve"> depuis Google Contacts pour l’importer dans </w:t>
-      </w:r>
-      <w:proofErr w:type="spellStart"/>
-      <w:r>
-        <w:t>Cloudeezy</w:t>
-      </w:r>
-      <w:proofErr w:type="spellEnd"/>
-      <w:r>
-        <w:t> Contacts :</w:t>
+        <w:t xml:space="preserve"> depuis Google Contacts pour l’importer dans Cloudeezy Contacts :</w:t>
       </w:r>
     </w:p>
     <w:p>
@@ -8164,7 +7523,7 @@
                     <pic:cNvPicPr/>
                   </pic:nvPicPr>
                   <pic:blipFill>
-                    <a:blip r:embed="rId65"/>
+                    <a:blip r:embed="rId70"/>
                     <a:stretch>
                       <a:fillRect/>
                     </a:stretch>
@@ -8187,15 +7546,7 @@
     </w:p>
     <w:p>
       <w:r>
-        <w:t xml:space="preserve">Après l’import, si vous avez des dates d’anniversaire dans vos contacts, vous constaterez qu’elles apparaissent dans le calendrier </w:t>
-      </w:r>
-      <w:proofErr w:type="spellStart"/>
-      <w:r>
-        <w:t>Cloudeezy</w:t>
-      </w:r>
-      <w:proofErr w:type="spellEnd"/>
-      <w:r>
-        <w:t> :</w:t>
+        <w:t>Après l’import, si vous avez des dates d’anniversaire dans vos contacts, vous constaterez qu’elles apparaissent dans le calendrier Cloudeezy :</w:t>
       </w:r>
     </w:p>
     <w:p>
@@ -8224,7 +7575,7 @@
                     </pic:cNvPicPr>
                   </pic:nvPicPr>
                   <pic:blipFill>
-                    <a:blip r:embed="rId66">
+                    <a:blip r:embed="rId71">
                       <a:extLst>
                         <a:ext uri="{28A0092B-C50C-407E-A947-70E740481C1C}">
                           <a14:useLocalDpi xmlns:a14="http://schemas.microsoft.com/office/drawing/2010/main" val="0"/>
@@ -8303,14 +7654,9 @@
         <w:t>7</w:t>
       </w:r>
       <w:r>
-        <w:t xml:space="preserve">.4 Transférer une portion de son calendrier de Microsoft 365 vers </w:t>
-      </w:r>
-      <w:proofErr w:type="spellStart"/>
-      <w:r>
-        <w:t>Cloudeezy</w:t>
+        <w:t>.4 Transférer une portion de son calendrier de Microsoft 365 vers Cloudeezy</w:t>
       </w:r>
       <w:bookmarkEnd w:id="15"/>
-      <w:proofErr w:type="spellEnd"/>
     </w:p>
     <w:p>
       <w:pPr>
@@ -8320,17 +7666,8 @@
         <w:t>Il nous faut</w:t>
       </w:r>
       <w:r>
-        <w:t xml:space="preserve"> maintenant exporter notre calendrier Outlook au format </w:t>
-      </w:r>
-      <w:proofErr w:type="spellStart"/>
-      <w:r>
-        <w:t>iCalendar</w:t>
-      </w:r>
-      <w:proofErr w:type="spellEnd"/>
-      <w:r>
-        <w:t xml:space="preserve"> </w:t>
-      </w:r>
-      <w:proofErr w:type="spellStart"/>
+        <w:t xml:space="preserve"> maintenant exporter notre calendrier Outlook au format iCalendar </w:t>
+      </w:r>
       <w:r>
         <w:rPr>
           <w:b/>
@@ -8338,17 +7675,8 @@
         </w:rPr>
         <w:t>ics</w:t>
       </w:r>
-      <w:proofErr w:type="spellEnd"/>
-      <w:r>
-        <w:t xml:space="preserve"> pour pouvoir l’importer dans </w:t>
-      </w:r>
-      <w:proofErr w:type="spellStart"/>
-      <w:r>
-        <w:t>Cloudeezy</w:t>
-      </w:r>
-      <w:proofErr w:type="spellEnd"/>
-      <w:r>
-        <w:t>.</w:t>
+      <w:r>
+        <w:t xml:space="preserve"> pour pouvoir l’importer dans Cloudeezy.</w:t>
       </w:r>
     </w:p>
     <w:p>
@@ -8374,7 +7702,7 @@
                     </pic:cNvPicPr>
                   </pic:nvPicPr>
                   <pic:blipFill>
-                    <a:blip r:embed="rId67">
+                    <a:blip r:embed="rId72">
                       <a:extLst>
                         <a:ext uri="{28A0092B-C50C-407E-A947-70E740481C1C}">
                           <a14:useLocalDpi xmlns:a14="http://schemas.microsoft.com/office/drawing/2010/main" val="0"/>
@@ -8447,7 +7775,7 @@
                     <pic:cNvPicPr/>
                   </pic:nvPicPr>
                   <pic:blipFill>
-                    <a:blip r:embed="rId68"/>
+                    <a:blip r:embed="rId73"/>
                     <a:stretch>
                       <a:fillRect/>
                     </a:stretch>
@@ -8526,7 +7854,7 @@
                     <pic:cNvPicPr/>
                   </pic:nvPicPr>
                   <pic:blipFill>
-                    <a:blip r:embed="rId69"/>
+                    <a:blip r:embed="rId74"/>
                     <a:stretch>
                       <a:fillRect/>
                     </a:stretch>
@@ -8596,7 +7924,7 @@
                     </pic:cNvPicPr>
                   </pic:nvPicPr>
                   <pic:blipFill>
-                    <a:blip r:embed="rId70">
+                    <a:blip r:embed="rId75">
                       <a:extLst>
                         <a:ext uri="{28A0092B-C50C-407E-A947-70E740481C1C}">
                           <a14:useLocalDpi xmlns:a14="http://schemas.microsoft.com/office/drawing/2010/main" val="0"/>
@@ -8668,7 +7996,7 @@
                     <pic:cNvPicPr/>
                   </pic:nvPicPr>
                   <pic:blipFill>
-                    <a:blip r:embed="rId71"/>
+                    <a:blip r:embed="rId76"/>
                     <a:stretch>
                       <a:fillRect/>
                     </a:stretch>
@@ -8696,7 +8024,6 @@
       <w:r>
         <w:t xml:space="preserve">Il ne reste plus qu’à importer ce fichier </w:t>
       </w:r>
-      <w:proofErr w:type="spellStart"/>
       <w:r>
         <w:rPr>
           <w:b/>
@@ -8704,17 +8031,8 @@
         </w:rPr>
         <w:t>ics</w:t>
       </w:r>
-      <w:proofErr w:type="spellEnd"/>
-      <w:r>
-        <w:t xml:space="preserve"> dans </w:t>
-      </w:r>
-      <w:proofErr w:type="spellStart"/>
-      <w:r>
-        <w:t>Cloudeezy</w:t>
-      </w:r>
-      <w:proofErr w:type="spellEnd"/>
-      <w:r>
-        <w:t>.</w:t>
+      <w:r>
+        <w:t xml:space="preserve"> dans Cloudeezy.</w:t>
       </w:r>
     </w:p>
     <w:p>
@@ -8722,20 +8040,12 @@
         <w:jc w:val="both"/>
       </w:pPr>
       <w:r>
-        <w:t xml:space="preserve">Pour cela, connectez-vous à votre compte </w:t>
-      </w:r>
-      <w:proofErr w:type="spellStart"/>
-      <w:r>
-        <w:t>Cloudeezy</w:t>
-      </w:r>
-      <w:proofErr w:type="spellEnd"/>
-      <w:r>
-        <w:t xml:space="preserve"> </w:t>
+        <w:t xml:space="preserve">Pour cela, connectez-vous à votre compte Cloudeezy </w:t>
       </w:r>
       <w:r>
         <w:t>(</w:t>
       </w:r>
-      <w:hyperlink r:id="rId72" w:history="1">
+      <w:hyperlink r:id="rId77" w:history="1">
         <w:r>
           <w:rPr>
             <w:rStyle w:val="Lienhypertexte"/>
@@ -8782,7 +8092,7 @@
                     </pic:cNvPicPr>
                   </pic:nvPicPr>
                   <pic:blipFill>
-                    <a:blip r:embed="rId73">
+                    <a:blip r:embed="rId78">
                       <a:extLst>
                         <a:ext uri="{28A0092B-C50C-407E-A947-70E740481C1C}">
                           <a14:useLocalDpi xmlns:a14="http://schemas.microsoft.com/office/drawing/2010/main" val="0"/>
@@ -8843,7 +8153,7 @@
                     <pic:cNvPicPr/>
                   </pic:nvPicPr>
                   <pic:blipFill>
-                    <a:blip r:embed="rId74"/>
+                    <a:blip r:embed="rId79"/>
                     <a:stretch>
                       <a:fillRect/>
                     </a:stretch>
@@ -8896,7 +8206,7 @@
                     <pic:cNvPicPr/>
                   </pic:nvPicPr>
                   <pic:blipFill>
-                    <a:blip r:embed="rId75"/>
+                    <a:blip r:embed="rId80"/>
                     <a:stretch>
                       <a:fillRect/>
                     </a:stretch>
@@ -8924,7 +8234,6 @@
       <w:r>
         <w:t xml:space="preserve">Vous n’avez plus qu’à indiquer le nom du fichier </w:t>
       </w:r>
-      <w:proofErr w:type="spellStart"/>
       <w:r>
         <w:rPr>
           <w:b/>
@@ -8932,7 +8241,6 @@
         </w:rPr>
         <w:t>ics</w:t>
       </w:r>
-      <w:proofErr w:type="spellEnd"/>
       <w:r>
         <w:t xml:space="preserve"> à importer.</w:t>
       </w:r>
@@ -8948,15 +8256,7 @@
         <w:t>ous avez transféré vo</w:t>
       </w:r>
       <w:r>
-        <w:t xml:space="preserve">s contacts et votre agenda dans </w:t>
-      </w:r>
-      <w:proofErr w:type="spellStart"/>
-      <w:r>
-        <w:t>Cloudeezy</w:t>
-      </w:r>
-      <w:proofErr w:type="spellEnd"/>
-      <w:r>
-        <w:t>.</w:t>
+        <w:t>s contacts et votre agenda dans Cloudeezy.</w:t>
       </w:r>
     </w:p>
     <w:p>
@@ -8999,7 +8299,13 @@
         <w:t>s</w:t>
       </w:r>
       <w:r>
-        <w:t xml:space="preserve"> dans le client mail Thunderbird</w:t>
+        <w:t xml:space="preserve"> </w:t>
+      </w:r>
+      <w:r>
+        <w:t>sur son PC avec</w:t>
+      </w:r>
+      <w:r>
+        <w:t xml:space="preserve"> Thunderbird</w:t>
       </w:r>
       <w:bookmarkEnd w:id="16"/>
     </w:p>
@@ -9036,15 +8342,7 @@
         <w:t xml:space="preserve">depuis son PC </w:t>
       </w:r>
       <w:r>
-        <w:t xml:space="preserve">à ses contacts et à son calendrier tous deux archivés dans </w:t>
-      </w:r>
-      <w:proofErr w:type="spellStart"/>
-      <w:r>
-        <w:t>Cloudeezy</w:t>
-      </w:r>
-      <w:proofErr w:type="spellEnd"/>
-      <w:r>
-        <w:t>.</w:t>
+        <w:t>à ses contacts et à son calendrier tous deux archivés dans Cloudeezy.</w:t>
       </w:r>
     </w:p>
     <w:p>
@@ -9087,7 +8385,7 @@
                     </pic:cNvPicPr>
                   </pic:nvPicPr>
                   <pic:blipFill>
-                    <a:blip r:embed="rId76">
+                    <a:blip r:embed="rId81">
                       <a:extLst>
                         <a:ext uri="{28A0092B-C50C-407E-A947-70E740481C1C}">
                           <a14:useLocalDpi xmlns:a14="http://schemas.microsoft.com/office/drawing/2010/main" val="0"/>
@@ -9152,7 +8450,7 @@
       <w:r>
         <w:t xml:space="preserve"> (</w:t>
       </w:r>
-      <w:hyperlink r:id="rId77" w:history="1">
+      <w:hyperlink r:id="rId82" w:history="1">
         <w:r>
           <w:rPr>
             <w:rStyle w:val="Lienhypertexte"/>
@@ -9175,15 +8473,7 @@
         <w:jc w:val="both"/>
       </w:pPr>
       <w:r>
-        <w:t xml:space="preserve">Nota bene : l’alternative </w:t>
-      </w:r>
-      <w:proofErr w:type="spellStart"/>
-      <w:r>
-        <w:t>Mailspring</w:t>
-      </w:r>
-      <w:proofErr w:type="spellEnd"/>
-      <w:r>
-        <w:t xml:space="preserve"> </w:t>
+        <w:t xml:space="preserve">Nota bene : l’alternative Mailspring </w:t>
       </w:r>
       <w:r>
         <w:t xml:space="preserve">(Open source) </w:t>
@@ -9218,7 +8508,7 @@
       <w:r>
         <w:t>Android ou iPhone (</w:t>
       </w:r>
-      <w:hyperlink r:id="rId78" w:history="1">
+      <w:hyperlink r:id="rId83" w:history="1">
         <w:r>
           <w:rPr>
             <w:rStyle w:val="Lienhypertexte"/>
@@ -9276,7 +8566,7 @@
       <w:r>
         <w:t>(</w:t>
       </w:r>
-      <w:hyperlink r:id="rId79" w:anchor="w_gestion-des-comptes" w:history="1">
+      <w:hyperlink r:id="rId84" w:anchor="w_gestion-des-comptes" w:history="1">
         <w:r>
           <w:rPr>
             <w:rStyle w:val="Lienhypertexte"/>
@@ -9359,7 +8649,7 @@
       <w:r>
         <w:t xml:space="preserve">vous pourrez faire un don de 15 € à Thunderbird </w:t>
       </w:r>
-      <w:hyperlink r:id="rId80" w:history="1">
+      <w:hyperlink r:id="rId85" w:history="1">
         <w:r>
           <w:rPr>
             <w:rStyle w:val="Lienhypertexte"/>
@@ -9381,15 +8671,7 @@
         <w:jc w:val="both"/>
       </w:pPr>
       <w:r>
-        <w:t xml:space="preserve">Il vous reste maintenant à connecter les contacts et le calendrier </w:t>
-      </w:r>
-      <w:proofErr w:type="spellStart"/>
-      <w:r>
-        <w:t>Cloudeezy</w:t>
-      </w:r>
-      <w:proofErr w:type="spellEnd"/>
-      <w:r>
-        <w:t xml:space="preserve"> </w:t>
+        <w:t xml:space="preserve">Il vous reste maintenant à connecter les contacts et le calendrier Cloudeezy </w:t>
       </w:r>
       <w:r>
         <w:t>à Thunderbird</w:t>
@@ -9461,7 +8743,7 @@
                     <pic:cNvPicPr/>
                   </pic:nvPicPr>
                   <pic:blipFill>
-                    <a:blip r:embed="rId81"/>
+                    <a:blip r:embed="rId86"/>
                     <a:stretch>
                       <a:fillRect/>
                     </a:stretch>
@@ -9513,7 +8795,7 @@
                     </pic:cNvPicPr>
                   </pic:nvPicPr>
                   <pic:blipFill>
-                    <a:blip r:embed="rId82">
+                    <a:blip r:embed="rId87">
                       <a:extLst>
                         <a:ext uri="{28A0092B-C50C-407E-A947-70E740481C1C}">
                           <a14:useLocalDpi xmlns:a14="http://schemas.microsoft.com/office/drawing/2010/main" val="0"/>
@@ -9556,13 +8838,8 @@
         <w:t xml:space="preserve"> « Ajouter un carnet d’adresse distant</w:t>
       </w:r>
       <w:r>
-        <w:t xml:space="preserve"> </w:t>
-      </w:r>
-      <w:proofErr w:type="spellStart"/>
-      <w:r>
-        <w:t>CardDav</w:t>
-      </w:r>
-      <w:proofErr w:type="spellEnd"/>
+        <w:t xml:space="preserve"> CardDav</w:t>
+      </w:r>
       <w:r>
         <w:t> » :</w:t>
       </w:r>
@@ -9593,7 +8870,7 @@
                     </pic:cNvPicPr>
                   </pic:nvPicPr>
                   <pic:blipFill>
-                    <a:blip r:embed="rId83">
+                    <a:blip r:embed="rId88">
                       <a:extLst>
                         <a:ext uri="{28A0092B-C50C-407E-A947-70E740481C1C}">
                           <a14:useLocalDpi xmlns:a14="http://schemas.microsoft.com/office/drawing/2010/main" val="0"/>
@@ -9633,17 +8910,9 @@
         <w:t>,</w:t>
       </w:r>
       <w:r>
-        <w:t xml:space="preserve"> puis l’adresse du serveur de contacts </w:t>
-      </w:r>
-      <w:proofErr w:type="spellStart"/>
-      <w:r>
-        <w:t>Cloudeezy</w:t>
-      </w:r>
-      <w:proofErr w:type="spellEnd"/>
-      <w:r>
-        <w:t xml:space="preserve"> (</w:t>
-      </w:r>
-      <w:hyperlink r:id="rId84" w:history="1">
+        <w:t xml:space="preserve"> puis l’adresse du serveur de contacts Cloudeezy (</w:t>
+      </w:r>
+      <w:hyperlink r:id="rId89" w:history="1">
         <w:r>
           <w:rPr>
             <w:rStyle w:val="Lienhypertexte"/>
@@ -9681,7 +8950,7 @@
                     </pic:cNvPicPr>
                   </pic:nvPicPr>
                   <pic:blipFill>
-                    <a:blip r:embed="rId85">
+                    <a:blip r:embed="rId90">
                       <a:extLst>
                         <a:ext uri="{28A0092B-C50C-407E-A947-70E740481C1C}">
                           <a14:useLocalDpi xmlns:a14="http://schemas.microsoft.com/office/drawing/2010/main" val="0"/>
@@ -9754,7 +9023,7 @@
                     <pic:cNvPicPr/>
                   </pic:nvPicPr>
                   <pic:blipFill>
-                    <a:blip r:embed="rId86"/>
+                    <a:blip r:embed="rId91"/>
                     <a:stretch>
                       <a:fillRect/>
                     </a:stretch>
@@ -9822,7 +9091,7 @@
                     <pic:cNvPicPr/>
                   </pic:nvPicPr>
                   <pic:blipFill>
-                    <a:blip r:embed="rId87"/>
+                    <a:blip r:embed="rId92"/>
                     <a:stretch>
                       <a:fillRect/>
                     </a:stretch>
@@ -9854,15 +9123,7 @@
         <w:t xml:space="preserve">pouvez </w:t>
       </w:r>
       <w:r>
-        <w:t xml:space="preserve">désormais voir vos contacts </w:t>
-      </w:r>
-      <w:proofErr w:type="spellStart"/>
-      <w:r>
-        <w:t>Cloudeezy</w:t>
-      </w:r>
-      <w:proofErr w:type="spellEnd"/>
-      <w:r>
-        <w:t xml:space="preserve"> sur Thunderbird</w:t>
+        <w:t>désormais voir vos contacts Cloudeezy sur Thunderbird</w:t>
       </w:r>
       <w:r>
         <w:t xml:space="preserve"> et en ajouter de nouveaux</w:t>
@@ -9949,7 +9210,7 @@
       <w:r>
         <w:t xml:space="preserve">Saisissez l’adresse du serveur </w:t>
       </w:r>
-      <w:hyperlink r:id="rId88" w:history="1">
+      <w:hyperlink r:id="rId93" w:history="1">
         <w:r>
           <w:rPr>
             <w:rStyle w:val="Lienhypertexte"/>
@@ -10043,21 +9304,11 @@
         <w:jc w:val="both"/>
       </w:pPr>
       <w:r>
-        <w:t xml:space="preserve">Il s’agit ici de pouvoir accéder depuis son téléphone à ses fichiers, ses contacts et ses calendriers archivés dans </w:t>
-      </w:r>
-      <w:proofErr w:type="spellStart"/>
-      <w:r>
-        <w:t>Cloudeezy</w:t>
-      </w:r>
-      <w:proofErr w:type="spellEnd"/>
-      <w:r>
-        <w:t>/</w:t>
-      </w:r>
-      <w:proofErr w:type="spellStart"/>
-      <w:r>
-        <w:t>Nextcloud</w:t>
-      </w:r>
-      <w:proofErr w:type="spellEnd"/>
+        <w:t>Il s’agit ici de pouvoir accéder depuis son téléphone à ses fichiers, ses contacts et ses calendriers archivés dans Cloudeezy</w:t>
+      </w:r>
+      <w:r>
+        <w:t>/Nextcloud</w:t>
+      </w:r>
       <w:r>
         <w:t>.</w:t>
       </w:r>
@@ -10084,21 +9335,12 @@
       <w:r>
         <w:t xml:space="preserve">, installez l’application </w:t>
       </w:r>
-      <w:proofErr w:type="spellStart"/>
       <w:r>
         <w:rPr>
           <w:b/>
           <w:bCs/>
         </w:rPr>
-        <w:t>Nextcloud</w:t>
-      </w:r>
-      <w:proofErr w:type="spellEnd"/>
-      <w:r>
-        <w:rPr>
-          <w:b/>
-          <w:bCs/>
-        </w:rPr>
-        <w:t xml:space="preserve"> </w:t>
+        <w:t xml:space="preserve">Nextcloud </w:t>
       </w:r>
       <w:r>
         <w:t xml:space="preserve">pour </w:t>
@@ -10181,31 +9423,13 @@
         </w:numPr>
         <w:jc w:val="both"/>
       </w:pPr>
-      <w:proofErr w:type="spellStart"/>
       <w:r>
         <w:rPr>
           <w:b/>
           <w:bCs/>
         </w:rPr>
-        <w:t>Nextcloud</w:t>
-      </w:r>
-      <w:proofErr w:type="spellEnd"/>
-      <w:r>
-        <w:rPr>
-          <w:b/>
-          <w:bCs/>
-        </w:rPr>
-        <w:t xml:space="preserve"> </w:t>
-      </w:r>
-      <w:proofErr w:type="spellStart"/>
-      <w:r>
-        <w:rPr>
-          <w:b/>
-          <w:bCs/>
-        </w:rPr>
-        <w:t>calendar</w:t>
-      </w:r>
-      <w:proofErr w:type="spellEnd"/>
+        <w:t>Nextcloud calendar</w:t>
+      </w:r>
       <w:r>
         <w:t xml:space="preserve"> (visuali</w:t>
       </w:r>
@@ -10230,15 +9454,7 @@
         <w:t xml:space="preserve">L’installation de DAVx5 créera un </w:t>
       </w:r>
       <w:r>
-        <w:t xml:space="preserve">nouveau compte cloud (celui de </w:t>
-      </w:r>
-      <w:proofErr w:type="spellStart"/>
-      <w:r>
-        <w:t>Cloudeezy</w:t>
-      </w:r>
-      <w:proofErr w:type="spellEnd"/>
-      <w:r>
-        <w:t>) qu’il faudra désigner comme compte à utiliser dans votre application contact</w:t>
+        <w:t>nouveau compte cloud (celui de Cloudeezy) qu’il faudra désigner comme compte à utiliser dans votre application contact</w:t>
       </w:r>
       <w:r>
         <w:t>s</w:t>
@@ -10282,7 +9498,7 @@
                     </pic:cNvPicPr>
                   </pic:nvPicPr>
                   <pic:blipFill>
-                    <a:blip r:embed="rId89" cstate="print">
+                    <a:blip r:embed="rId94" cstate="print">
                       <a:extLst>
                         <a:ext uri="{28A0092B-C50C-407E-A947-70E740481C1C}">
                           <a14:useLocalDpi xmlns:a14="http://schemas.microsoft.com/office/drawing/2010/main" val="0"/>
@@ -10341,7 +9557,7 @@
                     </pic:cNvPicPr>
                   </pic:nvPicPr>
                   <pic:blipFill>
-                    <a:blip r:embed="rId90" cstate="print">
+                    <a:blip r:embed="rId95" cstate="print">
                       <a:extLst>
                         <a:ext uri="{28A0092B-C50C-407E-A947-70E740481C1C}">
                           <a14:useLocalDpi xmlns:a14="http://schemas.microsoft.com/office/drawing/2010/main" val="0"/>
@@ -10400,7 +9616,7 @@
                     </pic:cNvPicPr>
                   </pic:nvPicPr>
                   <pic:blipFill>
-                    <a:blip r:embed="rId91" cstate="print">
+                    <a:blip r:embed="rId96" cstate="print">
                       <a:extLst>
                         <a:ext uri="{28A0092B-C50C-407E-A947-70E740481C1C}">
                           <a14:useLocalDpi xmlns:a14="http://schemas.microsoft.com/office/drawing/2010/main" val="0"/>
@@ -10459,7 +9675,7 @@
                     </pic:cNvPicPr>
                   </pic:nvPicPr>
                   <pic:blipFill>
-                    <a:blip r:embed="rId92" cstate="print">
+                    <a:blip r:embed="rId97" cstate="print">
                       <a:extLst>
                         <a:ext uri="{28A0092B-C50C-407E-A947-70E740481C1C}">
                           <a14:useLocalDpi xmlns:a14="http://schemas.microsoft.com/office/drawing/2010/main" val="0"/>
@@ -10518,7 +9734,7 @@
                     </pic:cNvPicPr>
                   </pic:nvPicPr>
                   <pic:blipFill>
-                    <a:blip r:embed="rId93" cstate="print">
+                    <a:blip r:embed="rId98" cstate="print">
                       <a:extLst>
                         <a:ext uri="{28A0092B-C50C-407E-A947-70E740481C1C}">
                           <a14:useLocalDpi xmlns:a14="http://schemas.microsoft.com/office/drawing/2010/main" val="0"/>
@@ -10577,7 +9793,7 @@
                     </pic:cNvPicPr>
                   </pic:nvPicPr>
                   <pic:blipFill>
-                    <a:blip r:embed="rId94" cstate="print">
+                    <a:blip r:embed="rId99" cstate="print">
                       <a:extLst>
                         <a:ext uri="{28A0092B-C50C-407E-A947-70E740481C1C}">
                           <a14:useLocalDpi xmlns:a14="http://schemas.microsoft.com/office/drawing/2010/main" val="0"/>
@@ -10636,7 +9852,7 @@
                     </pic:cNvPicPr>
                   </pic:nvPicPr>
                   <pic:blipFill>
-                    <a:blip r:embed="rId95" cstate="print">
+                    <a:blip r:embed="rId100" cstate="print">
                       <a:extLst>
                         <a:ext uri="{28A0092B-C50C-407E-A947-70E740481C1C}">
                           <a14:useLocalDpi xmlns:a14="http://schemas.microsoft.com/office/drawing/2010/main" val="0"/>
@@ -10701,7 +9917,7 @@
                     </pic:cNvPicPr>
                   </pic:nvPicPr>
                   <pic:blipFill>
-                    <a:blip r:embed="rId96" cstate="print">
+                    <a:blip r:embed="rId101" cstate="print">
                       <a:extLst>
                         <a:ext uri="{28A0092B-C50C-407E-A947-70E740481C1C}">
                           <a14:useLocalDpi xmlns:a14="http://schemas.microsoft.com/office/drawing/2010/main" val="0"/>
@@ -10800,7 +10016,7 @@
                     </pic:cNvPicPr>
                   </pic:nvPicPr>
                   <pic:blipFill>
-                    <a:blip r:embed="rId97" cstate="print">
+                    <a:blip r:embed="rId102" cstate="print">
                       <a:extLst>
                         <a:ext uri="{28A0092B-C50C-407E-A947-70E740481C1C}">
                           <a14:useLocalDpi xmlns:a14="http://schemas.microsoft.com/office/drawing/2010/main" val="0"/>
@@ -10859,7 +10075,7 @@
                     </pic:cNvPicPr>
                   </pic:nvPicPr>
                   <pic:blipFill>
-                    <a:blip r:embed="rId98" cstate="print">
+                    <a:blip r:embed="rId103" cstate="print">
                       <a:extLst>
                         <a:ext uri="{28A0092B-C50C-407E-A947-70E740481C1C}">
                           <a14:useLocalDpi xmlns:a14="http://schemas.microsoft.com/office/drawing/2010/main" val="0"/>
@@ -11050,7 +10266,7 @@
                     </pic:cNvPicPr>
                   </pic:nvPicPr>
                   <pic:blipFill>
-                    <a:blip r:embed="rId99" cstate="print">
+                    <a:blip r:embed="rId104" cstate="print">
                       <a:extLst>
                         <a:ext uri="{28A0092B-C50C-407E-A947-70E740481C1C}">
                           <a14:useLocalDpi xmlns:a14="http://schemas.microsoft.com/office/drawing/2010/main" val="0"/>
@@ -11115,7 +10331,7 @@
                     </pic:cNvPicPr>
                   </pic:nvPicPr>
                   <pic:blipFill>
-                    <a:blip r:embed="rId100" cstate="print">
+                    <a:blip r:embed="rId105" cstate="print">
                       <a:extLst>
                         <a:ext uri="{28A0092B-C50C-407E-A947-70E740481C1C}">
                           <a14:useLocalDpi xmlns:a14="http://schemas.microsoft.com/office/drawing/2010/main" val="0"/>
@@ -11174,7 +10390,7 @@
                     </pic:cNvPicPr>
                   </pic:nvPicPr>
                   <pic:blipFill>
-                    <a:blip r:embed="rId101" cstate="print">
+                    <a:blip r:embed="rId106" cstate="print">
                       <a:extLst>
                         <a:ext uri="{28A0092B-C50C-407E-A947-70E740481C1C}">
                           <a14:useLocalDpi xmlns:a14="http://schemas.microsoft.com/office/drawing/2010/main" val="0"/>
@@ -11233,7 +10449,7 @@
                     </pic:cNvPicPr>
                   </pic:nvPicPr>
                   <pic:blipFill>
-                    <a:blip r:embed="rId102" cstate="print">
+                    <a:blip r:embed="rId107" cstate="print">
                       <a:extLst>
                         <a:ext uri="{28A0092B-C50C-407E-A947-70E740481C1C}">
                           <a14:useLocalDpi xmlns:a14="http://schemas.microsoft.com/office/drawing/2010/main" val="0"/>
@@ -11465,7 +10681,7 @@
                           </pic:cNvPicPr>
                         </pic:nvPicPr>
                         <pic:blipFill>
-                          <a:blip r:embed="rId103">
+                          <a:blip r:embed="rId108">
                             <a:extLst>
                               <a:ext uri="{28A0092B-C50C-407E-A947-70E740481C1C}">
                                 <a14:useLocalDpi xmlns:a14="http://schemas.microsoft.com/office/drawing/2010/main" val="0"/>
@@ -11604,7 +10820,7 @@
                           </pic:cNvPicPr>
                         </pic:nvPicPr>
                         <pic:blipFill>
-                          <a:blip r:embed="rId104">
+                          <a:blip r:embed="rId109">
                             <a:extLst>
                               <a:ext uri="{28A0092B-C50C-407E-A947-70E740481C1C}">
                                 <a14:useLocalDpi xmlns:a14="http://schemas.microsoft.com/office/drawing/2010/main" val="0"/>
@@ -11699,7 +10915,7 @@
                           </pic:cNvPicPr>
                         </pic:nvPicPr>
                         <pic:blipFill>
-                          <a:blip r:embed="rId105" cstate="print">
+                          <a:blip r:embed="rId110" cstate="print">
                             <a:extLst>
                               <a:ext uri="{28A0092B-C50C-407E-A947-70E740481C1C}">
                                 <a14:useLocalDpi xmlns:a14="http://schemas.microsoft.com/office/drawing/2010/main" val="0"/>
@@ -11793,7 +11009,7 @@
       <w:pPr>
         <w:jc w:val="both"/>
       </w:pPr>
-      <w:hyperlink r:id="rId106" w:history="1">
+      <w:hyperlink r:id="rId111" w:history="1">
         <w:r>
           <w:rPr>
             <w:rStyle w:val="Lienhypertexte"/>
@@ -11859,7 +11075,6 @@
       <w:r>
         <w:t xml:space="preserve"> avec le compte </w:t>
       </w:r>
-      <w:proofErr w:type="spellStart"/>
       <w:r>
         <w:rPr>
           <w:b/>
@@ -11867,7 +11082,6 @@
         </w:rPr>
         <w:t>Cloudeezy</w:t>
       </w:r>
-      <w:proofErr w:type="spellEnd"/>
       <w:r>
         <w:t xml:space="preserve"> et e</w:t>
       </w:r>
@@ -11902,7 +11116,7 @@
                     <pic:cNvPicPr/>
                   </pic:nvPicPr>
                   <pic:blipFill>
-                    <a:blip r:embed="rId107"/>
+                    <a:blip r:embed="rId112"/>
                     <a:stretch>
                       <a:fillRect/>
                     </a:stretch>
@@ -11947,7 +11161,7 @@
                     <pic:cNvPicPr/>
                   </pic:nvPicPr>
                   <pic:blipFill>
-                    <a:blip r:embed="rId108"/>
+                    <a:blip r:embed="rId113"/>
                     <a:stretch>
                       <a:fillRect/>
                     </a:stretch>
@@ -12008,7 +11222,7 @@
       <w:r>
         <w:t xml:space="preserve"> </w:t>
       </w:r>
-      <w:hyperlink r:id="rId109" w:anchor="desktop" w:history="1">
+      <w:hyperlink r:id="rId114" w:anchor="desktop" w:history="1">
         <w:r>
           <w:rPr>
             <w:rStyle w:val="Lienhypertexte"/>
@@ -12028,15 +11242,7 @@
         <w:t>s</w:t>
       </w:r>
       <w:r>
-        <w:t xml:space="preserve"> sur son espace </w:t>
-      </w:r>
-      <w:proofErr w:type="spellStart"/>
-      <w:r>
-        <w:t>Cloudeezy</w:t>
-      </w:r>
-      <w:proofErr w:type="spellEnd"/>
-      <w:r>
-        <w:t xml:space="preserve">, il suffit de lancer </w:t>
+        <w:t xml:space="preserve"> sur son espace Cloudeezy, il suffit de lancer </w:t>
       </w:r>
       <w:r>
         <w:rPr>
@@ -12058,7 +11264,7 @@
                     <pic:cNvPicPr/>
                   </pic:nvPicPr>
                   <pic:blipFill>
-                    <a:blip r:embed="rId110"/>
+                    <a:blip r:embed="rId115"/>
                     <a:stretch>
                       <a:fillRect/>
                     </a:stretch>
@@ -12082,15 +11288,7 @@
         <w:t xml:space="preserve"> </w:t>
       </w:r>
       <w:r>
-        <w:t>ONLYOFFICE et de cliquer sur « </w:t>
-      </w:r>
-      <w:proofErr w:type="spellStart"/>
-      <w:r>
-        <w:t>Clouds</w:t>
-      </w:r>
-      <w:proofErr w:type="spellEnd"/>
-      <w:r>
-        <w:t xml:space="preserve">  + » :</w:t>
+        <w:t>ONLYOFFICE et de cliquer sur « Clouds  + » :</w:t>
       </w:r>
     </w:p>
     <w:p>
@@ -12117,7 +11315,7 @@
                     <pic:cNvPicPr/>
                   </pic:nvPicPr>
                   <pic:blipFill>
-                    <a:blip r:embed="rId111"/>
+                    <a:blip r:embed="rId116"/>
                     <a:stretch>
                       <a:fillRect/>
                     </a:stretch>
@@ -12170,15 +11368,7 @@
         <w:t xml:space="preserve">activer les WSL </w:t>
       </w:r>
       <w:r>
-        <w:t xml:space="preserve">(Windows </w:t>
-      </w:r>
-      <w:proofErr w:type="spellStart"/>
-      <w:r>
-        <w:t>Subsystem</w:t>
-      </w:r>
-      <w:proofErr w:type="spellEnd"/>
-      <w:r>
-        <w:t xml:space="preserve"> for Linux) </w:t>
+        <w:t xml:space="preserve">(Windows Subsystem for Linux) </w:t>
       </w:r>
       <w:r>
         <w:t>et installer manuellement</w:t>
@@ -12213,14 +11403,9 @@
       </w:pPr>
       <w:bookmarkStart w:id="19" w:name="_Toc238385267"/>
       <w:r>
-        <w:t xml:space="preserve">Évacuer les boîtes aux lettres hébergées Outlook et </w:t>
-      </w:r>
-      <w:proofErr w:type="spellStart"/>
-      <w:r>
-        <w:t>gmail</w:t>
+        <w:t>Évacuer les boîtes aux lettres hébergées Outlook et gmail</w:t>
       </w:r>
       <w:bookmarkEnd w:id="19"/>
-      <w:proofErr w:type="spellEnd"/>
     </w:p>
     <w:p>
       <w:pPr>
@@ -12254,15 +11439,7 @@
         <w:t>il faut les évacuer</w:t>
       </w:r>
       <w:r>
-        <w:t xml:space="preserve"> ou du moins réduire leur usage au strict nécessaire (par exemple, une adresse </w:t>
-      </w:r>
-      <w:proofErr w:type="spellStart"/>
-      <w:r>
-        <w:t>gmail</w:t>
-      </w:r>
-      <w:proofErr w:type="spellEnd"/>
-      <w:r>
-        <w:t xml:space="preserve"> est nécessaire si l’on utilise un téléphone Android).</w:t>
+        <w:t xml:space="preserve"> ou du moins réduire leur usage au strict nécessaire (par exemple, une adresse gmail est nécessaire si l’on utilise un téléphone Android).</w:t>
       </w:r>
     </w:p>
     <w:p>
@@ -12415,7 +11592,7 @@
       <w:r>
         <w:t xml:space="preserve"> </w:t>
       </w:r>
-      <w:hyperlink r:id="rId112" w:history="1">
+      <w:hyperlink r:id="rId117" w:history="1">
         <w:r>
           <w:rPr>
             <w:rStyle w:val="Lienhypertexte"/>
@@ -12429,7 +11606,7 @@
       <w:r>
         <w:t xml:space="preserve">et </w:t>
       </w:r>
-      <w:hyperlink r:id="rId113" w:history="1">
+      <w:hyperlink r:id="rId118" w:history="1">
         <w:r>
           <w:rPr>
             <w:rStyle w:val="Lienhypertexte"/>
@@ -12449,17 +11626,9 @@
         <w:t>,</w:t>
       </w:r>
       <w:r>
-        <w:t xml:space="preserve"> la solution </w:t>
-      </w:r>
-      <w:proofErr w:type="spellStart"/>
-      <w:r>
-        <w:t>Yopmail</w:t>
-      </w:r>
-      <w:proofErr w:type="spellEnd"/>
-      <w:r>
-        <w:t xml:space="preserve"> est particulièrement astucieuse : </w:t>
-      </w:r>
-      <w:hyperlink r:id="rId114" w:history="1">
+        <w:t xml:space="preserve"> la solution Yopmail est particulièrement astucieuse : </w:t>
+      </w:r>
+      <w:hyperlink r:id="rId119" w:history="1">
         <w:r>
           <w:rPr>
             <w:rStyle w:val="Lienhypertexte"/>
@@ -12516,7 +11685,7 @@
         </w:rPr>
         <w:t xml:space="preserve">702 </w:t>
       </w:r>
-      <w:hyperlink r:id="rId115" w:history="1">
+      <w:hyperlink r:id="rId120" w:history="1">
         <w:r>
           <w:rPr>
             <w:rStyle w:val="Lienhypertexte"/>
@@ -12552,7 +11721,7 @@
           <w:lang w:val="en-US"/>
         </w:rPr>
       </w:pPr>
-      <w:hyperlink r:id="rId116" w:history="1">
+      <w:hyperlink r:id="rId121" w:history="1">
         <w:r>
           <w:rPr>
             <w:rStyle w:val="Lienhypertexte"/>
@@ -12571,7 +11740,7 @@
         </w:numPr>
         <w:jc w:val="both"/>
       </w:pPr>
-      <w:hyperlink r:id="rId117" w:history="1">
+      <w:hyperlink r:id="rId122" w:history="1">
         <w:r>
           <w:rPr>
             <w:rStyle w:val="Lienhypertexte"/>
@@ -12589,7 +11758,7 @@
         </w:numPr>
         <w:jc w:val="both"/>
       </w:pPr>
-      <w:hyperlink r:id="rId118" w:history="1">
+      <w:hyperlink r:id="rId123" w:history="1">
         <w:r>
           <w:rPr>
             <w:rStyle w:val="Lienhypertexte"/>
@@ -12613,7 +11782,7 @@
       <w:r>
         <w:t xml:space="preserve">Pour les news sur le sujet </w:t>
       </w:r>
-      <w:hyperlink r:id="rId119" w:history="1">
+      <w:hyperlink r:id="rId124" w:history="1">
         <w:r>
           <w:rPr>
             <w:rStyle w:val="Lienhypertexte"/>
@@ -12640,7 +11809,7 @@
           <w:lang w:val="en-US"/>
         </w:rPr>
       </w:pPr>
-      <w:hyperlink r:id="rId120" w:history="1">
+      <w:hyperlink r:id="rId125" w:history="1">
         <w:r>
           <w:rPr>
             <w:rStyle w:val="Lienhypertexte"/>
@@ -12668,7 +11837,7 @@
       <w:r>
         <w:t xml:space="preserve">Pour les développeurs </w:t>
       </w:r>
-      <w:hyperlink r:id="rId121" w:history="1">
+      <w:hyperlink r:id="rId126" w:history="1">
         <w:r>
           <w:rPr>
             <w:rStyle w:val="Lienhypertexte"/>
@@ -12692,7 +11861,7 @@
       <w:r>
         <w:t>Notation confidentialité </w:t>
       </w:r>
-      <w:hyperlink r:id="rId122" w:history="1">
+      <w:hyperlink r:id="rId127" w:history="1">
         <w:r>
           <w:rPr>
             <w:rStyle w:val="Lienhypertexte"/>
@@ -12715,7 +11884,7 @@
       <w:r>
         <w:t xml:space="preserve">Boîtes mail : </w:t>
       </w:r>
-      <w:hyperlink r:id="rId123" w:history="1">
+      <w:hyperlink r:id="rId128" w:history="1">
         <w:r>
           <w:rPr>
             <w:rStyle w:val="Lienhypertexte"/>
@@ -12731,11 +11900,9 @@
       <w:r>
         <w:t xml:space="preserve">Suite </w:t>
       </w:r>
-      <w:proofErr w:type="spellStart"/>
       <w:r>
         <w:t>Cloudeezy</w:t>
       </w:r>
-      <w:proofErr w:type="spellEnd"/>
       <w:r>
         <w:t xml:space="preserve">, opéré par des </w:t>
       </w:r>
@@ -12743,15 +11910,7 @@
         <w:t>Français</w:t>
       </w:r>
       <w:r>
-        <w:t xml:space="preserve"> avec une technologie </w:t>
-      </w:r>
-      <w:proofErr w:type="spellStart"/>
-      <w:r>
-        <w:t>Nextcloud</w:t>
-      </w:r>
-      <w:proofErr w:type="spellEnd"/>
-      <w:r>
-        <w:t xml:space="preserve"> allemande </w:t>
+        <w:t xml:space="preserve"> avec une technologie Nextcloud allemande </w:t>
       </w:r>
       <w:r>
         <w:t xml:space="preserve">et Open Source </w:t>
@@ -12771,7 +11930,6 @@
       <w:r>
         <w:t xml:space="preserve">Suite numérique </w:t>
       </w:r>
-      <w:proofErr w:type="spellStart"/>
       <w:r>
         <w:rPr>
           <w:b/>
@@ -12779,11 +11937,10 @@
         </w:rPr>
         <w:t>Cloudeezy</w:t>
       </w:r>
-      <w:proofErr w:type="spellEnd"/>
       <w:r>
         <w:t xml:space="preserve"> (France) </w:t>
       </w:r>
-      <w:hyperlink r:id="rId124" w:history="1">
+      <w:hyperlink r:id="rId129" w:history="1">
         <w:r>
           <w:rPr>
             <w:rStyle w:val="Lienhypertexte"/>
@@ -12811,37 +11968,12 @@
           <w:b/>
           <w:bCs/>
         </w:rPr>
-        <w:t xml:space="preserve">documentation </w:t>
-      </w:r>
-      <w:proofErr w:type="spellStart"/>
-      <w:r>
-        <w:rPr>
-          <w:b/>
-          <w:bCs/>
-        </w:rPr>
-        <w:t>Cloudeezy</w:t>
-      </w:r>
-      <w:proofErr w:type="spellEnd"/>
-      <w:r>
-        <w:rPr>
-          <w:b/>
-          <w:bCs/>
-        </w:rPr>
-        <w:t>/</w:t>
-      </w:r>
-      <w:proofErr w:type="spellStart"/>
-      <w:r>
-        <w:rPr>
-          <w:b/>
-          <w:bCs/>
-        </w:rPr>
-        <w:t>Nextcloud</w:t>
-      </w:r>
-      <w:proofErr w:type="spellEnd"/>
+        <w:t>documentation Cloudeezy/Nextcloud</w:t>
+      </w:r>
       <w:r>
         <w:t xml:space="preserve"> </w:t>
       </w:r>
-      <w:hyperlink r:id="rId125" w:history="1">
+      <w:hyperlink r:id="rId130" w:history="1">
         <w:r>
           <w:rPr>
             <w:rStyle w:val="Lienhypertexte"/>
@@ -12884,7 +12016,7 @@
         </w:rPr>
         <w:t xml:space="preserve"> </w:t>
       </w:r>
-      <w:hyperlink r:id="rId126" w:history="1">
+      <w:hyperlink r:id="rId131" w:history="1">
         <w:r>
           <w:rPr>
             <w:rStyle w:val="Lienhypertexte"/>
@@ -12923,20 +12055,12 @@
         <w:rPr>
           <w:lang w:val="en-US"/>
         </w:rPr>
-        <w:t xml:space="preserve"> installation </w:t>
-      </w:r>
-      <w:proofErr w:type="spellStart"/>
-      <w:r>
-        <w:rPr>
-          <w:lang w:val="en-US"/>
-        </w:rPr>
-        <w:t>avancée</w:t>
-      </w:r>
-      <w:proofErr w:type="spellEnd"/>
+        <w:t xml:space="preserve"> installation avancée</w:t>
+      </w:r>
       <w:r>
         <w:t xml:space="preserve"> </w:t>
       </w:r>
-      <w:hyperlink r:id="rId127" w:history="1">
+      <w:hyperlink r:id="rId132" w:history="1">
         <w:r>
           <w:rPr>
             <w:rStyle w:val="Lienhypertexte"/>
@@ -12965,25 +12089,9 @@
           <w:b/>
           <w:bCs/>
         </w:rPr>
-        <w:t xml:space="preserve">Se connecter aux contacts et calendrier </w:t>
-      </w:r>
-      <w:proofErr w:type="spellStart"/>
-      <w:r>
-        <w:rPr>
-          <w:b/>
-          <w:bCs/>
-        </w:rPr>
-        <w:t>Cloudeezy</w:t>
-      </w:r>
-      <w:proofErr w:type="spellEnd"/>
-      <w:r>
-        <w:rPr>
-          <w:b/>
-          <w:bCs/>
-        </w:rPr>
-        <w:t xml:space="preserve"> </w:t>
-      </w:r>
-      <w:hyperlink r:id="rId128" w:history="1">
+        <w:t xml:space="preserve">Se connecter aux contacts et calendrier Cloudeezy </w:t>
+      </w:r>
+      <w:hyperlink r:id="rId133" w:history="1">
         <w:r>
           <w:rPr>
             <w:rStyle w:val="Lienhypertexte"/>
@@ -13003,7 +12111,7 @@
       <w:r>
         <w:t xml:space="preserve">Utiliser l’application Contacts </w:t>
       </w:r>
-      <w:hyperlink r:id="rId129" w:history="1">
+      <w:hyperlink r:id="rId134" w:history="1">
         <w:r>
           <w:rPr>
             <w:rStyle w:val="Lienhypertexte"/>
@@ -13026,7 +12134,7 @@
       <w:r>
         <w:t xml:space="preserve">Utiliser l’application Agenda </w:t>
       </w:r>
-      <w:hyperlink r:id="rId130" w:history="1">
+      <w:hyperlink r:id="rId135" w:history="1">
         <w:r>
           <w:rPr>
             <w:rStyle w:val="Lienhypertexte"/>
@@ -13083,7 +12191,7 @@
       <w:r>
         <w:t xml:space="preserve"> disposant d’un numéro de SIREN/SIRET (France) </w:t>
       </w:r>
-      <w:hyperlink r:id="rId131" w:history="1">
+      <w:hyperlink r:id="rId136" w:history="1">
         <w:r>
           <w:rPr>
             <w:rStyle w:val="Lienhypertexte"/>
@@ -13116,7 +12224,7 @@
       <w:r>
         <w:t xml:space="preserve"> de Linagora (France) </w:t>
       </w:r>
-      <w:hyperlink r:id="rId132" w:history="1">
+      <w:hyperlink r:id="rId137" w:history="1">
         <w:r>
           <w:rPr>
             <w:rStyle w:val="Lienhypertexte"/>
@@ -13146,7 +12254,7 @@
       <w:r>
         <w:t xml:space="preserve"> (Suisse) n’offre pas la possibilité de partager ses contacts et son calendrier entre le PC et le Smartphone </w:t>
       </w:r>
-      <w:hyperlink r:id="rId133" w:history="1">
+      <w:hyperlink r:id="rId138" w:history="1">
         <w:r>
           <w:rPr>
             <w:rStyle w:val="Lienhypertexte"/>
@@ -13188,7 +12296,7 @@
       <w:r>
         <w:t xml:space="preserve"> (Allemagne) </w:t>
       </w:r>
-      <w:hyperlink r:id="rId134" w:history="1">
+      <w:hyperlink r:id="rId139" w:history="1">
         <w:r>
           <w:rPr>
             <w:rStyle w:val="Lienhypertexte"/>
@@ -13232,7 +12340,7 @@
       <w:r>
         <w:t xml:space="preserve"> Outlook </w:t>
       </w:r>
-      <w:hyperlink r:id="rId135" w:history="1">
+      <w:hyperlink r:id="rId140" w:history="1">
         <w:r>
           <w:rPr>
             <w:rStyle w:val="Lienhypertexte"/>
@@ -13266,19 +12374,11 @@
           <w:lang w:val="en-US"/>
         </w:rPr>
       </w:pPr>
-      <w:proofErr w:type="spellStart"/>
       <w:r>
         <w:rPr>
           <w:lang w:val="en-US"/>
         </w:rPr>
-        <w:t>Navigateur</w:t>
-      </w:r>
-      <w:proofErr w:type="spellEnd"/>
-      <w:r>
-        <w:rPr>
-          <w:lang w:val="en-US"/>
-        </w:rPr>
-        <w:t xml:space="preserve"> </w:t>
+        <w:t xml:space="preserve">Navigateur </w:t>
       </w:r>
       <w:r>
         <w:rPr>
@@ -13294,7 +12394,7 @@
         </w:rPr>
         <w:t xml:space="preserve"> </w:t>
       </w:r>
-      <w:hyperlink r:id="rId136" w:history="1">
+      <w:hyperlink r:id="rId141" w:history="1">
         <w:r>
           <w:rPr>
             <w:rStyle w:val="Lienhypertexte"/>
@@ -13321,7 +12421,6 @@
       <w:r>
         <w:t xml:space="preserve">Moteur de recherche </w:t>
       </w:r>
-      <w:proofErr w:type="spellStart"/>
       <w:r>
         <w:rPr>
           <w:b/>
@@ -13343,11 +12442,10 @@
         </w:rPr>
         <w:t>age</w:t>
       </w:r>
-      <w:proofErr w:type="spellEnd"/>
       <w:r>
         <w:t xml:space="preserve"> (Pays-Bas) </w:t>
       </w:r>
-      <w:hyperlink r:id="rId137" w:history="1">
+      <w:hyperlink r:id="rId142" w:history="1">
         <w:r>
           <w:rPr>
             <w:rStyle w:val="Lienhypertexte"/>
@@ -13370,7 +12468,6 @@
       <w:r>
         <w:t xml:space="preserve">Moteur de recherche </w:t>
       </w:r>
-      <w:proofErr w:type="spellStart"/>
       <w:r>
         <w:rPr>
           <w:b/>
@@ -13378,7 +12475,6 @@
         </w:rPr>
         <w:t>DuckDuckGo</w:t>
       </w:r>
-      <w:proofErr w:type="spellEnd"/>
       <w:r>
         <w:t xml:space="preserve"> intéressant mais pas européen</w:t>
       </w:r>
@@ -13388,7 +12484,7 @@
       <w:r>
         <w:t xml:space="preserve"> </w:t>
       </w:r>
-      <w:hyperlink r:id="rId138" w:history="1">
+      <w:hyperlink r:id="rId143" w:history="1">
         <w:r>
           <w:rPr>
             <w:rStyle w:val="Lienhypertexte"/>
@@ -13421,7 +12517,7 @@
       <w:r>
         <w:t xml:space="preserve"> (Allemagne) </w:t>
       </w:r>
-      <w:hyperlink r:id="rId139" w:history="1">
+      <w:hyperlink r:id="rId144" w:history="1">
         <w:r>
           <w:rPr>
             <w:rStyle w:val="Lienhypertexte"/>
@@ -13463,7 +12559,7 @@
       <w:r>
         <w:t xml:space="preserve"> (France) </w:t>
       </w:r>
-      <w:hyperlink r:id="rId140" w:history="1">
+      <w:hyperlink r:id="rId145" w:history="1">
         <w:r>
           <w:rPr>
             <w:rStyle w:val="Lienhypertexte"/>
@@ -13495,7 +12591,6 @@
       <w:r>
         <w:t xml:space="preserve"> </w:t>
       </w:r>
-      <w:proofErr w:type="spellStart"/>
       <w:r>
         <w:rPr>
           <w:b/>
@@ -13515,15 +12610,7 @@
           <w:b/>
           <w:bCs/>
         </w:rPr>
-        <w:t>age</w:t>
-      </w:r>
-      <w:proofErr w:type="spellEnd"/>
-      <w:r>
-        <w:rPr>
-          <w:b/>
-          <w:bCs/>
-        </w:rPr>
-        <w:t xml:space="preserve"> Vanish IA</w:t>
+        <w:t>age Vanish IA</w:t>
       </w:r>
       <w:r>
         <w:t xml:space="preserve"> </w:t>
@@ -13556,7 +12643,7 @@
       <w:r>
         <w:t xml:space="preserve">(Pays-Bas) </w:t>
       </w:r>
-      <w:hyperlink r:id="rId141" w:history="1">
+      <w:hyperlink r:id="rId146" w:history="1">
         <w:r>
           <w:rPr>
             <w:rStyle w:val="Lienhypertexte"/>
@@ -13604,7 +12691,7 @@
       <w:r>
         <w:t xml:space="preserve">(Californie) </w:t>
       </w:r>
-      <w:hyperlink r:id="rId142" w:history="1">
+      <w:hyperlink r:id="rId147" w:history="1">
         <w:r>
           <w:rPr>
             <w:rStyle w:val="Lienhypertexte"/>
@@ -13624,7 +12711,6 @@
       <w:r>
         <w:t xml:space="preserve">Traduction </w:t>
       </w:r>
-      <w:proofErr w:type="spellStart"/>
       <w:r>
         <w:rPr>
           <w:b/>
@@ -13632,11 +12718,10 @@
         </w:rPr>
         <w:t>DeepL</w:t>
       </w:r>
-      <w:proofErr w:type="spellEnd"/>
       <w:r>
         <w:t xml:space="preserve"> (Allemagne) </w:t>
       </w:r>
-      <w:hyperlink r:id="rId143" w:history="1">
+      <w:hyperlink r:id="rId148" w:history="1">
         <w:r>
           <w:rPr>
             <w:rStyle w:val="Lienhypertexte"/>
@@ -13665,7 +12750,6 @@
         </w:rPr>
         <w:t xml:space="preserve">Mail </w:t>
       </w:r>
-      <w:proofErr w:type="spellStart"/>
       <w:r>
         <w:rPr>
           <w:b/>
@@ -13674,14 +12758,13 @@
         </w:rPr>
         <w:t>Mailspring</w:t>
       </w:r>
-      <w:proofErr w:type="spellEnd"/>
       <w:r>
         <w:rPr>
           <w:lang w:val="en-US"/>
         </w:rPr>
         <w:t xml:space="preserve">, The beautiful email client </w:t>
       </w:r>
-      <w:hyperlink r:id="rId144" w:history="1">
+      <w:hyperlink r:id="rId149" w:history="1">
         <w:r>
           <w:rPr>
             <w:rStyle w:val="Lienhypertexte"/>
@@ -13712,7 +12795,7 @@
       <w:r>
         <w:t xml:space="preserve"> </w:t>
       </w:r>
-      <w:hyperlink r:id="rId145" w:history="1">
+      <w:hyperlink r:id="rId150" w:history="1">
         <w:r>
           <w:rPr>
             <w:rStyle w:val="Lienhypertexte"/>
@@ -13735,7 +12818,6 @@
       <w:r>
         <w:t xml:space="preserve">Mail jetable </w:t>
       </w:r>
-      <w:proofErr w:type="spellStart"/>
       <w:r>
         <w:rPr>
           <w:b/>
@@ -13743,11 +12825,10 @@
         </w:rPr>
         <w:t>Yopmail</w:t>
       </w:r>
-      <w:proofErr w:type="spellEnd"/>
       <w:r>
         <w:t xml:space="preserve"> </w:t>
       </w:r>
-      <w:hyperlink r:id="rId146" w:history="1">
+      <w:hyperlink r:id="rId151" w:history="1">
         <w:r>
           <w:rPr>
             <w:rStyle w:val="Lienhypertexte"/>
@@ -13771,7 +12852,7 @@
         </w:rPr>
         <w:t xml:space="preserve">Proton VPN </w:t>
       </w:r>
-      <w:hyperlink r:id="rId147" w:history="1">
+      <w:hyperlink r:id="rId152" w:history="1">
         <w:r>
           <w:rPr>
             <w:rStyle w:val="Lienhypertexte"/>
@@ -13785,7 +12866,7 @@
       <w:r>
         <w:t xml:space="preserve"> pas de logs sur disque </w:t>
       </w:r>
-      <w:hyperlink r:id="rId148" w:history="1">
+      <w:hyperlink r:id="rId153" w:history="1">
         <w:r>
           <w:rPr>
             <w:rStyle w:val="Lienhypertexte"/>
@@ -13808,26 +12889,17 @@
           <w:lang w:val="en-US"/>
         </w:rPr>
       </w:pPr>
-      <w:proofErr w:type="spellStart"/>
       <w:r>
         <w:rPr>
           <w:b/>
           <w:bCs/>
         </w:rPr>
-        <w:t>Mullvad</w:t>
-      </w:r>
-      <w:proofErr w:type="spellEnd"/>
-      <w:r>
-        <w:rPr>
-          <w:b/>
-          <w:bCs/>
-        </w:rPr>
-        <w:t xml:space="preserve"> VPN</w:t>
+        <w:t>Mullvad VPN</w:t>
       </w:r>
       <w:r>
         <w:t xml:space="preserve"> </w:t>
       </w:r>
-      <w:hyperlink r:id="rId149" w:history="1">
+      <w:hyperlink r:id="rId154" w:history="1">
         <w:r>
           <w:rPr>
             <w:rStyle w:val="Lienhypertexte"/>
@@ -13855,17 +12927,9 @@
         <w:t>Telegram</w:t>
       </w:r>
       <w:r>
-        <w:t xml:space="preserve"> (</w:t>
-      </w:r>
-      <w:proofErr w:type="spellStart"/>
-      <w:r>
-        <w:t>Dubai</w:t>
-      </w:r>
-      <w:proofErr w:type="spellEnd"/>
-      <w:r>
-        <w:t xml:space="preserve">) </w:t>
-      </w:r>
-      <w:hyperlink r:id="rId150" w:history="1">
+        <w:t xml:space="preserve"> (Dubai) </w:t>
+      </w:r>
+      <w:hyperlink r:id="rId155" w:history="1">
         <w:r>
           <w:rPr>
             <w:rStyle w:val="Lienhypertexte"/>
@@ -13890,25 +12954,9 @@
         <w:t>Fragment</w:t>
       </w:r>
       <w:r>
-        <w:t xml:space="preserve"> (achat en </w:t>
-      </w:r>
-      <w:proofErr w:type="spellStart"/>
-      <w:r>
-        <w:t>tokens</w:t>
-      </w:r>
-      <w:proofErr w:type="spellEnd"/>
-      <w:r>
-        <w:t xml:space="preserve"> de la blockchain TON soit quelques euros avec </w:t>
-      </w:r>
-      <w:proofErr w:type="spellStart"/>
-      <w:r>
-        <w:t>Tonkeeper</w:t>
-      </w:r>
-      <w:proofErr w:type="spellEnd"/>
-      <w:r>
-        <w:t xml:space="preserve"> par exemple </w:t>
-      </w:r>
-      <w:hyperlink r:id="rId151" w:history="1">
+        <w:t xml:space="preserve"> (achat en tokens de la blockchain TON soit quelques euros avec Tonkeeper par exemple </w:t>
+      </w:r>
+      <w:hyperlink r:id="rId156" w:history="1">
         <w:r>
           <w:rPr>
             <w:rStyle w:val="Lienhypertexte"/>
@@ -13947,7 +12995,7 @@
       <w:r>
         <w:t xml:space="preserve"> </w:t>
       </w:r>
-      <w:hyperlink r:id="rId152" w:history="1">
+      <w:hyperlink r:id="rId157" w:history="1">
         <w:r>
           <w:rPr>
             <w:rStyle w:val="Lienhypertexte"/>
@@ -13970,42 +13018,17 @@
       <w:r>
         <w:t xml:space="preserve">Cartographie </w:t>
       </w:r>
-      <w:proofErr w:type="spellStart"/>
       <w:r>
         <w:rPr>
           <w:b/>
           <w:bCs/>
         </w:rPr>
-        <w:t>Here</w:t>
-      </w:r>
-      <w:proofErr w:type="spellEnd"/>
-      <w:r>
-        <w:rPr>
-          <w:b/>
-          <w:bCs/>
-        </w:rPr>
-        <w:t xml:space="preserve"> </w:t>
-      </w:r>
-      <w:proofErr w:type="spellStart"/>
-      <w:r>
-        <w:rPr>
-          <w:b/>
-          <w:bCs/>
-        </w:rPr>
-        <w:t>We</w:t>
-      </w:r>
-      <w:proofErr w:type="spellEnd"/>
-      <w:r>
-        <w:rPr>
-          <w:b/>
-          <w:bCs/>
-        </w:rPr>
-        <w:t xml:space="preserve"> Go</w:t>
+        <w:t>Here We Go</w:t>
       </w:r>
       <w:r>
         <w:t xml:space="preserve"> (Pays-Bas) </w:t>
       </w:r>
-      <w:hyperlink r:id="rId153" w:history="1">
+      <w:hyperlink r:id="rId158" w:history="1">
         <w:r>
           <w:rPr>
             <w:rStyle w:val="Lienhypertexte"/>
@@ -14056,7 +13079,7 @@
       <w:r>
         <w:t xml:space="preserve">que) </w:t>
       </w:r>
-      <w:hyperlink r:id="rId154" w:history="1">
+      <w:hyperlink r:id="rId159" w:history="1">
         <w:r>
           <w:rPr>
             <w:rStyle w:val="Lienhypertexte"/>
@@ -14079,7 +13102,6 @@
       <w:r>
         <w:t xml:space="preserve">Cartographie </w:t>
       </w:r>
-      <w:proofErr w:type="spellStart"/>
       <w:r>
         <w:rPr>
           <w:b/>
@@ -14087,7 +13109,6 @@
         </w:rPr>
         <w:t>CoMaps</w:t>
       </w:r>
-      <w:proofErr w:type="spellEnd"/>
       <w:r>
         <w:t xml:space="preserve"> (Open source)</w:t>
       </w:r>
@@ -14097,7 +13118,7 @@
       <w:r>
         <w:t xml:space="preserve"> </w:t>
       </w:r>
-      <w:hyperlink r:id="rId155" w:history="1">
+      <w:hyperlink r:id="rId160" w:history="1">
         <w:r>
           <w:rPr>
             <w:rStyle w:val="Lienhypertexte"/>
@@ -14134,7 +13155,7 @@
         </w:rPr>
         <w:t xml:space="preserve"> </w:t>
       </w:r>
-      <w:hyperlink r:id="rId156" w:history="1">
+      <w:hyperlink r:id="rId161" w:history="1">
         <w:r>
           <w:rPr>
             <w:rStyle w:val="Lienhypertexte"/>
@@ -14169,7 +13190,7 @@
         </w:rPr>
         <w:t xml:space="preserve">DNS </w:t>
       </w:r>
-      <w:hyperlink r:id="rId157" w:history="1">
+      <w:hyperlink r:id="rId162" w:history="1">
         <w:r>
           <w:rPr>
             <w:rStyle w:val="Lienhypertexte"/>
@@ -14203,7 +13224,6 @@
       <w:r>
         <w:t xml:space="preserve">Bureautique </w:t>
       </w:r>
-      <w:proofErr w:type="spellStart"/>
       <w:r>
         <w:rPr>
           <w:b/>
@@ -14211,7 +13231,6 @@
         </w:rPr>
         <w:t>Onlyoffice</w:t>
       </w:r>
-      <w:proofErr w:type="spellEnd"/>
       <w:r>
         <w:t xml:space="preserve"> (</w:t>
       </w:r>
@@ -14227,7 +13246,7 @@
       <w:r>
         <w:t xml:space="preserve"> ?) </w:t>
       </w:r>
-      <w:hyperlink r:id="rId158" w:anchor="desktop" w:history="1">
+      <w:hyperlink r:id="rId163" w:anchor="desktop" w:history="1">
         <w:r>
           <w:rPr>
             <w:rStyle w:val="Lienhypertexte"/>
@@ -14260,13 +13279,8 @@
       <w:r>
         <w:t xml:space="preserve"> (</w:t>
       </w:r>
-      <w:proofErr w:type="spellStart"/>
-      <w:r>
-        <w:t>Europén</w:t>
-      </w:r>
-      <w:proofErr w:type="spellEnd"/>
-      <w:r>
-        <w:t xml:space="preserve">, </w:t>
+      <w:r>
+        <w:t xml:space="preserve">Europén, </w:t>
       </w:r>
       <w:r>
         <w:t>Open source en</w:t>
@@ -14280,7 +13294,7 @@
       <w:r>
         <w:t xml:space="preserve">) </w:t>
       </w:r>
-      <w:hyperlink r:id="rId159" w:history="1">
+      <w:hyperlink r:id="rId164" w:history="1">
         <w:r>
           <w:rPr>
             <w:rStyle w:val="Lienhypertexte"/>
@@ -14291,7 +13305,7 @@
       <w:r>
         <w:t xml:space="preserve"> et </w:t>
       </w:r>
-      <w:hyperlink r:id="rId160" w:history="1">
+      <w:hyperlink r:id="rId165" w:history="1">
         <w:r>
           <w:rPr>
             <w:rStyle w:val="Lienhypertexte"/>
@@ -14316,49 +13330,7 @@
         <w:rPr>
           <w:lang w:val="en-US"/>
         </w:rPr>
-        <w:t xml:space="preserve"> streaming </w:t>
-      </w:r>
-      <w:proofErr w:type="spellStart"/>
-      <w:r>
-        <w:rPr>
-          <w:lang w:val="en-US"/>
-        </w:rPr>
-        <w:t>vidéo</w:t>
-      </w:r>
-      <w:proofErr w:type="spellEnd"/>
-      <w:r>
-        <w:rPr>
-          <w:lang w:val="en-US"/>
-        </w:rPr>
-        <w:t xml:space="preserve"> (</w:t>
-      </w:r>
-      <w:proofErr w:type="spellStart"/>
-      <w:r>
-        <w:rPr>
-          <w:lang w:val="en-US"/>
-        </w:rPr>
-        <w:t>Youtube</w:t>
-      </w:r>
-      <w:proofErr w:type="spellEnd"/>
-      <w:r>
-        <w:rPr>
-          <w:lang w:val="en-US"/>
-        </w:rPr>
-        <w:t xml:space="preserve">, Netflix, Amazon Prime </w:t>
-      </w:r>
-      <w:proofErr w:type="spellStart"/>
-      <w:r>
-        <w:rPr>
-          <w:lang w:val="en-US"/>
-        </w:rPr>
-        <w:t>Vidéo</w:t>
-      </w:r>
-      <w:proofErr w:type="spellEnd"/>
-      <w:r>
-        <w:rPr>
-          <w:lang w:val="en-US"/>
-        </w:rPr>
-        <w:t>, Disney+)</w:t>
+        <w:t xml:space="preserve"> streaming vidéo (Youtube, Netflix, Amazon Prime Vidéo, Disney+)</w:t>
       </w:r>
     </w:p>
     <w:p>
@@ -14386,7 +13358,7 @@
         </w:rPr>
         <w:t xml:space="preserve">(France) </w:t>
       </w:r>
-      <w:hyperlink r:id="rId161" w:history="1">
+      <w:hyperlink r:id="rId166" w:history="1">
         <w:r>
           <w:rPr>
             <w:rStyle w:val="Lienhypertexte"/>
@@ -14409,28 +13381,12 @@
           <w:b/>
           <w:bCs/>
         </w:rPr>
-        <w:t xml:space="preserve">Arte </w:t>
-      </w:r>
-      <w:proofErr w:type="spellStart"/>
-      <w:r>
-        <w:rPr>
-          <w:b/>
-          <w:bCs/>
-        </w:rPr>
-        <w:t>series</w:t>
-      </w:r>
-      <w:proofErr w:type="spellEnd"/>
-      <w:r>
-        <w:rPr>
-          <w:b/>
-          <w:bCs/>
-        </w:rPr>
-        <w:t xml:space="preserve"> et fictions</w:t>
+        <w:t>Arte series et fictions</w:t>
       </w:r>
       <w:r>
         <w:t xml:space="preserve"> (France, Allemagne) </w:t>
       </w:r>
-      <w:hyperlink r:id="rId162" w:history="1">
+      <w:hyperlink r:id="rId167" w:history="1">
         <w:r>
           <w:rPr>
             <w:rStyle w:val="Lienhypertexte"/>
@@ -14453,7 +13409,6 @@
           <w:lang w:val="en-US"/>
         </w:rPr>
       </w:pPr>
-      <w:proofErr w:type="spellStart"/>
       <w:r>
         <w:rPr>
           <w:b/>
@@ -14462,14 +13417,13 @@
         </w:rPr>
         <w:t>Peertube</w:t>
       </w:r>
-      <w:proofErr w:type="spellEnd"/>
       <w:r>
         <w:rPr>
           <w:lang w:val="en-US"/>
         </w:rPr>
         <w:t xml:space="preserve"> (Open source) </w:t>
       </w:r>
-      <w:hyperlink r:id="rId163" w:history="1">
+      <w:hyperlink r:id="rId168" w:history="1">
         <w:r>
           <w:rPr>
             <w:rStyle w:val="Lienhypertexte"/>
@@ -14492,7 +13446,6 @@
           <w:lang w:val="en-US"/>
         </w:rPr>
       </w:pPr>
-      <w:proofErr w:type="spellStart"/>
       <w:r>
         <w:rPr>
           <w:b/>
@@ -14501,28 +13454,13 @@
         </w:rPr>
         <w:t>Alugha</w:t>
       </w:r>
-      <w:proofErr w:type="spellEnd"/>
       <w:r>
         <w:rPr>
           <w:lang w:val="en-US"/>
         </w:rPr>
-        <w:t xml:space="preserve"> (</w:t>
-      </w:r>
-      <w:proofErr w:type="spellStart"/>
-      <w:r>
-        <w:rPr>
-          <w:lang w:val="en-US"/>
-        </w:rPr>
-        <w:t>Allemagne</w:t>
-      </w:r>
-      <w:proofErr w:type="spellEnd"/>
-      <w:r>
-        <w:rPr>
-          <w:lang w:val="en-US"/>
-        </w:rPr>
-        <w:t xml:space="preserve">) </w:t>
-      </w:r>
-      <w:hyperlink r:id="rId164" w:history="1">
+        <w:t xml:space="preserve"> (Allemagne) </w:t>
+      </w:r>
+      <w:hyperlink r:id="rId169" w:history="1">
         <w:r>
           <w:rPr>
             <w:rStyle w:val="Lienhypertexte"/>
@@ -14564,7 +13502,7 @@
       <w:r>
         <w:t xml:space="preserve"> (France) </w:t>
       </w:r>
-      <w:hyperlink r:id="rId165" w:history="1">
+      <w:hyperlink r:id="rId170" w:history="1">
         <w:r>
           <w:rPr>
             <w:rStyle w:val="Lienhypertexte"/>
@@ -14594,7 +13532,7 @@
       <w:r>
         <w:t xml:space="preserve"> </w:t>
       </w:r>
-      <w:hyperlink r:id="rId166" w:history="1">
+      <w:hyperlink r:id="rId171" w:history="1">
         <w:r>
           <w:rPr>
             <w:rStyle w:val="Lienhypertexte"/>
@@ -14611,7 +13549,6 @@
           <w:numId w:val="13"/>
         </w:numPr>
       </w:pPr>
-      <w:proofErr w:type="spellStart"/>
       <w:r>
         <w:rPr>
           <w:b/>
@@ -14619,11 +13556,10 @@
         </w:rPr>
         <w:t>Qobuz</w:t>
       </w:r>
-      <w:proofErr w:type="spellEnd"/>
       <w:r>
         <w:t xml:space="preserve"> (France) </w:t>
       </w:r>
-      <w:hyperlink r:id="rId167" w:history="1">
+      <w:hyperlink r:id="rId172" w:history="1">
         <w:r>
           <w:rPr>
             <w:rStyle w:val="Lienhypertexte"/>
@@ -14640,15 +13576,7 @@
         <w:t>Alternatives aux</w:t>
       </w:r>
       <w:r>
-        <w:t xml:space="preserve"> réseaux X, Instagram, </w:t>
-      </w:r>
-      <w:proofErr w:type="spellStart"/>
-      <w:r>
-        <w:t>TikTok</w:t>
-      </w:r>
-      <w:proofErr w:type="spellEnd"/>
-      <w:r>
-        <w:t>, Facebook</w:t>
+        <w:t xml:space="preserve"> réseaux X, Instagram, TikTok, Facebook</w:t>
       </w:r>
     </w:p>
     <w:p>
@@ -14676,7 +13604,7 @@
         </w:rPr>
         <w:t xml:space="preserve"> (Open source) </w:t>
       </w:r>
-      <w:hyperlink r:id="rId168" w:history="1">
+      <w:hyperlink r:id="rId173" w:history="1">
         <w:r>
           <w:rPr>
             <w:rStyle w:val="Lienhypertexte"/>
@@ -14694,15 +13622,7 @@
         <w:t>aux</w:t>
       </w:r>
       <w:r>
-        <w:t xml:space="preserve"> systèmes d’exploitation (Windows, </w:t>
-      </w:r>
-      <w:proofErr w:type="spellStart"/>
-      <w:r>
-        <w:t>MacOS</w:t>
-      </w:r>
-      <w:proofErr w:type="spellEnd"/>
-      <w:r>
-        <w:t>, Android, iPhone)</w:t>
+        <w:t xml:space="preserve"> systèmes d’exploitation (Windows, MacOS, Android, iPhone)</w:t>
       </w:r>
     </w:p>
     <w:p>
@@ -14733,7 +13653,7 @@
       <w:r>
         <w:t xml:space="preserve"> </w:t>
       </w:r>
-      <w:hyperlink r:id="rId169" w:history="1">
+      <w:hyperlink r:id="rId174" w:history="1">
         <w:r>
           <w:rPr>
             <w:rStyle w:val="Lienhypertexte"/>
@@ -14787,7 +13707,7 @@
         </w:rPr>
         <w:t xml:space="preserve"> </w:t>
       </w:r>
-      <w:hyperlink r:id="rId170" w:history="1">
+      <w:hyperlink r:id="rId175" w:history="1">
         <w:r>
           <w:rPr>
             <w:rStyle w:val="Lienhypertexte"/>
@@ -14813,7 +13733,6 @@
           <w:numId w:val="17"/>
         </w:numPr>
       </w:pPr>
-      <w:proofErr w:type="spellStart"/>
       <w:r>
         <w:rPr>
           <w:b/>
@@ -14821,7 +13740,6 @@
         </w:rPr>
         <w:t>Fairphone</w:t>
       </w:r>
-      <w:proofErr w:type="spellEnd"/>
       <w:r>
         <w:rPr>
           <w:b/>
@@ -14832,7 +13750,6 @@
       <w:r>
         <w:t xml:space="preserve">téléphone réparable, équitable et équipé d‘un système d’exploitation Open Source </w:t>
       </w:r>
-      <w:proofErr w:type="spellStart"/>
       <w:r>
         <w:rPr>
           <w:b/>
@@ -14840,7 +13757,6 @@
         </w:rPr>
         <w:t>Murena</w:t>
       </w:r>
-      <w:proofErr w:type="spellEnd"/>
       <w:r>
         <w:t xml:space="preserve"> conçu en Europe</w:t>
       </w:r>
@@ -14851,7 +13767,7 @@
         </w:rPr>
         <w:t xml:space="preserve"> </w:t>
       </w:r>
-      <w:hyperlink r:id="rId171" w:history="1">
+      <w:hyperlink r:id="rId176" w:history="1">
         <w:r>
           <w:rPr>
             <w:rStyle w:val="Lienhypertexte"/>
@@ -14869,7 +13785,7 @@
       <w:r>
         <w:t xml:space="preserve">et </w:t>
       </w:r>
-      <w:hyperlink r:id="rId172" w:history="1">
+      <w:hyperlink r:id="rId177" w:history="1">
         <w:r>
           <w:rPr>
             <w:rStyle w:val="Lienhypertexte"/>
@@ -14901,7 +13817,7 @@
           <w:numId w:val="17"/>
         </w:numPr>
       </w:pPr>
-      <w:hyperlink r:id="rId173" w:history="1">
+      <w:hyperlink r:id="rId178" w:history="1">
         <w:r>
           <w:rPr>
             <w:rStyle w:val="Lienhypertexte"/>

--- a/index.docx
+++ b/index.docx
@@ -16,22 +16,27 @@
           <w:sz w:val="36"/>
           <w:szCs w:val="20"/>
         </w:rPr>
-        <w:t>Pourquoi faut-il évacuer les plateformes numériques américaines et quel est le mode d’emploi pour un particulier</w:t>
+        <w:t>P</w:t>
       </w:r>
       <w:r>
         <w:rPr>
           <w:sz w:val="36"/>
           <w:szCs w:val="20"/>
         </w:rPr>
-        <w:t> ?</w:t>
+        <w:t>articiper à la souveraineté numérique européenne</w:t>
       </w:r>
     </w:p>
     <w:p>
       <w:pPr>
         <w:jc w:val="center"/>
       </w:pPr>
-      <w:r>
-        <w:t>par É</w:t>
+      <w:proofErr w:type="gramStart"/>
+      <w:r>
+        <w:t>par</w:t>
+      </w:r>
+      <w:proofErr w:type="gramEnd"/>
+      <w:r>
+        <w:t xml:space="preserve"> É</w:t>
       </w:r>
       <w:r>
         <w:t xml:space="preserve">ric </w:t>
@@ -45,27 +50,25 @@
     </w:p>
     <w:p>
       <w:pPr>
-        <w:jc w:val="center"/>
-      </w:pPr>
-      <w:r>
-        <w:t xml:space="preserve">Envoyez vos commentaires </w:t>
-      </w:r>
-      <w:r>
-        <w:t xml:space="preserve">et questions </w:t>
-      </w:r>
-      <w:r>
-        <w:t xml:space="preserve">sur cet article à </w:t>
-      </w:r>
-      <w:hyperlink r:id="rId8" w:history="1">
-        <w:r>
-          <w:rPr>
-            <w:rStyle w:val="Lienhypertexte"/>
-          </w:rPr>
-          <w:t>alt.jm-6ouqc7bk@yopmail.com</w:t>
-        </w:r>
-      </w:hyperlink>
-      <w:r>
-        <w:t xml:space="preserve"> </w:t>
+        <w:jc w:val="both"/>
+      </w:pPr>
+      <w:r>
+        <w:t xml:space="preserve">Cet article </w:t>
+      </w:r>
+      <w:r>
+        <w:t xml:space="preserve">explique aux particuliers comment </w:t>
+      </w:r>
+      <w:r>
+        <w:t>remplace</w:t>
+      </w:r>
+      <w:r>
+        <w:t>r l</w:t>
+      </w:r>
+      <w:r>
+        <w:t>es services numériques</w:t>
+      </w:r>
+      <w:r>
+        <w:t xml:space="preserve"> américains par des équivalents européens. </w:t>
       </w:r>
     </w:p>
     <w:sdt>
@@ -97,7 +100,10 @@
             <w:pStyle w:val="En-ttedetabledesmatires"/>
           </w:pPr>
           <w:r>
-            <w:t>Table des matières</w:t>
+            <w:t>Ce que vous trouverez dans cet article</w:t>
+          </w:r>
+          <w:r>
+            <w:t> :</w:t>
           </w:r>
         </w:p>
         <w:p>
@@ -123,13 +129,13 @@
           <w:r>
             <w:fldChar w:fldCharType="separate"/>
           </w:r>
-          <w:hyperlink w:anchor="_Toc238385249" w:history="1">
+          <w:hyperlink w:anchor="_Toc238504925" w:history="1">
             <w:r>
               <w:rPr>
                 <w:rStyle w:val="Lienhypertexte"/>
                 <w:noProof/>
               </w:rPr>
-              <w:t>I - Pourquoi faut-il évacuer ?</w:t>
+              <w:t>I – Pourquoi remplacer les services numériques américains</w:t>
             </w:r>
             <w:r>
               <w:rPr>
@@ -150,7 +156,7 @@
                 <w:noProof/>
                 <w:webHidden/>
               </w:rPr>
-              <w:instrText xml:space="preserve"> PAGEREF _Toc238385249 \h </w:instrText>
+              <w:instrText xml:space="preserve"> PAGEREF _Toc238504925 \h </w:instrText>
             </w:r>
             <w:r>
               <w:rPr>
@@ -195,13 +201,13 @@
               <w:lang w:eastAsia="fr-FR"/>
             </w:rPr>
           </w:pPr>
-          <w:hyperlink w:anchor="_Toc238385250" w:history="1">
+          <w:hyperlink w:anchor="_Toc238504926" w:history="1">
             <w:r>
               <w:rPr>
                 <w:rStyle w:val="Lienhypertexte"/>
                 <w:noProof/>
               </w:rPr>
-              <w:t>II - Présentation du mode d’emploi</w:t>
+              <w:t>II – Choix de solutions</w:t>
             </w:r>
             <w:r>
               <w:rPr>
@@ -222,7 +228,7 @@
                 <w:noProof/>
                 <w:webHidden/>
               </w:rPr>
-              <w:instrText xml:space="preserve"> PAGEREF _Toc238385250 \h </w:instrText>
+              <w:instrText xml:space="preserve"> PAGEREF _Toc238504926 \h </w:instrText>
             </w:r>
             <w:r>
               <w:rPr>
@@ -267,7 +273,7 @@
               <w:lang w:eastAsia="fr-FR"/>
             </w:rPr>
           </w:pPr>
-          <w:hyperlink w:anchor="_Toc238385251" w:history="1">
+          <w:hyperlink w:anchor="_Toc238504927" w:history="1">
             <w:r>
               <w:rPr>
                 <w:rStyle w:val="Lienhypertexte"/>
@@ -294,7 +300,7 @@
                 <w:noProof/>
                 <w:webHidden/>
               </w:rPr>
-              <w:instrText xml:space="preserve"> PAGEREF _Toc238385251 \h </w:instrText>
+              <w:instrText xml:space="preserve"> PAGEREF _Toc238504927 \h </w:instrText>
             </w:r>
             <w:r>
               <w:rPr>
@@ -339,13 +345,13 @@
               <w:lang w:eastAsia="fr-FR"/>
             </w:rPr>
           </w:pPr>
-          <w:hyperlink w:anchor="_Toc238385252" w:history="1">
+          <w:hyperlink w:anchor="_Toc238504928" w:history="1">
             <w:r>
               <w:rPr>
                 <w:rStyle w:val="Lienhypertexte"/>
                 <w:noProof/>
               </w:rPr>
-              <w:t>Annexe 1 - Le mode d’emploi en détail pour évacuer (cas des utilisateurs Windows, Android)</w:t>
+              <w:t>Annexe 1 - Mode d’emploi détaillé pour le remplacement (cas des utilisateurs Windows, Android)</w:t>
             </w:r>
             <w:r>
               <w:rPr>
@@ -366,7 +372,7 @@
                 <w:noProof/>
                 <w:webHidden/>
               </w:rPr>
-              <w:instrText xml:space="preserve"> PAGEREF _Toc238385252 \h </w:instrText>
+              <w:instrText xml:space="preserve"> PAGEREF _Toc238504928 \h </w:instrText>
             </w:r>
             <w:r>
               <w:rPr>
@@ -412,7 +418,7 @@
               <w:lang w:eastAsia="fr-FR"/>
             </w:rPr>
           </w:pPr>
-          <w:hyperlink w:anchor="_Toc238385253" w:history="1">
+          <w:hyperlink w:anchor="_Toc238504929" w:history="1">
             <w:r>
               <w:rPr>
                 <w:rStyle w:val="Lienhypertexte"/>
@@ -435,7 +441,7 @@
                 <w:rStyle w:val="Lienhypertexte"/>
                 <w:noProof/>
               </w:rPr>
-              <w:t>Évacuer les navigateurs Chrome et Edge pour Firefox</w:t>
+              <w:t>Remplacer les navigateurs Chrome et Edge par Firefox</w:t>
             </w:r>
             <w:r>
               <w:rPr>
@@ -456,7 +462,7 @@
                 <w:noProof/>
                 <w:webHidden/>
               </w:rPr>
-              <w:instrText xml:space="preserve"> PAGEREF _Toc238385253 \h </w:instrText>
+              <w:instrText xml:space="preserve"> PAGEREF _Toc238504929 \h </w:instrText>
             </w:r>
             <w:r>
               <w:rPr>
@@ -502,7 +508,7 @@
               <w:lang w:eastAsia="fr-FR"/>
             </w:rPr>
           </w:pPr>
-          <w:hyperlink w:anchor="_Toc238385254" w:history="1">
+          <w:hyperlink w:anchor="_Toc238504930" w:history="1">
             <w:r>
               <w:rPr>
                 <w:rStyle w:val="Lienhypertexte"/>
@@ -525,7 +531,7 @@
                 <w:rStyle w:val="Lienhypertexte"/>
                 <w:noProof/>
               </w:rPr>
-              <w:t>Évacuer les moteurs de recherche américains (Google search, Bing)</w:t>
+              <w:t>Remplacer les moteurs de recherche américains (Google search, Bing)</w:t>
             </w:r>
             <w:r>
               <w:rPr>
@@ -546,7 +552,7 @@
                 <w:noProof/>
                 <w:webHidden/>
               </w:rPr>
-              <w:instrText xml:space="preserve"> PAGEREF _Toc238385254 \h </w:instrText>
+              <w:instrText xml:space="preserve"> PAGEREF _Toc238504930 \h </w:instrText>
             </w:r>
             <w:r>
               <w:rPr>
@@ -592,7 +598,7 @@
               <w:lang w:eastAsia="fr-FR"/>
             </w:rPr>
           </w:pPr>
-          <w:hyperlink w:anchor="_Toc238385255" w:history="1">
+          <w:hyperlink w:anchor="_Toc238504931" w:history="1">
             <w:r>
               <w:rPr>
                 <w:rStyle w:val="Lienhypertexte"/>
@@ -615,7 +621,7 @@
                 <w:rStyle w:val="Lienhypertexte"/>
                 <w:noProof/>
               </w:rPr>
-              <w:t>Évacuer la messagerie instantanée WhatsApp</w:t>
+              <w:t>Remplacer la messagerie instantanée WhatsApp</w:t>
             </w:r>
             <w:r>
               <w:rPr>
@@ -636,7 +642,7 @@
                 <w:noProof/>
                 <w:webHidden/>
               </w:rPr>
-              <w:instrText xml:space="preserve"> PAGEREF _Toc238385255 \h </w:instrText>
+              <w:instrText xml:space="preserve"> PAGEREF _Toc238504931 \h </w:instrText>
             </w:r>
             <w:r>
               <w:rPr>
@@ -682,7 +688,7 @@
               <w:lang w:eastAsia="fr-FR"/>
             </w:rPr>
           </w:pPr>
-          <w:hyperlink w:anchor="_Toc238385256" w:history="1">
+          <w:hyperlink w:anchor="_Toc238504932" w:history="1">
             <w:r>
               <w:rPr>
                 <w:rStyle w:val="Lienhypertexte"/>
@@ -705,7 +711,7 @@
                 <w:rStyle w:val="Lienhypertexte"/>
                 <w:noProof/>
               </w:rPr>
-              <w:t>Évacuer la cartographie Google Map ou Waze</w:t>
+              <w:t>Remplacer la cartographie Google Map ou Waze</w:t>
             </w:r>
             <w:r>
               <w:rPr>
@@ -726,7 +732,7 @@
                 <w:noProof/>
                 <w:webHidden/>
               </w:rPr>
-              <w:instrText xml:space="preserve"> PAGEREF _Toc238385256 \h </w:instrText>
+              <w:instrText xml:space="preserve"> PAGEREF _Toc238504932 \h </w:instrText>
             </w:r>
             <w:r>
               <w:rPr>
@@ -772,7 +778,7 @@
               <w:lang w:eastAsia="fr-FR"/>
             </w:rPr>
           </w:pPr>
-          <w:hyperlink w:anchor="_Toc238385257" w:history="1">
+          <w:hyperlink w:anchor="_Toc238504933" w:history="1">
             <w:r>
               <w:rPr>
                 <w:rStyle w:val="Lienhypertexte"/>
@@ -795,7 +801,7 @@
                 <w:rStyle w:val="Lienhypertexte"/>
                 <w:noProof/>
               </w:rPr>
-              <w:t>Évacuer les chat IA américains</w:t>
+              <w:t>Remplacer les chats IA américains</w:t>
             </w:r>
             <w:r>
               <w:rPr>
@@ -816,7 +822,7 @@
                 <w:noProof/>
                 <w:webHidden/>
               </w:rPr>
-              <w:instrText xml:space="preserve"> PAGEREF _Toc238385257 \h </w:instrText>
+              <w:instrText xml:space="preserve"> PAGEREF _Toc238504933 \h </w:instrText>
             </w:r>
             <w:r>
               <w:rPr>
@@ -862,7 +868,7 @@
               <w:lang w:eastAsia="fr-FR"/>
             </w:rPr>
           </w:pPr>
-          <w:hyperlink w:anchor="_Toc238385258" w:history="1">
+          <w:hyperlink w:anchor="_Toc238504934" w:history="1">
             <w:r>
               <w:rPr>
                 <w:rStyle w:val="Lienhypertexte"/>
@@ -885,9 +891,16 @@
               <w:rPr>
                 <w:rStyle w:val="Lienhypertexte"/>
                 <w:noProof/>
+              </w:rPr>
+              <w:t>Remplacer</w:t>
+            </w:r>
+            <w:r>
+              <w:rPr>
+                <w:rStyle w:val="Lienhypertexte"/>
+                <w:noProof/>
                 <w:lang w:val="en-US"/>
               </w:rPr>
-              <w:t>Évacuer les visios Teams, Zoom, Google Meet, Webex</w:t>
+              <w:t xml:space="preserve"> les visios Teams, Zoom, Google Meet, Webex</w:t>
             </w:r>
             <w:r>
               <w:rPr>
@@ -908,7 +921,7 @@
                 <w:noProof/>
                 <w:webHidden/>
               </w:rPr>
-              <w:instrText xml:space="preserve"> PAGEREF _Toc238385258 \h </w:instrText>
+              <w:instrText xml:space="preserve"> PAGEREF _Toc238504934 \h </w:instrText>
             </w:r>
             <w:r>
               <w:rPr>
@@ -954,7 +967,7 @@
               <w:lang w:eastAsia="fr-FR"/>
             </w:rPr>
           </w:pPr>
-          <w:hyperlink w:anchor="_Toc238385259" w:history="1">
+          <w:hyperlink w:anchor="_Toc238504935" w:history="1">
             <w:r>
               <w:rPr>
                 <w:rStyle w:val="Lienhypertexte"/>
@@ -977,7 +990,7 @@
                 <w:rStyle w:val="Lienhypertexte"/>
                 <w:noProof/>
               </w:rPr>
-              <w:t>Évacuer Microsoft 365 OneDrive pour Cloudeezy</w:t>
+              <w:t>Remplacer Microsoft 365 OneDrive pour Cloudeezy</w:t>
             </w:r>
             <w:r>
               <w:rPr>
@@ -998,7 +1011,7 @@
                 <w:noProof/>
                 <w:webHidden/>
               </w:rPr>
-              <w:instrText xml:space="preserve"> PAGEREF _Toc238385259 \h </w:instrText>
+              <w:instrText xml:space="preserve"> PAGEREF _Toc238504935 \h </w:instrText>
             </w:r>
             <w:r>
               <w:rPr>
@@ -1043,7 +1056,7 @@
               <w:lang w:eastAsia="fr-FR"/>
             </w:rPr>
           </w:pPr>
-          <w:hyperlink w:anchor="_Toc238385260" w:history="1">
+          <w:hyperlink w:anchor="_Toc238504936" w:history="1">
             <w:r>
               <w:rPr>
                 <w:rStyle w:val="Lienhypertexte"/>
@@ -1070,7 +1083,7 @@
                 <w:noProof/>
                 <w:webHidden/>
               </w:rPr>
-              <w:instrText xml:space="preserve"> PAGEREF _Toc238385260 \h </w:instrText>
+              <w:instrText xml:space="preserve"> PAGEREF _Toc238504936 \h </w:instrText>
             </w:r>
             <w:r>
               <w:rPr>
@@ -1115,7 +1128,7 @@
               <w:lang w:eastAsia="fr-FR"/>
             </w:rPr>
           </w:pPr>
-          <w:hyperlink w:anchor="_Toc238385261" w:history="1">
+          <w:hyperlink w:anchor="_Toc238504937" w:history="1">
             <w:r>
               <w:rPr>
                 <w:rStyle w:val="Lienhypertexte"/>
@@ -1142,7 +1155,7 @@
                 <w:noProof/>
                 <w:webHidden/>
               </w:rPr>
-              <w:instrText xml:space="preserve"> PAGEREF _Toc238385261 \h </w:instrText>
+              <w:instrText xml:space="preserve"> PAGEREF _Toc238504937 \h </w:instrText>
             </w:r>
             <w:r>
               <w:rPr>
@@ -1187,7 +1200,7 @@
               <w:lang w:eastAsia="fr-FR"/>
             </w:rPr>
           </w:pPr>
-          <w:hyperlink w:anchor="_Toc238385262" w:history="1">
+          <w:hyperlink w:anchor="_Toc238504938" w:history="1">
             <w:r>
               <w:rPr>
                 <w:rStyle w:val="Lienhypertexte"/>
@@ -1214,7 +1227,7 @@
                 <w:noProof/>
                 <w:webHidden/>
               </w:rPr>
-              <w:instrText xml:space="preserve"> PAGEREF _Toc238385262 \h </w:instrText>
+              <w:instrText xml:space="preserve"> PAGEREF _Toc238504938 \h </w:instrText>
             </w:r>
             <w:r>
               <w:rPr>
@@ -1259,7 +1272,7 @@
               <w:lang w:eastAsia="fr-FR"/>
             </w:rPr>
           </w:pPr>
-          <w:hyperlink w:anchor="_Toc238385263" w:history="1">
+          <w:hyperlink w:anchor="_Toc238504939" w:history="1">
             <w:r>
               <w:rPr>
                 <w:rStyle w:val="Lienhypertexte"/>
@@ -1286,7 +1299,7 @@
                 <w:noProof/>
                 <w:webHidden/>
               </w:rPr>
-              <w:instrText xml:space="preserve"> PAGEREF _Toc238385263 \h </w:instrText>
+              <w:instrText xml:space="preserve"> PAGEREF _Toc238504939 \h </w:instrText>
             </w:r>
             <w:r>
               <w:rPr>
@@ -1332,7 +1345,7 @@
               <w:lang w:eastAsia="fr-FR"/>
             </w:rPr>
           </w:pPr>
-          <w:hyperlink w:anchor="_Toc238385264" w:history="1">
+          <w:hyperlink w:anchor="_Toc238504940" w:history="1">
             <w:r>
               <w:rPr>
                 <w:rStyle w:val="Lienhypertexte"/>
@@ -1355,7 +1368,7 @@
                 <w:rStyle w:val="Lienhypertexte"/>
                 <w:noProof/>
               </w:rPr>
-              <w:t>Voir ses mails, contacts et calendriers dans le client mail Thunderbird</w:t>
+              <w:t>Voir ses mails, contacts et calendriers sur son PC avec Thunderbird</w:t>
             </w:r>
             <w:r>
               <w:rPr>
@@ -1376,7 +1389,7 @@
                 <w:noProof/>
                 <w:webHidden/>
               </w:rPr>
-              <w:instrText xml:space="preserve"> PAGEREF _Toc238385264 \h </w:instrText>
+              <w:instrText xml:space="preserve"> PAGEREF _Toc238504940 \h </w:instrText>
             </w:r>
             <w:r>
               <w:rPr>
@@ -1422,7 +1435,7 @@
               <w:lang w:eastAsia="fr-FR"/>
             </w:rPr>
           </w:pPr>
-          <w:hyperlink w:anchor="_Toc238385265" w:history="1">
+          <w:hyperlink w:anchor="_Toc238504941" w:history="1">
             <w:r>
               <w:rPr>
                 <w:rStyle w:val="Lienhypertexte"/>
@@ -1466,7 +1479,7 @@
                 <w:noProof/>
                 <w:webHidden/>
               </w:rPr>
-              <w:instrText xml:space="preserve"> PAGEREF _Toc238385265 \h </w:instrText>
+              <w:instrText xml:space="preserve"> PAGEREF _Toc238504941 \h </w:instrText>
             </w:r>
             <w:r>
               <w:rPr>
@@ -1512,7 +1525,7 @@
               <w:lang w:eastAsia="fr-FR"/>
             </w:rPr>
           </w:pPr>
-          <w:hyperlink w:anchor="_Toc238385266" w:history="1">
+          <w:hyperlink w:anchor="_Toc238504942" w:history="1">
             <w:r>
               <w:rPr>
                 <w:rStyle w:val="Lienhypertexte"/>
@@ -1535,7 +1548,7 @@
                 <w:rStyle w:val="Lienhypertexte"/>
                 <w:noProof/>
               </w:rPr>
-              <w:t>Évacuer la bureautique Office (Word, Excel, Powerpoint)</w:t>
+              <w:t>Remplacer la bureautique Office (Word, Excel, Powerpoint)</w:t>
             </w:r>
             <w:r>
               <w:rPr>
@@ -1556,7 +1569,7 @@
                 <w:noProof/>
                 <w:webHidden/>
               </w:rPr>
-              <w:instrText xml:space="preserve"> PAGEREF _Toc238385266 \h </w:instrText>
+              <w:instrText xml:space="preserve"> PAGEREF _Toc238504942 \h </w:instrText>
             </w:r>
             <w:r>
               <w:rPr>
@@ -1602,7 +1615,7 @@
               <w:lang w:eastAsia="fr-FR"/>
             </w:rPr>
           </w:pPr>
-          <w:hyperlink w:anchor="_Toc238385267" w:history="1">
+          <w:hyperlink w:anchor="_Toc238504943" w:history="1">
             <w:r>
               <w:rPr>
                 <w:rStyle w:val="Lienhypertexte"/>
@@ -1625,7 +1638,7 @@
                 <w:rStyle w:val="Lienhypertexte"/>
                 <w:noProof/>
               </w:rPr>
-              <w:t>Évacuer les boîtes aux lettres hébergées Outlook et gmail</w:t>
+              <w:t>Remplacer les boîtes aux lettres hébergées Outlook et gmail</w:t>
             </w:r>
             <w:r>
               <w:rPr>
@@ -1646,7 +1659,7 @@
                 <w:noProof/>
                 <w:webHidden/>
               </w:rPr>
-              <w:instrText xml:space="preserve"> PAGEREF _Toc238385267 \h </w:instrText>
+              <w:instrText xml:space="preserve"> PAGEREF _Toc238504943 \h </w:instrText>
             </w:r>
             <w:r>
               <w:rPr>
@@ -1691,7 +1704,7 @@
               <w:lang w:eastAsia="fr-FR"/>
             </w:rPr>
           </w:pPr>
-          <w:hyperlink w:anchor="_Toc238385268" w:history="1">
+          <w:hyperlink w:anchor="_Toc238504944" w:history="1">
             <w:r>
               <w:rPr>
                 <w:rStyle w:val="Lienhypertexte"/>
@@ -1718,7 +1731,7 @@
                 <w:noProof/>
                 <w:webHidden/>
               </w:rPr>
-              <w:instrText xml:space="preserve"> PAGEREF _Toc238385268 \h </w:instrText>
+              <w:instrText xml:space="preserve"> PAGEREF _Toc238504944 \h </w:instrText>
             </w:r>
             <w:r>
               <w:rPr>
@@ -1762,12 +1775,21 @@
       <w:pPr>
         <w:pStyle w:val="Titre2"/>
       </w:pPr>
-      <w:bookmarkStart w:id="0" w:name="_Toc238385249"/>
-      <w:r>
-        <w:t xml:space="preserve">I - </w:t>
-      </w:r>
-      <w:r>
-        <w:t>Pourquoi faut-il évacuer ?</w:t>
+      <w:bookmarkStart w:id="0" w:name="_Toc238504925"/>
+      <w:r>
+        <w:t xml:space="preserve">I </w:t>
+      </w:r>
+      <w:r>
+        <w:t>–</w:t>
+      </w:r>
+      <w:r>
+        <w:t xml:space="preserve"> </w:t>
+      </w:r>
+      <w:r>
+        <w:t>Pourquoi</w:t>
+      </w:r>
+      <w:r>
+        <w:t xml:space="preserve"> remplacer les services numériques américains</w:t>
       </w:r>
       <w:bookmarkEnd w:id="0"/>
     </w:p>
@@ -1776,19 +1798,45 @@
         <w:jc w:val="both"/>
       </w:pPr>
       <w:r>
-        <w:t xml:space="preserve">Le Cloud Act et plus particulièrement le </w:t>
-      </w:r>
+        <w:t xml:space="preserve">Le Cloud </w:t>
+      </w:r>
+      <w:proofErr w:type="spellStart"/>
+      <w:r>
+        <w:t>Act</w:t>
+      </w:r>
+      <w:proofErr w:type="spellEnd"/>
+      <w:r>
+        <w:t xml:space="preserve"> et plus particulièrement le </w:t>
+      </w:r>
+      <w:proofErr w:type="spellStart"/>
       <w:r>
         <w:rPr>
           <w:i/>
           <w:iCs/>
         </w:rPr>
-        <w:t>Foreign Intelligence Surveillance Act</w:t>
-      </w:r>
+        <w:t>Foreign</w:t>
+      </w:r>
+      <w:proofErr w:type="spellEnd"/>
+      <w:r>
+        <w:rPr>
+          <w:i/>
+          <w:iCs/>
+        </w:rPr>
+        <w:t xml:space="preserve"> Intelligence Surveillance </w:t>
+      </w:r>
+      <w:proofErr w:type="spellStart"/>
+      <w:r>
+        <w:rPr>
+          <w:i/>
+          <w:iCs/>
+        </w:rPr>
+        <w:t>Act</w:t>
+      </w:r>
+      <w:proofErr w:type="spellEnd"/>
       <w:r>
         <w:t xml:space="preserve"> </w:t>
       </w:r>
-      <w:hyperlink r:id="rId9" w:history="1">
+      <w:hyperlink r:id="rId8" w:history="1">
         <w:r>
           <w:rPr>
             <w:rStyle w:val="Lienhypertexte"/>
@@ -1870,42 +1918,6 @@
         <w:t>Europe très dépendante</w:t>
       </w:r>
       <w:r>
-        <w:t xml:space="preserve">. Que faire si </w:t>
-      </w:r>
-      <w:r>
-        <w:t>c</w:t>
-      </w:r>
-      <w:r>
-        <w:t xml:space="preserve">es </w:t>
-      </w:r>
-      <w:r>
-        <w:t>services</w:t>
-      </w:r>
-      <w:r>
-        <w:t xml:space="preserve"> doublent de prix ou sont arrêtés </w:t>
-      </w:r>
-      <w:r>
-        <w:t xml:space="preserve">dans un pays </w:t>
-      </w:r>
-      <w:r>
-        <w:t xml:space="preserve">sur décision </w:t>
-      </w:r>
-      <w:r>
-        <w:t>américaine</w:t>
-      </w:r>
-      <w:r>
-        <w:t xml:space="preserve"> ? </w:t>
-      </w:r>
-      <w:r>
-        <w:t xml:space="preserve">Cela </w:t>
-      </w:r>
-      <w:r>
-        <w:t xml:space="preserve">serait </w:t>
-      </w:r>
-      <w:r>
-        <w:t>particulièrement inquiétant si une dictature prenait le pouvoir aux États-Unis</w:t>
-      </w:r>
-      <w:r>
         <w:t xml:space="preserve">. </w:t>
       </w:r>
       <w:r>
@@ -1927,6 +1939,7 @@
         <w:jc w:val="both"/>
       </w:pPr>
       <w:r>
+        <w:lastRenderedPageBreak/>
         <w:t>Il est donc d</w:t>
       </w:r>
       <w:r>
@@ -1968,19 +1981,26 @@
           <w:b/>
           <w:bCs/>
         </w:rPr>
-        <w:t xml:space="preserve"> d’é</w:t>
-      </w:r>
-      <w:r>
-        <w:rPr>
-          <w:b/>
-          <w:bCs/>
-        </w:rPr>
-        <w:t>vacuer les services numériques américains</w:t>
-      </w:r>
-      <w:r>
         <w:t xml:space="preserve"> </w:t>
       </w:r>
       <w:r>
+        <w:rPr>
+          <w:b/>
+          <w:bCs/>
+        </w:rPr>
+        <w:t>de délaisser</w:t>
+      </w:r>
+      <w:r>
+        <w:rPr>
+          <w:b/>
+          <w:bCs/>
+        </w:rPr>
+        <w:t xml:space="preserve"> les services numériques américains</w:t>
+      </w:r>
+      <w:r>
+        <w:t xml:space="preserve"> </w:t>
+      </w:r>
+      <w:r>
         <w:t xml:space="preserve">d’abord </w:t>
       </w:r>
       <w:r>
@@ -2086,18 +2106,61 @@
         <w:t xml:space="preserve"> (voir annexes)</w:t>
       </w:r>
       <w:r>
+        <w:t>,</w:t>
+      </w:r>
+      <w:r>
         <w:t xml:space="preserve"> m</w:t>
       </w:r>
       <w:r>
-        <w:t xml:space="preserve">ais personne n’explique </w:t>
-      </w:r>
-      <w:r>
+        <w:t xml:space="preserve">ais </w:t>
+      </w:r>
+      <w:r>
+        <w:rPr>
+          <w:b/>
+          <w:bCs/>
+        </w:rPr>
+        <w:t xml:space="preserve">personne n’explique </w:t>
+      </w:r>
+      <w:r>
+        <w:rPr>
+          <w:b/>
+          <w:bCs/>
+        </w:rPr>
         <w:t xml:space="preserve">aux particuliers </w:t>
       </w:r>
       <w:r>
-        <w:t>comment s‘y prendre de A à Z pour évacuer</w:t>
-      </w:r>
-      <w:r>
+        <w:rPr>
+          <w:b/>
+          <w:bCs/>
+        </w:rPr>
+        <w:t>comment s</w:t>
+      </w:r>
+      <w:r>
+        <w:rPr>
+          <w:b/>
+          <w:bCs/>
+        </w:rPr>
+        <w:t>’</w:t>
+      </w:r>
+      <w:r>
+        <w:rPr>
+          <w:b/>
+          <w:bCs/>
+        </w:rPr>
+        <w:t xml:space="preserve">y prendre de A à Z pour </w:t>
+      </w:r>
+      <w:r>
+        <w:rPr>
+          <w:b/>
+          <w:bCs/>
+        </w:rPr>
+        <w:t>remplacer</w:t>
+      </w:r>
+      <w:r>
+        <w:rPr>
+          <w:b/>
+          <w:bCs/>
+        </w:rPr>
         <w:t xml:space="preserve"> les solutions américaines</w:t>
       </w:r>
       <w:r>
@@ -2161,16 +2224,27 @@
           <w:b/>
           <w:bCs/>
         </w:rPr>
-        <w:t>évacuer les plateformes numériques américaines</w:t>
+        <w:t>remplacer</w:t>
+      </w:r>
+      <w:r>
+        <w:rPr>
+          <w:b/>
+          <w:bCs/>
+        </w:rPr>
+        <w:t xml:space="preserve"> les plateformes numériques américaines</w:t>
       </w:r>
       <w:r>
         <w:t xml:space="preserve"> </w:t>
       </w:r>
       <w:r>
-        <w:t xml:space="preserve">lorsqu’on utilise </w:t>
-      </w:r>
-      <w:r>
-        <w:t xml:space="preserve">une liste de solutions américaines grand public sur </w:t>
+        <w:rPr>
+          <w:b/>
+          <w:bCs/>
+        </w:rPr>
+        <w:t>grand public</w:t>
+      </w:r>
+      <w:r>
+        <w:t xml:space="preserve">, en particulier si vous utilisez </w:t>
       </w:r>
       <w:r>
         <w:t>les systèmes d’exploitation</w:t>
@@ -2234,7 +2308,10 @@
         <w:t xml:space="preserve">pas ici le mode d’emploi pour </w:t>
       </w:r>
       <w:r>
-        <w:t>évacuer les systèmes d’exploitation Windows et Android</w:t>
+        <w:t>remplacer</w:t>
+      </w:r>
+      <w:r>
+        <w:t xml:space="preserve"> les systèmes d’exploitation Windows et Android</w:t>
       </w:r>
       <w:r>
         <w:t xml:space="preserve"> </w:t>
@@ -2252,13 +2329,31 @@
         <w:t>.</w:t>
       </w:r>
       <w:r>
-        <w:t xml:space="preserve"> L’évacuation des systèmes est </w:t>
-      </w:r>
-      <w:r>
-        <w:t>à faire selon nous dans un second temps</w:t>
-      </w:r>
-      <w:r>
-        <w:t xml:space="preserve"> et après avoir évacué les solutions applicatives</w:t>
+        <w:t xml:space="preserve"> </w:t>
+      </w:r>
+      <w:r>
+        <w:t>Leur remplacement</w:t>
+      </w:r>
+      <w:r>
+        <w:t xml:space="preserve"> est </w:t>
+      </w:r>
+      <w:r>
+        <w:t xml:space="preserve">à </w:t>
+      </w:r>
+      <w:r>
+        <w:t>effectuer</w:t>
+      </w:r>
+      <w:r>
+        <w:t xml:space="preserve"> selon nous dans un second temps</w:t>
+      </w:r>
+      <w:r>
+        <w:t xml:space="preserve"> et après avoir </w:t>
+      </w:r>
+      <w:r>
+        <w:t>remplac</w:t>
+      </w:r>
+      <w:r>
+        <w:t>é les solutions applicatives</w:t>
       </w:r>
       <w:r>
         <w:t xml:space="preserve">. </w:t>
@@ -2307,12 +2402,18 @@
       <w:pPr>
         <w:pStyle w:val="Titre2"/>
       </w:pPr>
-      <w:bookmarkStart w:id="1" w:name="_Toc238385250"/>
-      <w:r>
-        <w:t xml:space="preserve">II - </w:t>
-      </w:r>
-      <w:r>
-        <w:t>Présentation du mode d’emploi</w:t>
+      <w:bookmarkStart w:id="1" w:name="_Toc238504926"/>
+      <w:r>
+        <w:t xml:space="preserve">II </w:t>
+      </w:r>
+      <w:r>
+        <w:t>–</w:t>
+      </w:r>
+      <w:r>
+        <w:t xml:space="preserve"> </w:t>
+      </w:r>
+      <w:r>
+        <w:t>Choix de solutions</w:t>
       </w:r>
       <w:bookmarkEnd w:id="1"/>
     </w:p>
@@ -2327,19 +2428,36 @@
         <w:t xml:space="preserve">our </w:t>
       </w:r>
       <w:r>
-        <w:t xml:space="preserve">pouvoir </w:t>
-      </w:r>
-      <w:r>
-        <w:t>évacuer les plateformes numériques américaines</w:t>
+        <w:t>commencer</w:t>
       </w:r>
       <w:r>
         <w:t xml:space="preserve">, il faut </w:t>
       </w:r>
       <w:r>
-        <w:t>avoir choisi d</w:t>
-      </w:r>
-      <w:r>
-        <w:t>es plateformes souveraines alternatives. Pour choisir ces plateformes alternatives, nous avons examiné dans l’ordre</w:t>
+        <w:rPr>
+          <w:b/>
+          <w:bCs/>
+        </w:rPr>
+        <w:t>choisi</w:t>
+      </w:r>
+      <w:r>
+        <w:rPr>
+          <w:b/>
+          <w:bCs/>
+        </w:rPr>
+        <w:t>r</w:t>
+      </w:r>
+      <w:r>
+        <w:t xml:space="preserve"> d</w:t>
+      </w:r>
+      <w:r>
+        <w:t xml:space="preserve">es plateformes souveraines alternatives. Pour </w:t>
+      </w:r>
+      <w:r>
+        <w:t>ce faire</w:t>
+      </w:r>
+      <w:r>
+        <w:t>, nous avons examiné dans l’ordre</w:t>
       </w:r>
       <w:r>
         <w:t xml:space="preserve"> :</w:t>
@@ -2353,8 +2471,13 @@
           <w:numId w:val="6"/>
         </w:numPr>
       </w:pPr>
-      <w:r>
-        <w:t>les alternatives françaises,</w:t>
+      <w:proofErr w:type="gramStart"/>
+      <w:r>
+        <w:t>les</w:t>
+      </w:r>
+      <w:proofErr w:type="gramEnd"/>
+      <w:r>
+        <w:t xml:space="preserve"> alternatives françaises,</w:t>
       </w:r>
     </w:p>
     <w:p>
@@ -2365,8 +2488,13 @@
           <w:numId w:val="6"/>
         </w:numPr>
       </w:pPr>
-      <w:r>
-        <w:t>les alternatives européennes,</w:t>
+      <w:proofErr w:type="gramStart"/>
+      <w:r>
+        <w:t>les</w:t>
+      </w:r>
+      <w:proofErr w:type="gramEnd"/>
+      <w:r>
+        <w:t xml:space="preserve"> alternatives européennes,</w:t>
       </w:r>
     </w:p>
     <w:p>
@@ -2377,8 +2505,13 @@
           <w:numId w:val="6"/>
         </w:numPr>
       </w:pPr>
-      <w:r>
-        <w:t xml:space="preserve">les alternatives non européennes </w:t>
+      <w:proofErr w:type="gramStart"/>
+      <w:r>
+        <w:t>les</w:t>
+      </w:r>
+      <w:proofErr w:type="gramEnd"/>
+      <w:r>
+        <w:t xml:space="preserve"> alternatives non européennes </w:t>
       </w:r>
       <w:r>
         <w:t xml:space="preserve">et non américaines </w:t>
@@ -2395,16 +2528,22 @@
           <w:numId w:val="6"/>
         </w:numPr>
       </w:pPr>
-      <w:r>
-        <w:t>les solutions open source.</w:t>
+      <w:proofErr w:type="gramStart"/>
+      <w:r>
+        <w:t>les</w:t>
+      </w:r>
+      <w:proofErr w:type="gramEnd"/>
+      <w:r>
+        <w:t xml:space="preserve"> solutions open source.</w:t>
       </w:r>
     </w:p>
     <w:p>
       <w:r>
         <w:t>Notons qu’il ne suffit pas que la solution logicielle soit européenne, il faut également qu’elle soit hébergée sur des datacenters opérés en Europe.</w:t>
       </w:r>
-    </w:p>
-    <w:p>
+      <w:r>
+        <w:t xml:space="preserve"> </w:t>
+      </w:r>
       <w:r>
         <w:t>Après différents tests, nous avons choisi certaines plateformes qui nous sembl</w:t>
       </w:r>
@@ -2432,10 +2571,22 @@
         <w:t xml:space="preserve"> </w:t>
       </w:r>
       <w:r>
-        <w:t>lesquelles on donne ensuite l</w:t>
-      </w:r>
-      <w:r>
-        <w:t>e mode d’emploi :</w:t>
+        <w:t xml:space="preserve">lesquelles </w:t>
+      </w:r>
+      <w:r>
+        <w:t xml:space="preserve">on donne </w:t>
+      </w:r>
+      <w:r>
+        <w:t>en annexe</w:t>
+      </w:r>
+      <w:r>
+        <w:t xml:space="preserve"> l</w:t>
+      </w:r>
+      <w:r>
+        <w:t>e mode d’emploi</w:t>
+      </w:r>
+      <w:r>
+        <w:t> :</w:t>
       </w:r>
     </w:p>
     <w:tbl>
@@ -2470,7 +2621,14 @@
                 <w:b/>
                 <w:bCs/>
               </w:rPr>
-              <w:t>Plateforme américaine ou logiciel à évacuer</w:t>
+              <w:t xml:space="preserve">Plateforme américaine ou logiciel à </w:t>
+            </w:r>
+            <w:r>
+              <w:rPr>
+                <w:b/>
+                <w:bCs/>
+              </w:rPr>
+              <w:t>remplacer</w:t>
             </w:r>
           </w:p>
         </w:tc>
@@ -2539,74 +2697,53 @@
           <w:p>
             <w:pPr>
               <w:jc w:val="center"/>
+              <w:rPr>
+                <w:lang w:val="en-US"/>
+              </w:rPr>
             </w:pPr>
             <w:r>
               <w:rPr>
                 <w:b/>
                 <w:bCs/>
                 <w:color w:val="00B050"/>
+                <w:lang w:val="en-US"/>
               </w:rPr>
               <w:t>Firefox</w:t>
             </w:r>
             <w:r>
               <w:rPr>
                 <w:color w:val="00B050"/>
+                <w:lang w:val="en-US"/>
               </w:rPr>
               <w:t xml:space="preserve"> </w:t>
             </w:r>
             <w:r>
+              <w:rPr>
+                <w:lang w:val="en-US"/>
+              </w:rPr>
               <w:t>(Open source)</w:t>
             </w:r>
-          </w:p>
-          <w:p>
-            <w:pPr>
-              <w:jc w:val="center"/>
-            </w:pPr>
-            <w:hyperlink r:id="rId10" w:history="1">
+            <w:r>
+              <w:rPr>
+                <w:lang w:val="en-US"/>
+              </w:rPr>
+              <w:br/>
+            </w:r>
+            <w:hyperlink r:id="rId9" w:history="1">
               <w:r>
                 <w:rPr>
                   <w:rStyle w:val="Lienhypertexte"/>
+                  <w:lang w:val="en-US"/>
                 </w:rPr>
                 <w:t>https://www.firefox.com/fr/</w:t>
               </w:r>
             </w:hyperlink>
             <w:r>
+              <w:rPr>
+                <w:lang w:val="en-US"/>
+              </w:rPr>
               <w:t xml:space="preserve"> </w:t>
             </w:r>
-            <w:r>
-              <w:br/>
-            </w:r>
-            <w:r>
-              <w:t xml:space="preserve">ou </w:t>
-            </w:r>
-            <w:r>
-              <w:rPr>
-                <w:b/>
-                <w:bCs/>
-                <w:color w:val="00B050"/>
-              </w:rPr>
-              <w:t>Vivaldi</w:t>
-            </w:r>
-            <w:r>
-              <w:rPr>
-                <w:color w:val="00B050"/>
-              </w:rPr>
-              <w:t xml:space="preserve"> </w:t>
-            </w:r>
-            <w:r>
-              <w:t>(Norvège, Islande)</w:t>
-            </w:r>
-            <w:r>
-              <w:br/>
-            </w:r>
-            <w:hyperlink r:id="rId11" w:history="1">
-              <w:r>
-                <w:rPr>
-                  <w:rStyle w:val="Lienhypertexte"/>
-                </w:rPr>
-                <w:t>https://vivaldi.com/fr/company/</w:t>
-              </w:r>
-            </w:hyperlink>
           </w:p>
         </w:tc>
       </w:tr>
@@ -2631,8 +2768,18 @@
                 <w:bCs/>
                 <w:color w:val="EE0000"/>
               </w:rPr>
-              <w:t>Google Search</w:t>
-            </w:r>
+              <w:t xml:space="preserve">Google </w:t>
+            </w:r>
+            <w:proofErr w:type="spellStart"/>
+            <w:r>
+              <w:rPr>
+                <w:b/>
+                <w:bCs/>
+                <w:color w:val="EE0000"/>
+              </w:rPr>
+              <w:t>Search</w:t>
+            </w:r>
+            <w:proofErr w:type="spellEnd"/>
             <w:r>
               <w:t xml:space="preserve"> et </w:t>
             </w:r>
@@ -2657,6 +2804,7 @@
                 <w:lang w:val="en-US"/>
               </w:rPr>
             </w:pPr>
+            <w:proofErr w:type="spellStart"/>
             <w:r>
               <w:rPr>
                 <w:b/>
@@ -2684,6 +2832,7 @@
               </w:rPr>
               <w:t>age</w:t>
             </w:r>
+            <w:proofErr w:type="spellEnd"/>
             <w:r>
               <w:rPr>
                 <w:color w:val="00B050"/>
@@ -2703,7 +2852,7 @@
               </w:rPr>
               <w:br/>
             </w:r>
-            <w:hyperlink r:id="rId12" w:history="1">
+            <w:hyperlink r:id="rId10" w:history="1">
               <w:r>
                 <w:rPr>
                   <w:rStyle w:val="Lienhypertexte"/>
@@ -2720,6 +2869,7 @@
                 <w:lang w:val="en-US"/>
               </w:rPr>
             </w:pPr>
+            <w:proofErr w:type="spellStart"/>
             <w:r>
               <w:rPr>
                 <w:b/>
@@ -2729,6 +2879,7 @@
               </w:rPr>
               <w:t>Qwant</w:t>
             </w:r>
+            <w:proofErr w:type="spellEnd"/>
             <w:r>
               <w:rPr>
                 <w:color w:val="00B050"/>
@@ -2742,15 +2893,13 @@
               </w:rPr>
               <w:t>(France)</w:t>
             </w:r>
-          </w:p>
-          <w:p>
-            <w:pPr>
-              <w:jc w:val="center"/>
+            <w:r>
               <w:rPr>
                 <w:lang w:val="en-US"/>
               </w:rPr>
-            </w:pPr>
-            <w:hyperlink r:id="rId13" w:history="1">
+              <w:br/>
+            </w:r>
+            <w:hyperlink r:id="rId11" w:history="1">
               <w:r>
                 <w:rPr>
                   <w:rStyle w:val="Lienhypertexte"/>
@@ -2832,7 +2981,7 @@
               </w:rPr>
               <w:br/>
             </w:r>
-            <w:hyperlink r:id="rId14" w:history="1">
+            <w:hyperlink r:id="rId12" w:history="1">
               <w:r>
                 <w:rPr>
                   <w:rStyle w:val="Lienhypertexte"/>
@@ -2873,6 +3022,7 @@
             <w:r>
               <w:t xml:space="preserve"> </w:t>
             </w:r>
+            <w:proofErr w:type="spellStart"/>
             <w:r>
               <w:rPr>
                 <w:b/>
@@ -2881,6 +3031,7 @@
               </w:rPr>
               <w:t>Maps</w:t>
             </w:r>
+            <w:proofErr w:type="spellEnd"/>
             <w:r>
               <w:t xml:space="preserve">, </w:t>
             </w:r>
@@ -2931,17 +3082,19 @@
               <w:rPr>
                 <w:lang w:val="en-US"/>
               </w:rPr>
-              <w:t xml:space="preserve">as) </w:t>
-            </w:r>
-          </w:p>
-          <w:p>
-            <w:pPr>
-              <w:jc w:val="center"/>
-            </w:pPr>
-            <w:hyperlink r:id="rId15" w:history="1">
+              <w:t>as)</w:t>
+            </w:r>
+            <w:r>
+              <w:rPr>
+                <w:lang w:val="en-US"/>
+              </w:rPr>
+              <w:br/>
+            </w:r>
+            <w:hyperlink r:id="rId13" w:history="1">
               <w:r>
                 <w:rPr>
                   <w:rStyle w:val="Lienhypertexte"/>
+                  <w:lang w:val="en-US"/>
                 </w:rPr>
                 <w:t>https://wego.here.com/</w:t>
               </w:r>
@@ -2951,11 +3104,16 @@
             <w:pPr>
               <w:jc w:val="center"/>
             </w:pPr>
+            <w:proofErr w:type="gramStart"/>
             <w:r>
               <w:t>o</w:t>
             </w:r>
             <w:r>
-              <w:t xml:space="preserve">u </w:t>
+              <w:t>u</w:t>
+            </w:r>
+            <w:proofErr w:type="gramEnd"/>
+            <w:r>
+              <w:t xml:space="preserve"> </w:t>
             </w:r>
             <w:r>
               <w:rPr>
@@ -2969,9 +3127,12 @@
               <w:t xml:space="preserve"> </w:t>
             </w:r>
             <w:r>
-              <w:t xml:space="preserve">(République Tchèque) </w:t>
-            </w:r>
-            <w:hyperlink r:id="rId16" w:history="1">
+              <w:t>(République Tchèque)</w:t>
+            </w:r>
+            <w:r>
+              <w:br/>
+            </w:r>
+            <w:hyperlink r:id="rId14" w:history="1">
               <w:r>
                 <w:rPr>
                   <w:rStyle w:val="Lienhypertexte"/>
@@ -2995,6 +3156,7 @@
               <w:jc w:val="center"/>
             </w:pPr>
             <w:r>
+              <w:lastRenderedPageBreak/>
               <w:t>Chat IA (</w:t>
             </w:r>
             <w:r>
@@ -3030,6 +3192,7 @@
             <w:r>
               <w:t xml:space="preserve">, </w:t>
             </w:r>
+            <w:proofErr w:type="spellStart"/>
             <w:r>
               <w:rPr>
                 <w:b/>
@@ -3038,6 +3201,7 @@
               </w:rPr>
               <w:t>Grok</w:t>
             </w:r>
+            <w:proofErr w:type="spellEnd"/>
             <w:r>
               <w:t>, etc.)</w:t>
             </w:r>
@@ -3071,12 +3235,10 @@
             <w:r>
               <w:t>(France)</w:t>
             </w:r>
-          </w:p>
-          <w:p>
-            <w:pPr>
-              <w:jc w:val="center"/>
-            </w:pPr>
-            <w:hyperlink r:id="rId17" w:history="1">
+            <w:r>
+              <w:br/>
+            </w:r>
+            <w:hyperlink r:id="rId15" w:history="1">
               <w:r>
                 <w:rPr>
                   <w:rStyle w:val="Lienhypertexte"/>
@@ -3089,8 +3251,13 @@
             <w:pPr>
               <w:jc w:val="center"/>
             </w:pPr>
-            <w:r>
-              <w:t xml:space="preserve">ou </w:t>
+            <w:proofErr w:type="gramStart"/>
+            <w:r>
+              <w:t>ou</w:t>
+            </w:r>
+            <w:proofErr w:type="gramEnd"/>
+            <w:r>
+              <w:t xml:space="preserve"> </w:t>
             </w:r>
             <w:r>
               <w:rPr>
@@ -3098,15 +3265,16 @@
                 <w:bCs/>
                 <w:color w:val="00B050"/>
               </w:rPr>
-              <w:t>Vanish Start</w:t>
-            </w:r>
+              <w:t xml:space="preserve">Vanish </w:t>
+            </w:r>
+            <w:proofErr w:type="spellStart"/>
             <w:r>
               <w:rPr>
                 <w:b/>
                 <w:bCs/>
                 <w:color w:val="00B050"/>
               </w:rPr>
-              <w:t>p</w:t>
+              <w:t>Start</w:t>
             </w:r>
             <w:r>
               <w:rPr>
@@ -3114,7 +3282,7 @@
                 <w:bCs/>
                 <w:color w:val="00B050"/>
               </w:rPr>
-              <w:t xml:space="preserve">age </w:t>
+              <w:t>p</w:t>
             </w:r>
             <w:r>
               <w:rPr>
@@ -3122,23 +3290,40 @@
                 <w:bCs/>
                 <w:color w:val="00B050"/>
               </w:rPr>
-              <w:t xml:space="preserve">Private </w:t>
-            </w:r>
+              <w:t>age</w:t>
+            </w:r>
+            <w:proofErr w:type="spellEnd"/>
             <w:r>
               <w:rPr>
                 <w:b/>
                 <w:bCs/>
                 <w:color w:val="00B050"/>
               </w:rPr>
-              <w:t xml:space="preserve">AI </w:t>
-            </w:r>
-            <w:r>
-              <w:t>(Pays-Bas)</w:t>
+              <w:t xml:space="preserve"> </w:t>
             </w:r>
             <w:r>
               <w:rPr>
                 <w:b/>
                 <w:bCs/>
+                <w:color w:val="00B050"/>
+              </w:rPr>
+              <w:t xml:space="preserve">Private </w:t>
+            </w:r>
+            <w:r>
+              <w:rPr>
+                <w:b/>
+                <w:bCs/>
+                <w:color w:val="00B050"/>
+              </w:rPr>
+              <w:t xml:space="preserve">AI </w:t>
+            </w:r>
+            <w:r>
+              <w:t>(Pays-Bas)</w:t>
+            </w:r>
+            <w:r>
+              <w:rPr>
+                <w:b/>
+                <w:bCs/>
               </w:rPr>
               <w:t xml:space="preserve"> </w:t>
             </w:r>
@@ -3163,7 +3348,7 @@
             <w:r>
               <w:t xml:space="preserve"> </w:t>
             </w:r>
-            <w:hyperlink r:id="rId18" w:history="1">
+            <w:hyperlink r:id="rId16" w:history="1">
               <w:r>
                 <w:rPr>
                   <w:rStyle w:val="Lienhypertexte"/>
@@ -3262,6 +3447,8 @@
             <w:pPr>
               <w:jc w:val="center"/>
             </w:pPr>
+            <w:proofErr w:type="spellStart"/>
+            <w:proofErr w:type="gramStart"/>
             <w:r>
               <w:rPr>
                 <w:b/>
@@ -3270,6 +3457,8 @@
               </w:rPr>
               <w:t>kMeet</w:t>
             </w:r>
+            <w:proofErr w:type="spellEnd"/>
+            <w:proofErr w:type="gramEnd"/>
             <w:r>
               <w:rPr>
                 <w:color w:val="00B050"/>
@@ -3279,12 +3468,10 @@
             <w:r>
               <w:t>(Suisse)</w:t>
             </w:r>
-          </w:p>
-          <w:p>
-            <w:pPr>
-              <w:jc w:val="center"/>
-            </w:pPr>
-            <w:hyperlink r:id="rId19" w:history="1">
+            <w:r>
+              <w:br/>
+            </w:r>
+            <w:hyperlink r:id="rId17" w:history="1">
               <w:r>
                 <w:rPr>
                   <w:rStyle w:val="Lienhypertexte"/>
@@ -3330,12 +3517,10 @@
             <w:r>
               <w:t>(France)</w:t>
             </w:r>
-          </w:p>
-          <w:p>
-            <w:pPr>
-              <w:jc w:val="center"/>
-            </w:pPr>
-            <w:hyperlink r:id="rId20" w:history="1">
+            <w:r>
+              <w:br/>
+            </w:r>
+            <w:hyperlink r:id="rId18" w:history="1">
               <w:r>
                 <w:rPr>
                   <w:rStyle w:val="Lienhypertexte"/>
@@ -3392,7 +3577,13 @@
               <w:jc w:val="center"/>
             </w:pPr>
             <w:r>
-              <w:t xml:space="preserve">Il s’agit ici d’évacuer </w:t>
+              <w:t xml:space="preserve">Il s’agit ici </w:t>
+            </w:r>
+            <w:r>
+              <w:t>de remplacer</w:t>
+            </w:r>
+            <w:r>
+              <w:t xml:space="preserve"> </w:t>
             </w:r>
             <w:r>
               <w:t xml:space="preserve">l’archivage des fichiers dans </w:t>
@@ -3429,6 +3620,7 @@
               </w:rPr>
               <w:t xml:space="preserve"> </w:t>
             </w:r>
+            <w:proofErr w:type="spellStart"/>
             <w:r>
               <w:rPr>
                 <w:b/>
@@ -3438,6 +3630,7 @@
               </w:rPr>
               <w:t>Cloudeezy</w:t>
             </w:r>
+            <w:proofErr w:type="spellEnd"/>
             <w:r>
               <w:rPr>
                 <w:color w:val="00B050"/>
@@ -3449,12 +3642,26 @@
               <w:rPr>
                 <w:lang w:val="en-US"/>
               </w:rPr>
-              <w:t xml:space="preserve">48 €/an </w:t>
-            </w:r>
+              <w:t>48 €/</w:t>
+            </w:r>
+            <w:proofErr w:type="gramStart"/>
             <w:r>
               <w:rPr>
                 <w:lang w:val="en-US"/>
               </w:rPr>
+              <w:t>an</w:t>
+            </w:r>
+            <w:proofErr w:type="gramEnd"/>
+            <w:r>
+              <w:rPr>
+                <w:lang w:val="en-US"/>
+              </w:rPr>
+              <w:t xml:space="preserve"> </w:t>
+            </w:r>
+            <w:r>
+              <w:rPr>
+                <w:lang w:val="en-US"/>
+              </w:rPr>
               <w:t xml:space="preserve">1000 GB </w:t>
             </w:r>
             <w:r>
@@ -3463,15 +3670,13 @@
               </w:rPr>
               <w:t>(France)</w:t>
             </w:r>
-          </w:p>
-          <w:p>
-            <w:pPr>
-              <w:jc w:val="center"/>
+            <w:r>
               <w:rPr>
                 <w:lang w:val="en-US"/>
               </w:rPr>
-            </w:pPr>
-            <w:hyperlink r:id="rId21" w:history="1">
+              <w:br/>
+            </w:r>
+            <w:hyperlink r:id="rId19" w:history="1">
               <w:r>
                 <w:rPr>
                   <w:rStyle w:val="Lienhypertexte"/>
@@ -3506,6 +3711,7 @@
               </w:rPr>
               <w:t xml:space="preserve"> </w:t>
             </w:r>
+            <w:proofErr w:type="spellStart"/>
             <w:r>
               <w:rPr>
                 <w:b/>
@@ -3515,6 +3721,7 @@
               </w:rPr>
               <w:t>Nextcloud</w:t>
             </w:r>
+            <w:proofErr w:type="spellEnd"/>
             <w:r>
               <w:rPr>
                 <w:lang w:val="en-US"/>
@@ -3525,15 +3732,29 @@
               <w:rPr>
                 <w:lang w:val="en-US"/>
               </w:rPr>
-              <w:t>(Allemagne)</w:t>
-            </w:r>
+              <w:t>(</w:t>
+            </w:r>
+            <w:proofErr w:type="spellStart"/>
             <w:r>
               <w:rPr>
                 <w:lang w:val="en-US"/>
               </w:rPr>
+              <w:t>Allemagne</w:t>
+            </w:r>
+            <w:proofErr w:type="spellEnd"/>
+            <w:r>
+              <w:rPr>
+                <w:lang w:val="en-US"/>
+              </w:rPr>
+              <w:t>)</w:t>
+            </w:r>
+            <w:r>
+              <w:rPr>
+                <w:lang w:val="en-US"/>
+              </w:rPr>
               <w:br/>
             </w:r>
-            <w:hyperlink r:id="rId22" w:anchor="install-clients" w:history="1">
+            <w:hyperlink r:id="rId20" w:anchor="install-clients" w:history="1">
               <w:r>
                 <w:rPr>
                   <w:rStyle w:val="Lienhypertexte"/>
@@ -3691,11 +3912,19 @@
             <w:pPr>
               <w:jc w:val="center"/>
             </w:pPr>
+            <w:proofErr w:type="spellStart"/>
             <w:r>
               <w:rPr>
                 <w:lang w:val="en-US"/>
               </w:rPr>
-              <w:t xml:space="preserve">Gratuit. </w:t>
+              <w:t>Gratuit</w:t>
+            </w:r>
+            <w:proofErr w:type="spellEnd"/>
+            <w:r>
+              <w:rPr>
+                <w:lang w:val="en-US"/>
+              </w:rPr>
+              <w:t xml:space="preserve">. </w:t>
             </w:r>
             <w:r>
               <w:t>Don de 15 €</w:t>
@@ -3712,7 +3941,7 @@
             <w:r>
               <w:br/>
             </w:r>
-            <w:hyperlink r:id="rId23" w:history="1">
+            <w:hyperlink r:id="rId21" w:history="1">
               <w:r>
                 <w:rPr>
                   <w:rStyle w:val="Lienhypertexte"/>
@@ -3769,6 +3998,7 @@
             <w:r>
               <w:t xml:space="preserve"> </w:t>
             </w:r>
+            <w:proofErr w:type="spellStart"/>
             <w:r>
               <w:rPr>
                 <w:b/>
@@ -3777,6 +4007,7 @@
               </w:rPr>
               <w:t>Nextcloud</w:t>
             </w:r>
+            <w:proofErr w:type="spellEnd"/>
             <w:r>
               <w:t xml:space="preserve"> </w:t>
             </w:r>
@@ -3792,7 +4023,7 @@
             <w:r>
               <w:br/>
             </w:r>
-            <w:hyperlink r:id="rId24" w:anchor="install-clients" w:history="1">
+            <w:hyperlink r:id="rId22" w:anchor="install-clients" w:history="1">
               <w:r>
                 <w:rPr>
                   <w:rStyle w:val="Lienhypertexte"/>
@@ -3842,7 +4073,7 @@
             <w:r>
               <w:br/>
             </w:r>
-            <w:hyperlink r:id="rId25" w:history="1">
+            <w:hyperlink r:id="rId23" w:history="1">
               <w:r>
                 <w:rPr>
                   <w:rStyle w:val="Lienhypertexte"/>
@@ -3858,14 +4089,34 @@
             <w:r>
               <w:t xml:space="preserve">Applications </w:t>
             </w:r>
+            <w:proofErr w:type="spellStart"/>
             <w:r>
               <w:rPr>
                 <w:b/>
                 <w:bCs/>
                 <w:color w:val="00B050"/>
               </w:rPr>
-              <w:t>Nextcloud Calendar</w:t>
-            </w:r>
+              <w:t>Nextcloud</w:t>
+            </w:r>
+            <w:proofErr w:type="spellEnd"/>
+            <w:r>
+              <w:rPr>
+                <w:b/>
+                <w:bCs/>
+                <w:color w:val="00B050"/>
+              </w:rPr>
+              <w:t xml:space="preserve"> </w:t>
+            </w:r>
+            <w:proofErr w:type="spellStart"/>
+            <w:r>
+              <w:rPr>
+                <w:b/>
+                <w:bCs/>
+                <w:color w:val="00B050"/>
+              </w:rPr>
+              <w:t>Calendar</w:t>
+            </w:r>
+            <w:proofErr w:type="spellEnd"/>
             <w:r>
               <w:rPr>
                 <w:color w:val="00B050"/>
@@ -3956,6 +4207,7 @@
             <w:pPr>
               <w:jc w:val="center"/>
             </w:pPr>
+            <w:proofErr w:type="spellStart"/>
             <w:r>
               <w:rPr>
                 <w:b/>
@@ -3964,6 +4216,7 @@
               </w:rPr>
               <w:t>OnlyOffice</w:t>
             </w:r>
+            <w:proofErr w:type="spellEnd"/>
             <w:r>
               <w:t xml:space="preserve"> </w:t>
             </w:r>
@@ -3974,14 +4227,20 @@
               <w:t>inclu</w:t>
             </w:r>
             <w:r>
-              <w:t>se dans Cloudeezy et version Desktop</w:t>
-            </w:r>
-          </w:p>
-          <w:p>
-            <w:pPr>
-              <w:jc w:val="center"/>
-            </w:pPr>
-            <w:hyperlink r:id="rId26" w:anchor="desktop" w:history="1">
+              <w:t xml:space="preserve">se dans </w:t>
+            </w:r>
+            <w:proofErr w:type="spellStart"/>
+            <w:r>
+              <w:t>Cloudeezy</w:t>
+            </w:r>
+            <w:proofErr w:type="spellEnd"/>
+            <w:r>
+              <w:t xml:space="preserve"> et version Desktop</w:t>
+            </w:r>
+            <w:r>
+              <w:br/>
+            </w:r>
+            <w:hyperlink r:id="rId24" w:anchor="desktop" w:history="1">
               <w:r>
                 <w:rPr>
                   <w:rStyle w:val="Lienhypertexte"/>
@@ -4008,14 +4267,22 @@
           <w:p>
             <w:pPr>
               <w:jc w:val="center"/>
+            </w:pPr>
+            <w:proofErr w:type="gramStart"/>
+            <w:r>
+              <w:t>en</w:t>
+            </w:r>
+            <w:proofErr w:type="gramEnd"/>
+            <w:r>
+              <w:t xml:space="preserve"> attendant </w:t>
+            </w:r>
+            <w:r>
               <w:rPr>
                 <w:b/>
                 <w:bCs/>
                 <w:color w:val="00B050"/>
               </w:rPr>
-            </w:pPr>
-            <w:r>
-              <w:t xml:space="preserve">en attendant </w:t>
+              <w:t>Euro-Office</w:t>
             </w:r>
             <w:r>
               <w:rPr>
@@ -4023,14 +4290,9 @@
                 <w:bCs/>
                 <w:color w:val="00B050"/>
               </w:rPr>
-              <w:t>Euro-Office</w:t>
-            </w:r>
-          </w:p>
-          <w:p>
-            <w:pPr>
-              <w:jc w:val="center"/>
-            </w:pPr>
-            <w:hyperlink r:id="rId27" w:history="1">
+              <w:br/>
+            </w:r>
+            <w:hyperlink r:id="rId25" w:history="1">
               <w:r>
                 <w:rPr>
                   <w:rStyle w:val="Lienhypertexte"/>
@@ -4076,6 +4338,7 @@
             <w:r>
               <w:t xml:space="preserve">, </w:t>
             </w:r>
+            <w:proofErr w:type="spellStart"/>
             <w:r>
               <w:rPr>
                 <w:b/>
@@ -4084,9 +4347,11 @@
               </w:rPr>
               <w:t>outlook</w:t>
             </w:r>
+            <w:proofErr w:type="spellEnd"/>
             <w:r>
               <w:t xml:space="preserve">, </w:t>
             </w:r>
+            <w:proofErr w:type="spellStart"/>
             <w:r>
               <w:rPr>
                 <w:b/>
@@ -4095,6 +4360,7 @@
               </w:rPr>
               <w:t>gmail</w:t>
             </w:r>
+            <w:proofErr w:type="spellEnd"/>
           </w:p>
         </w:tc>
         <w:tc>
@@ -4177,9 +4443,12 @@
               <w:t>ici</w:t>
             </w:r>
             <w:r>
-              <w:t xml:space="preserve"> : </w:t>
-            </w:r>
-            <w:hyperlink r:id="rId28" w:history="1">
+              <w:t> :</w:t>
+            </w:r>
+            <w:r>
+              <w:br/>
+            </w:r>
+            <w:hyperlink r:id="rId26" w:history="1">
               <w:r>
                 <w:rPr>
                   <w:rStyle w:val="Lienhypertexte"/>
@@ -4196,7 +4465,7 @@
             <w:r>
               <w:t xml:space="preserve"> </w:t>
             </w:r>
-            <w:hyperlink r:id="rId29" w:history="1">
+            <w:hyperlink r:id="rId27" w:history="1">
               <w:r>
                 <w:rPr>
                   <w:rStyle w:val="Lienhypertexte"/>
@@ -4213,8 +4482,17 @@
     </w:tbl>
     <w:p/>
     <w:p>
-      <w:r>
-        <w:t>Nota bene : l’étape 7 d</w:t>
+      <w:pPr>
+        <w:jc w:val="both"/>
+      </w:pPr>
+      <w:r>
+        <w:t xml:space="preserve">Nota bene : </w:t>
+      </w:r>
+      <w:r>
+        <w:t>le remplacement du système de stockage de Microsoft 365 (</w:t>
+      </w:r>
+      <w:r>
+        <w:t>étape 7 d</w:t>
       </w:r>
       <w:r>
         <w:t xml:space="preserve">u </w:t>
@@ -4229,7 +4507,13 @@
         <w:t xml:space="preserve"> </w:t>
       </w:r>
       <w:r>
-        <w:t>(« Évacuer Microsoft 365</w:t>
+        <w:t>« </w:t>
+      </w:r>
+      <w:r>
+        <w:t>Remplacer</w:t>
+      </w:r>
+      <w:r>
+        <w:t xml:space="preserve"> Microsoft 365</w:t>
       </w:r>
       <w:r>
         <w:t xml:space="preserve"> </w:t>
@@ -4238,127 +4522,277 @@
         <w:t>»</w:t>
       </w:r>
       <w:r>
+        <w:t>)</w:t>
+      </w:r>
+      <w:r>
+        <w:t xml:space="preserve"> est l</w:t>
+      </w:r>
+      <w:r>
+        <w:t>e</w:t>
+      </w:r>
+      <w:r>
+        <w:t xml:space="preserve"> plus délicat</w:t>
+      </w:r>
+      <w:r>
+        <w:t xml:space="preserve"> à effectuer</w:t>
+      </w:r>
+      <w:r>
+        <w:t>,</w:t>
+      </w:r>
+      <w:r>
+        <w:t xml:space="preserve"> mais </w:t>
+      </w:r>
+      <w:r>
+        <w:t>i</w:t>
+      </w:r>
+      <w:r>
+        <w:t>l constitue l’action majeure</w:t>
+      </w:r>
+      <w:r>
+        <w:t>.</w:t>
+      </w:r>
+    </w:p>
+    <w:p/>
+    <w:p>
+      <w:pPr>
+        <w:pStyle w:val="Titre2"/>
+      </w:pPr>
+      <w:bookmarkStart w:id="2" w:name="_Toc238504927"/>
+      <w:r>
+        <w:t xml:space="preserve">III - </w:t>
+      </w:r>
+      <w:r>
+        <w:t>Conclusion</w:t>
+      </w:r>
+      <w:bookmarkEnd w:id="2"/>
+    </w:p>
+    <w:p>
+      <w:pPr>
+        <w:jc w:val="both"/>
+      </w:pPr>
+      <w:r>
+        <w:t xml:space="preserve">Si vous </w:t>
+      </w:r>
+      <w:r>
+        <w:t>commencez à remplacer l</w:t>
+      </w:r>
+      <w:r>
+        <w:t xml:space="preserve">es principaux services numériques américains en suivant le mode d’emploi décrit dans cet article, </w:t>
+      </w:r>
+      <w:r>
+        <w:rPr>
+          <w:b/>
+          <w:bCs/>
+        </w:rPr>
+        <w:t xml:space="preserve">vous </w:t>
+      </w:r>
+      <w:r>
+        <w:rPr>
+          <w:b/>
+          <w:bCs/>
+        </w:rPr>
+        <w:t>contribuerez activement à</w:t>
+      </w:r>
+      <w:r>
+        <w:rPr>
+          <w:b/>
+          <w:bCs/>
+        </w:rPr>
+        <w:t xml:space="preserve"> l</w:t>
+      </w:r>
+      <w:r>
+        <w:rPr>
+          <w:b/>
+          <w:bCs/>
+        </w:rPr>
+        <w:t>a souveraineté numérique e</w:t>
+      </w:r>
+      <w:r>
+        <w:rPr>
+          <w:b/>
+          <w:bCs/>
+        </w:rPr>
+        <w:t>urop</w:t>
+      </w:r>
+      <w:r>
+        <w:rPr>
+          <w:b/>
+          <w:bCs/>
+        </w:rPr>
+        <w:t>é</w:t>
+      </w:r>
+      <w:r>
+        <w:rPr>
+          <w:b/>
+          <w:bCs/>
+        </w:rPr>
+        <w:t>e</w:t>
+      </w:r>
+      <w:r>
+        <w:rPr>
+          <w:b/>
+          <w:bCs/>
+        </w:rPr>
+        <w:t>nne</w:t>
+      </w:r>
+      <w:r>
+        <w:t xml:space="preserve">. Il </w:t>
+      </w:r>
+      <w:r>
+        <w:t xml:space="preserve">ne </w:t>
+      </w:r>
+      <w:r>
+        <w:t xml:space="preserve">vous restera alors </w:t>
+      </w:r>
+      <w:r>
+        <w:t>qu’</w:t>
+      </w:r>
+      <w:r>
+        <w:t xml:space="preserve">à profiter de la technologie européenne, à participer </w:t>
+      </w:r>
+      <w:r>
+        <w:t>aux</w:t>
+      </w:r>
+      <w:r>
+        <w:t xml:space="preserve"> demandes d’amélioration et </w:t>
+      </w:r>
+      <w:r>
+        <w:t>à faire la promotion de ce mode d’emploi</w:t>
+      </w:r>
+      <w:r>
+        <w:t> !</w:t>
+      </w:r>
+    </w:p>
+    <w:p>
+      <w:pPr>
+        <w:jc w:val="both"/>
+      </w:pPr>
+      <w:r>
+        <w:t xml:space="preserve">Et </w:t>
+      </w:r>
+      <w:r>
+        <w:t xml:space="preserve">qui sait, vous êtes peut-être prêt pour basculer sur un smartphone </w:t>
+      </w:r>
+      <w:hyperlink r:id="rId28" w:history="1">
+        <w:proofErr w:type="spellStart"/>
+        <w:r>
+          <w:rPr>
+            <w:rStyle w:val="Lienhypertexte"/>
+            <w:b/>
+            <w:bCs/>
+          </w:rPr>
+          <w:t>Fairphone</w:t>
+        </w:r>
+        <w:proofErr w:type="spellEnd"/>
+      </w:hyperlink>
+      <w:r>
         <w:t xml:space="preserve"> </w:t>
       </w:r>
       <w:r>
+        <w:t>réparable, équitable et équipé d</w:t>
+      </w:r>
+      <w:r>
+        <w:t>’</w:t>
+      </w:r>
+      <w:r>
+        <w:t xml:space="preserve">un système d’exploitation Open Source </w:t>
+      </w:r>
+      <w:proofErr w:type="spellStart"/>
+      <w:r>
+        <w:t>Murena</w:t>
+      </w:r>
+      <w:proofErr w:type="spellEnd"/>
+      <w:r>
+        <w:t xml:space="preserve"> (</w:t>
+      </w:r>
+      <w:r>
+        <w:rPr>
+          <w:b/>
+          <w:bCs/>
+        </w:rPr>
+        <w:t>e/OS</w:t>
+      </w:r>
+      <w:r>
         <w:t>)</w:t>
       </w:r>
       <w:r>
-        <w:t xml:space="preserve"> est la plus délicate mais </w:t>
-      </w:r>
-      <w:r>
-        <w:t>elle constitue l’action majeure de l’évacuation</w:t>
-      </w:r>
-      <w:r>
-        <w:t>.</w:t>
-      </w:r>
-    </w:p>
-    <w:p/>
+        <w:t xml:space="preserve"> </w:t>
+      </w:r>
+      <w:r>
+        <w:t>entièrement « </w:t>
+      </w:r>
+      <w:proofErr w:type="spellStart"/>
+      <w:r>
+        <w:t>dégoogelisé</w:t>
+      </w:r>
+      <w:proofErr w:type="spellEnd"/>
+      <w:r>
+        <w:t xml:space="preserve"> » et </w:t>
+      </w:r>
+      <w:r>
+        <w:t>conçu en Europe</w:t>
+      </w:r>
+      <w:r>
+        <w:t> !</w:t>
+      </w:r>
+    </w:p>
+    <w:p>
+      <w:pPr>
+        <w:jc w:val="center"/>
+      </w:pPr>
+      <w:r>
+        <w:t xml:space="preserve">Envoyez vos commentaires et questions sur cet article à </w:t>
+      </w:r>
+      <w:hyperlink r:id="rId29" w:history="1">
+        <w:r>
+          <w:rPr>
+            <w:rStyle w:val="Lienhypertexte"/>
+          </w:rPr>
+          <w:t>alt.jm-6ouqc7bk@yopmail.com</w:t>
+        </w:r>
+      </w:hyperlink>
+      <w:r>
+        <w:t xml:space="preserve"> </w:t>
+      </w:r>
+    </w:p>
+    <w:p>
+      <w:pPr>
+        <w:jc w:val="center"/>
+      </w:pPr>
+    </w:p>
     <w:p>
       <w:pPr>
         <w:pStyle w:val="Titre2"/>
       </w:pPr>
-      <w:bookmarkStart w:id="2" w:name="_Toc238385251"/>
-      <w:r>
-        <w:t xml:space="preserve">III - </w:t>
-      </w:r>
-      <w:r>
-        <w:t>Conclusion</w:t>
-      </w:r>
-      <w:bookmarkEnd w:id="2"/>
-    </w:p>
-    <w:p>
-      <w:pPr>
-        <w:jc w:val="both"/>
-      </w:pPr>
-      <w:r>
-        <w:t xml:space="preserve">Si vous entamez l’évacuation des principaux services numériques américains en suivant le mode d’emploi décrit dans cet article, vous aurez déjà fait un très grand pas pour l’Europe. Il ne vous restera alors </w:t>
-      </w:r>
-      <w:r>
-        <w:t xml:space="preserve">à profiter de la technologie européenne, à participer à la soumission des demandes d’amélioration et </w:t>
-      </w:r>
-      <w:r>
-        <w:t>à faire la promotion de ce mode d’emploi</w:t>
-      </w:r>
-      <w:r>
-        <w:t> !</w:t>
-      </w:r>
-    </w:p>
-    <w:p>
-      <w:pPr>
-        <w:jc w:val="both"/>
-      </w:pPr>
-      <w:r>
-        <w:t xml:space="preserve">Et </w:t>
-      </w:r>
-      <w:r>
-        <w:t xml:space="preserve">qui sait, vous êtes peut-être prêt pour basculer sur un smartphone </w:t>
-      </w:r>
-      <w:r>
-        <w:rPr>
-          <w:b/>
-          <w:bCs/>
-        </w:rPr>
-        <w:t>Fairphone</w:t>
+      <w:bookmarkStart w:id="3" w:name="WindowsEtAndroid"/>
+      <w:bookmarkStart w:id="4" w:name="_Toc238504928"/>
+      <w:bookmarkEnd w:id="3"/>
+      <w:r>
+        <w:t xml:space="preserve">Annexe 1 - </w:t>
+      </w:r>
+      <w:r>
+        <w:t>M</w:t>
+      </w:r>
+      <w:r>
+        <w:t xml:space="preserve">ode d’emploi </w:t>
+      </w:r>
+      <w:r>
+        <w:t>détail</w:t>
+      </w:r>
+      <w:r>
+        <w:t>lé</w:t>
       </w:r>
       <w:r>
         <w:t xml:space="preserve"> </w:t>
       </w:r>
       <w:r>
-        <w:t>réparable, équitable et équipé d‘un système d’exploitation Open Source Murena</w:t>
-      </w:r>
-      <w:r>
-        <w:t xml:space="preserve"> (</w:t>
-      </w:r>
-      <w:r>
-        <w:rPr>
-          <w:b/>
-          <w:bCs/>
-        </w:rPr>
-        <w:t>e/OS</w:t>
-      </w:r>
-      <w:r>
-        <w:t>)</w:t>
-      </w:r>
-      <w:r>
-        <w:t xml:space="preserve"> </w:t>
-      </w:r>
-      <w:r>
-        <w:t xml:space="preserve">entièrement « dégoogelisé » et </w:t>
-      </w:r>
-      <w:r>
-        <w:t>conçu en Europe</w:t>
-      </w:r>
-      <w:r>
-        <w:t> !</w:t>
-      </w:r>
-    </w:p>
-    <w:p>
-      <w:pPr>
-        <w:jc w:val="both"/>
-      </w:pPr>
-    </w:p>
-    <w:p>
-      <w:pPr>
-        <w:pStyle w:val="Titre2"/>
-      </w:pPr>
-      <w:bookmarkStart w:id="3" w:name="WindowsEtAndroid"/>
-      <w:bookmarkStart w:id="4" w:name="_Toc238385252"/>
-      <w:bookmarkEnd w:id="3"/>
-      <w:r>
-        <w:t xml:space="preserve">Annexe 1 - </w:t>
-      </w:r>
-      <w:r>
-        <w:t>Le m</w:t>
-      </w:r>
-      <w:r>
-        <w:t xml:space="preserve">ode d’emploi </w:t>
-      </w:r>
-      <w:r>
-        <w:t xml:space="preserve">en détail </w:t>
-      </w:r>
-      <w:r>
-        <w:t>pour évacuer (cas des utilisateurs Windows</w:t>
+        <w:t xml:space="preserve">pour </w:t>
+      </w:r>
+      <w:r>
+        <w:t>le remplacement</w:t>
+      </w:r>
+      <w:r>
+        <w:t xml:space="preserve"> (cas des utilisateurs Windows</w:t>
       </w:r>
       <w:r>
         <w:t>,</w:t>
@@ -4376,39 +4810,42 @@
           <w:numId w:val="8"/>
         </w:numPr>
       </w:pPr>
-      <w:bookmarkStart w:id="5" w:name="_Toc238385253"/>
-      <w:r>
-        <w:t>Évacue</w:t>
+      <w:bookmarkStart w:id="5" w:name="_Toc238504929"/>
+      <w:r>
+        <w:t>Remplacer</w:t>
+      </w:r>
+      <w:r>
+        <w:t xml:space="preserve"> les</w:t>
+      </w:r>
+      <w:r>
+        <w:t xml:space="preserve"> navigateur</w:t>
+      </w:r>
+      <w:r>
+        <w:t>s</w:t>
+      </w:r>
+      <w:r>
+        <w:t xml:space="preserve"> </w:t>
+      </w:r>
+      <w:r>
+        <w:t>Chrome</w:t>
+      </w:r>
+      <w:r>
+        <w:t xml:space="preserve"> et</w:t>
+      </w:r>
+      <w:r>
+        <w:t xml:space="preserve"> Edge</w:t>
+      </w:r>
+      <w:r>
+        <w:t xml:space="preserve"> </w:t>
+      </w:r>
+      <w:r>
+        <w:t>p</w:t>
+      </w:r>
+      <w:r>
+        <w:t>a</w:t>
       </w:r>
       <w:r>
         <w:t>r</w:t>
-      </w:r>
-      <w:r>
-        <w:t xml:space="preserve"> les</w:t>
-      </w:r>
-      <w:r>
-        <w:t xml:space="preserve"> navigateur</w:t>
-      </w:r>
-      <w:r>
-        <w:t>s</w:t>
-      </w:r>
-      <w:r>
-        <w:t xml:space="preserve"> </w:t>
-      </w:r>
-      <w:r>
-        <w:t>Chrome</w:t>
-      </w:r>
-      <w:r>
-        <w:t xml:space="preserve"> et</w:t>
-      </w:r>
-      <w:r>
-        <w:t xml:space="preserve"> Edge</w:t>
-      </w:r>
-      <w:r>
-        <w:t xml:space="preserve"> </w:t>
-      </w:r>
-      <w:r>
-        <w:t>pour</w:t>
       </w:r>
       <w:r>
         <w:t xml:space="preserve"> Firefox</w:t>
@@ -4658,22 +5095,27 @@
           <w:numId w:val="8"/>
         </w:numPr>
       </w:pPr>
-      <w:bookmarkStart w:id="6" w:name="_Toc238385254"/>
-      <w:r>
-        <w:t>Évacue</w:t>
-      </w:r>
-      <w:r>
-        <w:t>r</w:t>
-      </w:r>
-      <w:r>
-        <w:t xml:space="preserve"> les moteurs de recherche américain</w:t>
+      <w:bookmarkStart w:id="6" w:name="_Toc238504930"/>
+      <w:r>
+        <w:t>Remplacer</w:t>
+      </w:r>
+      <w:r>
+        <w:t xml:space="preserve"> </w:t>
+      </w:r>
+      <w:r>
+        <w:t>les moteurs de recherche américain</w:t>
       </w:r>
       <w:r>
         <w:t>s</w:t>
       </w:r>
       <w:r>
-        <w:t xml:space="preserve"> (Google search</w:t>
-      </w:r>
+        <w:t xml:space="preserve"> (Google </w:t>
+      </w:r>
+      <w:proofErr w:type="spellStart"/>
+      <w:r>
+        <w:t>search</w:t>
+      </w:r>
+      <w:proofErr w:type="spellEnd"/>
       <w:r>
         <w:t>, Bing</w:t>
       </w:r>
@@ -4710,9 +5152,15 @@
           <w:numId w:val="32"/>
         </w:numPr>
       </w:pPr>
-      <w:r>
-        <w:t xml:space="preserve">soit </w:t>
-      </w:r>
+      <w:proofErr w:type="gramStart"/>
+      <w:r>
+        <w:t>soit</w:t>
+      </w:r>
+      <w:proofErr w:type="gramEnd"/>
+      <w:r>
+        <w:t xml:space="preserve"> </w:t>
+      </w:r>
+      <w:proofErr w:type="spellStart"/>
       <w:r>
         <w:rPr>
           <w:b/>
@@ -4734,6 +5182,7 @@
         </w:rPr>
         <w:t>age</w:t>
       </w:r>
+      <w:proofErr w:type="spellEnd"/>
       <w:r>
         <w:t xml:space="preserve"> </w:t>
       </w:r>
@@ -4763,9 +5212,15 @@
           <w:numId w:val="32"/>
         </w:numPr>
       </w:pPr>
-      <w:r>
-        <w:t xml:space="preserve">soit </w:t>
-      </w:r>
+      <w:proofErr w:type="gramStart"/>
+      <w:r>
+        <w:t>soit</w:t>
+      </w:r>
+      <w:proofErr w:type="gramEnd"/>
+      <w:r>
+        <w:t xml:space="preserve"> </w:t>
+      </w:r>
+      <w:proofErr w:type="spellStart"/>
       <w:r>
         <w:rPr>
           <w:b/>
@@ -4773,6 +5228,7 @@
         </w:rPr>
         <w:t>Qwant</w:t>
       </w:r>
+      <w:proofErr w:type="spellEnd"/>
       <w:r>
         <w:t xml:space="preserve"> (</w:t>
       </w:r>
@@ -4801,6 +5257,7 @@
       <w:r>
         <w:t xml:space="preserve">l’application </w:t>
       </w:r>
+      <w:proofErr w:type="spellStart"/>
       <w:r>
         <w:rPr>
           <w:b/>
@@ -4822,6 +5279,7 @@
         </w:rPr>
         <w:t>age</w:t>
       </w:r>
+      <w:proofErr w:type="spellEnd"/>
       <w:r>
         <w:t xml:space="preserve"> </w:t>
       </w:r>
@@ -4836,6 +5294,7 @@
       <w:pPr>
         <w:jc w:val="both"/>
       </w:pPr>
+      <w:proofErr w:type="spellStart"/>
       <w:r>
         <w:rPr>
           <w:b/>
@@ -4850,6 +5309,7 @@
         </w:rPr>
         <w:t>DuckGo</w:t>
       </w:r>
+      <w:proofErr w:type="spellEnd"/>
       <w:r>
         <w:rPr>
           <w:b/>
@@ -4910,7 +5370,16 @@
         <w:t xml:space="preserve">et </w:t>
       </w:r>
       <w:r>
-        <w:t>garantit la confidentialité des recherches, mais est soumis au Cloud Act (</w:t>
+        <w:t xml:space="preserve">garantit la confidentialité des recherches, mais est soumis au Cloud </w:t>
+      </w:r>
+      <w:proofErr w:type="spellStart"/>
+      <w:r>
+        <w:lastRenderedPageBreak/>
+        <w:t>Act</w:t>
+      </w:r>
+      <w:proofErr w:type="spellEnd"/>
+      <w:r>
+        <w:t xml:space="preserve"> (</w:t>
       </w:r>
       <w:hyperlink r:id="rId37" w:history="1">
         <w:r>
@@ -4927,7 +5396,21 @@
         <w:t>.</w:t>
       </w:r>
       <w:r>
-        <w:t xml:space="preserve"> Cependant, si DuckDuckGo respecte les termes de sa politique de confidentialité, il n‘y a pas trop de risque à l’utiliser :</w:t>
+        <w:t xml:space="preserve"> Cependant, si </w:t>
+      </w:r>
+      <w:proofErr w:type="spellStart"/>
+      <w:r>
+        <w:t>DuckDuckGo</w:t>
+      </w:r>
+      <w:proofErr w:type="spellEnd"/>
+      <w:r>
+        <w:t xml:space="preserve"> respecte les termes de sa politique de confidentialité, il n</w:t>
+      </w:r>
+      <w:r>
+        <w:t>’</w:t>
+      </w:r>
+      <w:r>
+        <w:t>y a pas trop de risque à l’utiliser :</w:t>
       </w:r>
       <w:r>
         <w:t xml:space="preserve"> </w:t>
@@ -4952,9 +5435,12 @@
           <w:numId w:val="8"/>
         </w:numPr>
       </w:pPr>
-      <w:bookmarkStart w:id="7" w:name="_Toc238385255"/>
-      <w:r>
-        <w:t>Évacuer la messagerie instantanée WhatsApp</w:t>
+      <w:bookmarkStart w:id="7" w:name="_Toc238504931"/>
+      <w:r>
+        <w:t xml:space="preserve">Remplacer </w:t>
+      </w:r>
+      <w:r>
+        <w:t>la messagerie instantanée WhatsApp</w:t>
       </w:r>
       <w:bookmarkEnd w:id="7"/>
     </w:p>
@@ -4975,7 +5461,15 @@
         <w:t>Telegram</w:t>
       </w:r>
       <w:r>
-        <w:t xml:space="preserve"> (Dubai), une excellente ergonomie équivalente à celle de WhatsApp.</w:t>
+        <w:t xml:space="preserve"> (</w:t>
+      </w:r>
+      <w:proofErr w:type="spellStart"/>
+      <w:r>
+        <w:t>Dubai</w:t>
+      </w:r>
+      <w:proofErr w:type="spellEnd"/>
+      <w:r>
+        <w:t>), une excellente ergonomie équivalente à celle de WhatsApp.</w:t>
       </w:r>
     </w:p>
     <w:p>
@@ -5009,7 +5503,15 @@
         <w:jc w:val="both"/>
       </w:pPr>
       <w:r>
-        <w:t>Nota bene 1 : pour que Telegram vous assure la même confidentialité qu’Olvid, voyez le commentaire en annexe.</w:t>
+        <w:t>Nota bene 1 : pour que Telegram vous assure la même confidentialité qu’</w:t>
+      </w:r>
+      <w:proofErr w:type="spellStart"/>
+      <w:r>
+        <w:t>Olvid</w:t>
+      </w:r>
+      <w:proofErr w:type="spellEnd"/>
+      <w:r>
+        <w:t>, voyez le commentaire en annexe.</w:t>
       </w:r>
     </w:p>
     <w:p>
@@ -5024,7 +5526,15 @@
         <w:t>Signal</w:t>
       </w:r>
       <w:r>
-        <w:t xml:space="preserve"> dans la liste étant donné sa forte dépendance avec les États-Unis, avec le Cloud Act FISA 702 et avec les serveurs Amazon (AWS). </w:t>
+        <w:t xml:space="preserve"> dans la liste étant donné sa forte dépendance avec les États-Unis, avec le Cloud </w:t>
+      </w:r>
+      <w:proofErr w:type="spellStart"/>
+      <w:r>
+        <w:t>Act</w:t>
+      </w:r>
+      <w:proofErr w:type="spellEnd"/>
+      <w:r>
+        <w:t xml:space="preserve"> FISA 702 et avec les serveurs Amazon (AWS). </w:t>
       </w:r>
       <w:hyperlink r:id="rId39" w:history="1">
         <w:r>
@@ -5047,9 +5557,20 @@
           <w:numId w:val="8"/>
         </w:numPr>
       </w:pPr>
-      <w:bookmarkStart w:id="8" w:name="_Toc238385256"/>
-      <w:r>
-        <w:t>Évacuer la cartographie Google Map ou Waze</w:t>
+      <w:bookmarkStart w:id="8" w:name="_Toc238504932"/>
+      <w:r>
+        <w:t xml:space="preserve">Remplacer </w:t>
+      </w:r>
+      <w:r>
+        <w:t xml:space="preserve">la cartographie Google </w:t>
+      </w:r>
+      <w:proofErr w:type="spellStart"/>
+      <w:r>
+        <w:t>Map</w:t>
+      </w:r>
+      <w:proofErr w:type="spellEnd"/>
+      <w:r>
+        <w:t xml:space="preserve"> ou Waze</w:t>
       </w:r>
       <w:bookmarkEnd w:id="8"/>
     </w:p>
@@ -5144,12 +5665,21 @@
           <w:numId w:val="8"/>
         </w:numPr>
       </w:pPr>
-      <w:bookmarkStart w:id="9" w:name="_Toc238385257"/>
-      <w:r>
-        <w:t xml:space="preserve">Évacuer les </w:t>
+      <w:bookmarkStart w:id="9" w:name="_Toc238504933"/>
+      <w:r>
+        <w:t>Remplacer</w:t>
+      </w:r>
+      <w:r>
+        <w:t xml:space="preserve"> </w:t>
+      </w:r>
+      <w:r>
+        <w:t xml:space="preserve">les </w:t>
       </w:r>
       <w:r>
         <w:t>chat</w:t>
+      </w:r>
+      <w:r>
+        <w:t>s</w:t>
       </w:r>
       <w:r>
         <w:t xml:space="preserve"> IA a</w:t>
@@ -5207,7 +5737,15 @@
           <w:b/>
           <w:bCs/>
         </w:rPr>
-        <w:t>Vanish Start</w:t>
+        <w:t xml:space="preserve">Vanish </w:t>
+      </w:r>
+      <w:proofErr w:type="spellStart"/>
+      <w:r>
+        <w:rPr>
+          <w:b/>
+          <w:bCs/>
+        </w:rPr>
+        <w:t>Start</w:t>
       </w:r>
       <w:r>
         <w:rPr>
@@ -5221,7 +5759,15 @@
           <w:b/>
           <w:bCs/>
         </w:rPr>
-        <w:t xml:space="preserve">age </w:t>
+        <w:t>age</w:t>
+      </w:r>
+      <w:proofErr w:type="spellEnd"/>
+      <w:r>
+        <w:rPr>
+          <w:b/>
+          <w:bCs/>
+        </w:rPr>
+        <w:t xml:space="preserve"> </w:t>
       </w:r>
       <w:r>
         <w:rPr>
@@ -5255,7 +5801,23 @@
           <w:b/>
           <w:bCs/>
         </w:rPr>
-        <w:t xml:space="preserve">Duck ai </w:t>
+        <w:t xml:space="preserve">Duck </w:t>
+      </w:r>
+      <w:proofErr w:type="gramStart"/>
+      <w:r>
+        <w:rPr>
+          <w:b/>
+          <w:bCs/>
+        </w:rPr>
+        <w:t>ai</w:t>
+      </w:r>
+      <w:proofErr w:type="gramEnd"/>
+      <w:r>
+        <w:rPr>
+          <w:b/>
+          <w:bCs/>
+        </w:rPr>
+        <w:t xml:space="preserve"> </w:t>
       </w:r>
       <w:r>
         <w:t>(Californie</w:t>
@@ -5281,10 +5843,24 @@
         <w:t xml:space="preserve">offre une bonne ergonomie et </w:t>
       </w:r>
       <w:r>
-        <w:t>garantit la confidentialité des échanges, mais est soumis au Cloud Act.</w:t>
-      </w:r>
-      <w:r>
-        <w:t xml:space="preserve"> Cependant, si Duck.ai respecte les termes de sa politique de confidentialité, il n‘y a pas trop de risque à l’utiliser : </w:t>
+        <w:t xml:space="preserve">garantit la confidentialité des échanges, mais est soumis au Cloud </w:t>
+      </w:r>
+      <w:proofErr w:type="spellStart"/>
+      <w:r>
+        <w:t>Act</w:t>
+      </w:r>
+      <w:proofErr w:type="spellEnd"/>
+      <w:r>
+        <w:t>.</w:t>
+      </w:r>
+      <w:r>
+        <w:t xml:space="preserve"> Cependant, si Duck.ai respecte les termes de sa politique de confidentialité, il n</w:t>
+      </w:r>
+      <w:r>
+        <w:t>’</w:t>
+      </w:r>
+      <w:r>
+        <w:t xml:space="preserve">y a pas trop de risque à l’utiliser : </w:t>
       </w:r>
       <w:hyperlink r:id="rId45" w:history="1">
         <w:r>
@@ -5310,19 +5886,36 @@
           <w:lang w:val="en-US"/>
         </w:rPr>
       </w:pPr>
-      <w:bookmarkStart w:id="10" w:name="_Toc238385258"/>
+      <w:bookmarkStart w:id="10" w:name="_Toc238504934"/>
+      <w:r>
+        <w:t>Remplacer</w:t>
+      </w:r>
       <w:r>
         <w:rPr>
           <w:lang w:val="en-US"/>
         </w:rPr>
-        <w:t>Évacuer les visio</w:t>
+        <w:t xml:space="preserve"> </w:t>
       </w:r>
       <w:r>
         <w:rPr>
           <w:lang w:val="en-US"/>
         </w:rPr>
+        <w:t xml:space="preserve">les </w:t>
+      </w:r>
+      <w:proofErr w:type="spellStart"/>
+      <w:r>
+        <w:rPr>
+          <w:lang w:val="en-US"/>
+        </w:rPr>
+        <w:t>visio</w:t>
+      </w:r>
+      <w:r>
+        <w:rPr>
+          <w:lang w:val="en-US"/>
+        </w:rPr>
         <w:t>s</w:t>
       </w:r>
+      <w:proofErr w:type="spellEnd"/>
       <w:r>
         <w:rPr>
           <w:lang w:val="en-US"/>
@@ -5341,6 +5934,7 @@
       <w:r>
         <w:t>Utilisez </w:t>
       </w:r>
+      <w:proofErr w:type="spellStart"/>
       <w:r>
         <w:rPr>
           <w:b/>
@@ -5348,8 +5942,17 @@
         </w:rPr>
         <w:t>kMeet</w:t>
       </w:r>
-      <w:r>
-        <w:t xml:space="preserve"> d’Infomaniak (Suisse) </w:t>
+      <w:proofErr w:type="spellEnd"/>
+      <w:r>
+        <w:t xml:space="preserve"> d’</w:t>
+      </w:r>
+      <w:proofErr w:type="spellStart"/>
+      <w:r>
+        <w:t>Infomaniak</w:t>
+      </w:r>
+      <w:proofErr w:type="spellEnd"/>
+      <w:r>
+        <w:t xml:space="preserve"> (Suisse) </w:t>
       </w:r>
       <w:hyperlink r:id="rId46" w:history="1">
         <w:r>
@@ -5408,12 +6011,9 @@
           <w:numId w:val="8"/>
         </w:numPr>
       </w:pPr>
-      <w:bookmarkStart w:id="11" w:name="_Toc238385259"/>
-      <w:r>
-        <w:t>Évacue</w:t>
-      </w:r>
-      <w:r>
-        <w:t>r</w:t>
+      <w:bookmarkStart w:id="11" w:name="_Toc238504935"/>
+      <w:r>
+        <w:t>Remplacer</w:t>
       </w:r>
       <w:r>
         <w:t xml:space="preserve"> Microsoft </w:t>
@@ -5431,16 +6031,27 @@
         <w:t xml:space="preserve">OneDrive </w:t>
       </w:r>
       <w:r>
-        <w:t>pour Cloudeezy</w:t>
+        <w:t xml:space="preserve">pour </w:t>
+      </w:r>
+      <w:proofErr w:type="spellStart"/>
+      <w:r>
+        <w:t>Cloudeezy</w:t>
       </w:r>
       <w:bookmarkEnd w:id="11"/>
+      <w:proofErr w:type="spellEnd"/>
     </w:p>
     <w:p>
       <w:pPr>
         <w:jc w:val="both"/>
       </w:pPr>
       <w:r>
-        <w:t>Il s’agit d’évacuer le stockage</w:t>
+        <w:t xml:space="preserve">Il s’agit </w:t>
+      </w:r>
+      <w:r>
+        <w:t>de remplacer</w:t>
+      </w:r>
+      <w:r>
+        <w:t xml:space="preserve"> le stockage</w:t>
       </w:r>
       <w:r>
         <w:t xml:space="preserve"> de fichiers</w:t>
@@ -5509,6 +6120,7 @@
       <w:r>
         <w:t xml:space="preserve"> Pour cela, on utilise la solution </w:t>
       </w:r>
+      <w:proofErr w:type="spellStart"/>
       <w:r>
         <w:rPr>
           <w:b/>
@@ -5516,6 +6128,7 @@
         </w:rPr>
         <w:t>Cloudeezy</w:t>
       </w:r>
+      <w:proofErr w:type="spellEnd"/>
       <w:r>
         <w:rPr>
           <w:b/>
@@ -5549,6 +6162,7 @@
         </w:rPr>
         <w:t xml:space="preserve"> </w:t>
       </w:r>
+      <w:proofErr w:type="spellStart"/>
       <w:r>
         <w:rPr>
           <w:b/>
@@ -5556,6 +6170,7 @@
         </w:rPr>
         <w:t>Nextcloud</w:t>
       </w:r>
+      <w:proofErr w:type="spellEnd"/>
       <w:r>
         <w:t xml:space="preserve"> allemande</w:t>
       </w:r>
@@ -5568,14 +6183,25 @@
         <w:jc w:val="both"/>
       </w:pPr>
       <w:r>
-        <w:t>Le partage entre le PC et le téléphone du carnet d’adresse et du calendrier et l’</w:t>
-      </w:r>
-      <w:r>
-        <w:rPr>
-          <w:b/>
-          <w:bCs/>
-        </w:rPr>
-        <w:t>évacuation de</w:t>
+        <w:lastRenderedPageBreak/>
+        <w:t>Le partage entre le PC et le téléphone du carnet d’adresse et du calendrier et l</w:t>
+      </w:r>
+      <w:r>
+        <w:t xml:space="preserve">e </w:t>
+      </w:r>
+      <w:r>
+        <w:rPr>
+          <w:b/>
+          <w:bCs/>
+        </w:rPr>
+        <w:t>remplacement</w:t>
+      </w:r>
+      <w:r>
+        <w:rPr>
+          <w:b/>
+          <w:bCs/>
+        </w:rPr>
+        <w:t xml:space="preserve"> de</w:t>
       </w:r>
       <w:r>
         <w:rPr>
@@ -5607,7 +6233,13 @@
         <w:t>ainsi que</w:t>
       </w:r>
       <w:r>
-        <w:t xml:space="preserve"> l’évacuation de </w:t>
+        <w:t xml:space="preserve"> </w:t>
+      </w:r>
+      <w:r>
+        <w:t>le remplacement</w:t>
+      </w:r>
+      <w:r>
+        <w:t xml:space="preserve"> de </w:t>
       </w:r>
       <w:r>
         <w:t xml:space="preserve">la bureautique </w:t>
@@ -5646,7 +6278,7 @@
         <w:t>ont</w:t>
       </w:r>
       <w:r>
-        <w:t xml:space="preserve"> vue</w:t>
+        <w:t xml:space="preserve"> vu</w:t>
       </w:r>
       <w:r>
         <w:t>s</w:t>
@@ -5676,14 +6308,19 @@
       <w:pPr>
         <w:pStyle w:val="Titre4"/>
       </w:pPr>
-      <w:bookmarkStart w:id="12" w:name="_Toc238385260"/>
+      <w:bookmarkStart w:id="12" w:name="_Toc238504936"/>
       <w:r>
         <w:t>7</w:t>
       </w:r>
       <w:r>
-        <w:t>.1 Créer un compte Cloudeezy</w:t>
+        <w:t xml:space="preserve">.1 Créer un compte </w:t>
+      </w:r>
+      <w:proofErr w:type="spellStart"/>
+      <w:r>
+        <w:t>Cloudeezy</w:t>
       </w:r>
       <w:bookmarkEnd w:id="12"/>
+      <w:proofErr w:type="spellEnd"/>
     </w:p>
     <w:p>
       <w:pPr>
@@ -5695,6 +6332,7 @@
       <w:r>
         <w:t xml:space="preserve">réez d’abord un compte gratuit </w:t>
       </w:r>
+      <w:proofErr w:type="spellStart"/>
       <w:r>
         <w:rPr>
           <w:b/>
@@ -5702,6 +6340,7 @@
         </w:rPr>
         <w:t>Cloudeezy</w:t>
       </w:r>
+      <w:proofErr w:type="spellEnd"/>
       <w:r>
         <w:t xml:space="preserve"> pour vous fa</w:t>
       </w:r>
@@ -5796,12 +6435,20 @@
         <w:pStyle w:val="Titre4"/>
         <w:jc w:val="both"/>
       </w:pPr>
-      <w:bookmarkStart w:id="13" w:name="_Toc238385261"/>
+      <w:bookmarkStart w:id="13" w:name="_Toc238504937"/>
       <w:r>
         <w:t>7</w:t>
       </w:r>
       <w:r>
-        <w:t>.2 Voir ses fichiers Cloudeezy sur son PC</w:t>
+        <w:t xml:space="preserve">.2 Voir ses fichiers </w:t>
+      </w:r>
+      <w:proofErr w:type="spellStart"/>
+      <w:r>
+        <w:t>Cloudeezy</w:t>
+      </w:r>
+      <w:proofErr w:type="spellEnd"/>
+      <w:r>
+        <w:t xml:space="preserve"> sur son PC</w:t>
       </w:r>
       <w:bookmarkEnd w:id="13"/>
     </w:p>
@@ -5822,8 +6469,13 @@
         <w:t xml:space="preserve">de votre disque dur </w:t>
       </w:r>
       <w:r>
-        <w:t>avec votre nouvel espace Cloudeezy</w:t>
-      </w:r>
+        <w:t xml:space="preserve">avec votre nouvel espace </w:t>
+      </w:r>
+      <w:proofErr w:type="spellStart"/>
+      <w:r>
+        <w:t>Cloudeezy</w:t>
+      </w:r>
+      <w:proofErr w:type="spellEnd"/>
       <w:r>
         <w:t>, i</w:t>
       </w:r>
@@ -5836,12 +6488,21 @@
       <w:r>
         <w:t xml:space="preserve"> le client </w:t>
       </w:r>
-      <w:r>
-        <w:rPr>
-          <w:b/>
-          <w:bCs/>
-        </w:rPr>
-        <w:t>Nextcloud Files</w:t>
+      <w:proofErr w:type="spellStart"/>
+      <w:r>
+        <w:rPr>
+          <w:b/>
+          <w:bCs/>
+        </w:rPr>
+        <w:t>Nextcloud</w:t>
+      </w:r>
+      <w:proofErr w:type="spellEnd"/>
+      <w:r>
+        <w:rPr>
+          <w:b/>
+          <w:bCs/>
+        </w:rPr>
+        <w:t xml:space="preserve"> Files</w:t>
       </w:r>
       <w:r>
         <w:t xml:space="preserve"> </w:t>
@@ -5925,7 +6586,15 @@
         </w:drawing>
       </w:r>
       <w:r>
-        <w:t xml:space="preserve"> Une fois l’application Nextcloud installée, lancez-là. L’écran suivant appara</w:t>
+        <w:t xml:space="preserve"> Une fois l’application </w:t>
+      </w:r>
+      <w:proofErr w:type="spellStart"/>
+      <w:r>
+        <w:t>Nextcloud</w:t>
+      </w:r>
+      <w:proofErr w:type="spellEnd"/>
+      <w:r>
+        <w:t xml:space="preserve"> installée, lancez-là. L’écran suivant appara</w:t>
       </w:r>
       <w:r>
         <w:t>î</w:t>
@@ -6063,13 +6732,29 @@
         <w:t>z</w:t>
       </w:r>
       <w:r>
-        <w:t xml:space="preserve"> sur le bouton [Se connecter] et entrez l’adresse e-mail et le mot de passe que vous avez défini</w:t>
+        <w:t xml:space="preserve"> sur le bouton [Se connecter] et entrez l’adresse </w:t>
+      </w:r>
+      <w:proofErr w:type="gramStart"/>
+      <w:r>
+        <w:t>e-mail</w:t>
+      </w:r>
+      <w:proofErr w:type="gramEnd"/>
+      <w:r>
+        <w:t xml:space="preserve"> et le mot de passe que vous avez défini</w:t>
       </w:r>
       <w:r>
         <w:t>s</w:t>
       </w:r>
       <w:r>
-        <w:t xml:space="preserve"> lors de la création du compte Cloudeezy.</w:t>
+        <w:t xml:space="preserve"> lors de la création du compte </w:t>
+      </w:r>
+      <w:proofErr w:type="spellStart"/>
+      <w:r>
+        <w:t>Cloudeezy</w:t>
+      </w:r>
+      <w:proofErr w:type="spellEnd"/>
+      <w:r>
+        <w:t>.</w:t>
       </w:r>
     </w:p>
     <w:p>
@@ -6094,6 +6779,7 @@
         <w:rPr>
           <w:noProof/>
         </w:rPr>
+        <w:lastRenderedPageBreak/>
         <w:drawing>
           <wp:inline distT="0" distB="0" distL="0" distR="0" wp14:anchorId="15B99131" wp14:editId="2FCA71DF">
             <wp:extent cx="2644526" cy="2390582"/>
@@ -6173,14 +6859,27 @@
         <w:t>s</w:t>
       </w:r>
       <w:r>
-        <w:t xml:space="preserve"> Cloudeezy.</w:t>
-      </w:r>
-      <w:r>
         <w:t xml:space="preserve"> </w:t>
       </w:r>
-      <w:r>
-        <w:t>Si vous disposez d’une seconde partition (D:), vous pouvez choisir d’y localiser le dossier Nextcloud</w:t>
-      </w:r>
+      <w:proofErr w:type="spellStart"/>
+      <w:r>
+        <w:t>Cloudeezy</w:t>
+      </w:r>
+      <w:proofErr w:type="spellEnd"/>
+      <w:r>
+        <w:t>.</w:t>
+      </w:r>
+      <w:r>
+        <w:t xml:space="preserve"> </w:t>
+      </w:r>
+      <w:r>
+        <w:t xml:space="preserve">Si vous disposez d’une seconde partition (D:), vous pouvez choisir d’y localiser le dossier </w:t>
+      </w:r>
+      <w:proofErr w:type="spellStart"/>
+      <w:r>
+        <w:t>Nextcloud</w:t>
+      </w:r>
+      <w:proofErr w:type="spellEnd"/>
       <w:r>
         <w:t xml:space="preserve">. </w:t>
       </w:r>
@@ -6193,7 +6892,71 @@
         <w:jc w:val="both"/>
       </w:pPr>
       <w:r>
-        <w:t>Sur votre PC, vous pouvez donc commencer à transférer au fil de l’eau des dossiers de votre OneDrive vers votre NextCloud/Cloudeezy en copiant ou déplaçant des dossiers de OneDrive (C:\Users\VotreNom\OneDrive) vers NextCloud (C:\Users\VotreNom\Nexcloud).</w:t>
+        <w:t xml:space="preserve">Sur votre PC, vous pouvez donc commencer à transférer au fil de l’eau des dossiers de votre OneDrive vers votre </w:t>
+      </w:r>
+      <w:proofErr w:type="spellStart"/>
+      <w:r>
+        <w:t>NextCloud</w:t>
+      </w:r>
+      <w:proofErr w:type="spellEnd"/>
+      <w:r>
+        <w:t>/</w:t>
+      </w:r>
+      <w:proofErr w:type="spellStart"/>
+      <w:r>
+        <w:t>Cloudeezy</w:t>
+      </w:r>
+      <w:proofErr w:type="spellEnd"/>
+      <w:r>
+        <w:t xml:space="preserve"> en copiant ou déplaçant des dossiers de OneDrive (C:\</w:t>
+      </w:r>
+      <w:proofErr w:type="spellStart"/>
+      <w:r>
+        <w:t>Users</w:t>
+      </w:r>
+      <w:proofErr w:type="spellEnd"/>
+      <w:r>
+        <w:t>\</w:t>
+      </w:r>
+      <w:proofErr w:type="spellStart"/>
+      <w:r>
+        <w:t>VotreNom</w:t>
+      </w:r>
+      <w:proofErr w:type="spellEnd"/>
+      <w:r>
+        <w:t xml:space="preserve">\OneDrive) vers </w:t>
+      </w:r>
+      <w:proofErr w:type="spellStart"/>
+      <w:r>
+        <w:t>NextCloud</w:t>
+      </w:r>
+      <w:proofErr w:type="spellEnd"/>
+      <w:r>
+        <w:t xml:space="preserve"> (C:\</w:t>
+      </w:r>
+      <w:proofErr w:type="spellStart"/>
+      <w:r>
+        <w:t>Users</w:t>
+      </w:r>
+      <w:proofErr w:type="spellEnd"/>
+      <w:r>
+        <w:t>\</w:t>
+      </w:r>
+      <w:proofErr w:type="spellStart"/>
+      <w:r>
+        <w:t>VotreNom</w:t>
+      </w:r>
+      <w:proofErr w:type="spellEnd"/>
+      <w:r>
+        <w:t>\</w:t>
+      </w:r>
+      <w:proofErr w:type="spellStart"/>
+      <w:r>
+        <w:t>Nexcloud</w:t>
+      </w:r>
+      <w:proofErr w:type="spellEnd"/>
+      <w:r>
+        <w:t>).</w:t>
       </w:r>
     </w:p>
     <w:p>
@@ -6220,6 +6983,7 @@
       <w:r>
         <w:t xml:space="preserve">r </w:t>
       </w:r>
+      <w:proofErr w:type="spellStart"/>
       <w:r>
         <w:rPr>
           <w:b/>
@@ -6227,6 +6991,7 @@
         </w:rPr>
         <w:t>Cryptomator</w:t>
       </w:r>
+      <w:proofErr w:type="spellEnd"/>
       <w:r>
         <w:t xml:space="preserve"> (Allemagne) et chiffre</w:t>
       </w:r>
@@ -6246,14 +7011,19 @@
       <w:pPr>
         <w:pStyle w:val="Titre4"/>
       </w:pPr>
-      <w:bookmarkStart w:id="14" w:name="_Toc238385262"/>
+      <w:bookmarkStart w:id="14" w:name="_Toc238504938"/>
       <w:r>
         <w:t>7</w:t>
       </w:r>
       <w:r>
-        <w:t>.3 Transférer ses contacts de Microsoft 365 vers Cloudeezy</w:t>
+        <w:t xml:space="preserve">.3 Transférer ses contacts de Microsoft 365 vers </w:t>
+      </w:r>
+      <w:proofErr w:type="spellStart"/>
+      <w:r>
+        <w:t>Cloudeezy</w:t>
       </w:r>
       <w:bookmarkEnd w:id="14"/>
+      <w:proofErr w:type="spellEnd"/>
     </w:p>
     <w:p>
       <w:pPr>
@@ -6307,7 +7077,15 @@
         <w:t>,</w:t>
       </w:r>
       <w:r>
-        <w:t xml:space="preserve"> car Outllook ne supporte correctement que l’export de contacts au format </w:t>
+        <w:t xml:space="preserve"> car </w:t>
+      </w:r>
+      <w:proofErr w:type="spellStart"/>
+      <w:r>
+        <w:t>Outllook</w:t>
+      </w:r>
+      <w:proofErr w:type="spellEnd"/>
+      <w:r>
+        <w:t xml:space="preserve"> ne supporte correctement que l’export de contacts au format </w:t>
       </w:r>
       <w:r>
         <w:rPr>
@@ -6317,8 +7095,17 @@
         <w:t>csv</w:t>
       </w:r>
       <w:r>
-        <w:t xml:space="preserve"> et Cloudeezy a besoin d’un fichier au format </w:t>
-      </w:r>
+        <w:t xml:space="preserve"> et </w:t>
+      </w:r>
+      <w:proofErr w:type="spellStart"/>
+      <w:r>
+        <w:t>Cloudeezy</w:t>
+      </w:r>
+      <w:proofErr w:type="spellEnd"/>
+      <w:r>
+        <w:t xml:space="preserve"> a besoin d’un fichier au format </w:t>
+      </w:r>
+      <w:proofErr w:type="spellStart"/>
       <w:r>
         <w:rPr>
           <w:b/>
@@ -6326,11 +7113,20 @@
         </w:rPr>
         <w:t>vcf</w:t>
       </w:r>
+      <w:proofErr w:type="spellEnd"/>
       <w:r>
         <w:t xml:space="preserve"> </w:t>
       </w:r>
       <w:r>
-        <w:t xml:space="preserve">(vCard) </w:t>
+        <w:t>(</w:t>
+      </w:r>
+      <w:proofErr w:type="spellStart"/>
+      <w:r>
+        <w:t>vCard</w:t>
+      </w:r>
+      <w:proofErr w:type="spellEnd"/>
+      <w:r>
+        <w:t xml:space="preserve">) </w:t>
       </w:r>
       <w:r>
         <w:t>pour l’import des contacts</w:t>
@@ -6435,9 +7231,11 @@
       <w:r>
         <w:t xml:space="preserve"> </w:t>
       </w:r>
+      <w:proofErr w:type="spellStart"/>
       <w:r>
         <w:t>vcf</w:t>
       </w:r>
+      <w:proofErr w:type="spellEnd"/>
       <w:r>
         <w:t>.</w:t>
       </w:r>
@@ -6458,7 +7256,31 @@
         <w:jc w:val="both"/>
       </w:pPr>
       <w:r>
-        <w:t>Demander au support Cloudeezy de convertir votre csv en vcf et de l’importer. Vous devez donc faire confiance à Cloudeezy pour la confidentialité</w:t>
+        <w:t xml:space="preserve">Demander au support </w:t>
+      </w:r>
+      <w:proofErr w:type="spellStart"/>
+      <w:r>
+        <w:t>Cloudeezy</w:t>
+      </w:r>
+      <w:proofErr w:type="spellEnd"/>
+      <w:r>
+        <w:t xml:space="preserve"> de convertir votre csv en </w:t>
+      </w:r>
+      <w:proofErr w:type="spellStart"/>
+      <w:r>
+        <w:t>vcf</w:t>
+      </w:r>
+      <w:proofErr w:type="spellEnd"/>
+      <w:r>
+        <w:t xml:space="preserve"> et de l’importer. Vous devez donc faire confiance à </w:t>
+      </w:r>
+      <w:proofErr w:type="spellStart"/>
+      <w:r>
+        <w:t>Cloudeezy</w:t>
+      </w:r>
+      <w:proofErr w:type="spellEnd"/>
+      <w:r>
+        <w:t xml:space="preserve"> pour la confidentialité</w:t>
       </w:r>
       <w:r>
         <w:t>,</w:t>
@@ -6519,8 +7341,13 @@
         <w:t xml:space="preserve">temporaire </w:t>
       </w:r>
       <w:r>
-        <w:t>Google gmail</w:t>
-      </w:r>
+        <w:t xml:space="preserve">Google </w:t>
+      </w:r>
+      <w:proofErr w:type="spellStart"/>
+      <w:r>
+        <w:t>gmail</w:t>
+      </w:r>
+      <w:proofErr w:type="spellEnd"/>
       <w:r>
         <w:t xml:space="preserve"> (option la plus robuste</w:t>
       </w:r>
@@ -6539,8 +7366,13 @@
           <w:numId w:val="20"/>
         </w:numPr>
       </w:pPr>
-      <w:r>
-        <w:t>exporter vos contacts Microsoft 365</w:t>
+      <w:proofErr w:type="gramStart"/>
+      <w:r>
+        <w:t>exporter</w:t>
+      </w:r>
+      <w:proofErr w:type="gramEnd"/>
+      <w:r>
+        <w:t xml:space="preserve"> vos contacts Microsoft 365</w:t>
       </w:r>
       <w:r>
         <w:t xml:space="preserve"> au format csv</w:t>
@@ -6557,14 +7389,28 @@
           <w:numId w:val="20"/>
         </w:numPr>
       </w:pPr>
-      <w:r>
-        <w:t xml:space="preserve">importer ces contacts </w:t>
+      <w:proofErr w:type="gramStart"/>
+      <w:r>
+        <w:lastRenderedPageBreak/>
+        <w:t>importer</w:t>
+      </w:r>
+      <w:proofErr w:type="gramEnd"/>
+      <w:r>
+        <w:t xml:space="preserve"> ces contacts </w:t>
       </w:r>
       <w:r>
         <w:t xml:space="preserve">au format csv </w:t>
       </w:r>
       <w:r>
-        <w:t>dans votre compte gmail temporaire,</w:t>
+        <w:t xml:space="preserve">dans votre compte </w:t>
+      </w:r>
+      <w:proofErr w:type="spellStart"/>
+      <w:r>
+        <w:t>gmail</w:t>
+      </w:r>
+      <w:proofErr w:type="spellEnd"/>
+      <w:r>
+        <w:t xml:space="preserve"> temporaire,</w:t>
       </w:r>
     </w:p>
     <w:p>
@@ -6575,12 +7421,27 @@
           <w:numId w:val="20"/>
         </w:numPr>
       </w:pPr>
-      <w:r>
-        <w:t xml:space="preserve">exporter depuis gmail au format </w:t>
-      </w:r>
+      <w:proofErr w:type="gramStart"/>
+      <w:r>
+        <w:t>exporter</w:t>
+      </w:r>
+      <w:proofErr w:type="gramEnd"/>
+      <w:r>
+        <w:t xml:space="preserve"> depuis </w:t>
+      </w:r>
+      <w:proofErr w:type="spellStart"/>
+      <w:r>
+        <w:t>gmail</w:t>
+      </w:r>
+      <w:proofErr w:type="spellEnd"/>
+      <w:r>
+        <w:t xml:space="preserve"> au format </w:t>
+      </w:r>
+      <w:proofErr w:type="spellStart"/>
       <w:r>
         <w:t>vcf</w:t>
       </w:r>
+      <w:proofErr w:type="spellEnd"/>
       <w:r>
         <w:t>,</w:t>
       </w:r>
@@ -6593,15 +7454,33 @@
           <w:numId w:val="20"/>
         </w:numPr>
       </w:pPr>
-      <w:r>
-        <w:t xml:space="preserve">importer </w:t>
-      </w:r>
-      <w:r>
-        <w:t xml:space="preserve">ces contacts au format vcf </w:t>
-      </w:r>
-      <w:r>
-        <w:t>dans Cloudeezy</w:t>
-      </w:r>
+      <w:proofErr w:type="gramStart"/>
+      <w:r>
+        <w:t>importer</w:t>
+      </w:r>
+      <w:proofErr w:type="gramEnd"/>
+      <w:r>
+        <w:t xml:space="preserve"> </w:t>
+      </w:r>
+      <w:r>
+        <w:t xml:space="preserve">ces contacts au format </w:t>
+      </w:r>
+      <w:proofErr w:type="spellStart"/>
+      <w:r>
+        <w:t>vcf</w:t>
+      </w:r>
+      <w:proofErr w:type="spellEnd"/>
+      <w:r>
+        <w:t xml:space="preserve"> </w:t>
+      </w:r>
+      <w:r>
+        <w:t xml:space="preserve">dans </w:t>
+      </w:r>
+      <w:proofErr w:type="spellStart"/>
+      <w:r>
+        <w:t>Cloudeezy</w:t>
+      </w:r>
+      <w:proofErr w:type="spellEnd"/>
       <w:r>
         <w:t>,</w:t>
       </w:r>
@@ -6614,14 +7493,27 @@
           <w:numId w:val="20"/>
         </w:numPr>
       </w:pPr>
-      <w:r>
-        <w:t xml:space="preserve">effacer les contacts </w:t>
+      <w:proofErr w:type="gramStart"/>
+      <w:r>
+        <w:t>effacer</w:t>
+      </w:r>
+      <w:proofErr w:type="gramEnd"/>
+      <w:r>
+        <w:t xml:space="preserve"> les contacts </w:t>
       </w:r>
       <w:r>
         <w:t>préalablement importés dans le</w:t>
       </w:r>
       <w:r>
-        <w:t xml:space="preserve"> compte gmail.</w:t>
+        <w:t xml:space="preserve"> compte </w:t>
+      </w:r>
+      <w:proofErr w:type="spellStart"/>
+      <w:r>
+        <w:t>gmail</w:t>
+      </w:r>
+      <w:proofErr w:type="spellEnd"/>
+      <w:r>
+        <w:t>.</w:t>
       </w:r>
     </w:p>
     <w:p>
@@ -6632,17 +7524,38 @@
         <w:t>N</w:t>
       </w:r>
       <w:r>
-        <w:t>ous passerons par un compte Google gmail car</w:t>
+        <w:t xml:space="preserve">ous passerons par un compte Google </w:t>
+      </w:r>
+      <w:proofErr w:type="spellStart"/>
+      <w:r>
+        <w:t>gmail</w:t>
+      </w:r>
+      <w:proofErr w:type="spellEnd"/>
+      <w:r>
+        <w:t xml:space="preserve"> car</w:t>
       </w:r>
       <w:r>
         <w:t>,</w:t>
       </w:r>
       <w:r>
-        <w:t xml:space="preserve"> contrairement à Microsoft, Google sait très bien générer une liste de contacts au format vcf.</w:t>
-      </w:r>
-      <w:r>
-        <w:t xml:space="preserve"> Vous devez donc disposer d’un compte gmail</w:t>
-      </w:r>
+        <w:t xml:space="preserve"> contrairement à Microsoft, Google sait très bien générer une liste de contacts au format </w:t>
+      </w:r>
+      <w:proofErr w:type="spellStart"/>
+      <w:r>
+        <w:t>vcf</w:t>
+      </w:r>
+      <w:proofErr w:type="spellEnd"/>
+      <w:r>
+        <w:t>.</w:t>
+      </w:r>
+      <w:r>
+        <w:t xml:space="preserve"> Vous devez donc disposer d’un compte </w:t>
+      </w:r>
+      <w:proofErr w:type="spellStart"/>
+      <w:r>
+        <w:t>gmail</w:t>
+      </w:r>
+      <w:proofErr w:type="spellEnd"/>
       <w:r>
         <w:t xml:space="preserve"> que v</w:t>
       </w:r>
@@ -6696,8 +7609,13 @@
         <w:t>s</w:t>
       </w:r>
       <w:r>
-        <w:t xml:space="preserve"> du compte Google/gmail</w:t>
-      </w:r>
+        <w:t xml:space="preserve"> du compte Google/</w:t>
+      </w:r>
+      <w:proofErr w:type="spellStart"/>
+      <w:r>
+        <w:t>gmail</w:t>
+      </w:r>
+      <w:proofErr w:type="spellEnd"/>
       <w:r>
         <w:t xml:space="preserve"> temporaire</w:t>
       </w:r>
@@ -7011,6 +7929,7 @@
         <w:rPr>
           <w:noProof/>
         </w:rPr>
+        <w:lastRenderedPageBreak/>
         <w:drawing>
           <wp:inline distT="0" distB="0" distL="0" distR="0" wp14:anchorId="13C79FC3" wp14:editId="1F5F7483">
             <wp:extent cx="5481320" cy="889385"/>
@@ -7147,7 +8066,12 @@
         <w:jc w:val="both"/>
       </w:pPr>
       <w:r>
-        <w:t>&lt;aaaa</w:t>
+        <w:t>&lt;</w:t>
+      </w:r>
+      <w:proofErr w:type="spellStart"/>
+      <w:proofErr w:type="gramStart"/>
+      <w:r>
+        <w:t>aaaa</w:t>
       </w:r>
       <w:r>
         <w:t>.</w:t>
@@ -7159,7 +8083,12 @@
         <w:t>.</w:t>
       </w:r>
       <w:r>
-        <w:t>jj&gt;-</w:t>
+        <w:t>jj</w:t>
+      </w:r>
+      <w:proofErr w:type="spellEnd"/>
+      <w:proofErr w:type="gramEnd"/>
+      <w:r>
+        <w:t>&gt;-</w:t>
       </w:r>
       <w:r>
         <w:t>contacts-&lt;Votre prénom&gt;.csv</w:t>
@@ -7189,13 +8118,29 @@
         <w:jc w:val="both"/>
       </w:pPr>
       <w:r>
-        <w:t xml:space="preserve">Il faut maintenant convertir ce fichier csv en vcf. </w:t>
+        <w:t xml:space="preserve">Il faut maintenant convertir ce fichier csv en </w:t>
+      </w:r>
+      <w:proofErr w:type="spellStart"/>
+      <w:r>
+        <w:t>vcf</w:t>
+      </w:r>
+      <w:proofErr w:type="spellEnd"/>
+      <w:r>
+        <w:t xml:space="preserve">. </w:t>
       </w:r>
       <w:r>
         <w:t>Connectez-vous à votre c</w:t>
       </w:r>
       <w:r>
-        <w:t xml:space="preserve">ompte gmail page contacts : </w:t>
+        <w:t xml:space="preserve">ompte </w:t>
+      </w:r>
+      <w:proofErr w:type="spellStart"/>
+      <w:r>
+        <w:t>gmail</w:t>
+      </w:r>
+      <w:proofErr w:type="spellEnd"/>
+      <w:r>
+        <w:t xml:space="preserve"> page contacts : </w:t>
       </w:r>
       <w:hyperlink r:id="rId65" w:history="1">
         <w:r>
@@ -7269,8 +8214,13 @@
       <w:pPr>
         <w:jc w:val="both"/>
       </w:pPr>
-      <w:r>
-        <w:t>et sélectionne</w:t>
+      <w:proofErr w:type="gramStart"/>
+      <w:r>
+        <w:t>et</w:t>
+      </w:r>
+      <w:proofErr w:type="gramEnd"/>
+      <w:r>
+        <w:t xml:space="preserve"> sélectionne</w:t>
       </w:r>
       <w:r>
         <w:t>z</w:t>
@@ -7295,6 +8245,7 @@
       <w:r>
         <w:t xml:space="preserve"> sur le chevron au-dessus des contacts à gauche pour sélectionner </w:t>
       </w:r>
+      <w:proofErr w:type="gramStart"/>
       <w:r>
         <w:rPr>
           <w:b/>
@@ -7302,6 +8253,7 @@
         </w:rPr>
         <w:t>Tous</w:t>
       </w:r>
+      <w:proofErr w:type="gramEnd"/>
       <w:r>
         <w:t xml:space="preserve">. Une fois tous les contacts sélectionnés, cliquez sur les </w:t>
       </w:r>
@@ -7337,12 +8289,21 @@
       <w:r>
         <w:t>le format « </w:t>
       </w:r>
-      <w:r>
-        <w:rPr>
-          <w:b/>
-          <w:bCs/>
-        </w:rPr>
-        <w:t>vCard pour Android ou iOS</w:t>
+      <w:proofErr w:type="spellStart"/>
+      <w:r>
+        <w:rPr>
+          <w:b/>
+          <w:bCs/>
+        </w:rPr>
+        <w:t>vCard</w:t>
+      </w:r>
+      <w:proofErr w:type="spellEnd"/>
+      <w:r>
+        <w:rPr>
+          <w:b/>
+          <w:bCs/>
+        </w:rPr>
+        <w:t xml:space="preserve"> pour Android ou iOS</w:t>
       </w:r>
       <w:r>
         <w:t> » :</w:t>
@@ -7456,8 +8417,13 @@
       <w:r>
         <w:t xml:space="preserve">Vous pouvez éventuellement sauvegarder ce fichier d’export </w:t>
       </w:r>
-      <w:r>
-        <w:t>vcf contenant tous vos</w:t>
+      <w:proofErr w:type="spellStart"/>
+      <w:r>
+        <w:t>vcf</w:t>
+      </w:r>
+      <w:proofErr w:type="spellEnd"/>
+      <w:r>
+        <w:t xml:space="preserve"> contenant tous vos</w:t>
       </w:r>
       <w:r>
         <w:t xml:space="preserve"> contacts.</w:t>
@@ -7468,7 +8434,16 @@
         <w:jc w:val="both"/>
       </w:pPr>
       <w:r>
-        <w:t>Nous allons maintenant importer vos contacts dans Cloudeezy.</w:t>
+        <w:lastRenderedPageBreak/>
+        <w:t xml:space="preserve">Nous allons maintenant importer vos contacts dans </w:t>
+      </w:r>
+      <w:proofErr w:type="spellStart"/>
+      <w:r>
+        <w:t>Cloudeezy</w:t>
+      </w:r>
+      <w:proofErr w:type="spellEnd"/>
+      <w:r>
+        <w:t>.</w:t>
       </w:r>
     </w:p>
     <w:p>
@@ -7476,7 +8451,15 @@
         <w:jc w:val="both"/>
       </w:pPr>
       <w:r>
-        <w:t>Connectez-vous sur votre compte Cloudeezy (</w:t>
+        <w:t xml:space="preserve">Connectez-vous sur votre compte </w:t>
+      </w:r>
+      <w:proofErr w:type="spellStart"/>
+      <w:r>
+        <w:t>Cloudeezy</w:t>
+      </w:r>
+      <w:proofErr w:type="spellEnd"/>
+      <w:r>
+        <w:t xml:space="preserve"> (</w:t>
       </w:r>
       <w:hyperlink r:id="rId69" w:history="1">
         <w:r>
@@ -7489,9 +8472,11 @@
       <w:r>
         <w:t xml:space="preserve">) et utilisez le fichier </w:t>
       </w:r>
+      <w:proofErr w:type="spellStart"/>
       <w:r>
         <w:t>vcf</w:t>
       </w:r>
+      <w:proofErr w:type="spellEnd"/>
       <w:r>
         <w:t xml:space="preserve"> </w:t>
       </w:r>
@@ -7499,7 +8484,15 @@
         <w:t>exporté</w:t>
       </w:r>
       <w:r>
-        <w:t xml:space="preserve"> depuis Google Contacts pour l’importer dans Cloudeezy Contacts :</w:t>
+        <w:t xml:space="preserve"> depuis Google Contacts pour l’importer dans </w:t>
+      </w:r>
+      <w:proofErr w:type="spellStart"/>
+      <w:r>
+        <w:t>Cloudeezy</w:t>
+      </w:r>
+      <w:proofErr w:type="spellEnd"/>
+      <w:r>
+        <w:t> Contacts :</w:t>
       </w:r>
     </w:p>
     <w:p>
@@ -7546,7 +8539,15 @@
     </w:p>
     <w:p>
       <w:r>
-        <w:t>Après l’import, si vous avez des dates d’anniversaire dans vos contacts, vous constaterez qu’elles apparaissent dans le calendrier Cloudeezy :</w:t>
+        <w:t xml:space="preserve">Après l’import, si vous avez des dates d’anniversaire dans vos contacts, vous constaterez qu’elles apparaissent dans le calendrier </w:t>
+      </w:r>
+      <w:proofErr w:type="spellStart"/>
+      <w:r>
+        <w:t>Cloudeezy</w:t>
+      </w:r>
+      <w:proofErr w:type="spellEnd"/>
+      <w:r>
+        <w:t> :</w:t>
       </w:r>
     </w:p>
     <w:p>
@@ -7649,14 +8650,19 @@
       <w:pPr>
         <w:pStyle w:val="Titre4"/>
       </w:pPr>
-      <w:bookmarkStart w:id="15" w:name="_Toc238385263"/>
+      <w:bookmarkStart w:id="15" w:name="_Toc238504939"/>
       <w:r>
         <w:t>7</w:t>
       </w:r>
       <w:r>
-        <w:t>.4 Transférer une portion de son calendrier de Microsoft 365 vers Cloudeezy</w:t>
+        <w:t xml:space="preserve">.4 Transférer une portion de son calendrier de Microsoft 365 vers </w:t>
+      </w:r>
+      <w:proofErr w:type="spellStart"/>
+      <w:r>
+        <w:t>Cloudeezy</w:t>
       </w:r>
       <w:bookmarkEnd w:id="15"/>
+      <w:proofErr w:type="spellEnd"/>
     </w:p>
     <w:p>
       <w:pPr>
@@ -7666,8 +8672,17 @@
         <w:t>Il nous faut</w:t>
       </w:r>
       <w:r>
-        <w:t xml:space="preserve"> maintenant exporter notre calendrier Outlook au format iCalendar </w:t>
-      </w:r>
+        <w:t xml:space="preserve"> maintenant exporter notre calendrier Outlook au format </w:t>
+      </w:r>
+      <w:proofErr w:type="spellStart"/>
+      <w:r>
+        <w:t>iCalendar</w:t>
+      </w:r>
+      <w:proofErr w:type="spellEnd"/>
+      <w:r>
+        <w:t xml:space="preserve"> </w:t>
+      </w:r>
+      <w:proofErr w:type="spellStart"/>
       <w:r>
         <w:rPr>
           <w:b/>
@@ -7675,8 +8690,17 @@
         </w:rPr>
         <w:t>ics</w:t>
       </w:r>
-      <w:r>
-        <w:t xml:space="preserve"> pour pouvoir l’importer dans Cloudeezy.</w:t>
+      <w:proofErr w:type="spellEnd"/>
+      <w:r>
+        <w:t xml:space="preserve"> pour pouvoir l’importer dans </w:t>
+      </w:r>
+      <w:proofErr w:type="spellStart"/>
+      <w:r>
+        <w:t>Cloudeezy</w:t>
+      </w:r>
+      <w:proofErr w:type="spellEnd"/>
+      <w:r>
+        <w:t>.</w:t>
       </w:r>
     </w:p>
     <w:p>
@@ -7759,6 +8783,7 @@
         <w:rPr>
           <w:noProof/>
         </w:rPr>
+        <w:lastRenderedPageBreak/>
         <w:drawing>
           <wp:inline distT="0" distB="0" distL="0" distR="0" wp14:anchorId="769BE854" wp14:editId="23F51023">
             <wp:extent cx="2059638" cy="5448300"/>
@@ -7880,6 +8905,7 @@
         <w:keepNext/>
       </w:pPr>
       <w:r>
+        <w:lastRenderedPageBreak/>
         <w:t>Avant de cliquer sur Enregistrer, vous devez cliquer</w:t>
       </w:r>
       <w:r>
@@ -8024,6 +9050,7 @@
       <w:r>
         <w:t xml:space="preserve">Il ne reste plus qu’à importer ce fichier </w:t>
       </w:r>
+      <w:proofErr w:type="spellStart"/>
       <w:r>
         <w:rPr>
           <w:b/>
@@ -8031,8 +9058,17 @@
         </w:rPr>
         <w:t>ics</w:t>
       </w:r>
-      <w:r>
-        <w:t xml:space="preserve"> dans Cloudeezy.</w:t>
+      <w:proofErr w:type="spellEnd"/>
+      <w:r>
+        <w:t xml:space="preserve"> dans </w:t>
+      </w:r>
+      <w:proofErr w:type="spellStart"/>
+      <w:r>
+        <w:t>Cloudeezy</w:t>
+      </w:r>
+      <w:proofErr w:type="spellEnd"/>
+      <w:r>
+        <w:t>.</w:t>
       </w:r>
     </w:p>
     <w:p>
@@ -8040,7 +9076,15 @@
         <w:jc w:val="both"/>
       </w:pPr>
       <w:r>
-        <w:t xml:space="preserve">Pour cela, connectez-vous à votre compte Cloudeezy </w:t>
+        <w:t xml:space="preserve">Pour cela, connectez-vous à votre compte </w:t>
+      </w:r>
+      <w:proofErr w:type="spellStart"/>
+      <w:r>
+        <w:t>Cloudeezy</w:t>
+      </w:r>
+      <w:proofErr w:type="spellEnd"/>
+      <w:r>
+        <w:t xml:space="preserve"> </w:t>
       </w:r>
       <w:r>
         <w:t>(</w:t>
@@ -8125,8 +9169,13 @@
       </w:r>
     </w:p>
     <w:p>
-      <w:r>
-        <w:t>Cliquez en bas sur Paramètre de Agenda :</w:t>
+      <w:proofErr w:type="gramStart"/>
+      <w:r>
+        <w:t>Cliquez en</w:t>
+      </w:r>
+      <w:proofErr w:type="gramEnd"/>
+      <w:r>
+        <w:t xml:space="preserve"> bas sur Paramètre de Agenda :</w:t>
       </w:r>
     </w:p>
     <w:p>
@@ -8178,8 +9227,13 @@
       <w:pPr>
         <w:keepNext/>
       </w:pPr>
-      <w:r>
-        <w:t>puis cliquez sur Importer un agenda :</w:t>
+      <w:proofErr w:type="gramStart"/>
+      <w:r>
+        <w:t>puis</w:t>
+      </w:r>
+      <w:proofErr w:type="gramEnd"/>
+      <w:r>
+        <w:t xml:space="preserve"> cliquez sur Importer un agenda :</w:t>
       </w:r>
     </w:p>
     <w:p>
@@ -8232,8 +9286,10 @@
         <w:jc w:val="both"/>
       </w:pPr>
       <w:r>
+        <w:lastRenderedPageBreak/>
         <w:t xml:space="preserve">Vous n’avez plus qu’à indiquer le nom du fichier </w:t>
       </w:r>
+      <w:proofErr w:type="spellStart"/>
       <w:r>
         <w:rPr>
           <w:b/>
@@ -8241,6 +9297,7 @@
         </w:rPr>
         <w:t>ics</w:t>
       </w:r>
+      <w:proofErr w:type="spellEnd"/>
       <w:r>
         <w:t xml:space="preserve"> à importer.</w:t>
       </w:r>
@@ -8256,7 +9313,15 @@
         <w:t>ous avez transféré vo</w:t>
       </w:r>
       <w:r>
-        <w:t>s contacts et votre agenda dans Cloudeezy.</w:t>
+        <w:t xml:space="preserve">s contacts et votre agenda dans </w:t>
+      </w:r>
+      <w:proofErr w:type="spellStart"/>
+      <w:r>
+        <w:t>Cloudeezy</w:t>
+      </w:r>
+      <w:proofErr w:type="spellEnd"/>
+      <w:r>
+        <w:t>.</w:t>
       </w:r>
     </w:p>
     <w:p>
@@ -8276,7 +9341,7 @@
           <w:numId w:val="8"/>
         </w:numPr>
       </w:pPr>
-      <w:bookmarkStart w:id="16" w:name="_Toc238385264"/>
+      <w:bookmarkStart w:id="16" w:name="_Toc238504940"/>
       <w:r>
         <w:t>V</w:t>
       </w:r>
@@ -8342,7 +9407,15 @@
         <w:t xml:space="preserve">depuis son PC </w:t>
       </w:r>
       <w:r>
-        <w:t>à ses contacts et à son calendrier tous deux archivés dans Cloudeezy.</w:t>
+        <w:t xml:space="preserve">à ses contacts et à son calendrier tous deux archivés dans </w:t>
+      </w:r>
+      <w:proofErr w:type="spellStart"/>
+      <w:r>
+        <w:t>Cloudeezy</w:t>
+      </w:r>
+      <w:proofErr w:type="spellEnd"/>
+      <w:r>
+        <w:t>.</w:t>
       </w:r>
     </w:p>
     <w:p>
@@ -8473,7 +9546,15 @@
         <w:jc w:val="both"/>
       </w:pPr>
       <w:r>
-        <w:t xml:space="preserve">Nota bene : l’alternative Mailspring </w:t>
+        <w:t xml:space="preserve">Nota bene : l’alternative </w:t>
+      </w:r>
+      <w:proofErr w:type="spellStart"/>
+      <w:r>
+        <w:t>Mailspring</w:t>
+      </w:r>
+      <w:proofErr w:type="spellEnd"/>
+      <w:r>
+        <w:t xml:space="preserve"> </w:t>
       </w:r>
       <w:r>
         <w:t xml:space="preserve">(Open source) </w:t>
@@ -8604,7 +9685,15 @@
         <w:t xml:space="preserve">lire </w:t>
       </w:r>
       <w:r>
-        <w:t xml:space="preserve">vos boîtes aux lettre </w:t>
+        <w:t xml:space="preserve">vos boîtes </w:t>
+      </w:r>
+      <w:proofErr w:type="gramStart"/>
+      <w:r>
+        <w:t>aux lettre</w:t>
+      </w:r>
+      <w:proofErr w:type="gramEnd"/>
+      <w:r>
+        <w:t xml:space="preserve"> </w:t>
       </w:r>
       <w:r>
         <w:t xml:space="preserve">aussi bien </w:t>
@@ -8671,7 +9760,15 @@
         <w:jc w:val="both"/>
       </w:pPr>
       <w:r>
-        <w:t xml:space="preserve">Il vous reste maintenant à connecter les contacts et le calendrier Cloudeezy </w:t>
+        <w:t xml:space="preserve">Il vous reste maintenant à connecter les contacts et le calendrier </w:t>
+      </w:r>
+      <w:proofErr w:type="spellStart"/>
+      <w:r>
+        <w:t>Cloudeezy</w:t>
+      </w:r>
+      <w:proofErr w:type="spellEnd"/>
+      <w:r>
+        <w:t xml:space="preserve"> </w:t>
       </w:r>
       <w:r>
         <w:t>à Thunderbird</w:t>
@@ -8727,6 +9824,7 @@
         <w:rPr>
           <w:noProof/>
         </w:rPr>
+        <w:lastRenderedPageBreak/>
         <w:drawing>
           <wp:inline distT="0" distB="0" distL="0" distR="0" wp14:anchorId="3ED61A80" wp14:editId="504F5BAB">
             <wp:extent cx="2047875" cy="1671008"/>
@@ -8838,8 +9936,13 @@
         <w:t xml:space="preserve"> « Ajouter un carnet d’adresse distant</w:t>
       </w:r>
       <w:r>
-        <w:t xml:space="preserve"> CardDav</w:t>
-      </w:r>
+        <w:t xml:space="preserve"> </w:t>
+      </w:r>
+      <w:proofErr w:type="spellStart"/>
+      <w:r>
+        <w:t>CardDav</w:t>
+      </w:r>
+      <w:proofErr w:type="spellEnd"/>
       <w:r>
         <w:t> » :</w:t>
       </w:r>
@@ -8910,7 +10013,15 @@
         <w:t>,</w:t>
       </w:r>
       <w:r>
-        <w:t xml:space="preserve"> puis l’adresse du serveur de contacts Cloudeezy (</w:t>
+        <w:t xml:space="preserve"> puis l’adresse du serveur de contacts </w:t>
+      </w:r>
+      <w:proofErr w:type="spellStart"/>
+      <w:r>
+        <w:t>Cloudeezy</w:t>
+      </w:r>
+      <w:proofErr w:type="spellEnd"/>
+      <w:r>
+        <w:t xml:space="preserve"> (</w:t>
       </w:r>
       <w:hyperlink r:id="rId89" w:history="1">
         <w:r>
@@ -9007,6 +10118,7 @@
         <w:rPr>
           <w:noProof/>
         </w:rPr>
+        <w:lastRenderedPageBreak/>
         <w:drawing>
           <wp:inline distT="0" distB="0" distL="0" distR="0" wp14:anchorId="006149FE" wp14:editId="021553FB">
             <wp:extent cx="2634827" cy="1693817"/>
@@ -9060,12 +10172,14 @@
       <w:r>
         <w:t>Continuer</w:t>
       </w:r>
+      <w:proofErr w:type="gramStart"/>
       <w:r>
         <w:t>]</w:t>
       </w:r>
       <w:r>
         <w:t>:</w:t>
       </w:r>
+      <w:proofErr w:type="gramEnd"/>
     </w:p>
     <w:p>
       <w:pPr>
@@ -9123,7 +10237,15 @@
         <w:t xml:space="preserve">pouvez </w:t>
       </w:r>
       <w:r>
-        <w:t>désormais voir vos contacts Cloudeezy sur Thunderbird</w:t>
+        <w:t xml:space="preserve">désormais voir vos contacts </w:t>
+      </w:r>
+      <w:proofErr w:type="spellStart"/>
+      <w:r>
+        <w:t>Cloudeezy</w:t>
+      </w:r>
+      <w:proofErr w:type="spellEnd"/>
+      <w:r>
+        <w:t xml:space="preserve"> sur Thunderbird</w:t>
       </w:r>
       <w:r>
         <w:t xml:space="preserve"> et en ajouter de nouveaux</w:t>
@@ -9162,8 +10284,13 @@
         </w:numPr>
         <w:jc w:val="both"/>
       </w:pPr>
-      <w:r>
-        <w:t>Cliquez en bas sur « Ajouter un agenda… »</w:t>
+      <w:proofErr w:type="gramStart"/>
+      <w:r>
+        <w:t>Cliquez en</w:t>
+      </w:r>
+      <w:proofErr w:type="gramEnd"/>
+      <w:r>
+        <w:t xml:space="preserve"> bas sur « Ajouter un agenda… »</w:t>
       </w:r>
     </w:p>
     <w:p>
@@ -9293,7 +10420,7 @@
           <w:numId w:val="8"/>
         </w:numPr>
       </w:pPr>
-      <w:bookmarkStart w:id="17" w:name="_Toc238385265"/>
+      <w:bookmarkStart w:id="17" w:name="_Toc238504941"/>
       <w:r>
         <w:t>Accéder à ses fichiers, contacts et calendriers sur son téléphone</w:t>
       </w:r>
@@ -9304,11 +10431,21 @@
         <w:jc w:val="both"/>
       </w:pPr>
       <w:r>
-        <w:t>Il s’agit ici de pouvoir accéder depuis son téléphone à ses fichiers, ses contacts et ses calendriers archivés dans Cloudeezy</w:t>
-      </w:r>
-      <w:r>
-        <w:t>/Nextcloud</w:t>
-      </w:r>
+        <w:t xml:space="preserve">Il s’agit ici de pouvoir accéder depuis son téléphone à ses fichiers, ses contacts et ses calendriers archivés dans </w:t>
+      </w:r>
+      <w:proofErr w:type="spellStart"/>
+      <w:r>
+        <w:t>Cloudeezy</w:t>
+      </w:r>
+      <w:proofErr w:type="spellEnd"/>
+      <w:r>
+        <w:t>/</w:t>
+      </w:r>
+      <w:proofErr w:type="spellStart"/>
+      <w:r>
+        <w:t>Nextcloud</w:t>
+      </w:r>
+      <w:proofErr w:type="spellEnd"/>
       <w:r>
         <w:t>.</w:t>
       </w:r>
@@ -9335,12 +10472,21 @@
       <w:r>
         <w:t xml:space="preserve">, installez l’application </w:t>
       </w:r>
-      <w:r>
-        <w:rPr>
-          <w:b/>
-          <w:bCs/>
-        </w:rPr>
-        <w:t xml:space="preserve">Nextcloud </w:t>
+      <w:proofErr w:type="spellStart"/>
+      <w:r>
+        <w:rPr>
+          <w:b/>
+          <w:bCs/>
+        </w:rPr>
+        <w:t>Nextcloud</w:t>
+      </w:r>
+      <w:proofErr w:type="spellEnd"/>
+      <w:r>
+        <w:rPr>
+          <w:b/>
+          <w:bCs/>
+        </w:rPr>
+        <w:t xml:space="preserve"> </w:t>
       </w:r>
       <w:r>
         <w:t xml:space="preserve">pour </w:t>
@@ -9423,13 +10569,31 @@
         </w:numPr>
         <w:jc w:val="both"/>
       </w:pPr>
-      <w:r>
-        <w:rPr>
-          <w:b/>
-          <w:bCs/>
-        </w:rPr>
-        <w:t>Nextcloud calendar</w:t>
-      </w:r>
+      <w:proofErr w:type="spellStart"/>
+      <w:r>
+        <w:rPr>
+          <w:b/>
+          <w:bCs/>
+        </w:rPr>
+        <w:t>Nextcloud</w:t>
+      </w:r>
+      <w:proofErr w:type="spellEnd"/>
+      <w:r>
+        <w:rPr>
+          <w:b/>
+          <w:bCs/>
+        </w:rPr>
+        <w:t xml:space="preserve"> </w:t>
+      </w:r>
+      <w:proofErr w:type="spellStart"/>
+      <w:r>
+        <w:rPr>
+          <w:b/>
+          <w:bCs/>
+        </w:rPr>
+        <w:t>calendar</w:t>
+      </w:r>
+      <w:proofErr w:type="spellEnd"/>
       <w:r>
         <w:t xml:space="preserve"> (visuali</w:t>
       </w:r>
@@ -9451,10 +10615,19 @@
         <w:jc w:val="both"/>
       </w:pPr>
       <w:r>
+        <w:lastRenderedPageBreak/>
         <w:t xml:space="preserve">L’installation de DAVx5 créera un </w:t>
       </w:r>
       <w:r>
-        <w:t>nouveau compte cloud (celui de Cloudeezy) qu’il faudra désigner comme compte à utiliser dans votre application contact</w:t>
+        <w:t xml:space="preserve">nouveau compte cloud (celui de </w:t>
+      </w:r>
+      <w:proofErr w:type="spellStart"/>
+      <w:r>
+        <w:t>Cloudeezy</w:t>
+      </w:r>
+      <w:proofErr w:type="spellEnd"/>
+      <w:r>
+        <w:t>) qu’il faudra désigner comme compte à utiliser dans votre application contact</w:t>
       </w:r>
       <w:r>
         <w:t>s</w:t>
@@ -9480,6 +10653,7 @@
         <w:rPr>
           <w:noProof/>
         </w:rPr>
+        <w:lastRenderedPageBreak/>
         <w:drawing>
           <wp:inline distT="0" distB="0" distL="0" distR="0" wp14:anchorId="70011166" wp14:editId="32E4EAE8">
             <wp:extent cx="1557255" cy="4311650"/>
@@ -9834,6 +11008,7 @@
         <w:rPr>
           <w:noProof/>
         </w:rPr>
+        <w:lastRenderedPageBreak/>
         <w:drawing>
           <wp:inline distT="0" distB="0" distL="0" distR="0" wp14:anchorId="6BBF2C4E" wp14:editId="2D831D53">
             <wp:extent cx="1551292" cy="4295140"/>
@@ -9966,6 +11141,7 @@
         <w:rPr>
           <w:noProof/>
         </w:rPr>
+        <w:lastRenderedPageBreak/>
         <w:t>Dans DAVx, c</w:t>
       </w:r>
       <w:r>
@@ -10210,6 +11386,7 @@
         <w:rPr>
           <w:noProof/>
         </w:rPr>
+        <w:lastRenderedPageBreak/>
         <w:t>Avant et après</w:t>
       </w:r>
       <w:r>
@@ -10963,6 +12140,7 @@
         <w:jc w:val="both"/>
       </w:pPr>
       <w:r>
+        <w:lastRenderedPageBreak/>
         <w:t xml:space="preserve">Bravo ! Vous disposez maintenant d’un espace de stockage, de contacts et de calendriers souverains et synchronisés entre votre PC et votre téléphone. </w:t>
       </w:r>
       <w:r>
@@ -10981,9 +12159,12 @@
           <w:numId w:val="8"/>
         </w:numPr>
       </w:pPr>
-      <w:bookmarkStart w:id="18" w:name="_Toc238385266"/>
-      <w:r>
-        <w:t>Évacuer la bureautique Office (Word, Excel, Powerpoint)</w:t>
+      <w:bookmarkStart w:id="18" w:name="_Toc238504942"/>
+      <w:r>
+        <w:t xml:space="preserve">Remplacer </w:t>
+      </w:r>
+      <w:r>
+        <w:t>la bureautique Office (Word, Excel, Powerpoint)</w:t>
       </w:r>
       <w:bookmarkEnd w:id="18"/>
     </w:p>
@@ -11075,6 +12256,7 @@
       <w:r>
         <w:t xml:space="preserve"> avec le compte </w:t>
       </w:r>
+      <w:proofErr w:type="spellStart"/>
       <w:r>
         <w:rPr>
           <w:b/>
@@ -11082,6 +12264,7 @@
         </w:rPr>
         <w:t>Cloudeezy</w:t>
       </w:r>
+      <w:proofErr w:type="spellEnd"/>
       <w:r>
         <w:t xml:space="preserve"> et e</w:t>
       </w:r>
@@ -11242,7 +12425,15 @@
         <w:t>s</w:t>
       </w:r>
       <w:r>
-        <w:t xml:space="preserve"> sur son espace Cloudeezy, il suffit de lancer </w:t>
+        <w:t xml:space="preserve"> sur son espace </w:t>
+      </w:r>
+      <w:proofErr w:type="spellStart"/>
+      <w:r>
+        <w:t>Cloudeezy</w:t>
+      </w:r>
+      <w:proofErr w:type="spellEnd"/>
+      <w:r>
+        <w:t xml:space="preserve">, il suffit de lancer </w:t>
       </w:r>
       <w:r>
         <w:rPr>
@@ -11288,7 +12479,20 @@
         <w:t xml:space="preserve"> </w:t>
       </w:r>
       <w:r>
-        <w:t>ONLYOFFICE et de cliquer sur « Clouds  + » :</w:t>
+        <w:t>ONLYOFFICE et de cliquer sur « </w:t>
+      </w:r>
+      <w:proofErr w:type="spellStart"/>
+      <w:proofErr w:type="gramStart"/>
+      <w:r>
+        <w:t>Clouds</w:t>
+      </w:r>
+      <w:proofErr w:type="spellEnd"/>
+      <w:r>
+        <w:t xml:space="preserve">  +</w:t>
+      </w:r>
+      <w:proofErr w:type="gramEnd"/>
+      <w:r>
+        <w:t> » :</w:t>
       </w:r>
     </w:p>
     <w:p>
@@ -11299,6 +12503,7 @@
         <w:rPr>
           <w:noProof/>
         </w:rPr>
+        <w:lastRenderedPageBreak/>
         <w:drawing>
           <wp:inline distT="0" distB="0" distL="0" distR="0" wp14:anchorId="68C9E3E1" wp14:editId="586A9AD7">
             <wp:extent cx="3977005" cy="2366066"/>
@@ -11368,7 +12573,15 @@
         <w:t xml:space="preserve">activer les WSL </w:t>
       </w:r>
       <w:r>
-        <w:t xml:space="preserve">(Windows Subsystem for Linux) </w:t>
+        <w:t xml:space="preserve">(Windows </w:t>
+      </w:r>
+      <w:proofErr w:type="spellStart"/>
+      <w:r>
+        <w:t>Subsystem</w:t>
+      </w:r>
+      <w:proofErr w:type="spellEnd"/>
+      <w:r>
+        <w:t xml:space="preserve"> for Linux) </w:t>
       </w:r>
       <w:r>
         <w:t>et installer manuellement</w:t>
@@ -11401,18 +12614,34 @@
           <w:numId w:val="8"/>
         </w:numPr>
       </w:pPr>
-      <w:bookmarkStart w:id="19" w:name="_Toc238385267"/>
-      <w:r>
-        <w:t>Évacuer les boîtes aux lettres hébergées Outlook et gmail</w:t>
+      <w:bookmarkStart w:id="19" w:name="_Toc238504943"/>
+      <w:r>
+        <w:t xml:space="preserve">Remplacer </w:t>
+      </w:r>
+      <w:r>
+        <w:t xml:space="preserve">les boîtes aux lettres hébergées Outlook et </w:t>
+      </w:r>
+      <w:proofErr w:type="spellStart"/>
+      <w:r>
+        <w:t>gmail</w:t>
       </w:r>
       <w:bookmarkEnd w:id="19"/>
+      <w:proofErr w:type="spellEnd"/>
     </w:p>
     <w:p>
       <w:pPr>
         <w:jc w:val="both"/>
       </w:pPr>
       <w:r>
-        <w:t>Si vos adresses mail se terminent</w:t>
+        <w:t xml:space="preserve">Si vos adresses </w:t>
+      </w:r>
+      <w:proofErr w:type="gramStart"/>
+      <w:r>
+        <w:t>mail</w:t>
+      </w:r>
+      <w:proofErr w:type="gramEnd"/>
+      <w:r>
+        <w:t xml:space="preserve"> se terminent</w:t>
       </w:r>
       <w:r>
         <w:t>,</w:t>
@@ -11436,10 +12665,21 @@
         <w:t>qu’</w:t>
       </w:r>
       <w:r>
-        <w:t>il faut les évacuer</w:t>
-      </w:r>
-      <w:r>
-        <w:t xml:space="preserve"> ou du moins réduire leur usage au strict nécessaire (par exemple, une adresse gmail est nécessaire si l’on utilise un téléphone Android).</w:t>
+        <w:t xml:space="preserve">il faut les </w:t>
+      </w:r>
+      <w:r>
+        <w:t>remplacer</w:t>
+      </w:r>
+      <w:r>
+        <w:t xml:space="preserve"> ou du moins réduire leur usage au strict nécessaire (par exemple, une adresse </w:t>
+      </w:r>
+      <w:proofErr w:type="spellStart"/>
+      <w:r>
+        <w:t>gmail</w:t>
+      </w:r>
+      <w:proofErr w:type="spellEnd"/>
+      <w:r>
+        <w:t xml:space="preserve"> est nécessaire si l’on utilise un téléphone Android).</w:t>
       </w:r>
     </w:p>
     <w:p>
@@ -11564,7 +12804,15 @@
         <w:t>prévenez vos contacts</w:t>
       </w:r>
       <w:r>
-        <w:t xml:space="preserve"> importants de votre changement d’adresse mail.</w:t>
+        <w:t xml:space="preserve"> importants de votre changement d’adresse </w:t>
+      </w:r>
+      <w:proofErr w:type="gramStart"/>
+      <w:r>
+        <w:t>mail</w:t>
+      </w:r>
+      <w:proofErr w:type="gramEnd"/>
+      <w:r>
+        <w:t>.</w:t>
       </w:r>
     </w:p>
     <w:p>
@@ -11626,7 +12874,15 @@
         <w:t>,</w:t>
       </w:r>
       <w:r>
-        <w:t xml:space="preserve"> la solution Yopmail est particulièrement astucieuse : </w:t>
+        <w:t xml:space="preserve"> la solution </w:t>
+      </w:r>
+      <w:proofErr w:type="spellStart"/>
+      <w:r>
+        <w:t>Yopmail</w:t>
+      </w:r>
+      <w:proofErr w:type="spellEnd"/>
+      <w:r>
+        <w:t xml:space="preserve"> est particulièrement astucieuse : </w:t>
       </w:r>
       <w:hyperlink r:id="rId119" w:history="1">
         <w:r>
@@ -11645,8 +12901,9 @@
       <w:pPr>
         <w:pStyle w:val="Titre2"/>
       </w:pPr>
-      <w:bookmarkStart w:id="20" w:name="_Toc238385268"/>
-      <w:r>
+      <w:bookmarkStart w:id="20" w:name="_Toc238504944"/>
+      <w:r>
+        <w:lastRenderedPageBreak/>
         <w:t>Annexes</w:t>
       </w:r>
       <w:r>
@@ -11900,9 +13157,11 @@
       <w:r>
         <w:t xml:space="preserve">Suite </w:t>
       </w:r>
+      <w:proofErr w:type="spellStart"/>
       <w:r>
         <w:t>Cloudeezy</w:t>
       </w:r>
+      <w:proofErr w:type="spellEnd"/>
       <w:r>
         <w:t xml:space="preserve">, opéré par des </w:t>
       </w:r>
@@ -11910,7 +13169,15 @@
         <w:t>Français</w:t>
       </w:r>
       <w:r>
-        <w:t xml:space="preserve"> avec une technologie Nextcloud allemande </w:t>
+        <w:t xml:space="preserve"> avec une technologie </w:t>
+      </w:r>
+      <w:proofErr w:type="spellStart"/>
+      <w:r>
+        <w:t>Nextcloud</w:t>
+      </w:r>
+      <w:proofErr w:type="spellEnd"/>
+      <w:r>
+        <w:t xml:space="preserve"> allemande </w:t>
       </w:r>
       <w:r>
         <w:t xml:space="preserve">et Open Source </w:t>
@@ -11930,6 +13197,7 @@
       <w:r>
         <w:t xml:space="preserve">Suite numérique </w:t>
       </w:r>
+      <w:proofErr w:type="spellStart"/>
       <w:r>
         <w:rPr>
           <w:b/>
@@ -11937,6 +13205,7 @@
         </w:rPr>
         <w:t>Cloudeezy</w:t>
       </w:r>
+      <w:proofErr w:type="spellEnd"/>
       <w:r>
         <w:t xml:space="preserve"> (France) </w:t>
       </w:r>
@@ -11968,8 +13237,33 @@
           <w:b/>
           <w:bCs/>
         </w:rPr>
-        <w:t>documentation Cloudeezy/Nextcloud</w:t>
-      </w:r>
+        <w:t xml:space="preserve">documentation </w:t>
+      </w:r>
+      <w:proofErr w:type="spellStart"/>
+      <w:r>
+        <w:rPr>
+          <w:b/>
+          <w:bCs/>
+        </w:rPr>
+        <w:t>Cloudeezy</w:t>
+      </w:r>
+      <w:proofErr w:type="spellEnd"/>
+      <w:r>
+        <w:rPr>
+          <w:b/>
+          <w:bCs/>
+        </w:rPr>
+        <w:t>/</w:t>
+      </w:r>
+      <w:proofErr w:type="spellStart"/>
+      <w:r>
+        <w:rPr>
+          <w:b/>
+          <w:bCs/>
+        </w:rPr>
+        <w:t>Nextcloud</w:t>
+      </w:r>
+      <w:proofErr w:type="spellEnd"/>
       <w:r>
         <w:t xml:space="preserve"> </w:t>
       </w:r>
@@ -12055,8 +13349,16 @@
         <w:rPr>
           <w:lang w:val="en-US"/>
         </w:rPr>
-        <w:t xml:space="preserve"> installation avancée</w:t>
-      </w:r>
+        <w:t xml:space="preserve"> installation </w:t>
+      </w:r>
+      <w:proofErr w:type="spellStart"/>
+      <w:r>
+        <w:rPr>
+          <w:lang w:val="en-US"/>
+        </w:rPr>
+        <w:t>avancée</w:t>
+      </w:r>
+      <w:proofErr w:type="spellEnd"/>
       <w:r>
         <w:t xml:space="preserve"> </w:t>
       </w:r>
@@ -12089,7 +13391,23 @@
           <w:b/>
           <w:bCs/>
         </w:rPr>
-        <w:t xml:space="preserve">Se connecter aux contacts et calendrier Cloudeezy </w:t>
+        <w:t xml:space="preserve">Se connecter aux contacts et calendrier </w:t>
+      </w:r>
+      <w:proofErr w:type="spellStart"/>
+      <w:r>
+        <w:rPr>
+          <w:b/>
+          <w:bCs/>
+        </w:rPr>
+        <w:t>Cloudeezy</w:t>
+      </w:r>
+      <w:proofErr w:type="spellEnd"/>
+      <w:r>
+        <w:rPr>
+          <w:b/>
+          <w:bCs/>
+        </w:rPr>
+        <w:t xml:space="preserve"> </w:t>
       </w:r>
       <w:hyperlink r:id="rId133" w:history="1">
         <w:r>
@@ -12374,11 +13692,19 @@
           <w:lang w:val="en-US"/>
         </w:rPr>
       </w:pPr>
+      <w:proofErr w:type="spellStart"/>
       <w:r>
         <w:rPr>
           <w:lang w:val="en-US"/>
         </w:rPr>
-        <w:t xml:space="preserve">Navigateur </w:t>
+        <w:t>Navigateur</w:t>
+      </w:r>
+      <w:proofErr w:type="spellEnd"/>
+      <w:r>
+        <w:rPr>
+          <w:lang w:val="en-US"/>
+        </w:rPr>
+        <w:t xml:space="preserve"> </w:t>
       </w:r>
       <w:r>
         <w:rPr>
@@ -12421,6 +13747,7 @@
       <w:r>
         <w:t xml:space="preserve">Moteur de recherche </w:t>
       </w:r>
+      <w:proofErr w:type="spellStart"/>
       <w:r>
         <w:rPr>
           <w:b/>
@@ -12442,6 +13769,7 @@
         </w:rPr>
         <w:t>age</w:t>
       </w:r>
+      <w:proofErr w:type="spellEnd"/>
       <w:r>
         <w:t xml:space="preserve"> (Pays-Bas) </w:t>
       </w:r>
@@ -12468,6 +13796,7 @@
       <w:r>
         <w:t xml:space="preserve">Moteur de recherche </w:t>
       </w:r>
+      <w:proofErr w:type="spellStart"/>
       <w:r>
         <w:rPr>
           <w:b/>
@@ -12475,6 +13804,7 @@
         </w:rPr>
         <w:t>DuckDuckGo</w:t>
       </w:r>
+      <w:proofErr w:type="spellEnd"/>
       <w:r>
         <w:t xml:space="preserve"> intéressant mais pas européen</w:t>
       </w:r>
@@ -12505,6 +13835,7 @@
         </w:numPr>
       </w:pPr>
       <w:r>
+        <w:lastRenderedPageBreak/>
         <w:t xml:space="preserve">Moteur de recherche </w:t>
       </w:r>
       <w:r>
@@ -12591,6 +13922,7 @@
       <w:r>
         <w:t xml:space="preserve"> </w:t>
       </w:r>
+      <w:proofErr w:type="spellStart"/>
       <w:r>
         <w:rPr>
           <w:b/>
@@ -12610,7 +13942,15 @@
           <w:b/>
           <w:bCs/>
         </w:rPr>
-        <w:t>age Vanish IA</w:t>
+        <w:t>age</w:t>
+      </w:r>
+      <w:proofErr w:type="spellEnd"/>
+      <w:r>
+        <w:rPr>
+          <w:b/>
+          <w:bCs/>
+        </w:rPr>
+        <w:t xml:space="preserve"> Vanish IA</w:t>
       </w:r>
       <w:r>
         <w:t xml:space="preserve"> </w:t>
@@ -12711,6 +14051,7 @@
       <w:r>
         <w:t xml:space="preserve">Traduction </w:t>
       </w:r>
+      <w:proofErr w:type="spellStart"/>
       <w:r>
         <w:rPr>
           <w:b/>
@@ -12718,6 +14059,7 @@
         </w:rPr>
         <w:t>DeepL</w:t>
       </w:r>
+      <w:proofErr w:type="spellEnd"/>
       <w:r>
         <w:t xml:space="preserve"> (Allemagne) </w:t>
       </w:r>
@@ -12750,6 +14092,7 @@
         </w:rPr>
         <w:t xml:space="preserve">Mail </w:t>
       </w:r>
+      <w:proofErr w:type="spellStart"/>
       <w:r>
         <w:rPr>
           <w:b/>
@@ -12758,6 +14101,7 @@
         </w:rPr>
         <w:t>Mailspring</w:t>
       </w:r>
+      <w:proofErr w:type="spellEnd"/>
       <w:r>
         <w:rPr>
           <w:lang w:val="en-US"/>
@@ -12818,6 +14162,7 @@
       <w:r>
         <w:t xml:space="preserve">Mail jetable </w:t>
       </w:r>
+      <w:proofErr w:type="spellStart"/>
       <w:r>
         <w:rPr>
           <w:b/>
@@ -12825,6 +14170,7 @@
         </w:rPr>
         <w:t>Yopmail</w:t>
       </w:r>
+      <w:proofErr w:type="spellEnd"/>
       <w:r>
         <w:t xml:space="preserve"> </w:t>
       </w:r>
@@ -12889,12 +14235,21 @@
           <w:lang w:val="en-US"/>
         </w:rPr>
       </w:pPr>
-      <w:r>
-        <w:rPr>
-          <w:b/>
-          <w:bCs/>
-        </w:rPr>
-        <w:t>Mullvad VPN</w:t>
+      <w:proofErr w:type="spellStart"/>
+      <w:r>
+        <w:rPr>
+          <w:b/>
+          <w:bCs/>
+        </w:rPr>
+        <w:t>Mullvad</w:t>
+      </w:r>
+      <w:proofErr w:type="spellEnd"/>
+      <w:r>
+        <w:rPr>
+          <w:b/>
+          <w:bCs/>
+        </w:rPr>
+        <w:t xml:space="preserve"> VPN</w:t>
       </w:r>
       <w:r>
         <w:t xml:space="preserve"> </w:t>
@@ -12927,7 +14282,15 @@
         <w:t>Telegram</w:t>
       </w:r>
       <w:r>
-        <w:t xml:space="preserve"> (Dubai) </w:t>
+        <w:t xml:space="preserve"> (</w:t>
+      </w:r>
+      <w:proofErr w:type="spellStart"/>
+      <w:r>
+        <w:t>Dubai</w:t>
+      </w:r>
+      <w:proofErr w:type="spellEnd"/>
+      <w:r>
+        <w:t xml:space="preserve">) </w:t>
       </w:r>
       <w:hyperlink r:id="rId155" w:history="1">
         <w:r>
@@ -12954,7 +14317,23 @@
         <w:t>Fragment</w:t>
       </w:r>
       <w:r>
-        <w:t xml:space="preserve"> (achat en tokens de la blockchain TON soit quelques euros avec Tonkeeper par exemple </w:t>
+        <w:t xml:space="preserve"> (achat en </w:t>
+      </w:r>
+      <w:proofErr w:type="spellStart"/>
+      <w:r>
+        <w:t>tokens</w:t>
+      </w:r>
+      <w:proofErr w:type="spellEnd"/>
+      <w:r>
+        <w:t xml:space="preserve"> de la blockchain TON soit quelques euros avec </w:t>
+      </w:r>
+      <w:proofErr w:type="spellStart"/>
+      <w:r>
+        <w:t>Tonkeeper</w:t>
+      </w:r>
+      <w:proofErr w:type="spellEnd"/>
+      <w:r>
+        <w:t xml:space="preserve"> par exemple </w:t>
       </w:r>
       <w:hyperlink r:id="rId156" w:history="1">
         <w:r>
@@ -13018,12 +14397,37 @@
       <w:r>
         <w:t xml:space="preserve">Cartographie </w:t>
       </w:r>
-      <w:r>
-        <w:rPr>
-          <w:b/>
-          <w:bCs/>
-        </w:rPr>
-        <w:t>Here We Go</w:t>
+      <w:proofErr w:type="spellStart"/>
+      <w:r>
+        <w:rPr>
+          <w:b/>
+          <w:bCs/>
+        </w:rPr>
+        <w:t>Here</w:t>
+      </w:r>
+      <w:proofErr w:type="spellEnd"/>
+      <w:r>
+        <w:rPr>
+          <w:b/>
+          <w:bCs/>
+        </w:rPr>
+        <w:t xml:space="preserve"> </w:t>
+      </w:r>
+      <w:proofErr w:type="spellStart"/>
+      <w:r>
+        <w:rPr>
+          <w:b/>
+          <w:bCs/>
+        </w:rPr>
+        <w:t>We</w:t>
+      </w:r>
+      <w:proofErr w:type="spellEnd"/>
+      <w:r>
+        <w:rPr>
+          <w:b/>
+          <w:bCs/>
+        </w:rPr>
+        <w:t xml:space="preserve"> Go</w:t>
       </w:r>
       <w:r>
         <w:t xml:space="preserve"> (Pays-Bas) </w:t>
@@ -13102,6 +14506,7 @@
       <w:r>
         <w:t xml:space="preserve">Cartographie </w:t>
       </w:r>
+      <w:proofErr w:type="spellStart"/>
       <w:r>
         <w:rPr>
           <w:b/>
@@ -13109,6 +14514,7 @@
         </w:rPr>
         <w:t>CoMaps</w:t>
       </w:r>
+      <w:proofErr w:type="spellEnd"/>
       <w:r>
         <w:t xml:space="preserve"> (Open source)</w:t>
       </w:r>
@@ -13224,6 +14630,7 @@
       <w:r>
         <w:t xml:space="preserve">Bureautique </w:t>
       </w:r>
+      <w:proofErr w:type="spellStart"/>
       <w:r>
         <w:rPr>
           <w:b/>
@@ -13231,6 +14638,7 @@
         </w:rPr>
         <w:t>Onlyoffice</w:t>
       </w:r>
+      <w:proofErr w:type="spellEnd"/>
       <w:r>
         <w:t xml:space="preserve"> (</w:t>
       </w:r>
@@ -13279,8 +14687,13 @@
       <w:r>
         <w:t xml:space="preserve"> (</w:t>
       </w:r>
-      <w:r>
-        <w:t xml:space="preserve">Europén, </w:t>
+      <w:proofErr w:type="spellStart"/>
+      <w:r>
+        <w:t>Europén</w:t>
+      </w:r>
+      <w:proofErr w:type="spellEnd"/>
+      <w:r>
+        <w:t xml:space="preserve">, </w:t>
       </w:r>
       <w:r>
         <w:t>Open source en</w:t>
@@ -13330,7 +14743,49 @@
         <w:rPr>
           <w:lang w:val="en-US"/>
         </w:rPr>
-        <w:t xml:space="preserve"> streaming vidéo (Youtube, Netflix, Amazon Prime Vidéo, Disney+)</w:t>
+        <w:t xml:space="preserve"> streaming </w:t>
+      </w:r>
+      <w:proofErr w:type="spellStart"/>
+      <w:r>
+        <w:rPr>
+          <w:lang w:val="en-US"/>
+        </w:rPr>
+        <w:t>vidéo</w:t>
+      </w:r>
+      <w:proofErr w:type="spellEnd"/>
+      <w:r>
+        <w:rPr>
+          <w:lang w:val="en-US"/>
+        </w:rPr>
+        <w:t xml:space="preserve"> (</w:t>
+      </w:r>
+      <w:proofErr w:type="spellStart"/>
+      <w:r>
+        <w:rPr>
+          <w:lang w:val="en-US"/>
+        </w:rPr>
+        <w:t>Youtube</w:t>
+      </w:r>
+      <w:proofErr w:type="spellEnd"/>
+      <w:r>
+        <w:rPr>
+          <w:lang w:val="en-US"/>
+        </w:rPr>
+        <w:t xml:space="preserve">, Netflix, Amazon Prime </w:t>
+      </w:r>
+      <w:proofErr w:type="spellStart"/>
+      <w:r>
+        <w:rPr>
+          <w:lang w:val="en-US"/>
+        </w:rPr>
+        <w:t>Vidéo</w:t>
+      </w:r>
+      <w:proofErr w:type="spellEnd"/>
+      <w:r>
+        <w:rPr>
+          <w:lang w:val="en-US"/>
+        </w:rPr>
+        <w:t>, Disney+)</w:t>
       </w:r>
     </w:p>
     <w:p>
@@ -13381,7 +14836,23 @@
           <w:b/>
           <w:bCs/>
         </w:rPr>
-        <w:t>Arte series et fictions</w:t>
+        <w:t xml:space="preserve">Arte </w:t>
+      </w:r>
+      <w:proofErr w:type="spellStart"/>
+      <w:r>
+        <w:rPr>
+          <w:b/>
+          <w:bCs/>
+        </w:rPr>
+        <w:t>series</w:t>
+      </w:r>
+      <w:proofErr w:type="spellEnd"/>
+      <w:r>
+        <w:rPr>
+          <w:b/>
+          <w:bCs/>
+        </w:rPr>
+        <w:t xml:space="preserve"> et fictions</w:t>
       </w:r>
       <w:r>
         <w:t xml:space="preserve"> (France, Allemagne) </w:t>
@@ -13409,6 +14880,7 @@
           <w:lang w:val="en-US"/>
         </w:rPr>
       </w:pPr>
+      <w:proofErr w:type="spellStart"/>
       <w:r>
         <w:rPr>
           <w:b/>
@@ -13417,6 +14889,7 @@
         </w:rPr>
         <w:t>Peertube</w:t>
       </w:r>
+      <w:proofErr w:type="spellEnd"/>
       <w:r>
         <w:rPr>
           <w:lang w:val="en-US"/>
@@ -13446,6 +14919,7 @@
           <w:lang w:val="en-US"/>
         </w:rPr>
       </w:pPr>
+      <w:proofErr w:type="spellStart"/>
       <w:r>
         <w:rPr>
           <w:b/>
@@ -13454,11 +14928,26 @@
         </w:rPr>
         <w:t>Alugha</w:t>
       </w:r>
+      <w:proofErr w:type="spellEnd"/>
       <w:r>
         <w:rPr>
           <w:lang w:val="en-US"/>
         </w:rPr>
-        <w:t xml:space="preserve"> (Allemagne) </w:t>
+        <w:t xml:space="preserve"> (</w:t>
+      </w:r>
+      <w:proofErr w:type="spellStart"/>
+      <w:r>
+        <w:rPr>
+          <w:lang w:val="en-US"/>
+        </w:rPr>
+        <w:t>Allemagne</w:t>
+      </w:r>
+      <w:proofErr w:type="spellEnd"/>
+      <w:r>
+        <w:rPr>
+          <w:lang w:val="en-US"/>
+        </w:rPr>
+        <w:t xml:space="preserve">) </w:t>
       </w:r>
       <w:hyperlink r:id="rId169" w:history="1">
         <w:r>
@@ -13549,6 +15038,7 @@
           <w:numId w:val="13"/>
         </w:numPr>
       </w:pPr>
+      <w:proofErr w:type="spellStart"/>
       <w:r>
         <w:rPr>
           <w:b/>
@@ -13556,6 +15046,7 @@
         </w:rPr>
         <w:t>Qobuz</w:t>
       </w:r>
+      <w:proofErr w:type="spellEnd"/>
       <w:r>
         <w:t xml:space="preserve"> (France) </w:t>
       </w:r>
@@ -13576,7 +15067,15 @@
         <w:t>Alternatives aux</w:t>
       </w:r>
       <w:r>
-        <w:t xml:space="preserve"> réseaux X, Instagram, TikTok, Facebook</w:t>
+        <w:t xml:space="preserve"> réseaux X, Instagram, </w:t>
+      </w:r>
+      <w:proofErr w:type="spellStart"/>
+      <w:r>
+        <w:t>TikTok</w:t>
+      </w:r>
+      <w:proofErr w:type="spellEnd"/>
+      <w:r>
+        <w:t>, Facebook</w:t>
       </w:r>
     </w:p>
     <w:p>
@@ -13622,7 +15121,15 @@
         <w:t>aux</w:t>
       </w:r>
       <w:r>
-        <w:t xml:space="preserve"> systèmes d’exploitation (Windows, MacOS, Android, iPhone)</w:t>
+        <w:t xml:space="preserve"> systèmes d’exploitation (Windows, </w:t>
+      </w:r>
+      <w:proofErr w:type="spellStart"/>
+      <w:r>
+        <w:t>MacOS</w:t>
+      </w:r>
+      <w:proofErr w:type="spellEnd"/>
+      <w:r>
+        <w:t>, Android, iPhone)</w:t>
       </w:r>
     </w:p>
     <w:p>
@@ -13688,30 +15195,26 @@
         <w:rPr>
           <w:b/>
           <w:bCs/>
-          <w:lang w:val="it-IT"/>
-        </w:rPr>
-      </w:pPr>
-      <w:r>
-        <w:rPr>
-          <w:b/>
-          <w:bCs/>
-          <w:lang w:val="it-IT"/>
-        </w:rPr>
+        </w:rPr>
+      </w:pPr>
+      <w:r>
+        <w:rPr>
+          <w:b/>
+          <w:bCs/>
+        </w:rPr>
+        <w:lastRenderedPageBreak/>
         <w:t>/e/OS</w:t>
       </w:r>
       <w:r>
-        <w:rPr>
-          <w:b/>
-          <w:bCs/>
-          <w:lang w:val="it-IT"/>
-        </w:rPr>
         <w:t xml:space="preserve"> </w:t>
+      </w:r>
+      <w:r>
+        <w:t xml:space="preserve">Android sans Google </w:t>
       </w:r>
       <w:hyperlink r:id="rId175" w:history="1">
         <w:r>
           <w:rPr>
             <w:rStyle w:val="Lienhypertexte"/>
-            <w:lang w:val="it-IT"/>
           </w:rPr>
           <w:t>https://e.foundation/fr/e-os/</w:t>
         </w:r>
@@ -13720,7 +15223,6 @@
         <w:rPr>
           <w:b/>
           <w:bCs/>
-          <w:lang w:val="it-IT"/>
         </w:rPr>
         <w:t xml:space="preserve"> </w:t>
       </w:r>
@@ -13733,6 +15235,7 @@
           <w:numId w:val="17"/>
         </w:numPr>
       </w:pPr>
+      <w:proofErr w:type="spellStart"/>
       <w:r>
         <w:rPr>
           <w:b/>
@@ -13740,6 +15243,7 @@
         </w:rPr>
         <w:t>Fairphone</w:t>
       </w:r>
+      <w:proofErr w:type="spellEnd"/>
       <w:r>
         <w:rPr>
           <w:b/>
@@ -13748,8 +15252,15 @@
         <w:t xml:space="preserve"> </w:t>
       </w:r>
       <w:r>
-        <w:t xml:space="preserve">téléphone réparable, équitable et équipé d‘un système d’exploitation Open Source </w:t>
-      </w:r>
+        <w:t>téléphone réparable, équitable et équipé d</w:t>
+      </w:r>
+      <w:r>
+        <w:t>’</w:t>
+      </w:r>
+      <w:r>
+        <w:t xml:space="preserve">un système d’exploitation Open Source </w:t>
+      </w:r>
+      <w:proofErr w:type="spellStart"/>
       <w:r>
         <w:rPr>
           <w:b/>
@@ -13757,15 +15268,29 @@
         </w:rPr>
         <w:t>Murena</w:t>
       </w:r>
-      <w:r>
-        <w:t xml:space="preserve"> conçu en Europe</w:t>
-      </w:r>
+      <w:proofErr w:type="spellEnd"/>
       <w:r>
         <w:rPr>
           <w:b/>
           <w:bCs/>
         </w:rPr>
         <w:t xml:space="preserve"> </w:t>
+      </w:r>
+      <w:r>
+        <w:rPr>
+          <w:b/>
+          <w:bCs/>
+        </w:rPr>
+        <w:t>e/OS</w:t>
+      </w:r>
+      <w:r>
+        <w:t xml:space="preserve"> </w:t>
+      </w:r>
+      <w:r>
+        <w:t>conçu en Europe</w:t>
+      </w:r>
+      <w:r>
+        <w:br/>
       </w:r>
       <w:hyperlink r:id="rId176" w:history="1">
         <w:r>
@@ -13783,23 +15308,19 @@
         <w:t xml:space="preserve"> </w:t>
       </w:r>
       <w:r>
-        <w:t xml:space="preserve">et </w:t>
+        <w:t>et</w:t>
+      </w:r>
+      <w:r>
+        <w:t xml:space="preserve"> </w:t>
       </w:r>
       <w:hyperlink r:id="rId177" w:history="1">
         <w:r>
           <w:rPr>
             <w:rStyle w:val="Lienhypertexte"/>
           </w:rPr>
-          <w:t>https://e.foundation/e-os/</w:t>
+          <w:t>https://murena.com/fr/smartphones/</w:t>
         </w:r>
       </w:hyperlink>
-      <w:r>
-        <w:rPr>
-          <w:b/>
-          <w:bCs/>
-        </w:rPr>
-        <w:t xml:space="preserve"> </w:t>
-      </w:r>
     </w:p>
     <w:p>
       <w:pPr>
@@ -18680,7 +20201,6 @@
   <w:style w:type="character" w:default="1" w:styleId="Policepardfaut">
     <w:name w:val="Default Paragraph Font"/>
     <w:uiPriority w:val="1"/>
-    <w:semiHidden/>
     <w:unhideWhenUsed/>
   </w:style>
   <w:style w:type="table" w:default="1" w:styleId="TableauNormal">

--- a/index.docx
+++ b/index.docx
@@ -744,7 +744,6 @@
       </w:pPr>
       <w:bookmarkStart w:id="1" w:name="_Toc239112515"/>
       <w:r>
-        <w:lastRenderedPageBreak/>
         <w:t>II – Choix de solutions</w:t>
       </w:r>
       <w:bookmarkEnd w:id="1"/>
@@ -1348,7 +1347,10 @@
             </w:pPr>
             <w:proofErr w:type="gramStart"/>
             <w:r>
-              <w:t>ou</w:t>
+              <w:t>o</w:t>
+            </w:r>
+            <w:r>
+              <w:t>u</w:t>
             </w:r>
             <w:proofErr w:type="gramEnd"/>
             <w:r>
@@ -1360,20 +1362,23 @@
                 <w:bCs/>
                 <w:color w:val="00B050"/>
               </w:rPr>
-              <w:t>Mapy</w:t>
+              <w:t>Mappy</w:t>
             </w:r>
             <w:r>
-              <w:t xml:space="preserve"> (République Tchèque)</w:t>
+              <w:rPr>
+                <w:color w:val="00B050"/>
+              </w:rPr>
+              <w:t xml:space="preserve"> </w:t>
             </w:r>
             <w:r>
-              <w:br/>
+              <w:t xml:space="preserve">(France) </w:t>
             </w:r>
-            <w:hyperlink r:id="rId14" w:tooltip="https://mapy.com/fr" w:history="1">
+            <w:hyperlink r:id="rId14" w:history="1">
               <w:r>
                 <w:rPr>
                   <w:rStyle w:val="Lienhypertexte"/>
                 </w:rPr>
-                <w:t>https://mapy.com/fr</w:t>
+                <w:t>https://fr.mappy.com/</w:t>
               </w:r>
             </w:hyperlink>
           </w:p>
@@ -1973,7 +1978,6 @@
               <w:rPr>
                 <w:lang w:val="en-US"/>
               </w:rPr>
-              <w:lastRenderedPageBreak/>
               <w:t xml:space="preserve">Client mail </w:t>
             </w:r>
             <w:r>
@@ -2220,7 +2224,6 @@
                 <w:color w:val="EE0000"/>
                 <w:lang w:val="en-US"/>
               </w:rPr>
-              <w:lastRenderedPageBreak/>
               <w:t xml:space="preserve">Microsoft Word, Excel </w:t>
             </w:r>
             <w:r>
@@ -2652,15 +2655,28 @@
         </w:rPr>
         <w:t xml:space="preserve">FISA 702 </w:t>
       </w:r>
-      <w:hyperlink r:id="rId31" w:tooltip="https://fr.wikipedia.org/wiki/FISA_Amendments_Act_of_2008" w:history="1">
-        <w:r>
-          <w:rPr>
-            <w:rStyle w:val="Lienhypertexte"/>
-            <w:lang w:val="it-IT"/>
-          </w:rPr>
-          <w:t>https://fr.wikipedia.org/wiki/FISA_Amendments_Act_of_2008</w:t>
-        </w:r>
-      </w:hyperlink>
+      <w:r>
+        <w:fldChar w:fldCharType="begin"/>
+      </w:r>
+      <w:r>
+        <w:rPr>
+          <w:lang w:val="it-IT"/>
+        </w:rPr>
+        <w:instrText>HYPERLINK "https://fr.wikipedia.org/wiki/FISA_Amendments_Act_of_2008" \o "https://fr.wikipedia.org/wiki/FISA_Amendments_Act_of_2008"</w:instrText>
+      </w:r>
+      <w:r>
+        <w:fldChar w:fldCharType="separate"/>
+      </w:r>
+      <w:r>
+        <w:rPr>
+          <w:rStyle w:val="Lienhypertexte"/>
+          <w:lang w:val="it-IT"/>
+        </w:rPr>
+        <w:t>https://fr.wikipedia.org/wiki/FISA_Amendments_Act_of_2008</w:t>
+      </w:r>
+      <w:r>
+        <w:fldChar w:fldCharType="end"/>
+      </w:r>
       <w:r>
         <w:rPr>
           <w:lang w:val="it-IT"/>
@@ -2699,7 +2715,7 @@
           <w:lang w:val="en-US"/>
         </w:rPr>
       </w:pPr>
-      <w:hyperlink r:id="rId32" w:tooltip="https://european-alternatives.eu/" w:history="1">
+      <w:hyperlink r:id="rId31" w:tooltip="https://european-alternatives.eu/" w:history="1">
         <w:r>
           <w:rPr>
             <w:rStyle w:val="Lienhypertexte"/>
@@ -2718,7 +2734,7 @@
         </w:numPr>
         <w:jc w:val="both"/>
       </w:pPr>
-      <w:hyperlink r:id="rId33" w:tooltip="https://alternativeto.net/" w:history="1">
+      <w:hyperlink r:id="rId32" w:tooltip="https://alternativeto.net/" w:history="1">
         <w:r>
           <w:rPr>
             <w:rStyle w:val="Lienhypertexte"/>
@@ -2736,7 +2752,7 @@
         </w:numPr>
         <w:jc w:val="both"/>
       </w:pPr>
-      <w:hyperlink r:id="rId34" w:tooltip="https://www.goeuropean.org/" w:history="1">
+      <w:hyperlink r:id="rId33" w:tooltip="https://www.goeuropean.org/" w:history="1">
         <w:r>
           <w:rPr>
             <w:rStyle w:val="Lienhypertexte"/>
@@ -2760,7 +2776,7 @@
       <w:r>
         <w:t xml:space="preserve">Pour les news sur le sujet </w:t>
       </w:r>
-      <w:hyperlink r:id="rId35" w:tooltip="https://www.reddit.com/r/BuyFromEU/" w:history="1">
+      <w:hyperlink r:id="rId34" w:tooltip="https://www.reddit.com/r/BuyFromEU/" w:history="1">
         <w:r>
           <w:rPr>
             <w:rStyle w:val="Lienhypertexte"/>
@@ -2784,7 +2800,7 @@
           <w:lang w:val="en-US"/>
         </w:rPr>
       </w:pPr>
-      <w:hyperlink r:id="rId36" w:tooltip="https://europeantechmap.eu/" w:history="1">
+      <w:hyperlink r:id="rId35" w:tooltip="https://europeantechmap.eu/" w:history="1">
         <w:r>
           <w:rPr>
             <w:rStyle w:val="Lienhypertexte"/>
@@ -2812,7 +2828,7 @@
       <w:r>
         <w:t xml:space="preserve">Pour les développeurs </w:t>
       </w:r>
-      <w:hyperlink r:id="rId37" w:tooltip="https://techalternatives.eu/" w:history="1">
+      <w:hyperlink r:id="rId36" w:tooltip="https://techalternatives.eu/" w:history="1">
         <w:r>
           <w:rPr>
             <w:rStyle w:val="Lienhypertexte"/>
@@ -2836,7 +2852,7 @@
       <w:r>
         <w:t>Notation confidentialité </w:t>
       </w:r>
-      <w:hyperlink r:id="rId38" w:tooltip="https://privacynex.org/" w:history="1">
+      <w:hyperlink r:id="rId37" w:tooltip="https://privacynex.org/" w:history="1">
         <w:r>
           <w:rPr>
             <w:rStyle w:val="Lienhypertexte"/>
@@ -2859,7 +2875,7 @@
       <w:r>
         <w:t xml:space="preserve">Boîtes mail : </w:t>
       </w:r>
-      <w:hyperlink r:id="rId39" w:tooltip="https://eutechstack.eu/fr/hebergement-email" w:history="1">
+      <w:hyperlink r:id="rId38" w:tooltip="https://eutechstack.eu/fr/hebergement-email" w:history="1">
         <w:r>
           <w:rPr>
             <w:rStyle w:val="Lienhypertexte"/>
@@ -2915,7 +2931,7 @@
       <w:r>
         <w:t xml:space="preserve"> (France) </w:t>
       </w:r>
-      <w:hyperlink r:id="rId40" w:tooltip="https://cloudeezy.com/hebergement-nextcloud/gratuit.html" w:history="1">
+      <w:hyperlink r:id="rId39" w:tooltip="https://cloudeezy.com/hebergement-nextcloud/gratuit.html" w:history="1">
         <w:r>
           <w:rPr>
             <w:rStyle w:val="Lienhypertexte"/>
@@ -2973,7 +2989,7 @@
       <w:r>
         <w:t xml:space="preserve"> </w:t>
       </w:r>
-      <w:hyperlink r:id="rId41" w:tooltip="https://docs.nextcloud.com/server/latest/user_manual/fr/index.html" w:history="1">
+      <w:hyperlink r:id="rId40" w:tooltip="https://docs.nextcloud.com/server/latest/user_manual/fr/index.html" w:history="1">
         <w:r>
           <w:rPr>
             <w:rStyle w:val="Lienhypertexte"/>
@@ -3016,7 +3032,7 @@
         </w:rPr>
         <w:t xml:space="preserve"> </w:t>
       </w:r>
-      <w:hyperlink r:id="rId42" w:tooltip="https://www.thunderbird.net/fr/thunderbird/all/" w:history="1">
+      <w:hyperlink r:id="rId41" w:tooltip="https://www.thunderbird.net/fr/thunderbird/all/" w:history="1">
         <w:r>
           <w:rPr>
             <w:rStyle w:val="Lienhypertexte"/>
@@ -3068,7 +3084,7 @@
       <w:r>
         <w:t xml:space="preserve"> </w:t>
       </w:r>
-      <w:hyperlink r:id="rId43" w:tooltip="https://support.mozilla.org/fr/kb/installation-personnalisee-thunderbird-windows" w:history="1">
+      <w:hyperlink r:id="rId42" w:tooltip="https://support.mozilla.org/fr/kb/installation-personnalisee-thunderbird-windows" w:history="1">
         <w:r>
           <w:rPr>
             <w:rStyle w:val="Lienhypertexte"/>
@@ -3115,7 +3131,7 @@
         </w:rPr>
         <w:t xml:space="preserve"> </w:t>
       </w:r>
-      <w:hyperlink r:id="rId44" w:tooltip="https://docs.nextcloud.com/server/31/user_manual/en/groupware/sync_thunderbird.html" w:history="1">
+      <w:hyperlink r:id="rId43" w:tooltip="https://docs.nextcloud.com/server/31/user_manual/en/groupware/sync_thunderbird.html" w:history="1">
         <w:r>
           <w:rPr>
             <w:rStyle w:val="Lienhypertexte"/>
@@ -3135,7 +3151,7 @@
       <w:r>
         <w:t xml:space="preserve">Utiliser l’application Contacts </w:t>
       </w:r>
-      <w:hyperlink r:id="rId45" w:tooltip="https://docs.nextcloud.com/server/latest/user_manual/fr/groupware/contacts.html" w:history="1">
+      <w:hyperlink r:id="rId44" w:tooltip="https://docs.nextcloud.com/server/latest/user_manual/fr/groupware/contacts.html" w:history="1">
         <w:r>
           <w:rPr>
             <w:rStyle w:val="Lienhypertexte"/>
@@ -3158,7 +3174,7 @@
       <w:r>
         <w:t xml:space="preserve">Utiliser l’application Agenda </w:t>
       </w:r>
-      <w:hyperlink r:id="rId46" w:tooltip="https://docs.nextcloud.com/server/latest/user_manual/fr/groupware/calendar.html" w:history="1">
+      <w:hyperlink r:id="rId45" w:tooltip="https://docs.nextcloud.com/server/latest/user_manual/fr/groupware/calendar.html" w:history="1">
         <w:r>
           <w:rPr>
             <w:rStyle w:val="Lienhypertexte"/>
@@ -3203,7 +3219,7 @@
       <w:r>
         <w:t xml:space="preserve"> disposant d’un numéro de SIREN/SIRET (France) </w:t>
       </w:r>
-      <w:hyperlink r:id="rId47" w:tooltip="https://lasuite.numerique.gouv.fr/" w:history="1">
+      <w:hyperlink r:id="rId46" w:tooltip="https://lasuite.numerique.gouv.fr/" w:history="1">
         <w:r>
           <w:rPr>
             <w:rStyle w:val="Lienhypertexte"/>
@@ -3238,7 +3254,7 @@
       <w:r>
         <w:t xml:space="preserve"> de Linagora (France) </w:t>
       </w:r>
-      <w:hyperlink r:id="rId48" w:tooltip="https://twake.app/" w:history="1">
+      <w:hyperlink r:id="rId47" w:tooltip="https://twake.app/" w:history="1">
         <w:r>
           <w:rPr>
             <w:rStyle w:val="Lienhypertexte"/>
@@ -3268,7 +3284,7 @@
       <w:r>
         <w:t xml:space="preserve"> (Suisse) </w:t>
       </w:r>
-      <w:hyperlink r:id="rId49" w:tooltip="https://proton.me/" w:history="1">
+      <w:hyperlink r:id="rId48" w:tooltip="https://proton.me/" w:history="1">
         <w:r>
           <w:rPr>
             <w:rStyle w:val="Lienhypertexte"/>
@@ -3301,7 +3317,7 @@
       <w:r>
         <w:t xml:space="preserve"> (Allemagne) </w:t>
       </w:r>
-      <w:hyperlink r:id="rId50" w:tooltip="https://tuta.com/fr" w:history="1">
+      <w:hyperlink r:id="rId49" w:tooltip="https://tuta.com/fr" w:history="1">
         <w:r>
           <w:rPr>
             <w:rStyle w:val="Lienhypertexte"/>
@@ -3333,7 +3349,7 @@
       <w:r>
         <w:t xml:space="preserve"> (France) 4€/mois pour 100 Go </w:t>
       </w:r>
-      <w:hyperlink r:id="rId51" w:history="1">
+      <w:hyperlink r:id="rId50" w:history="1">
         <w:r>
           <w:rPr>
             <w:rStyle w:val="Lienhypertexte"/>
@@ -3371,7 +3387,7 @@
       <w:r>
         <w:t xml:space="preserve"> Outlook </w:t>
       </w:r>
-      <w:hyperlink r:id="rId52" w:tooltip="https://univik.com/blog/export-outlook-365-contacts-to-vcf/" w:history="1">
+      <w:hyperlink r:id="rId51" w:tooltip="https://univik.com/blog/export-outlook-365-contacts-to-vcf/" w:history="1">
         <w:r>
           <w:rPr>
             <w:rStyle w:val="Lienhypertexte"/>
@@ -3385,7 +3401,6 @@
     </w:p>
     <w:p>
       <w:r>
-        <w:lastRenderedPageBreak/>
         <w:t>Exemple d’alternatives :</w:t>
       </w:r>
     </w:p>
@@ -3440,7 +3455,7 @@
         </w:rPr>
         <w:t xml:space="preserve">) </w:t>
       </w:r>
-      <w:hyperlink r:id="rId53" w:history="1">
+      <w:hyperlink r:id="rId52" w:history="1">
         <w:r>
           <w:rPr>
             <w:rStyle w:val="Lienhypertexte"/>
@@ -3471,7 +3486,7 @@
       <w:r>
         <w:t xml:space="preserve"> (Norvège) </w:t>
       </w:r>
-      <w:hyperlink r:id="rId54" w:history="1">
+      <w:hyperlink r:id="rId53" w:history="1">
         <w:r>
           <w:rPr>
             <w:rStyle w:val="Lienhypertexte"/>
@@ -3510,7 +3525,7 @@
       <w:r>
         <w:t xml:space="preserve"> </w:t>
       </w:r>
-      <w:hyperlink r:id="rId55" w:tooltip="https://www.thunderbird.net/fr/thunderbird/all/" w:history="1">
+      <w:hyperlink r:id="rId54" w:tooltip="https://www.thunderbird.net/fr/thunderbird/all/" w:history="1">
         <w:r>
           <w:rPr>
             <w:rStyle w:val="Lienhypertexte"/>
@@ -3545,7 +3560,7 @@
       <w:r>
         <w:t xml:space="preserve"> (Pays-Bas) </w:t>
       </w:r>
-      <w:hyperlink r:id="rId56" w:tooltip="https://www.startpage.com/fr/" w:history="1">
+      <w:hyperlink r:id="rId55" w:tooltip="https://www.startpage.com/fr/" w:history="1">
         <w:r>
           <w:rPr>
             <w:rStyle w:val="Lienhypertexte"/>
@@ -3580,7 +3595,7 @@
       <w:r>
         <w:t xml:space="preserve"> intéressant mais pas européen (Californie) </w:t>
       </w:r>
-      <w:hyperlink r:id="rId57" w:tooltip="https://duckduckgo.com/" w:history="1">
+      <w:hyperlink r:id="rId56" w:tooltip="https://duckduckgo.com/" w:history="1">
         <w:r>
           <w:rPr>
             <w:rStyle w:val="Lienhypertexte"/>
@@ -3613,7 +3628,7 @@
       <w:r>
         <w:t xml:space="preserve"> (Allemagne) </w:t>
       </w:r>
-      <w:hyperlink r:id="rId58" w:tooltip="https://www.ecosia.org/" w:history="1">
+      <w:hyperlink r:id="rId57" w:tooltip="https://www.ecosia.org/" w:history="1">
         <w:r>
           <w:rPr>
             <w:rStyle w:val="Lienhypertexte"/>
@@ -3646,7 +3661,7 @@
       <w:r>
         <w:t xml:space="preserve"> (France) </w:t>
       </w:r>
-      <w:hyperlink r:id="rId59" w:tooltip="https://chat.mistral.ai/chat" w:history="1">
+      <w:hyperlink r:id="rId58" w:tooltip="https://chat.mistral.ai/chat" w:history="1">
         <w:r>
           <w:rPr>
             <w:rStyle w:val="Lienhypertexte"/>
@@ -3713,7 +3728,7 @@
       <w:r>
         <w:t xml:space="preserve"> (Pays-Bas) </w:t>
       </w:r>
-      <w:hyperlink r:id="rId60" w:tooltip="https://vanish.startpage.com/fr" w:history="1">
+      <w:hyperlink r:id="rId59" w:tooltip="https://vanish.startpage.com/fr" w:history="1">
         <w:r>
           <w:rPr>
             <w:rStyle w:val="Lienhypertexte"/>
@@ -3746,7 +3761,7 @@
       <w:r>
         <w:t xml:space="preserve"> intéressant mais pas européen (Californie) </w:t>
       </w:r>
-      <w:hyperlink r:id="rId61" w:tooltip="https://duck.ai/" w:history="1">
+      <w:hyperlink r:id="rId60" w:tooltip="https://duck.ai/" w:history="1">
         <w:r>
           <w:rPr>
             <w:rStyle w:val="Lienhypertexte"/>
@@ -3778,7 +3793,7 @@
       <w:r>
         <w:t xml:space="preserve"> (Allemagne) </w:t>
       </w:r>
-      <w:hyperlink r:id="rId62" w:tooltip="https://www.deepl.com/fr/translator" w:history="1">
+      <w:hyperlink r:id="rId61" w:tooltip="https://www.deepl.com/fr/translator" w:history="1">
         <w:r>
           <w:rPr>
             <w:rStyle w:val="Lienhypertexte"/>
@@ -3823,7 +3838,7 @@
         </w:rPr>
         <w:t xml:space="preserve">, The beautiful email client </w:t>
       </w:r>
-      <w:hyperlink r:id="rId63" w:tooltip="https://www.getmailspring.com" w:history="1">
+      <w:hyperlink r:id="rId62" w:tooltip="https://www.getmailspring.com" w:history="1">
         <w:r>
           <w:rPr>
             <w:rStyle w:val="Lienhypertexte"/>
@@ -3854,7 +3869,7 @@
       <w:r>
         <w:t xml:space="preserve"> </w:t>
       </w:r>
-      <w:hyperlink r:id="rId64" w:tooltip="https://proton.me/mail" w:history="1">
+      <w:hyperlink r:id="rId63" w:tooltip="https://proton.me/mail" w:history="1">
         <w:r>
           <w:rPr>
             <w:rStyle w:val="Lienhypertexte"/>
@@ -3889,7 +3904,7 @@
       <w:r>
         <w:t xml:space="preserve"> </w:t>
       </w:r>
-      <w:hyperlink r:id="rId65" w:tooltip="https://yopmail.com/fr/" w:history="1">
+      <w:hyperlink r:id="rId64" w:tooltip="https://yopmail.com/fr/" w:history="1">
         <w:r>
           <w:rPr>
             <w:rStyle w:val="Lienhypertexte"/>
@@ -3913,7 +3928,7 @@
         </w:rPr>
         <w:t xml:space="preserve">Proton VPN </w:t>
       </w:r>
-      <w:hyperlink r:id="rId66" w:tooltip="https://protonvpn.com/" w:history="1">
+      <w:hyperlink r:id="rId65" w:tooltip="https://protonvpn.com/" w:history="1">
         <w:r>
           <w:rPr>
             <w:rStyle w:val="Lienhypertexte"/>
@@ -3924,7 +3939,7 @@
       <w:r>
         <w:t xml:space="preserve">, VPN qui n’utilise pas de logs sur disque </w:t>
       </w:r>
-      <w:hyperlink r:id="rId67" w:tooltip="https://protonvpn.com/features/no-logs-policy" w:history="1">
+      <w:hyperlink r:id="rId66" w:tooltip="https://protonvpn.com/features/no-logs-policy" w:history="1">
         <w:r>
           <w:rPr>
             <w:rStyle w:val="Lienhypertexte"/>
@@ -3966,7 +3981,7 @@
       <w:r>
         <w:t xml:space="preserve"> </w:t>
       </w:r>
-      <w:hyperlink r:id="rId68" w:tooltip="https://mullvad.net/fr" w:history="1">
+      <w:hyperlink r:id="rId67" w:tooltip="https://mullvad.net/fr" w:history="1">
         <w:r>
           <w:rPr>
             <w:rStyle w:val="Lienhypertexte"/>
@@ -4004,7 +4019,7 @@
       <w:r>
         <w:t xml:space="preserve">) </w:t>
       </w:r>
-      <w:hyperlink r:id="rId69" w:tooltip="https://telegram.org/" w:history="1">
+      <w:hyperlink r:id="rId68" w:tooltip="https://telegram.org/" w:history="1">
         <w:r>
           <w:rPr>
             <w:rStyle w:val="Lienhypertexte"/>
@@ -4045,7 +4060,7 @@
       <w:r>
         <w:t xml:space="preserve"> par exemple </w:t>
       </w:r>
-      <w:hyperlink r:id="rId70" w:tooltip="https://telegram.org/blog/ultimate-privacy-topics-2-0/fr" w:history="1">
+      <w:hyperlink r:id="rId69" w:tooltip="https://telegram.org/blog/ultimate-privacy-topics-2-0/fr" w:history="1">
         <w:r>
           <w:rPr>
             <w:rStyle w:val="Lienhypertexte"/>
@@ -4078,7 +4093,7 @@
       <w:r>
         <w:t xml:space="preserve"> (France), la plus sécurisée </w:t>
       </w:r>
-      <w:hyperlink r:id="rId71" w:tooltip="https://www.olvid.io/fr/" w:history="1">
+      <w:hyperlink r:id="rId70" w:tooltip="https://www.olvid.io/fr/" w:history="1">
         <w:r>
           <w:rPr>
             <w:rStyle w:val="Lienhypertexte"/>
@@ -4136,12 +4151,45 @@
       <w:r>
         <w:t xml:space="preserve"> (Pays-Bas) </w:t>
       </w:r>
-      <w:hyperlink r:id="rId72" w:tooltip="https://wego.here.com/" w:history="1">
+      <w:hyperlink r:id="rId71" w:tooltip="https://wego.here.com/" w:history="1">
         <w:r>
           <w:rPr>
             <w:rStyle w:val="Lienhypertexte"/>
           </w:rPr>
           <w:t>https://wego.here.com/</w:t>
+        </w:r>
+      </w:hyperlink>
+      <w:r>
+        <w:t xml:space="preserve"> </w:t>
+      </w:r>
+    </w:p>
+    <w:p>
+      <w:pPr>
+        <w:pStyle w:val="Paragraphedeliste"/>
+        <w:numPr>
+          <w:ilvl w:val="0"/>
+          <w:numId w:val="25"/>
+        </w:numPr>
+      </w:pPr>
+      <w:r>
+        <w:t xml:space="preserve">Cartographie </w:t>
+      </w:r>
+      <w:r>
+        <w:rPr>
+          <w:b/>
+          <w:bCs/>
+        </w:rPr>
+        <w:t>Mappy</w:t>
+      </w:r>
+      <w:r>
+        <w:t xml:space="preserve"> (France) </w:t>
+      </w:r>
+      <w:hyperlink r:id="rId72" w:history="1">
+        <w:r>
+          <w:rPr>
+            <w:rStyle w:val="Lienhypertexte"/>
+          </w:rPr>
+          <w:t>https://fr.mappy.com/</w:t>
         </w:r>
       </w:hyperlink>
       <w:r>
@@ -4710,7 +4758,6 @@
           <w:b/>
           <w:bCs/>
         </w:rPr>
-        <w:lastRenderedPageBreak/>
         <w:t>Deezer</w:t>
       </w:r>
       <w:r>
@@ -10129,7 +10176,6 @@
   <w:style w:type="character" w:default="1" w:styleId="Policepardfaut">
     <w:name w:val="Default Paragraph Font"/>
     <w:uiPriority w:val="1"/>
-    <w:semiHidden/>
     <w:unhideWhenUsed/>
   </w:style>
   <w:style w:type="table" w:default="1" w:styleId="TableauNormal">

--- a/index.docx
+++ b/index.docx
@@ -30,6 +30,9 @@
       <w:proofErr w:type="gramEnd"/>
       <w:r>
         <w:t xml:space="preserve"> Éric Fullenbaum</w:t>
+      </w:r>
+      <w:r>
+        <w:t xml:space="preserve"> – Septembre 2026</w:t>
       </w:r>
     </w:p>
     <w:p>
@@ -95,7 +98,7 @@
           <w:r>
             <w:fldChar w:fldCharType="separate"/>
           </w:r>
-          <w:hyperlink w:anchor="_Toc239112514" w:history="1">
+          <w:hyperlink w:anchor="_Toc239693974" w:history="1">
             <w:r>
               <w:rPr>
                 <w:rStyle w:val="Lienhypertexte"/>
@@ -122,7 +125,7 @@
                 <w:noProof/>
                 <w:webHidden/>
               </w:rPr>
-              <w:instrText xml:space="preserve"> PAGEREF _Toc239112514 \h </w:instrText>
+              <w:instrText xml:space="preserve"> PAGEREF _Toc239693974 \h </w:instrText>
             </w:r>
             <w:r>
               <w:rPr>
@@ -168,7 +171,7 @@
               <w:lang w:eastAsia="fr-FR"/>
             </w:rPr>
           </w:pPr>
-          <w:hyperlink w:anchor="_Toc239112515" w:history="1">
+          <w:hyperlink w:anchor="_Toc239693975" w:history="1">
             <w:r>
               <w:rPr>
                 <w:rStyle w:val="Lienhypertexte"/>
@@ -195,7 +198,7 @@
                 <w:noProof/>
                 <w:webHidden/>
               </w:rPr>
-              <w:instrText xml:space="preserve"> PAGEREF _Toc239112515 \h </w:instrText>
+              <w:instrText xml:space="preserve"> PAGEREF _Toc239693975 \h </w:instrText>
             </w:r>
             <w:r>
               <w:rPr>
@@ -241,7 +244,7 @@
               <w:lang w:eastAsia="fr-FR"/>
             </w:rPr>
           </w:pPr>
-          <w:hyperlink w:anchor="_Toc239112516" w:history="1">
+          <w:hyperlink w:anchor="_Toc239693976" w:history="1">
             <w:r>
               <w:rPr>
                 <w:rStyle w:val="Lienhypertexte"/>
@@ -268,7 +271,7 @@
                 <w:noProof/>
                 <w:webHidden/>
               </w:rPr>
-              <w:instrText xml:space="preserve"> PAGEREF _Toc239112516 \h </w:instrText>
+              <w:instrText xml:space="preserve"> PAGEREF _Toc239693976 \h </w:instrText>
             </w:r>
             <w:r>
               <w:rPr>
@@ -314,7 +317,7 @@
               <w:lang w:eastAsia="fr-FR"/>
             </w:rPr>
           </w:pPr>
-          <w:hyperlink w:anchor="_Toc239112517" w:history="1">
+          <w:hyperlink w:anchor="_Toc239693977" w:history="1">
             <w:r>
               <w:rPr>
                 <w:rStyle w:val="Lienhypertexte"/>
@@ -341,7 +344,7 @@
                 <w:noProof/>
                 <w:webHidden/>
               </w:rPr>
-              <w:instrText xml:space="preserve"> PAGEREF _Toc239112517 \h </w:instrText>
+              <w:instrText xml:space="preserve"> PAGEREF _Toc239693977 \h </w:instrText>
             </w:r>
             <w:r>
               <w:rPr>
@@ -361,7 +364,7 @@
                 <w:noProof/>
                 <w:webHidden/>
               </w:rPr>
-              <w:t>3</w:t>
+              <w:t>4</w:t>
             </w:r>
             <w:r>
               <w:rPr>
@@ -387,7 +390,7 @@
               <w:lang w:eastAsia="fr-FR"/>
             </w:rPr>
           </w:pPr>
-          <w:hyperlink w:anchor="_Toc239112518" w:history="1">
+          <w:hyperlink w:anchor="_Toc239693978" w:history="1">
             <w:r>
               <w:rPr>
                 <w:rStyle w:val="Lienhypertexte"/>
@@ -414,7 +417,7 @@
                 <w:noProof/>
                 <w:webHidden/>
               </w:rPr>
-              <w:instrText xml:space="preserve"> PAGEREF _Toc239112518 \h </w:instrText>
+              <w:instrText xml:space="preserve"> PAGEREF _Toc239693978 \h </w:instrText>
             </w:r>
             <w:r>
               <w:rPr>
@@ -458,7 +461,7 @@
       <w:pPr>
         <w:pStyle w:val="Titre2"/>
       </w:pPr>
-      <w:bookmarkStart w:id="0" w:name="_Toc239112514"/>
+      <w:bookmarkStart w:id="0" w:name="_Toc239693974"/>
       <w:r>
         <w:t>I – Pourquoi remplacer les services numériques américains</w:t>
       </w:r>
@@ -536,6 +539,9 @@
         <w:t xml:space="preserve"> les plateformes numériques américaines</w:t>
       </w:r>
       <w:r>
+        <w:t xml:space="preserve"> (voir l’annexe pour les détails)</w:t>
+      </w:r>
+      <w:r>
         <w:t>. De plus, l’utilisation massive de</w:t>
       </w:r>
       <w:r>
@@ -594,7 +600,13 @@
         <w:t>es services numériques</w:t>
       </w:r>
       <w:r>
-        <w:t xml:space="preserve"> d’abord pour bénéficier de la protection juridique européenne, ensuite, pour </w:t>
+        <w:t xml:space="preserve"> d’abord pour bénéficier de la protection juridique européenne</w:t>
+      </w:r>
+      <w:r>
+        <w:t xml:space="preserve"> (RGPD)</w:t>
+      </w:r>
+      <w:r>
+        <w:t xml:space="preserve">, ensuite, pour </w:t>
       </w:r>
       <w:r>
         <w:rPr>
@@ -742,8 +754,9 @@
       <w:pPr>
         <w:pStyle w:val="Titre2"/>
       </w:pPr>
-      <w:bookmarkStart w:id="1" w:name="_Toc239112515"/>
-      <w:r>
+      <w:bookmarkStart w:id="1" w:name="_Toc239693975"/>
+      <w:r>
+        <w:lastRenderedPageBreak/>
         <w:t>II – Choix de solutions</w:t>
       </w:r>
       <w:bookmarkEnd w:id="1"/>
@@ -852,10 +865,46 @@
     </w:p>
     <w:p>
       <w:r>
-        <w:t>Le tableau ci-dessous récapitule les alternatives sélectionnées pour lesquelles on donne en annexe le mode d’emploi </w:t>
-      </w:r>
-      <w:r>
-        <w:t xml:space="preserve">(ces alternatives existent également sur Mac, iOS et Linux) </w:t>
+        <w:t>Le tableau ci-dessous récapitule les alternatives sélectionnées pour lesquelles on donne en annexe le mode d’emploi</w:t>
+      </w:r>
+      <w:r>
+        <w:t xml:space="preserve"> du remplacement</w:t>
+      </w:r>
+      <w:r>
+        <w:t>. Pour chaque alternative, on indique la facilité avec laquelle on peut mener l’opération de remplacement</w:t>
+      </w:r>
+      <w:r>
+        <w:t xml:space="preserve">. On peut bien sûr mener les remplacements de façon progressive en commençant par ceux qui sont faciles. Il faut noter que ces alternatives existent également pour </w:t>
+      </w:r>
+      <w:r>
+        <w:rPr>
+          <w:b/>
+          <w:bCs/>
+        </w:rPr>
+        <w:t>Mac</w:t>
+      </w:r>
+      <w:r>
+        <w:t xml:space="preserve">, </w:t>
+      </w:r>
+      <w:r>
+        <w:rPr>
+          <w:b/>
+          <w:bCs/>
+        </w:rPr>
+        <w:t>iOS</w:t>
+      </w:r>
+      <w:r>
+        <w:t xml:space="preserve"> et </w:t>
+      </w:r>
+      <w:r>
+        <w:rPr>
+          <w:b/>
+          <w:bCs/>
+        </w:rPr>
+        <w:t>Linux</w:t>
+      </w:r>
+      <w:r>
+        <w:t xml:space="preserve">) </w:t>
       </w:r>
       <w:r>
         <w:t>:</w:t>
@@ -930,6 +979,11 @@
           <w:p>
             <w:pPr>
               <w:jc w:val="center"/>
+              <w:rPr>
+                <w:b/>
+                <w:bCs/>
+                <w:color w:val="EE0000"/>
+              </w:rPr>
             </w:pPr>
             <w:r>
               <w:t xml:space="preserve">Navigateur </w:t>
@@ -952,6 +1006,27 @@
                 <w:color w:val="EE0000"/>
               </w:rPr>
               <w:t>Edge</w:t>
+            </w:r>
+          </w:p>
+          <w:p>
+            <w:pPr>
+              <w:jc w:val="center"/>
+            </w:pPr>
+            <w:r>
+              <w:rPr>
+                <w:i/>
+                <w:iCs/>
+                <w:color w:val="00B050"/>
+              </w:rPr>
+              <w:t>Remplacement t</w:t>
+            </w:r>
+            <w:r>
+              <w:rPr>
+                <w:i/>
+                <w:iCs/>
+                <w:color w:val="00B050"/>
+              </w:rPr>
+              <w:t>rès facile</w:t>
             </w:r>
           </w:p>
         </w:tc>
@@ -992,9 +1067,15 @@
               <w:rPr>
                 <w:lang w:val="en-US"/>
               </w:rPr>
+              <w:t xml:space="preserve"> </w:t>
+            </w:r>
+            <w:r>
+              <w:rPr>
+                <w:lang w:val="en-US"/>
+              </w:rPr>
               <w:br/>
             </w:r>
-            <w:hyperlink r:id="rId9" w:tooltip="https://www.firefox.com/fr/" w:history="1">
+            <w:hyperlink r:id="rId9" w:history="1">
               <w:r>
                 <w:rPr>
                   <w:rStyle w:val="Lienhypertexte"/>
@@ -1023,6 +1104,11 @@
           <w:p>
             <w:pPr>
               <w:jc w:val="center"/>
+              <w:rPr>
+                <w:b/>
+                <w:bCs/>
+                <w:color w:val="EE0000"/>
+              </w:rPr>
             </w:pPr>
             <w:r>
               <w:t xml:space="preserve">Moteur de recherche </w:t>
@@ -1055,6 +1141,27 @@
                 <w:color w:val="EE0000"/>
               </w:rPr>
               <w:t>Microsoft Bing</w:t>
+            </w:r>
+          </w:p>
+          <w:p>
+            <w:pPr>
+              <w:jc w:val="center"/>
+            </w:pPr>
+            <w:r>
+              <w:rPr>
+                <w:i/>
+                <w:iCs/>
+                <w:color w:val="00B050"/>
+              </w:rPr>
+              <w:t>Remplacement t</w:t>
+            </w:r>
+            <w:r>
+              <w:rPr>
+                <w:i/>
+                <w:iCs/>
+                <w:color w:val="00B050"/>
+              </w:rPr>
+              <w:t>rès facile</w:t>
             </w:r>
           </w:p>
         </w:tc>
@@ -1065,9 +1172,6 @@
           <w:p>
             <w:pPr>
               <w:jc w:val="center"/>
-              <w:rPr>
-                <w:lang w:val="en-US"/>
-              </w:rPr>
             </w:pPr>
             <w:proofErr w:type="spellStart"/>
             <w:r>
@@ -1075,7 +1179,6 @@
                 <w:b/>
                 <w:bCs/>
                 <w:color w:val="00B050"/>
-                <w:lang w:val="en-US"/>
               </w:rPr>
               <w:t>Startpage</w:t>
             </w:r>
@@ -1083,27 +1186,19 @@
             <w:r>
               <w:rPr>
                 <w:color w:val="00B050"/>
-                <w:lang w:val="en-US"/>
               </w:rPr>
               <w:t xml:space="preserve"> </w:t>
             </w:r>
             <w:r>
-              <w:rPr>
-                <w:lang w:val="en-US"/>
-              </w:rPr>
               <w:t>(Pays-Bas)</w:t>
             </w:r>
             <w:r>
-              <w:rPr>
-                <w:lang w:val="en-US"/>
-              </w:rPr>
-              <w:br/>
+              <w:t xml:space="preserve"> </w:t>
             </w:r>
             <w:hyperlink r:id="rId10" w:tooltip="https://www.startpage.com/fr/" w:history="1">
               <w:r>
                 <w:rPr>
                   <w:rStyle w:val="Lienhypertexte"/>
-                  <w:lang w:val="en-US"/>
                 </w:rPr>
                 <w:t>https://www.startpage.com/fr/</w:t>
               </w:r>
@@ -1175,6 +1270,11 @@
           <w:p>
             <w:pPr>
               <w:jc w:val="center"/>
+              <w:rPr>
+                <w:b/>
+                <w:bCs/>
+                <w:color w:val="EE0000"/>
+              </w:rPr>
             </w:pPr>
             <w:r>
               <w:t xml:space="preserve">Messagerie </w:t>
@@ -1186,6 +1286,40 @@
                 <w:color w:val="EE0000"/>
               </w:rPr>
               <w:t>WhatsApp</w:t>
+            </w:r>
+          </w:p>
+          <w:p>
+            <w:pPr>
+              <w:jc w:val="center"/>
+            </w:pPr>
+            <w:proofErr w:type="spellStart"/>
+            <w:r>
+              <w:rPr>
+                <w:i/>
+                <w:iCs/>
+                <w:color w:val="0070C0"/>
+                <w:lang w:val="en-US"/>
+              </w:rPr>
+              <w:t>Remplacement</w:t>
+            </w:r>
+            <w:proofErr w:type="spellEnd"/>
+            <w:r>
+              <w:rPr>
+                <w:i/>
+                <w:iCs/>
+                <w:color w:val="0070C0"/>
+                <w:lang w:val="en-US"/>
+              </w:rPr>
+              <w:t xml:space="preserve"> f</w:t>
+            </w:r>
+            <w:r>
+              <w:rPr>
+                <w:i/>
+                <w:iCs/>
+                <w:color w:val="0070C0"/>
+                <w:lang w:val="en-US"/>
+              </w:rPr>
+              <w:t>acile</w:t>
             </w:r>
           </w:p>
         </w:tc>
@@ -1257,6 +1391,11 @@
           <w:p>
             <w:pPr>
               <w:jc w:val="center"/>
+              <w:rPr>
+                <w:b/>
+                <w:bCs/>
+                <w:color w:val="EE0000"/>
+              </w:rPr>
             </w:pPr>
             <w:r>
               <w:rPr>
@@ -1289,6 +1428,40 @@
                 <w:color w:val="EE0000"/>
               </w:rPr>
               <w:t>Waze</w:t>
+            </w:r>
+          </w:p>
+          <w:p>
+            <w:pPr>
+              <w:jc w:val="center"/>
+            </w:pPr>
+            <w:proofErr w:type="spellStart"/>
+            <w:r>
+              <w:rPr>
+                <w:i/>
+                <w:iCs/>
+                <w:color w:val="0070C0"/>
+                <w:lang w:val="en-US"/>
+              </w:rPr>
+              <w:t>Remplacement</w:t>
+            </w:r>
+            <w:proofErr w:type="spellEnd"/>
+            <w:r>
+              <w:rPr>
+                <w:i/>
+                <w:iCs/>
+                <w:color w:val="0070C0"/>
+                <w:lang w:val="en-US"/>
+              </w:rPr>
+              <w:t xml:space="preserve"> f</w:t>
+            </w:r>
+            <w:r>
+              <w:rPr>
+                <w:i/>
+                <w:iCs/>
+                <w:color w:val="0070C0"/>
+                <w:lang w:val="en-US"/>
+              </w:rPr>
+              <w:t>acile</w:t>
             </w:r>
           </w:p>
         </w:tc>
@@ -1347,10 +1520,7 @@
             </w:pPr>
             <w:proofErr w:type="gramStart"/>
             <w:r>
-              <w:t>o</w:t>
-            </w:r>
-            <w:r>
-              <w:t>u</w:t>
+              <w:t>ou</w:t>
             </w:r>
             <w:proofErr w:type="gramEnd"/>
             <w:r>
@@ -1444,6 +1614,27 @@
             <w:proofErr w:type="spellEnd"/>
             <w:r>
               <w:t>, etc.)</w:t>
+            </w:r>
+          </w:p>
+          <w:p>
+            <w:pPr>
+              <w:jc w:val="center"/>
+            </w:pPr>
+            <w:r>
+              <w:rPr>
+                <w:i/>
+                <w:iCs/>
+                <w:color w:val="00B050"/>
+              </w:rPr>
+              <w:t>Remplacement t</w:t>
+            </w:r>
+            <w:r>
+              <w:rPr>
+                <w:i/>
+                <w:iCs/>
+                <w:color w:val="00B050"/>
+              </w:rPr>
+              <w:t>rès facile</w:t>
             </w:r>
           </w:p>
         </w:tc>
@@ -1618,6 +1809,44 @@
               </w:rPr>
               <w:t>Cisco Webex</w:t>
             </w:r>
+            <w:r>
+              <w:rPr>
+                <w:b/>
+                <w:bCs/>
+                <w:color w:val="EE0000"/>
+                <w:lang w:val="en-US"/>
+              </w:rPr>
+              <w:br/>
+            </w:r>
+            <w:proofErr w:type="spellStart"/>
+            <w:r>
+              <w:rPr>
+                <w:i/>
+                <w:iCs/>
+                <w:color w:val="0070C0"/>
+                <w:lang w:val="en-US"/>
+              </w:rPr>
+              <w:t>Remplacement</w:t>
+            </w:r>
+            <w:proofErr w:type="spellEnd"/>
+            <w:r>
+              <w:rPr>
+                <w:i/>
+                <w:iCs/>
+                <w:color w:val="0070C0"/>
+                <w:lang w:val="en-US"/>
+              </w:rPr>
+              <w:t xml:space="preserve"> f</w:t>
+            </w:r>
+            <w:r>
+              <w:rPr>
+                <w:i/>
+                <w:iCs/>
+                <w:color w:val="0070C0"/>
+                <w:lang w:val="en-US"/>
+              </w:rPr>
+              <w:t>acile</w:t>
+            </w:r>
           </w:p>
         </w:tc>
         <w:tc>
@@ -1731,6 +1960,17 @@
             </w:r>
             <w:r>
               <w:t xml:space="preserve"> Personnel à 99 €/an</w:t>
+            </w:r>
+          </w:p>
+          <w:p>
+            <w:pPr>
+              <w:jc w:val="center"/>
+            </w:pPr>
+            <w:r>
+              <w:rPr>
+                <w:color w:val="77206D" w:themeColor="accent5" w:themeShade="BF"/>
+              </w:rPr>
+              <w:t>Remplacement plus délicat</w:t>
             </w:r>
           </w:p>
         </w:tc>
@@ -1898,6 +2138,7 @@
                 <w:bCs/>
                 <w:color w:val="EE0000"/>
               </w:rPr>
+              <w:lastRenderedPageBreak/>
               <w:t>Outlook</w:t>
             </w:r>
             <w:r>
@@ -1946,6 +2187,48 @@
               </w:rPr>
               <w:t>accès Google Drive</w:t>
             </w:r>
+          </w:p>
+          <w:p>
+            <w:pPr>
+              <w:jc w:val="center"/>
+              <w:rPr>
+                <w:b/>
+                <w:bCs/>
+                <w:color w:val="EE0000"/>
+              </w:rPr>
+            </w:pPr>
+            <w:proofErr w:type="spellStart"/>
+            <w:r>
+              <w:rPr>
+                <w:color w:val="77206D" w:themeColor="accent5" w:themeShade="BF"/>
+                <w:lang w:val="en-US"/>
+              </w:rPr>
+              <w:t>Remplacement</w:t>
+            </w:r>
+            <w:proofErr w:type="spellEnd"/>
+            <w:r>
+              <w:rPr>
+                <w:color w:val="77206D" w:themeColor="accent5" w:themeShade="BF"/>
+                <w:lang w:val="en-US"/>
+              </w:rPr>
+              <w:t xml:space="preserve"> p</w:t>
+            </w:r>
+            <w:r>
+              <w:rPr>
+                <w:color w:val="77206D" w:themeColor="accent5" w:themeShade="BF"/>
+                <w:lang w:val="en-US"/>
+              </w:rPr>
+              <w:t xml:space="preserve">lus </w:t>
+            </w:r>
+            <w:proofErr w:type="spellStart"/>
+            <w:r>
+              <w:rPr>
+                <w:color w:val="77206D" w:themeColor="accent5" w:themeShade="BF"/>
+                <w:lang w:val="en-US"/>
+              </w:rPr>
+              <w:t>délicat</w:t>
+            </w:r>
+            <w:proofErr w:type="spellEnd"/>
           </w:p>
         </w:tc>
         <w:tc>
@@ -2242,6 +2525,46 @@
               <w:t xml:space="preserve"> PowerPoint</w:t>
             </w:r>
           </w:p>
+          <w:p>
+            <w:pPr>
+              <w:jc w:val="center"/>
+              <w:rPr>
+                <w:b/>
+                <w:bCs/>
+                <w:color w:val="EE0000"/>
+                <w:lang w:val="en-US"/>
+              </w:rPr>
+            </w:pPr>
+            <w:proofErr w:type="spellStart"/>
+            <w:r>
+              <w:rPr>
+                <w:i/>
+                <w:iCs/>
+                <w:color w:val="0070C0"/>
+                <w:lang w:val="en-US"/>
+              </w:rPr>
+              <w:t>Remplacement</w:t>
+            </w:r>
+            <w:proofErr w:type="spellEnd"/>
+            <w:r>
+              <w:rPr>
+                <w:i/>
+                <w:iCs/>
+                <w:color w:val="0070C0"/>
+                <w:lang w:val="en-US"/>
+              </w:rPr>
+              <w:t xml:space="preserve"> f</w:t>
+            </w:r>
+            <w:r>
+              <w:rPr>
+                <w:i/>
+                <w:iCs/>
+                <w:color w:val="0070C0"/>
+                <w:lang w:val="en-US"/>
+              </w:rPr>
+              <w:t>acile</w:t>
+            </w:r>
+          </w:p>
         </w:tc>
         <w:tc>
           <w:tcPr>
@@ -2341,6 +2664,8 @@
             <w:pPr>
               <w:jc w:val="center"/>
               <w:rPr>
+                <w:b/>
+                <w:bCs/>
                 <w:color w:val="EE0000"/>
               </w:rPr>
             </w:pPr>
@@ -2381,6 +2706,43 @@
               <w:t>gmail</w:t>
             </w:r>
             <w:proofErr w:type="spellEnd"/>
+          </w:p>
+          <w:p>
+            <w:pPr>
+              <w:jc w:val="center"/>
+              <w:rPr>
+                <w:color w:val="EE0000"/>
+              </w:rPr>
+            </w:pPr>
+            <w:proofErr w:type="spellStart"/>
+            <w:r>
+              <w:rPr>
+                <w:i/>
+                <w:iCs/>
+                <w:color w:val="0070C0"/>
+                <w:lang w:val="en-US"/>
+              </w:rPr>
+              <w:t>Remplacement</w:t>
+            </w:r>
+            <w:proofErr w:type="spellEnd"/>
+            <w:r>
+              <w:rPr>
+                <w:i/>
+                <w:iCs/>
+                <w:color w:val="0070C0"/>
+                <w:lang w:val="en-US"/>
+              </w:rPr>
+              <w:t xml:space="preserve"> f</w:t>
+            </w:r>
+            <w:r>
+              <w:rPr>
+                <w:i/>
+                <w:iCs/>
+                <w:color w:val="0070C0"/>
+                <w:lang w:val="en-US"/>
+              </w:rPr>
+              <w:t>acile</w:t>
+            </w:r>
           </w:p>
         </w:tc>
         <w:tc>
@@ -2454,7 +2816,70 @@
         <w:jc w:val="both"/>
       </w:pPr>
       <w:r>
-        <w:t>Nota bene : le remplacement du système de stockage de Microsoft 365 (étape 7 du mode d’emploi présenté en annexe 1 « Remplacer Microsoft 365 ») est le plus délicat à effectuer, mais il constitue l’action majeure.</w:t>
+        <w:t>Nota bene : le</w:t>
+      </w:r>
+      <w:r>
+        <w:t>s</w:t>
+      </w:r>
+      <w:r>
+        <w:t xml:space="preserve"> remplacement</w:t>
+      </w:r>
+      <w:r>
+        <w:t>s</w:t>
+      </w:r>
+      <w:r>
+        <w:t xml:space="preserve"> du système de stockage de Microsoft 365 </w:t>
+      </w:r>
+      <w:r>
+        <w:t xml:space="preserve">et du client de messagerie </w:t>
+      </w:r>
+      <w:r>
+        <w:t>(</w:t>
+      </w:r>
+      <w:r>
+        <w:t>ligne</w:t>
+      </w:r>
+      <w:r>
+        <w:t xml:space="preserve"> 7</w:t>
+      </w:r>
+      <w:r>
+        <w:t xml:space="preserve"> et 8 du tableau) sont </w:t>
+      </w:r>
+      <w:r>
+        <w:t>plus délicat</w:t>
+      </w:r>
+      <w:r>
+        <w:t>s</w:t>
+      </w:r>
+      <w:r>
+        <w:t xml:space="preserve"> à effectuer</w:t>
+      </w:r>
+      <w:r>
+        <w:t>,</w:t>
+      </w:r>
+      <w:r>
+        <w:t xml:space="preserve"> mais il</w:t>
+      </w:r>
+      <w:r>
+        <w:t>s</w:t>
+      </w:r>
+      <w:r>
+        <w:t xml:space="preserve"> constitue</w:t>
+      </w:r>
+      <w:r>
+        <w:t>nt</w:t>
+      </w:r>
+      <w:r>
+        <w:t xml:space="preserve"> </w:t>
+      </w:r>
+      <w:r>
+        <w:t xml:space="preserve">une </w:t>
+      </w:r>
+      <w:r>
+        <w:t>action majeure.</w:t>
+      </w:r>
+      <w:r>
+        <w:t xml:space="preserve"> Le mode d’emploi détaillé est donné au chapitre IV plus bas.</w:t>
       </w:r>
     </w:p>
     <w:p/>
@@ -2462,7 +2887,7 @@
       <w:pPr>
         <w:pStyle w:val="Titre2"/>
       </w:pPr>
-      <w:bookmarkStart w:id="2" w:name="_Toc239112516"/>
+      <w:bookmarkStart w:id="2" w:name="_Toc239693976"/>
       <w:r>
         <w:t>III - Conclusion</w:t>
       </w:r>
@@ -2574,8 +2999,9 @@
       <w:pPr>
         <w:pStyle w:val="Titre2"/>
       </w:pPr>
-      <w:bookmarkStart w:id="3" w:name="_Toc239112517"/>
-      <w:r>
+      <w:bookmarkStart w:id="3" w:name="_Toc239693977"/>
+      <w:r>
+        <w:lastRenderedPageBreak/>
         <w:t xml:space="preserve">IV </w:t>
       </w:r>
       <w:r>
@@ -2615,13 +3041,16 @@
       <w:r>
         <w:t>.</w:t>
       </w:r>
+      <w:r>
+        <w:t xml:space="preserve"> Ce mode d’emploi présente le cas Windows/Android mais les solutions proposées existent également pour Mac et iOS.</w:t>
+      </w:r>
     </w:p>
     <w:p/>
     <w:p>
       <w:pPr>
         <w:pStyle w:val="Titre2"/>
       </w:pPr>
-      <w:bookmarkStart w:id="4" w:name="_Toc239112518"/>
+      <w:bookmarkStart w:id="4" w:name="_Toc239693978"/>
       <w:r>
         <w:t xml:space="preserve">Annexe – </w:t>
       </w:r>
@@ -2633,9 +3062,59 @@
     <w:p>
       <w:pPr>
         <w:keepNext/>
+        <w:jc w:val="both"/>
+      </w:pPr>
+      <w:r>
+        <w:t>FISA Section 702</w:t>
+      </w:r>
+    </w:p>
+    <w:p>
+      <w:pPr>
+        <w:keepNext/>
       </w:pPr>
       <w:r>
         <w:t>La loi aux États-Unis :</w:t>
+      </w:r>
+      <w:r>
+        <w:br/>
+        <w:t>Le FISA (</w:t>
+      </w:r>
+      <w:proofErr w:type="spellStart"/>
+      <w:r>
+        <w:t>Foreign</w:t>
+      </w:r>
+      <w:proofErr w:type="spellEnd"/>
+      <w:r>
+        <w:t xml:space="preserve"> Intelligence Surveillance </w:t>
+      </w:r>
+      <w:proofErr w:type="spellStart"/>
+      <w:r>
+        <w:t>Act</w:t>
+      </w:r>
+      <w:proofErr w:type="spellEnd"/>
+      <w:r>
+        <w:t>) section 702 autorise la surveillance de personnes non-</w:t>
+      </w:r>
+      <w:r>
+        <w:t>américaines</w:t>
+      </w:r>
+      <w:r>
+        <w:t xml:space="preserve"> situées hors des États-Unis via des fournisseurs de services numériques américains </w:t>
+      </w:r>
+      <w:r>
+        <w:t xml:space="preserve">implantés dans ces pays </w:t>
+      </w:r>
+      <w:r>
+        <w:t>et</w:t>
+      </w:r>
+      <w:r>
+        <w:t xml:space="preserve"> ce,</w:t>
+      </w:r>
+      <w:r>
+        <w:t xml:space="preserve"> sans mandat individualisé. C’est un mécanisme qui a été adopté en 2008 et qui devait être temporaire mais il a été renouvelé plusieurs fois, la dernière fois en avril 2024 pour deux ans. En avril 2026, il a été renouvelé exceptionnellement 10 jours puis 45 jours. La loi qui doit permettre de le renouvelé pour 3 ans est toujours en débat aux États-Unis.</w:t>
+      </w:r>
+      <w:r>
+        <w:t xml:space="preserve"> En utilisant des solutions européennes, on se protège de cette section 702 car on bénéficie du RGPD (Règlement Général sur la Protection des Données). Vous trouverez quelques liens sur le sujet ci-dessous :</w:t>
       </w:r>
     </w:p>
     <w:p>
@@ -2686,19 +3165,97 @@
     </w:p>
     <w:p>
       <w:pPr>
+        <w:pStyle w:val="Paragraphedeliste"/>
+        <w:numPr>
+          <w:ilvl w:val="0"/>
+          <w:numId w:val="30"/>
+        </w:numPr>
+      </w:pPr>
+      <w:r>
+        <w:t xml:space="preserve">RGPD Article 5 </w:t>
+      </w:r>
+      <w:hyperlink r:id="rId31" w:anchor="Article5" w:history="1">
+        <w:r>
+          <w:rPr>
+            <w:rStyle w:val="Lienhypertexte"/>
+          </w:rPr>
+          <w:t>https://www.cnil.fr/fr/reglement-europeen-protection-donnees/chapitre2#Article5</w:t>
+        </w:r>
+      </w:hyperlink>
+      <w:r>
+        <w:t xml:space="preserve"> </w:t>
+      </w:r>
+    </w:p>
+    <w:p>
+      <w:pPr>
+        <w:pStyle w:val="Paragraphedeliste"/>
+        <w:numPr>
+          <w:ilvl w:val="0"/>
+          <w:numId w:val="30"/>
+        </w:numPr>
+      </w:pPr>
+      <w:r>
+        <w:t xml:space="preserve">Interrogations sur la prolongation de FISA 702 </w:t>
+      </w:r>
+      <w:hyperlink r:id="rId32" w:history="1">
+        <w:r>
+          <w:rPr>
+            <w:rStyle w:val="Lienhypertexte"/>
+          </w:rPr>
+          <w:t>https://www.assemblee-nationale.fr/dyn/17/questions/QANR5L17QE482</w:t>
+        </w:r>
+      </w:hyperlink>
+    </w:p>
+    <w:p>
+      <w:pPr>
+        <w:pStyle w:val="Paragraphedeliste"/>
+        <w:numPr>
+          <w:ilvl w:val="0"/>
+          <w:numId w:val="30"/>
+        </w:numPr>
+      </w:pPr>
+      <w:r>
+        <w:t xml:space="preserve">Interrogations </w:t>
+      </w:r>
+      <w:proofErr w:type="gramStart"/>
+      <w:r>
+        <w:t>en  2026</w:t>
+      </w:r>
+      <w:proofErr w:type="gramEnd"/>
+      <w:r>
+        <w:t xml:space="preserve"> </w:t>
+      </w:r>
+      <w:r>
+        <w:t>sur la prolongation de FISA 702</w:t>
+      </w:r>
+      <w:r>
+        <w:t xml:space="preserve"> pour 3 ans </w:t>
+      </w:r>
+      <w:hyperlink r:id="rId33" w:history="1">
+        <w:r>
+          <w:rPr>
+            <w:rStyle w:val="Lienhypertexte"/>
+          </w:rPr>
+          <w:t>https://5calls.org/issue/fisa-section-702-fbi-surveillance/</w:t>
+        </w:r>
+      </w:hyperlink>
+      <w:r>
+        <w:t xml:space="preserve"> </w:t>
+      </w:r>
+    </w:p>
+    <w:p>
+      <w:pPr>
         <w:jc w:val="both"/>
       </w:pPr>
       <w:r>
         <w:t xml:space="preserve">Sites intéressants pour trouver des alternatives aux solutions </w:t>
       </w:r>
       <w:r>
-        <w:t xml:space="preserve">numériques soumises au Cloud </w:t>
-      </w:r>
-      <w:proofErr w:type="spellStart"/>
-      <w:r>
-        <w:t>Act</w:t>
-      </w:r>
-      <w:proofErr w:type="spellEnd"/>
+        <w:t xml:space="preserve">numériques soumises </w:t>
+      </w:r>
+      <w:r>
+        <w:t>à FISA 702</w:t>
+      </w:r>
       <w:r>
         <w:t> :</w:t>
       </w:r>
@@ -2715,7 +3272,7 @@
           <w:lang w:val="en-US"/>
         </w:rPr>
       </w:pPr>
-      <w:hyperlink r:id="rId31" w:tooltip="https://european-alternatives.eu/" w:history="1">
+      <w:hyperlink r:id="rId34" w:tooltip="https://european-alternatives.eu/" w:history="1">
         <w:r>
           <w:rPr>
             <w:rStyle w:val="Lienhypertexte"/>
@@ -2734,7 +3291,7 @@
         </w:numPr>
         <w:jc w:val="both"/>
       </w:pPr>
-      <w:hyperlink r:id="rId32" w:tooltip="https://alternativeto.net/" w:history="1">
+      <w:hyperlink r:id="rId35" w:tooltip="https://alternativeto.net/" w:history="1">
         <w:r>
           <w:rPr>
             <w:rStyle w:val="Lienhypertexte"/>
@@ -2752,7 +3309,7 @@
         </w:numPr>
         <w:jc w:val="both"/>
       </w:pPr>
-      <w:hyperlink r:id="rId33" w:tooltip="https://www.goeuropean.org/" w:history="1">
+      <w:hyperlink r:id="rId36" w:tooltip="https://www.goeuropean.org/" w:history="1">
         <w:r>
           <w:rPr>
             <w:rStyle w:val="Lienhypertexte"/>
@@ -2773,10 +3330,31 @@
         </w:numPr>
         <w:jc w:val="both"/>
       </w:pPr>
+      <w:hyperlink r:id="rId37" w:anchor="picks" w:history="1">
+        <w:r>
+          <w:rPr>
+            <w:rStyle w:val="Lienhypertexte"/>
+          </w:rPr>
+          <w:t>https://www.switch-to.eu/en#picks</w:t>
+        </w:r>
+      </w:hyperlink>
+      <w:r>
+        <w:t xml:space="preserve"> </w:t>
+      </w:r>
+    </w:p>
+    <w:p>
+      <w:pPr>
+        <w:pStyle w:val="Paragraphedeliste"/>
+        <w:numPr>
+          <w:ilvl w:val="0"/>
+          <w:numId w:val="29"/>
+        </w:numPr>
+        <w:jc w:val="both"/>
+      </w:pPr>
       <w:r>
         <w:t xml:space="preserve">Pour les news sur le sujet </w:t>
       </w:r>
-      <w:hyperlink r:id="rId34" w:tooltip="https://www.reddit.com/r/BuyFromEU/" w:history="1">
+      <w:hyperlink r:id="rId38" w:tooltip="https://www.reddit.com/r/BuyFromEU/" w:history="1">
         <w:r>
           <w:rPr>
             <w:rStyle w:val="Lienhypertexte"/>
@@ -2800,7 +3378,7 @@
           <w:lang w:val="en-US"/>
         </w:rPr>
       </w:pPr>
-      <w:hyperlink r:id="rId35" w:tooltip="https://europeantechmap.eu/" w:history="1">
+      <w:hyperlink r:id="rId39" w:tooltip="https://europeantechmap.eu/" w:history="1">
         <w:r>
           <w:rPr>
             <w:rStyle w:val="Lienhypertexte"/>
@@ -2828,7 +3406,7 @@
       <w:r>
         <w:t xml:space="preserve">Pour les développeurs </w:t>
       </w:r>
-      <w:hyperlink r:id="rId36" w:tooltip="https://techalternatives.eu/" w:history="1">
+      <w:hyperlink r:id="rId40" w:tooltip="https://techalternatives.eu/" w:history="1">
         <w:r>
           <w:rPr>
             <w:rStyle w:val="Lienhypertexte"/>
@@ -2852,7 +3430,7 @@
       <w:r>
         <w:t>Notation confidentialité </w:t>
       </w:r>
-      <w:hyperlink r:id="rId37" w:tooltip="https://privacynex.org/" w:history="1">
+      <w:hyperlink r:id="rId41" w:tooltip="https://privacynex.org/" w:history="1">
         <w:r>
           <w:rPr>
             <w:rStyle w:val="Lienhypertexte"/>
@@ -2875,7 +3453,7 @@
       <w:r>
         <w:t xml:space="preserve">Boîtes mail : </w:t>
       </w:r>
-      <w:hyperlink r:id="rId38" w:tooltip="https://eutechstack.eu/fr/hebergement-email" w:history="1">
+      <w:hyperlink r:id="rId42" w:tooltip="https://eutechstack.eu/fr/hebergement-email" w:history="1">
         <w:r>
           <w:rPr>
             <w:rStyle w:val="Lienhypertexte"/>
@@ -2929,9 +3507,23 @@
       </w:r>
       <w:proofErr w:type="spellEnd"/>
       <w:r>
-        <w:t xml:space="preserve"> (France) </w:t>
-      </w:r>
-      <w:hyperlink r:id="rId39" w:tooltip="https://cloudeezy.com/hebergement-nextcloud/gratuit.html" w:history="1">
+        <w:t xml:space="preserve"> (France)</w:t>
+      </w:r>
+      <w:r>
+        <w:t xml:space="preserve"> de la société </w:t>
+      </w:r>
+      <w:proofErr w:type="spellStart"/>
+      <w:r>
+        <w:t>R</w:t>
+      </w:r>
+      <w:r>
+        <w:t>eendex</w:t>
+      </w:r>
+      <w:proofErr w:type="spellEnd"/>
+      <w:r>
+        <w:t xml:space="preserve"> </w:t>
+      </w:r>
+      <w:hyperlink r:id="rId43" w:tooltip="https://cloudeezy.com/hebergement-nextcloud/gratuit.html" w:history="1">
         <w:r>
           <w:rPr>
             <w:rStyle w:val="Lienhypertexte"/>
@@ -2940,6 +3532,55 @@
         </w:r>
       </w:hyperlink>
       <w:r>
+        <w:br/>
+        <w:t>C</w:t>
+      </w:r>
+      <w:r>
+        <w:t>entre de données certifié ISO/CEI 27001</w:t>
+      </w:r>
+      <w:r>
+        <w:t xml:space="preserve"> (contre la perte de données et les intrusions)</w:t>
+      </w:r>
+      <w:r>
+        <w:t xml:space="preserve"> et ISO 50001</w:t>
+      </w:r>
+      <w:r>
+        <w:t xml:space="preserve"> (pour réduire la consommation d’énergie)</w:t>
+      </w:r>
+      <w:r>
+        <w:t>. Connexion chiffrée AES 256 bits</w:t>
+      </w:r>
+      <w:r>
+        <w:t xml:space="preserve"> (résistant</w:t>
+      </w:r>
+      <w:r>
+        <w:t>e</w:t>
+      </w:r>
+      <w:r>
+        <w:t xml:space="preserve"> aux futures attaques quantique</w:t>
+      </w:r>
+      <w:r>
+        <w:t>s</w:t>
+      </w:r>
+      <w:r>
+        <w:t>)</w:t>
+      </w:r>
+      <w:r>
+        <w:t>.</w:t>
+      </w:r>
+      <w:r>
+        <w:br/>
+        <w:t xml:space="preserve">SLA 99,99% </w:t>
+      </w:r>
+      <w:hyperlink r:id="rId44" w:history="1">
+        <w:r>
+          <w:rPr>
+            <w:rStyle w:val="Lienhypertexte"/>
+          </w:rPr>
+          <w:t>https://cloudeezy.com/nextcloud-securise-decentralise.html</w:t>
+        </w:r>
+      </w:hyperlink>
+      <w:r>
         <w:t xml:space="preserve"> </w:t>
       </w:r>
     </w:p>
@@ -2989,12 +3630,52 @@
       <w:r>
         <w:t xml:space="preserve"> </w:t>
       </w:r>
-      <w:hyperlink r:id="rId40" w:tooltip="https://docs.nextcloud.com/server/latest/user_manual/fr/index.html" w:history="1">
+      <w:hyperlink r:id="rId45" w:tooltip="https://docs.nextcloud.com/server/latest/user_manual/fr/index.html" w:history="1">
         <w:r>
           <w:rPr>
             <w:rStyle w:val="Lienhypertexte"/>
           </w:rPr>
           <w:t>https://docs.nextcloud.com/server/latest/user_manual/fr/index.html</w:t>
+        </w:r>
+      </w:hyperlink>
+      <w:r>
+        <w:t xml:space="preserve"> </w:t>
+      </w:r>
+    </w:p>
+    <w:p>
+      <w:pPr>
+        <w:pStyle w:val="Paragraphedeliste"/>
+        <w:numPr>
+          <w:ilvl w:val="0"/>
+          <w:numId w:val="28"/>
+        </w:numPr>
+      </w:pPr>
+      <w:r>
+        <w:lastRenderedPageBreak/>
+        <w:t>Installation d</w:t>
+      </w:r>
+      <w:r>
+        <w:t xml:space="preserve">u </w:t>
+      </w:r>
+      <w:r>
+        <w:t xml:space="preserve">client de messagerie </w:t>
+      </w:r>
+      <w:r>
+        <w:rPr>
+          <w:b/>
+          <w:bCs/>
+        </w:rPr>
+        <w:t>Thunderbird</w:t>
+      </w:r>
+      <w:r>
+        <w:t xml:space="preserve"> </w:t>
+      </w:r>
+      <w:hyperlink r:id="rId46" w:tooltip="https://www.thunderbird.net/fr/thunderbird/all/" w:history="1">
+        <w:r>
+          <w:rPr>
+            <w:rStyle w:val="Lienhypertexte"/>
+          </w:rPr>
+          <w:t>https://www.thunderbird.net/fr/thunderbird/all/</w:t>
         </w:r>
       </w:hyperlink>
       <w:r>
@@ -3014,12 +3695,6 @@
       </w:pPr>
       <w:r>
         <w:rPr>
-          <w:lang w:val="en-US"/>
-        </w:rPr>
-        <w:t xml:space="preserve">Installation de </w:t>
-      </w:r>
-      <w:r>
-        <w:rPr>
           <w:b/>
           <w:bCs/>
           <w:lang w:val="en-US"/>
@@ -3030,47 +3705,6 @@
         <w:rPr>
           <w:lang w:val="en-US"/>
         </w:rPr>
-        <w:t xml:space="preserve"> </w:t>
-      </w:r>
-      <w:hyperlink r:id="rId41" w:tooltip="https://www.thunderbird.net/fr/thunderbird/all/" w:history="1">
-        <w:r>
-          <w:rPr>
-            <w:rStyle w:val="Lienhypertexte"/>
-            <w:lang w:val="en-US"/>
-          </w:rPr>
-          <w:t>https://www.thunderbird.net/fr/thunderbird/all/</w:t>
-        </w:r>
-      </w:hyperlink>
-      <w:r>
-        <w:rPr>
-          <w:lang w:val="en-US"/>
-        </w:rPr>
-        <w:t xml:space="preserve"> </w:t>
-      </w:r>
-    </w:p>
-    <w:p>
-      <w:pPr>
-        <w:pStyle w:val="Paragraphedeliste"/>
-        <w:numPr>
-          <w:ilvl w:val="0"/>
-          <w:numId w:val="28"/>
-        </w:numPr>
-        <w:rPr>
-          <w:lang w:val="en-US"/>
-        </w:rPr>
-      </w:pPr>
-      <w:r>
-        <w:rPr>
-          <w:b/>
-          <w:bCs/>
-          <w:lang w:val="en-US"/>
-        </w:rPr>
-        <w:t>Thunderbird</w:t>
-      </w:r>
-      <w:r>
-        <w:rPr>
-          <w:lang w:val="en-US"/>
-        </w:rPr>
         <w:t xml:space="preserve"> installation </w:t>
       </w:r>
       <w:proofErr w:type="spellStart"/>
@@ -3084,7 +3718,7 @@
       <w:r>
         <w:t xml:space="preserve"> </w:t>
       </w:r>
-      <w:hyperlink r:id="rId42" w:tooltip="https://support.mozilla.org/fr/kb/installation-personnalisee-thunderbird-windows" w:history="1">
+      <w:hyperlink r:id="rId47" w:tooltip="https://support.mozilla.org/fr/kb/installation-personnalisee-thunderbird-windows" w:history="1">
         <w:r>
           <w:rPr>
             <w:rStyle w:val="Lienhypertexte"/>
@@ -3131,7 +3765,7 @@
         </w:rPr>
         <w:t xml:space="preserve"> </w:t>
       </w:r>
-      <w:hyperlink r:id="rId43" w:tooltip="https://docs.nextcloud.com/server/31/user_manual/en/groupware/sync_thunderbird.html" w:history="1">
+      <w:hyperlink r:id="rId48" w:tooltip="https://docs.nextcloud.com/server/31/user_manual/en/groupware/sync_thunderbird.html" w:history="1">
         <w:r>
           <w:rPr>
             <w:rStyle w:val="Lienhypertexte"/>
@@ -3151,12 +3785,24 @@
       <w:r>
         <w:t xml:space="preserve">Utiliser l’application Contacts </w:t>
       </w:r>
-      <w:hyperlink r:id="rId44" w:tooltip="https://docs.nextcloud.com/server/latest/user_manual/fr/groupware/contacts.html" w:history="1">
+      <w:hyperlink r:id="rId49" w:tooltip="https://docs.nextcloud.com/server/latest/user_manual/fr/groupware/contacts.html" w:history="1">
         <w:r>
           <w:rPr>
             <w:rStyle w:val="Lienhypertexte"/>
           </w:rPr>
-          <w:t>https://docs.nextcloud.com/server/latest/user_manual/fr/groupware/contacts.html</w:t>
+          <w:t>https://docs.nextcloud.com/server/latest/user_manual/fr/groupware/contact</w:t>
+        </w:r>
+        <w:r>
+          <w:rPr>
+            <w:rStyle w:val="Lienhypertexte"/>
+          </w:rPr>
+          <w:t>s</w:t>
+        </w:r>
+        <w:r>
+          <w:rPr>
+            <w:rStyle w:val="Lienhypertexte"/>
+          </w:rPr>
+          <w:t>.html</w:t>
         </w:r>
       </w:hyperlink>
       <w:r>
@@ -3174,7 +3820,7 @@
       <w:r>
         <w:t xml:space="preserve">Utiliser l’application Agenda </w:t>
       </w:r>
-      <w:hyperlink r:id="rId45" w:tooltip="https://docs.nextcloud.com/server/latest/user_manual/fr/groupware/calendar.html" w:history="1">
+      <w:hyperlink r:id="rId50" w:tooltip="https://docs.nextcloud.com/server/latest/user_manual/fr/groupware/calendar.html" w:history="1">
         <w:r>
           <w:rPr>
             <w:rStyle w:val="Lienhypertexte"/>
@@ -3219,7 +3865,7 @@
       <w:r>
         <w:t xml:space="preserve"> disposant d’un numéro de SIREN/SIRET (France) </w:t>
       </w:r>
-      <w:hyperlink r:id="rId46" w:tooltip="https://lasuite.numerique.gouv.fr/" w:history="1">
+      <w:hyperlink r:id="rId51" w:tooltip="https://lasuite.numerique.gouv.fr/" w:history="1">
         <w:r>
           <w:rPr>
             <w:rStyle w:val="Lienhypertexte"/>
@@ -3254,7 +3900,7 @@
       <w:r>
         <w:t xml:space="preserve"> de Linagora (France) </w:t>
       </w:r>
-      <w:hyperlink r:id="rId47" w:tooltip="https://twake.app/" w:history="1">
+      <w:hyperlink r:id="rId52" w:tooltip="https://twake.app/" w:history="1">
         <w:r>
           <w:rPr>
             <w:rStyle w:val="Lienhypertexte"/>
@@ -3284,7 +3930,7 @@
       <w:r>
         <w:t xml:space="preserve"> (Suisse) </w:t>
       </w:r>
-      <w:hyperlink r:id="rId48" w:tooltip="https://proton.me/" w:history="1">
+      <w:hyperlink r:id="rId53" w:tooltip="https://proton.me/" w:history="1">
         <w:r>
           <w:rPr>
             <w:rStyle w:val="Lienhypertexte"/>
@@ -3293,7 +3939,37 @@
         </w:r>
       </w:hyperlink>
       <w:r>
-        <w:t xml:space="preserve"> Pour partager ses contacts et son calendrier entre le PC et le Smartphone, on ne peut utiliser ses applications standard « Contacts » car tout est chiffré. Ne supporte pas IMAP égame/e.t pour des raisons de sécurité. Pour adopter le stockage Proton, il faut installer toute la suite sur son PC et son téléphone (pour lire les mails, les contacts, l’agenda). Évidemment, cela est bien pour la confidentialité mais avec un unique fournisseur côté serveur et côté client.</w:t>
+        <w:t xml:space="preserve"> Pour partager ses contacts et son calendrier entre le PC et le Smartphone, on ne peut utiliser ses applications standard « Contacts » car tout est chiffré. </w:t>
+      </w:r>
+      <w:r>
+        <w:t>Et Proton n</w:t>
+      </w:r>
+      <w:r>
+        <w:t xml:space="preserve">e supporte pas </w:t>
+      </w:r>
+      <w:r>
+        <w:t xml:space="preserve">les boîtes aux lettres </w:t>
+      </w:r>
+      <w:r>
+        <w:t>IMAP éga</w:t>
+      </w:r>
+      <w:r>
+        <w:t>l</w:t>
+      </w:r>
+      <w:r>
+        <w:t>e</w:t>
+      </w:r>
+      <w:r>
+        <w:t>m</w:t>
+      </w:r>
+      <w:r>
+        <w:t>e</w:t>
+      </w:r>
+      <w:r>
+        <w:t>n</w:t>
+      </w:r>
+      <w:r>
+        <w:t>t pour des raisons de sécurité. Pour adopter le stockage Proton, il faut installer toute la suite sur son PC et son téléphone (pour lire les mails, les contacts, l’agenda). Évidemment, cela est bien pour la confidentialité mais avec un unique fournisseur côté serveur et côté client.</w:t>
       </w:r>
     </w:p>
     <w:p>
@@ -3317,7 +3993,7 @@
       <w:r>
         <w:t xml:space="preserve"> (Allemagne) </w:t>
       </w:r>
-      <w:hyperlink r:id="rId49" w:tooltip="https://tuta.com/fr" w:history="1">
+      <w:hyperlink r:id="rId54" w:tooltip="https://tuta.com/fr" w:history="1">
         <w:r>
           <w:rPr>
             <w:rStyle w:val="Lienhypertexte"/>
@@ -3349,7 +4025,7 @@
       <w:r>
         <w:t xml:space="preserve"> (France) 4€/mois pour 100 Go </w:t>
       </w:r>
-      <w:hyperlink r:id="rId50" w:history="1">
+      <w:hyperlink r:id="rId55" w:history="1">
         <w:r>
           <w:rPr>
             <w:rStyle w:val="Lienhypertexte"/>
@@ -3387,7 +4063,7 @@
       <w:r>
         <w:t xml:space="preserve"> Outlook </w:t>
       </w:r>
-      <w:hyperlink r:id="rId51" w:tooltip="https://univik.com/blog/export-outlook-365-contacts-to-vcf/" w:history="1">
+      <w:hyperlink r:id="rId56" w:tooltip="https://univik.com/blog/export-outlook-365-contacts-to-vcf/" w:history="1">
         <w:r>
           <w:rPr>
             <w:rStyle w:val="Lienhypertexte"/>
@@ -3455,7 +4131,7 @@
         </w:rPr>
         <w:t xml:space="preserve">) </w:t>
       </w:r>
-      <w:hyperlink r:id="rId52" w:history="1">
+      <w:hyperlink r:id="rId57" w:history="1">
         <w:r>
           <w:rPr>
             <w:rStyle w:val="Lienhypertexte"/>
@@ -3486,7 +4162,7 @@
       <w:r>
         <w:t xml:space="preserve"> (Norvège) </w:t>
       </w:r>
-      <w:hyperlink r:id="rId53" w:history="1">
+      <w:hyperlink r:id="rId58" w:history="1">
         <w:r>
           <w:rPr>
             <w:rStyle w:val="Lienhypertexte"/>
@@ -3507,7 +4183,18 @@
         </w:numPr>
       </w:pPr>
       <w:r>
-        <w:t>Client mail, contacts et cale</w:t>
+        <w:t xml:space="preserve">Client </w:t>
+      </w:r>
+      <w:proofErr w:type="gramStart"/>
+      <w:r>
+        <w:t>e-</w:t>
+      </w:r>
+      <w:r>
+        <w:t>mail</w:t>
+      </w:r>
+      <w:proofErr w:type="gramEnd"/>
+      <w:r>
+        <w:t>, contacts et cale</w:t>
       </w:r>
       <w:r>
         <w:t>ndrier</w:t>
@@ -3525,7 +4212,7 @@
       <w:r>
         <w:t xml:space="preserve"> </w:t>
       </w:r>
-      <w:hyperlink r:id="rId54" w:tooltip="https://www.thunderbird.net/fr/thunderbird/all/" w:history="1">
+      <w:hyperlink r:id="rId59" w:tooltip="https://www.thunderbird.net/fr/thunderbird/all/" w:history="1">
         <w:r>
           <w:rPr>
             <w:rStyle w:val="Lienhypertexte"/>
@@ -3560,7 +4247,7 @@
       <w:r>
         <w:t xml:space="preserve"> (Pays-Bas) </w:t>
       </w:r>
-      <w:hyperlink r:id="rId55" w:tooltip="https://www.startpage.com/fr/" w:history="1">
+      <w:hyperlink r:id="rId60" w:tooltip="https://www.startpage.com/fr/" w:history="1">
         <w:r>
           <w:rPr>
             <w:rStyle w:val="Lienhypertexte"/>
@@ -3595,7 +4282,7 @@
       <w:r>
         <w:t xml:space="preserve"> intéressant mais pas européen (Californie) </w:t>
       </w:r>
-      <w:hyperlink r:id="rId56" w:tooltip="https://duckduckgo.com/" w:history="1">
+      <w:hyperlink r:id="rId61" w:tooltip="https://duckduckgo.com/" w:history="1">
         <w:r>
           <w:rPr>
             <w:rStyle w:val="Lienhypertexte"/>
@@ -3628,7 +4315,7 @@
       <w:r>
         <w:t xml:space="preserve"> (Allemagne) </w:t>
       </w:r>
-      <w:hyperlink r:id="rId57" w:tooltip="https://www.ecosia.org/" w:history="1">
+      <w:hyperlink r:id="rId62" w:tooltip="https://www.ecosia.org/" w:history="1">
         <w:r>
           <w:rPr>
             <w:rStyle w:val="Lienhypertexte"/>
@@ -3661,7 +4348,7 @@
       <w:r>
         <w:t xml:space="preserve"> (France) </w:t>
       </w:r>
-      <w:hyperlink r:id="rId58" w:tooltip="https://chat.mistral.ai/chat" w:history="1">
+      <w:hyperlink r:id="rId63" w:tooltip="https://chat.mistral.ai/chat" w:history="1">
         <w:r>
           <w:rPr>
             <w:rStyle w:val="Lienhypertexte"/>
@@ -3728,7 +4415,7 @@
       <w:r>
         <w:t xml:space="preserve"> (Pays-Bas) </w:t>
       </w:r>
-      <w:hyperlink r:id="rId59" w:tooltip="https://vanish.startpage.com/fr" w:history="1">
+      <w:hyperlink r:id="rId64" w:tooltip="https://vanish.startpage.com/fr" w:history="1">
         <w:r>
           <w:rPr>
             <w:rStyle w:val="Lienhypertexte"/>
@@ -3761,7 +4448,7 @@
       <w:r>
         <w:t xml:space="preserve"> intéressant mais pas européen (Californie) </w:t>
       </w:r>
-      <w:hyperlink r:id="rId60" w:tooltip="https://duck.ai/" w:history="1">
+      <w:hyperlink r:id="rId65" w:tooltip="https://duck.ai/" w:history="1">
         <w:r>
           <w:rPr>
             <w:rStyle w:val="Lienhypertexte"/>
@@ -3793,7 +4480,7 @@
       <w:r>
         <w:t xml:space="preserve"> (Allemagne) </w:t>
       </w:r>
-      <w:hyperlink r:id="rId61" w:tooltip="https://www.deepl.com/fr/translator" w:history="1">
+      <w:hyperlink r:id="rId66" w:tooltip="https://www.deepl.com/fr/translator" w:history="1">
         <w:r>
           <w:rPr>
             <w:rStyle w:val="Lienhypertexte"/>
@@ -3820,7 +4507,13 @@
         <w:rPr>
           <w:lang w:val="en-US"/>
         </w:rPr>
-        <w:t xml:space="preserve">Mail </w:t>
+        <w:t>Client e-m</w:t>
+      </w:r>
+      <w:r>
+        <w:rPr>
+          <w:lang w:val="en-US"/>
+        </w:rPr>
+        <w:t xml:space="preserve">ail </w:t>
       </w:r>
       <w:proofErr w:type="spellStart"/>
       <w:r>
@@ -3836,9 +4529,27 @@
         <w:rPr>
           <w:lang w:val="en-US"/>
         </w:rPr>
-        <w:t xml:space="preserve">, The beautiful email client </w:t>
-      </w:r>
-      <w:hyperlink r:id="rId62" w:tooltip="https://www.getmailspring.com" w:history="1">
+        <w:t xml:space="preserve"> (</w:t>
+      </w:r>
+      <w:r>
+        <w:rPr>
+          <w:lang w:val="en-US"/>
+        </w:rPr>
+        <w:t>Open Source</w:t>
+      </w:r>
+      <w:r>
+        <w:rPr>
+          <w:lang w:val="en-US"/>
+        </w:rPr>
+        <w:t>)</w:t>
+      </w:r>
+      <w:r>
+        <w:rPr>
+          <w:lang w:val="en-US"/>
+        </w:rPr>
+        <w:t xml:space="preserve"> The beautiful email client </w:t>
+      </w:r>
+      <w:hyperlink r:id="rId67" w:tooltip="https://www.getmailspring.com" w:history="1">
         <w:r>
           <w:rPr>
             <w:rStyle w:val="Lienhypertexte"/>
@@ -3857,7 +4568,18 @@
         </w:numPr>
       </w:pPr>
       <w:r>
-        <w:t xml:space="preserve">Mail </w:t>
+        <w:t xml:space="preserve">Client </w:t>
+      </w:r>
+      <w:proofErr w:type="gramStart"/>
+      <w:r>
+        <w:t>e-m</w:t>
+      </w:r>
+      <w:r>
+        <w:t>ail</w:t>
+      </w:r>
+      <w:proofErr w:type="gramEnd"/>
+      <w:r>
+        <w:t xml:space="preserve"> </w:t>
       </w:r>
       <w:r>
         <w:rPr>
@@ -3869,7 +4591,10 @@
       <w:r>
         <w:t xml:space="preserve"> </w:t>
       </w:r>
-      <w:hyperlink r:id="rId63" w:tooltip="https://proton.me/mail" w:history="1">
+      <w:r>
+        <w:t xml:space="preserve">(Suisse) </w:t>
+      </w:r>
+      <w:hyperlink r:id="rId68" w:history="1">
         <w:r>
           <w:rPr>
             <w:rStyle w:val="Lienhypertexte"/>
@@ -3880,6 +4605,9 @@
       <w:r>
         <w:t xml:space="preserve"> </w:t>
       </w:r>
+      <w:r>
+        <w:t>(pour lire les boîtes mail Proton)</w:t>
+      </w:r>
     </w:p>
     <w:p>
       <w:pPr>
@@ -3890,6 +4618,9 @@
         </w:numPr>
       </w:pPr>
       <w:r>
+        <w:t xml:space="preserve">Boîte </w:t>
+      </w:r>
+      <w:r>
         <w:t xml:space="preserve">Mail jetable </w:t>
       </w:r>
       <w:proofErr w:type="spellStart"/>
@@ -3904,7 +4635,10 @@
       <w:r>
         <w:t xml:space="preserve"> </w:t>
       </w:r>
-      <w:hyperlink r:id="rId64" w:tooltip="https://yopmail.com/fr/" w:history="1">
+      <w:r>
+        <w:t xml:space="preserve">(France) </w:t>
+      </w:r>
+      <w:hyperlink r:id="rId69" w:history="1">
         <w:r>
           <w:rPr>
             <w:rStyle w:val="Lienhypertexte"/>
@@ -3926,9 +4660,15 @@
           <w:b/>
           <w:bCs/>
         </w:rPr>
-        <w:t xml:space="preserve">Proton VPN </w:t>
-      </w:r>
-      <w:hyperlink r:id="rId65" w:tooltip="https://protonvpn.com/" w:history="1">
+        <w:t>Proton VPN</w:t>
+      </w:r>
+      <w:r>
+        <w:t xml:space="preserve"> </w:t>
+      </w:r>
+      <w:r>
+        <w:t xml:space="preserve">(Suisse) </w:t>
+      </w:r>
+      <w:hyperlink r:id="rId70" w:history="1">
         <w:r>
           <w:rPr>
             <w:rStyle w:val="Lienhypertexte"/>
@@ -3939,7 +4679,7 @@
       <w:r>
         <w:t xml:space="preserve">, VPN qui n’utilise pas de logs sur disque </w:t>
       </w:r>
-      <w:hyperlink r:id="rId66" w:tooltip="https://protonvpn.com/features/no-logs-policy" w:history="1">
+      <w:hyperlink r:id="rId71" w:tooltip="https://protonvpn.com/features/no-logs-policy" w:history="1">
         <w:r>
           <w:rPr>
             <w:rStyle w:val="Lienhypertexte"/>
@@ -3968,6 +4708,7 @@
           <w:b/>
           <w:bCs/>
         </w:rPr>
+        <w:lastRenderedPageBreak/>
         <w:t>Mullvad</w:t>
       </w:r>
       <w:proofErr w:type="spellEnd"/>
@@ -3981,7 +4722,7 @@
       <w:r>
         <w:t xml:space="preserve"> </w:t>
       </w:r>
-      <w:hyperlink r:id="rId67" w:tooltip="https://mullvad.net/fr" w:history="1">
+      <w:hyperlink r:id="rId72" w:tooltip="https://mullvad.net/fr" w:history="1">
         <w:r>
           <w:rPr>
             <w:rStyle w:val="Lienhypertexte"/>
@@ -4019,7 +4760,7 @@
       <w:r>
         <w:t xml:space="preserve">) </w:t>
       </w:r>
-      <w:hyperlink r:id="rId68" w:tooltip="https://telegram.org/" w:history="1">
+      <w:hyperlink r:id="rId73" w:tooltip="https://telegram.org/" w:history="1">
         <w:r>
           <w:rPr>
             <w:rStyle w:val="Lienhypertexte"/>
@@ -4060,7 +4801,7 @@
       <w:r>
         <w:t xml:space="preserve"> par exemple </w:t>
       </w:r>
-      <w:hyperlink r:id="rId69" w:tooltip="https://telegram.org/blog/ultimate-privacy-topics-2-0/fr" w:history="1">
+      <w:hyperlink r:id="rId74" w:tooltip="https://telegram.org/blog/ultimate-privacy-topics-2-0/fr" w:history="1">
         <w:r>
           <w:rPr>
             <w:rStyle w:val="Lienhypertexte"/>
@@ -4093,7 +4834,7 @@
       <w:r>
         <w:t xml:space="preserve"> (France), la plus sécurisée </w:t>
       </w:r>
-      <w:hyperlink r:id="rId70" w:tooltip="https://www.olvid.io/fr/" w:history="1">
+      <w:hyperlink r:id="rId75" w:tooltip="https://www.olvid.io/fr/" w:history="1">
         <w:r>
           <w:rPr>
             <w:rStyle w:val="Lienhypertexte"/>
@@ -4151,7 +4892,7 @@
       <w:r>
         <w:t xml:space="preserve"> (Pays-Bas) </w:t>
       </w:r>
-      <w:hyperlink r:id="rId71" w:tooltip="https://wego.here.com/" w:history="1">
+      <w:hyperlink r:id="rId76" w:tooltip="https://wego.here.com/" w:history="1">
         <w:r>
           <w:rPr>
             <w:rStyle w:val="Lienhypertexte"/>
@@ -4184,7 +4925,7 @@
       <w:r>
         <w:t xml:space="preserve"> (France) </w:t>
       </w:r>
-      <w:hyperlink r:id="rId72" w:history="1">
+      <w:hyperlink r:id="rId77" w:history="1">
         <w:r>
           <w:rPr>
             <w:rStyle w:val="Lienhypertexte"/>
@@ -4235,7 +4976,7 @@
       <w:r>
         <w:t xml:space="preserve">que) </w:t>
       </w:r>
-      <w:hyperlink r:id="rId73" w:tooltip="https://mapy.com/fr" w:history="1">
+      <w:hyperlink r:id="rId78" w:tooltip="https://mapy.com/fr" w:history="1">
         <w:r>
           <w:rPr>
             <w:rStyle w:val="Lienhypertexte"/>
@@ -4270,7 +5011,7 @@
       <w:r>
         <w:t xml:space="preserve"> (Open source) mais un peu pauvre </w:t>
       </w:r>
-      <w:hyperlink r:id="rId74" w:tooltip="https://www.comaps.app/fr/" w:history="1">
+      <w:hyperlink r:id="rId79" w:tooltip="https://www.comaps.app/fr/" w:history="1">
         <w:r>
           <w:rPr>
             <w:rStyle w:val="Lienhypertexte"/>
@@ -4289,37 +5030,47 @@
           <w:ilvl w:val="0"/>
           <w:numId w:val="25"/>
         </w:numPr>
-        <w:rPr>
-          <w:lang w:val="en-US"/>
-        </w:rPr>
-      </w:pPr>
+      </w:pPr>
+      <w:r>
+        <w:t xml:space="preserve">Cartographie </w:t>
+      </w:r>
+      <w:proofErr w:type="spellStart"/>
       <w:r>
         <w:rPr>
           <w:b/>
           <w:bCs/>
-          <w:lang w:val="en-US"/>
         </w:rPr>
-        <w:t>Organic map</w:t>
-      </w:r>
+        <w:t>Organic</w:t>
+      </w:r>
+      <w:proofErr w:type="spellEnd"/>
       <w:r>
         <w:rPr>
-          <w:lang w:val="en-US"/>
+          <w:b/>
+          <w:bCs/>
         </w:rPr>
         <w:t xml:space="preserve"> </w:t>
       </w:r>
-      <w:hyperlink r:id="rId75" w:tooltip="https://korben.info/organic-maps-gps-offline-open-source.html" w:history="1">
+      <w:proofErr w:type="spellStart"/>
+      <w:r>
+        <w:rPr>
+          <w:b/>
+          <w:bCs/>
+        </w:rPr>
+        <w:t>map</w:t>
+      </w:r>
+      <w:proofErr w:type="spellEnd"/>
+      <w:r>
+        <w:t xml:space="preserve"> </w:t>
+      </w:r>
+      <w:hyperlink r:id="rId80" w:tooltip="https://korben.info/organic-maps-gps-offline-open-source.html" w:history="1">
         <w:r>
           <w:rPr>
             <w:rStyle w:val="Lienhypertexte"/>
-            <w:lang w:val="en-US"/>
           </w:rPr>
           <w:t>https://korben.info/organic-maps-gps-offline-open-source.html</w:t>
         </w:r>
       </w:hyperlink>
       <w:r>
-        <w:rPr>
-          <w:lang w:val="en-US"/>
-        </w:rPr>
         <w:t xml:space="preserve"> </w:t>
       </w:r>
     </w:p>
@@ -4330,32 +5081,42 @@
           <w:ilvl w:val="0"/>
           <w:numId w:val="25"/>
         </w:numPr>
-        <w:rPr>
-          <w:lang w:val="en-US"/>
-        </w:rPr>
-      </w:pPr>
+      </w:pPr>
+      <w:r>
+        <w:t xml:space="preserve">Serveur de nom européen </w:t>
+      </w:r>
       <w:r>
         <w:rPr>
           <w:b/>
           <w:bCs/>
-          <w:lang w:val="en-US"/>
         </w:rPr>
-        <w:t xml:space="preserve">DNS </w:t>
-      </w:r>
-      <w:hyperlink r:id="rId76" w:tooltip="https://korben.info/dns4eu-europe-alternative-google-cloudflare.html" w:history="1">
+        <w:t>DNS</w:t>
+      </w:r>
+      <w:r>
+        <w:rPr>
+          <w:b/>
+          <w:bCs/>
+        </w:rPr>
+        <w:t xml:space="preserve">4EU </w:t>
+      </w:r>
+      <w:hyperlink r:id="rId81" w:tooltip="https://korben.info/dns4eu-europe-alternative-google-cloudflare.html" w:history="1">
         <w:r>
           <w:rPr>
             <w:rStyle w:val="Lienhypertexte"/>
-            <w:lang w:val="en-US"/>
           </w:rPr>
-          <w:t>https://korben.info/dns4eu-europe-alternative-google-cloudflare.html</w:t>
+          <w:t>https://korben.info/dns4eu-europe-alternative-google-cloud</w:t>
+        </w:r>
+        <w:r>
+          <w:rPr>
+            <w:rStyle w:val="Lienhypertexte"/>
+          </w:rPr>
+          <w:t>flare.html</w:t>
         </w:r>
       </w:hyperlink>
       <w:r>
         <w:rPr>
           <w:b/>
           <w:bCs/>
-          <w:lang w:val="en-US"/>
         </w:rPr>
         <w:t xml:space="preserve"> </w:t>
       </w:r>
@@ -4388,7 +5149,7 @@
       <w:r>
         <w:t xml:space="preserve"> (Royaume-Unis, Lettonie/Russie ?) </w:t>
       </w:r>
-      <w:hyperlink r:id="rId77" w:anchor="desktop" w:tooltip="https://www.onlyoffice.com/download-desktop#desktop" w:history="1">
+      <w:hyperlink r:id="rId82" w:anchor="desktop" w:tooltip="https://www.onlyoffice.com/download-desktop#desktop" w:history="1">
         <w:r>
           <w:rPr>
             <w:rStyle w:val="Lienhypertexte"/>
@@ -4429,7 +5190,7 @@
       <w:r>
         <w:t xml:space="preserve">, Open source en cours de stabilisation) </w:t>
       </w:r>
-      <w:hyperlink r:id="rId78" w:tooltip="https://euro-office.github.io/documentation/installation/docker/" w:history="1">
+      <w:hyperlink r:id="rId83" w:tooltip="https://euro-office.github.io/documentation/installation/docker/" w:history="1">
         <w:r>
           <w:rPr>
             <w:rStyle w:val="Lienhypertexte"/>
@@ -4440,7 +5201,7 @@
       <w:r>
         <w:t xml:space="preserve"> et </w:t>
       </w:r>
-      <w:hyperlink r:id="rId79" w:tooltip="https://github.com/Euro-Office" w:history="1">
+      <w:hyperlink r:id="rId84" w:tooltip="https://github.com/Euro-Office" w:history="1">
         <w:r>
           <w:rPr>
             <w:rStyle w:val="Lienhypertexte"/>
@@ -4529,7 +5290,7 @@
         </w:rPr>
         <w:t xml:space="preserve">(France) </w:t>
       </w:r>
-      <w:hyperlink r:id="rId80" w:tooltip="https://www.dailymotion.com/fr" w:history="1">
+      <w:hyperlink r:id="rId85" w:tooltip="https://www.dailymotion.com/fr" w:history="1">
         <w:r>
           <w:rPr>
             <w:rStyle w:val="Lienhypertexte"/>
@@ -4573,7 +5334,7 @@
       <w:r>
         <w:t xml:space="preserve"> (France, Allemagne) </w:t>
       </w:r>
-      <w:hyperlink r:id="rId81" w:tooltip="https://www.arte.tv/fr/videos/series-et-fictions/" w:history="1">
+      <w:hyperlink r:id="rId86" w:tooltip="https://www.arte.tv/fr/videos/series-et-fictions/" w:history="1">
         <w:r>
           <w:rPr>
             <w:rStyle w:val="Lienhypertexte"/>
@@ -4612,7 +5373,7 @@
         </w:rPr>
         <w:t xml:space="preserve"> (Open source) </w:t>
       </w:r>
-      <w:hyperlink r:id="rId82" w:tooltip="https://joinpeertube.org/fr_FR" w:history="1">
+      <w:hyperlink r:id="rId87" w:tooltip="https://joinpeertube.org/fr_FR" w:history="1">
         <w:r>
           <w:rPr>
             <w:rStyle w:val="Lienhypertexte"/>
@@ -4665,7 +5426,7 @@
         </w:rPr>
         <w:t xml:space="preserve">) </w:t>
       </w:r>
-      <w:hyperlink r:id="rId83" w:tooltip="https://alugha.com" w:history="1">
+      <w:hyperlink r:id="rId88" w:tooltip="https://alugha.com" w:history="1">
         <w:r>
           <w:rPr>
             <w:rStyle w:val="Lienhypertexte"/>
@@ -4763,7 +5524,7 @@
       <w:r>
         <w:t xml:space="preserve"> (France) </w:t>
       </w:r>
-      <w:hyperlink r:id="rId84" w:tooltip="https://www.deezer.com/fr/" w:history="1">
+      <w:hyperlink r:id="rId89" w:tooltip="https://www.deezer.com/fr/" w:history="1">
         <w:r>
           <w:rPr>
             <w:rStyle w:val="Lienhypertexte"/>
@@ -4790,7 +5551,7 @@
       <w:r>
         <w:t xml:space="preserve"> (Suède) </w:t>
       </w:r>
-      <w:hyperlink r:id="rId85" w:tooltip="https://open.spotify.com/intl-fr" w:history="1">
+      <w:hyperlink r:id="rId90" w:tooltip="https://open.spotify.com/intl-fr" w:history="1">
         <w:r>
           <w:rPr>
             <w:rStyle w:val="Lienhypertexte"/>
@@ -4819,7 +5580,7 @@
       <w:r>
         <w:t xml:space="preserve"> (France) </w:t>
       </w:r>
-      <w:hyperlink r:id="rId86" w:tooltip="https://www.qobuz.com/fr-fr/discover" w:history="1">
+      <w:hyperlink r:id="rId91" w:tooltip="https://www.qobuz.com/fr-fr/discover" w:history="1">
         <w:r>
           <w:rPr>
             <w:rStyle w:val="Lienhypertexte"/>
@@ -4833,7 +5594,7 @@
     </w:p>
     <w:p>
       <w:r>
-        <w:t xml:space="preserve">Alternatives aux réseaux X, Instagram, </w:t>
+        <w:t xml:space="preserve">Alternative aux réseaux X, Instagram, </w:t>
       </w:r>
       <w:proofErr w:type="spellStart"/>
       <w:r>
@@ -4869,7 +5630,7 @@
         </w:rPr>
         <w:t xml:space="preserve"> (Open source) </w:t>
       </w:r>
-      <w:hyperlink r:id="rId87" w:tooltip="https://joinmastodon.org/fr" w:history="1">
+      <w:hyperlink r:id="rId92" w:tooltip="https://joinmastodon.org/fr" w:history="1">
         <w:r>
           <w:rPr>
             <w:rStyle w:val="Lienhypertexte"/>
@@ -4920,7 +5681,7 @@
       <w:r>
         <w:t xml:space="preserve"> </w:t>
       </w:r>
-      <w:hyperlink r:id="rId88" w:tooltip="https://www.linuxmint.com/" w:history="1">
+      <w:hyperlink r:id="rId93" w:tooltip="https://www.linuxmint.com/" w:history="1">
         <w:r>
           <w:rPr>
             <w:rStyle w:val="Lienhypertexte"/>
@@ -4964,7 +5725,7 @@
       <w:r>
         <w:t xml:space="preserve"> Android sans Google </w:t>
       </w:r>
-      <w:hyperlink r:id="rId89" w:tooltip="https://e.foundation/fr/e-os/" w:history="1">
+      <w:hyperlink r:id="rId94" w:tooltip="https://e.foundation/fr/e-os/" w:history="1">
         <w:r>
           <w:rPr>
             <w:rStyle w:val="Lienhypertexte"/>
@@ -4987,7 +5748,7 @@
       <w:r>
         <w:t xml:space="preserve"> </w:t>
       </w:r>
-      <w:hyperlink r:id="rId90" w:history="1">
+      <w:hyperlink r:id="rId95" w:history="1">
         <w:r>
           <w:rPr>
             <w:rStyle w:val="Lienhypertexte"/>
@@ -5048,7 +5809,7 @@
       <w:r>
         <w:br/>
       </w:r>
-      <w:hyperlink r:id="rId91" w:tooltip="https://www.fairphone.com/fr" w:history="1">
+      <w:hyperlink r:id="rId96" w:tooltip="https://www.fairphone.com/fr" w:history="1">
         <w:r>
           <w:rPr>
             <w:rStyle w:val="Lienhypertexte"/>
@@ -5066,7 +5827,7 @@
       <w:r>
         <w:t xml:space="preserve">et </w:t>
       </w:r>
-      <w:hyperlink r:id="rId92" w:tooltip="https://murena.com/fr/smartphones/" w:history="1">
+      <w:hyperlink r:id="rId97" w:tooltip="https://murena.com/fr/smartphones/" w:history="1">
         <w:r>
           <w:rPr>
             <w:rStyle w:val="Lienhypertexte"/>
@@ -5091,7 +5852,7 @@
           <w:numId w:val="17"/>
         </w:numPr>
       </w:pPr>
-      <w:hyperlink r:id="rId93" w:tooltip="https://www.journaux.fr/produits/presse/Informatique-3/Linux%20Inside-162163" w:history="1">
+      <w:hyperlink r:id="rId98" w:tooltip="https://www.journaux.fr/produits/presse/Informatique-3/Linux%20Inside-162163" w:history="1">
         <w:r>
           <w:rPr>
             <w:rStyle w:val="Lienhypertexte"/>
@@ -5100,7 +5861,6 @@
         </w:r>
       </w:hyperlink>
     </w:p>
-    <w:p/>
     <w:sectPr>
       <w:pgSz w:w="11906" w:h="16838"/>
       <w:pgMar w:top="1134" w:right="1134" w:bottom="1134" w:left="1134" w:header="709" w:footer="709" w:gutter="0"/>
@@ -10176,6 +10936,7 @@
   <w:style w:type="character" w:default="1" w:styleId="Policepardfaut">
     <w:name w:val="Default Paragraph Font"/>
     <w:uiPriority w:val="1"/>
+    <w:semiHidden/>
     <w:unhideWhenUsed/>
   </w:style>
   <w:style w:type="table" w:default="1" w:styleId="TableauNormal">

--- a/index.docx
+++ b/index.docx
@@ -23,13 +23,8 @@
       <w:pPr>
         <w:jc w:val="center"/>
       </w:pPr>
-      <w:proofErr w:type="gramStart"/>
-      <w:r>
-        <w:t>par</w:t>
-      </w:r>
-      <w:proofErr w:type="gramEnd"/>
-      <w:r>
-        <w:t xml:space="preserve"> Éric Fullenbaum</w:t>
+      <w:r>
+        <w:t>par Éric Fullenbaum</w:t>
       </w:r>
       <w:r>
         <w:t xml:space="preserve"> – Septembre 2026</w:t>
@@ -39,14 +34,177 @@
       <w:pPr>
         <w:jc w:val="both"/>
       </w:pPr>
-      <w:r>
-        <w:t xml:space="preserve">Cet article explique aux particuliers </w:t>
+    </w:p>
+    <w:p>
+      <w:pPr>
+        <w:jc w:val="both"/>
+      </w:pPr>
+      <w:r>
+        <w:rPr>
+          <w:b/>
+          <w:bCs/>
+        </w:rPr>
+        <w:t>Vos donn</w:t>
+      </w:r>
+      <w:r>
+        <w:rPr>
+          <w:rFonts w:hint="cs"/>
+          <w:b/>
+          <w:bCs/>
+        </w:rPr>
+        <w:t>é</w:t>
+      </w:r>
+      <w:r>
+        <w:rPr>
+          <w:b/>
+          <w:bCs/>
+        </w:rPr>
+        <w:t>es vous appartiennent</w:t>
+      </w:r>
+      <w:r>
+        <w:t xml:space="preserve"> et les europ</w:t>
+      </w:r>
+      <w:r>
+        <w:rPr>
+          <w:rFonts w:hint="cs"/>
+        </w:rPr>
+        <w:t>é</w:t>
+      </w:r>
+      <w:r>
+        <w:t>ens ont int</w:t>
+      </w:r>
+      <w:r>
+        <w:rPr>
+          <w:rFonts w:hint="cs"/>
+        </w:rPr>
+        <w:t>é</w:t>
+      </w:r>
+      <w:r>
+        <w:t>r</w:t>
+      </w:r>
+      <w:r>
+        <w:rPr>
+          <w:rFonts w:hint="cs"/>
+        </w:rPr>
+        <w:t>ê</w:t>
+      </w:r>
+      <w:r>
+        <w:t xml:space="preserve">t </w:t>
+      </w:r>
+      <w:r>
+        <w:rPr>
+          <w:rFonts w:hint="cs"/>
+        </w:rPr>
+        <w:t>à</w:t>
+      </w:r>
+      <w:r>
+        <w:t xml:space="preserve"> favoriser la </w:t>
+      </w:r>
+      <w:r>
+        <w:rPr>
+          <w:b/>
+          <w:bCs/>
+        </w:rPr>
+        <w:t>souverainet</w:t>
+      </w:r>
+      <w:r>
+        <w:rPr>
+          <w:rFonts w:hint="cs"/>
+          <w:b/>
+          <w:bCs/>
+        </w:rPr>
+        <w:t>é</w:t>
+      </w:r>
+      <w:r>
+        <w:t xml:space="preserve"> et l</w:t>
+      </w:r>
+      <w:r>
+        <w:rPr>
+          <w:rFonts w:hint="cs"/>
+        </w:rPr>
+        <w:t>’</w:t>
+      </w:r>
+      <w:r>
+        <w:rPr>
+          <w:rFonts w:hint="cs"/>
+          <w:b/>
+          <w:bCs/>
+        </w:rPr>
+        <w:t>é</w:t>
+      </w:r>
+      <w:r>
+        <w:rPr>
+          <w:b/>
+          <w:bCs/>
+        </w:rPr>
+        <w:t>conomie de l</w:t>
+      </w:r>
+      <w:r>
+        <w:rPr>
+          <w:rFonts w:hint="cs"/>
+          <w:b/>
+          <w:bCs/>
+        </w:rPr>
+        <w:t>’</w:t>
+      </w:r>
+      <w:r>
+        <w:rPr>
+          <w:b/>
+          <w:bCs/>
+        </w:rPr>
+        <w:t>Europe</w:t>
+      </w:r>
+      <w:r>
+        <w:t>. Or, il existe des alternatives europ</w:t>
+      </w:r>
+      <w:r>
+        <w:rPr>
+          <w:rFonts w:hint="cs"/>
+        </w:rPr>
+        <w:t>é</w:t>
+      </w:r>
+      <w:r>
+        <w:t xml:space="preserve">ennes pour chaque cas d'usage et les adopter n'est pas </w:t>
+      </w:r>
+      <w:r>
+        <w:t>difficile</w:t>
+      </w:r>
+      <w:r>
+        <w:t>.</w:t>
+      </w:r>
+    </w:p>
+    <w:p>
+      <w:pPr>
+        <w:jc w:val="both"/>
+      </w:pPr>
+      <w:r>
+        <w:t xml:space="preserve">Cet article explique aux </w:t>
+      </w:r>
+      <w:r>
+        <w:rPr>
+          <w:b/>
+          <w:bCs/>
+        </w:rPr>
+        <w:t>particuliers</w:t>
+      </w:r>
+      <w:r>
+        <w:t xml:space="preserve"> </w:t>
       </w:r>
       <w:r>
         <w:t xml:space="preserve">pourquoi et </w:t>
       </w:r>
       <w:r>
-        <w:t xml:space="preserve">comment remplacer les services numériques américains par des équivalents européens. </w:t>
+        <w:t xml:space="preserve">comment </w:t>
+      </w:r>
+      <w:r>
+        <w:rPr>
+          <w:b/>
+          <w:bCs/>
+        </w:rPr>
+        <w:t>remplacer les services numériques américains par des équivalents européens</w:t>
+      </w:r>
+      <w:r>
+        <w:t>.</w:t>
       </w:r>
     </w:p>
     <w:sdt>
@@ -472,41 +630,15 @@
         <w:jc w:val="both"/>
       </w:pPr>
       <w:r>
-        <w:t xml:space="preserve">Le Cloud </w:t>
-      </w:r>
-      <w:proofErr w:type="spellStart"/>
-      <w:r>
-        <w:t>Act</w:t>
-      </w:r>
-      <w:proofErr w:type="spellEnd"/>
-      <w:r>
-        <w:t xml:space="preserve"> et plus particulièrement le </w:t>
-      </w:r>
-      <w:proofErr w:type="spellStart"/>
+        <w:t xml:space="preserve">Le Cloud Act et plus particulièrement le </w:t>
+      </w:r>
       <w:r>
         <w:rPr>
           <w:i/>
           <w:iCs/>
         </w:rPr>
-        <w:t>Foreign</w:t>
-      </w:r>
-      <w:proofErr w:type="spellEnd"/>
-      <w:r>
-        <w:rPr>
-          <w:i/>
-          <w:iCs/>
-        </w:rPr>
-        <w:t xml:space="preserve"> Intelligence Surveillance </w:t>
-      </w:r>
-      <w:proofErr w:type="spellStart"/>
-      <w:r>
-        <w:rPr>
-          <w:i/>
-          <w:iCs/>
-        </w:rPr>
-        <w:t>Act</w:t>
-      </w:r>
-      <w:proofErr w:type="spellEnd"/>
+        <w:t>Foreign Intelligence Surveillance Act</w:t>
+      </w:r>
       <w:r>
         <w:t xml:space="preserve"> </w:t>
       </w:r>
@@ -736,6 +868,7 @@
         <w:jc w:val="both"/>
       </w:pPr>
       <w:r>
+        <w:lastRenderedPageBreak/>
         <w:t xml:space="preserve">(*) Vous trouverez cependant en annexe </w:t>
       </w:r>
       <w:r>
@@ -756,7 +889,6 @@
       </w:pPr>
       <w:bookmarkStart w:id="1" w:name="_Toc239693975"/>
       <w:r>
-        <w:lastRenderedPageBreak/>
         <w:t>II – Choix de solutions</w:t>
       </w:r>
       <w:bookmarkEnd w:id="1"/>
@@ -787,13 +919,8 @@
           <w:numId w:val="6"/>
         </w:numPr>
       </w:pPr>
-      <w:proofErr w:type="gramStart"/>
-      <w:r>
-        <w:t>les</w:t>
-      </w:r>
-      <w:proofErr w:type="gramEnd"/>
-      <w:r>
-        <w:t xml:space="preserve"> alternatives françaises,</w:t>
+      <w:r>
+        <w:t>les alternatives françaises,</w:t>
       </w:r>
     </w:p>
     <w:p>
@@ -804,13 +931,8 @@
           <w:numId w:val="6"/>
         </w:numPr>
       </w:pPr>
-      <w:proofErr w:type="gramStart"/>
-      <w:r>
-        <w:t>les</w:t>
-      </w:r>
-      <w:proofErr w:type="gramEnd"/>
-      <w:r>
-        <w:t xml:space="preserve"> alternatives européennes,</w:t>
+      <w:r>
+        <w:t>les alternatives européennes,</w:t>
       </w:r>
     </w:p>
     <w:p>
@@ -821,22 +943,12 @@
           <w:numId w:val="6"/>
         </w:numPr>
       </w:pPr>
-      <w:proofErr w:type="gramStart"/>
-      <w:r>
-        <w:t>les</w:t>
-      </w:r>
-      <w:proofErr w:type="gramEnd"/>
-      <w:r>
-        <w:t xml:space="preserve"> alternatives non européennes </w:t>
-      </w:r>
-      <w:r>
-        <w:t xml:space="preserve">mais non soumises au Cloud </w:t>
-      </w:r>
-      <w:proofErr w:type="spellStart"/>
-      <w:r>
-        <w:t>Act</w:t>
-      </w:r>
-      <w:proofErr w:type="spellEnd"/>
+      <w:r>
+        <w:t xml:space="preserve">les alternatives non européennes </w:t>
+      </w:r>
+      <w:r>
+        <w:t>mais non soumises au Cloud Act</w:t>
+      </w:r>
       <w:r>
         <w:t xml:space="preserve"> lorsque par exemple l’ergonomie le justifie,</w:t>
       </w:r>
@@ -849,13 +961,8 @@
           <w:numId w:val="6"/>
         </w:numPr>
       </w:pPr>
-      <w:proofErr w:type="gramStart"/>
-      <w:r>
-        <w:t>les</w:t>
-      </w:r>
-      <w:proofErr w:type="gramEnd"/>
-      <w:r>
-        <w:t xml:space="preserve"> solutions open source.</w:t>
+      <w:r>
+        <w:t>les solutions open source.</w:t>
       </w:r>
     </w:p>
     <w:p>
@@ -1119,18 +1226,8 @@
                 <w:bCs/>
                 <w:color w:val="EE0000"/>
               </w:rPr>
-              <w:t xml:space="preserve">Google </w:t>
+              <w:t>Google Search</w:t>
             </w:r>
-            <w:proofErr w:type="spellStart"/>
-            <w:r>
-              <w:rPr>
-                <w:b/>
-                <w:bCs/>
-                <w:color w:val="EE0000"/>
-              </w:rPr>
-              <w:t>Search</w:t>
-            </w:r>
-            <w:proofErr w:type="spellEnd"/>
             <w:r>
               <w:t xml:space="preserve"> et </w:t>
             </w:r>
@@ -1173,7 +1270,6 @@
             <w:pPr>
               <w:jc w:val="center"/>
             </w:pPr>
-            <w:proofErr w:type="spellStart"/>
             <w:r>
               <w:rPr>
                 <w:b/>
@@ -1182,7 +1278,6 @@
               </w:rPr>
               <w:t>Startpage</w:t>
             </w:r>
-            <w:proofErr w:type="spellEnd"/>
             <w:r>
               <w:rPr>
                 <w:color w:val="00B050"/>
@@ -1211,7 +1306,6 @@
                 <w:lang w:val="en-US"/>
               </w:rPr>
             </w:pPr>
-            <w:proofErr w:type="spellStart"/>
             <w:r>
               <w:rPr>
                 <w:b/>
@@ -1221,7 +1315,6 @@
               </w:rPr>
               <w:t>Qwant</w:t>
             </w:r>
-            <w:proofErr w:type="spellEnd"/>
             <w:r>
               <w:rPr>
                 <w:color w:val="00B050"/>
@@ -1292,7 +1385,6 @@
             <w:pPr>
               <w:jc w:val="center"/>
             </w:pPr>
-            <w:proofErr w:type="spellStart"/>
             <w:r>
               <w:rPr>
                 <w:i/>
@@ -1300,17 +1392,7 @@
                 <w:color w:val="0070C0"/>
                 <w:lang w:val="en-US"/>
               </w:rPr>
-              <w:t>Remplacement</w:t>
-            </w:r>
-            <w:proofErr w:type="spellEnd"/>
-            <w:r>
-              <w:rPr>
-                <w:i/>
-                <w:iCs/>
-                <w:color w:val="0070C0"/>
-                <w:lang w:val="en-US"/>
-              </w:rPr>
-              <w:t xml:space="preserve"> f</w:t>
+              <w:t>Remplacement f</w:t>
             </w:r>
             <w:r>
               <w:rPr>
@@ -1408,7 +1490,6 @@
             <w:r>
               <w:t xml:space="preserve"> </w:t>
             </w:r>
-            <w:proofErr w:type="spellStart"/>
             <w:r>
               <w:rPr>
                 <w:b/>
@@ -1417,7 +1498,6 @@
               </w:rPr>
               <w:t>Maps</w:t>
             </w:r>
-            <w:proofErr w:type="spellEnd"/>
             <w:r>
               <w:t xml:space="preserve">, </w:t>
             </w:r>
@@ -1434,7 +1514,6 @@
             <w:pPr>
               <w:jc w:val="center"/>
             </w:pPr>
-            <w:proofErr w:type="spellStart"/>
             <w:r>
               <w:rPr>
                 <w:i/>
@@ -1442,17 +1521,7 @@
                 <w:color w:val="0070C0"/>
                 <w:lang w:val="en-US"/>
               </w:rPr>
-              <w:t>Remplacement</w:t>
-            </w:r>
-            <w:proofErr w:type="spellEnd"/>
-            <w:r>
-              <w:rPr>
-                <w:i/>
-                <w:iCs/>
-                <w:color w:val="0070C0"/>
-                <w:lang w:val="en-US"/>
-              </w:rPr>
-              <w:t xml:space="preserve"> f</w:t>
+              <w:t>Remplacement f</w:t>
             </w:r>
             <w:r>
               <w:rPr>
@@ -1518,13 +1587,8 @@
             <w:pPr>
               <w:jc w:val="center"/>
             </w:pPr>
-            <w:proofErr w:type="gramStart"/>
             <w:r>
-              <w:t>ou</w:t>
-            </w:r>
-            <w:proofErr w:type="gramEnd"/>
-            <w:r>
-              <w:t xml:space="preserve"> </w:t>
+              <w:t xml:space="preserve">ou </w:t>
             </w:r>
             <w:r>
               <w:rPr>
@@ -1602,7 +1666,6 @@
             <w:r>
               <w:t xml:space="preserve">, </w:t>
             </w:r>
-            <w:proofErr w:type="spellStart"/>
             <w:r>
               <w:rPr>
                 <w:b/>
@@ -1611,7 +1674,6 @@
               </w:rPr>
               <w:t>Grok</w:t>
             </w:r>
-            <w:proofErr w:type="spellEnd"/>
             <w:r>
               <w:t>, etc.)</w:t>
             </w:r>
@@ -1682,13 +1744,8 @@
             <w:pPr>
               <w:jc w:val="center"/>
             </w:pPr>
-            <w:proofErr w:type="gramStart"/>
             <w:r>
-              <w:t>ou</w:t>
-            </w:r>
-            <w:proofErr w:type="gramEnd"/>
-            <w:r>
-              <w:t xml:space="preserve"> </w:t>
+              <w:t xml:space="preserve">ou </w:t>
             </w:r>
             <w:r>
               <w:rPr>
@@ -1696,25 +1753,7 @@
                 <w:bCs/>
                 <w:color w:val="00B050"/>
               </w:rPr>
-              <w:t xml:space="preserve">Vanish </w:t>
-            </w:r>
-            <w:proofErr w:type="spellStart"/>
-            <w:r>
-              <w:rPr>
-                <w:b/>
-                <w:bCs/>
-                <w:color w:val="00B050"/>
-              </w:rPr>
-              <w:t>Startpage</w:t>
-            </w:r>
-            <w:proofErr w:type="spellEnd"/>
-            <w:r>
-              <w:rPr>
-                <w:b/>
-                <w:bCs/>
-                <w:color w:val="00B050"/>
-              </w:rPr>
-              <w:t xml:space="preserve"> Private AI </w:t>
+              <w:t xml:space="preserve">Vanish Startpage Private AI </w:t>
             </w:r>
             <w:r>
               <w:t>(Pays-Bas)</w:t>
@@ -1818,7 +1857,6 @@
               </w:rPr>
               <w:br/>
             </w:r>
-            <w:proofErr w:type="spellStart"/>
             <w:r>
               <w:rPr>
                 <w:i/>
@@ -1826,17 +1864,7 @@
                 <w:color w:val="0070C0"/>
                 <w:lang w:val="en-US"/>
               </w:rPr>
-              <w:t>Remplacement</w:t>
-            </w:r>
-            <w:proofErr w:type="spellEnd"/>
-            <w:r>
-              <w:rPr>
-                <w:i/>
-                <w:iCs/>
-                <w:color w:val="0070C0"/>
-                <w:lang w:val="en-US"/>
-              </w:rPr>
-              <w:t xml:space="preserve"> f</w:t>
+              <w:t>Remplacement f</w:t>
             </w:r>
             <w:r>
               <w:rPr>
@@ -1857,8 +1885,6 @@
             <w:pPr>
               <w:jc w:val="center"/>
             </w:pPr>
-            <w:proofErr w:type="spellStart"/>
-            <w:proofErr w:type="gramStart"/>
             <w:r>
               <w:rPr>
                 <w:b/>
@@ -1867,8 +1893,6 @@
               </w:rPr>
               <w:t>kMeet</w:t>
             </w:r>
-            <w:proofErr w:type="spellEnd"/>
-            <w:proofErr w:type="gramEnd"/>
             <w:r>
               <w:rPr>
                 <w:color w:val="00B050"/>
@@ -1999,7 +2023,6 @@
               </w:rPr>
               <w:t xml:space="preserve">Cloud Premium </w:t>
             </w:r>
-            <w:proofErr w:type="spellStart"/>
             <w:r>
               <w:rPr>
                 <w:b/>
@@ -2009,7 +2032,6 @@
               </w:rPr>
               <w:t>Cloudeezy</w:t>
             </w:r>
-            <w:proofErr w:type="spellEnd"/>
             <w:r>
               <w:rPr>
                 <w:color w:val="00B050"/>
@@ -2021,21 +2043,7 @@
               <w:rPr>
                 <w:lang w:val="en-US"/>
               </w:rPr>
-              <w:t>48 €/</w:t>
-            </w:r>
-            <w:proofErr w:type="gramStart"/>
-            <w:r>
-              <w:rPr>
-                <w:lang w:val="en-US"/>
-              </w:rPr>
-              <w:t>an</w:t>
-            </w:r>
-            <w:proofErr w:type="gramEnd"/>
-            <w:r>
-              <w:rPr>
-                <w:lang w:val="en-US"/>
-              </w:rPr>
-              <w:t xml:space="preserve"> 1000 GB (France)</w:t>
+              <w:t>48 €/an 1000 GB (France)</w:t>
             </w:r>
             <w:r>
               <w:rPr>
@@ -2066,7 +2074,6 @@
               </w:rPr>
               <w:t xml:space="preserve">Application </w:t>
             </w:r>
-            <w:proofErr w:type="spellStart"/>
             <w:r>
               <w:rPr>
                 <w:b/>
@@ -2076,26 +2083,11 @@
               </w:rPr>
               <w:t>Nextcloud</w:t>
             </w:r>
-            <w:proofErr w:type="spellEnd"/>
             <w:r>
               <w:rPr>
                 <w:lang w:val="en-US"/>
               </w:rPr>
-              <w:t xml:space="preserve"> sur Windows (</w:t>
-            </w:r>
-            <w:proofErr w:type="spellStart"/>
-            <w:r>
-              <w:rPr>
-                <w:lang w:val="en-US"/>
-              </w:rPr>
-              <w:t>Allemagne</w:t>
-            </w:r>
-            <w:proofErr w:type="spellEnd"/>
-            <w:r>
-              <w:rPr>
-                <w:lang w:val="en-US"/>
-              </w:rPr>
-              <w:t>)</w:t>
+              <w:t xml:space="preserve"> sur Windows (Allemagne)</w:t>
             </w:r>
             <w:r>
               <w:rPr>
@@ -2197,38 +2189,20 @@
                 <w:color w:val="EE0000"/>
               </w:rPr>
             </w:pPr>
-            <w:proofErr w:type="spellStart"/>
             <w:r>
               <w:rPr>
                 <w:color w:val="77206D" w:themeColor="accent5" w:themeShade="BF"/>
                 <w:lang w:val="en-US"/>
               </w:rPr>
-              <w:t>Remplacement</w:t>
-            </w:r>
-            <w:proofErr w:type="spellEnd"/>
-            <w:r>
-              <w:rPr>
-                <w:color w:val="77206D" w:themeColor="accent5" w:themeShade="BF"/>
-                <w:lang w:val="en-US"/>
-              </w:rPr>
-              <w:t xml:space="preserve"> p</w:t>
+              <w:t>Remplacement p</w:t>
             </w:r>
             <w:r>
               <w:rPr>
                 <w:color w:val="77206D" w:themeColor="accent5" w:themeShade="BF"/>
                 <w:lang w:val="en-US"/>
               </w:rPr>
-              <w:t xml:space="preserve">lus </w:t>
+              <w:t>lus délicat</w:t>
             </w:r>
-            <w:proofErr w:type="spellStart"/>
-            <w:r>
-              <w:rPr>
-                <w:color w:val="77206D" w:themeColor="accent5" w:themeShade="BF"/>
-                <w:lang w:val="en-US"/>
-              </w:rPr>
-              <w:t>délicat</w:t>
-            </w:r>
-            <w:proofErr w:type="spellEnd"/>
           </w:p>
         </w:tc>
         <w:tc>
@@ -2290,19 +2264,11 @@
             <w:pPr>
               <w:jc w:val="center"/>
             </w:pPr>
-            <w:proofErr w:type="spellStart"/>
             <w:r>
               <w:rPr>
                 <w:lang w:val="en-US"/>
               </w:rPr>
-              <w:t>Gratuit</w:t>
-            </w:r>
-            <w:proofErr w:type="spellEnd"/>
-            <w:r>
-              <w:rPr>
-                <w:lang w:val="en-US"/>
-              </w:rPr>
-              <w:t xml:space="preserve">. </w:t>
+              <w:t xml:space="preserve">Gratuit. </w:t>
             </w:r>
             <w:r>
               <w:t>Don de 15 € optionnel (Open Source)</w:t>
@@ -2349,7 +2315,6 @@
             <w:r>
               <w:t xml:space="preserve">Application </w:t>
             </w:r>
-            <w:proofErr w:type="spellStart"/>
             <w:r>
               <w:rPr>
                 <w:b/>
@@ -2358,7 +2323,6 @@
               </w:rPr>
               <w:t>Nextcloud</w:t>
             </w:r>
-            <w:proofErr w:type="spellEnd"/>
             <w:r>
               <w:t xml:space="preserve"> sur Android (Allemagne)</w:t>
             </w:r>
@@ -2425,34 +2389,14 @@
             <w:r>
               <w:t xml:space="preserve">Applications </w:t>
             </w:r>
-            <w:proofErr w:type="spellStart"/>
             <w:r>
               <w:rPr>
                 <w:b/>
                 <w:bCs/>
                 <w:color w:val="00B050"/>
               </w:rPr>
-              <w:t>Nextcloud</w:t>
+              <w:t>Nextcloud Calendar</w:t>
             </w:r>
-            <w:proofErr w:type="spellEnd"/>
-            <w:r>
-              <w:rPr>
-                <w:b/>
-                <w:bCs/>
-                <w:color w:val="00B050"/>
-              </w:rPr>
-              <w:t xml:space="preserve"> </w:t>
-            </w:r>
-            <w:proofErr w:type="spellStart"/>
-            <w:r>
-              <w:rPr>
-                <w:b/>
-                <w:bCs/>
-                <w:color w:val="00B050"/>
-              </w:rPr>
-              <w:t>Calendar</w:t>
-            </w:r>
-            <w:proofErr w:type="spellEnd"/>
             <w:r>
               <w:rPr>
                 <w:color w:val="00B050"/>
@@ -2535,7 +2479,6 @@
                 <w:lang w:val="en-US"/>
               </w:rPr>
             </w:pPr>
-            <w:proofErr w:type="spellStart"/>
             <w:r>
               <w:rPr>
                 <w:i/>
@@ -2543,17 +2486,7 @@
                 <w:color w:val="0070C0"/>
                 <w:lang w:val="en-US"/>
               </w:rPr>
-              <w:t>Remplacement</w:t>
-            </w:r>
-            <w:proofErr w:type="spellEnd"/>
-            <w:r>
-              <w:rPr>
-                <w:i/>
-                <w:iCs/>
-                <w:color w:val="0070C0"/>
-                <w:lang w:val="en-US"/>
-              </w:rPr>
-              <w:t xml:space="preserve"> f</w:t>
+              <w:t>Remplacement f</w:t>
             </w:r>
             <w:r>
               <w:rPr>
@@ -2574,7 +2507,6 @@
             <w:pPr>
               <w:jc w:val="center"/>
             </w:pPr>
-            <w:proofErr w:type="spellStart"/>
             <w:r>
               <w:rPr>
                 <w:b/>
@@ -2583,17 +2515,8 @@
               </w:rPr>
               <w:t>OnlyOffice</w:t>
             </w:r>
-            <w:proofErr w:type="spellEnd"/>
             <w:r>
-              <w:t xml:space="preserve"> version online incluse dans </w:t>
-            </w:r>
-            <w:proofErr w:type="spellStart"/>
-            <w:r>
-              <w:t>Cloudeezy</w:t>
-            </w:r>
-            <w:proofErr w:type="spellEnd"/>
-            <w:r>
-              <w:t xml:space="preserve"> et version Desktop</w:t>
+              <w:t xml:space="preserve"> version online incluse dans Cloudeezy et version Desktop</w:t>
             </w:r>
             <w:r>
               <w:br/>
@@ -2614,13 +2537,8 @@
             <w:pPr>
               <w:jc w:val="center"/>
             </w:pPr>
-            <w:proofErr w:type="gramStart"/>
             <w:r>
-              <w:t>en</w:t>
-            </w:r>
-            <w:proofErr w:type="gramEnd"/>
-            <w:r>
-              <w:t xml:space="preserve"> attendant </w:t>
+              <w:t xml:space="preserve">en attendant </w:t>
             </w:r>
             <w:r>
               <w:rPr>
@@ -2683,7 +2601,6 @@
             <w:r>
               <w:t xml:space="preserve">, </w:t>
             </w:r>
-            <w:proofErr w:type="spellStart"/>
             <w:r>
               <w:rPr>
                 <w:b/>
@@ -2692,11 +2609,9 @@
               </w:rPr>
               <w:t>outlook</w:t>
             </w:r>
-            <w:proofErr w:type="spellEnd"/>
             <w:r>
               <w:t xml:space="preserve">, </w:t>
             </w:r>
-            <w:proofErr w:type="spellStart"/>
             <w:r>
               <w:rPr>
                 <w:b/>
@@ -2705,7 +2620,6 @@
               </w:rPr>
               <w:t>gmail</w:t>
             </w:r>
-            <w:proofErr w:type="spellEnd"/>
           </w:p>
           <w:p>
             <w:pPr>
@@ -2714,7 +2628,6 @@
                 <w:color w:val="EE0000"/>
               </w:rPr>
             </w:pPr>
-            <w:proofErr w:type="spellStart"/>
             <w:r>
               <w:rPr>
                 <w:i/>
@@ -2722,17 +2635,7 @@
                 <w:color w:val="0070C0"/>
                 <w:lang w:val="en-US"/>
               </w:rPr>
-              <w:t>Remplacement</w:t>
-            </w:r>
-            <w:proofErr w:type="spellEnd"/>
-            <w:r>
-              <w:rPr>
-                <w:i/>
-                <w:iCs/>
-                <w:color w:val="0070C0"/>
-                <w:lang w:val="en-US"/>
-              </w:rPr>
-              <w:t xml:space="preserve"> f</w:t>
+              <w:t>Remplacement f</w:t>
             </w:r>
             <w:r>
               <w:rPr>
@@ -2925,7 +2828,6 @@
         <w:t xml:space="preserve">Et qui sait, vous êtes peut-être prêt pour basculer sur un smartphone </w:t>
       </w:r>
       <w:hyperlink r:id="rId28" w:tooltip="https://www.fairphone.com/fr" w:history="1">
-        <w:proofErr w:type="spellStart"/>
         <w:r>
           <w:rPr>
             <w:rStyle w:val="Lienhypertexte"/>
@@ -2934,18 +2836,9 @@
           </w:rPr>
           <w:t>Fairphone</w:t>
         </w:r>
-        <w:proofErr w:type="spellEnd"/>
       </w:hyperlink>
       <w:r>
-        <w:t xml:space="preserve"> réparable, équitable et équipé d’un système d’exploitation Open Source </w:t>
-      </w:r>
-      <w:proofErr w:type="spellStart"/>
-      <w:r>
-        <w:t>Murena</w:t>
-      </w:r>
-      <w:proofErr w:type="spellEnd"/>
-      <w:r>
-        <w:t xml:space="preserve"> (</w:t>
+        <w:t xml:space="preserve"> réparable, équitable et équipé d’un système d’exploitation Open Source Murena (</w:t>
       </w:r>
       <w:r>
         <w:rPr>
@@ -2955,15 +2848,7 @@
         <w:t>e/OS</w:t>
       </w:r>
       <w:r>
-        <w:t>) entièrement « </w:t>
-      </w:r>
-      <w:proofErr w:type="spellStart"/>
-      <w:r>
-        <w:t>dégoogelisé</w:t>
-      </w:r>
-      <w:proofErr w:type="spellEnd"/>
-      <w:r>
-        <w:t> » et conçu en Europe !</w:t>
+        <w:t>) entièrement « dégoogelisé » et conçu en Europe !</w:t>
       </w:r>
     </w:p>
     <w:p>
@@ -3001,7 +2886,6 @@
       </w:pPr>
       <w:bookmarkStart w:id="3" w:name="_Toc239693977"/>
       <w:r>
-        <w:lastRenderedPageBreak/>
         <w:t xml:space="preserve">IV </w:t>
       </w:r>
       <w:r>
@@ -3020,15 +2904,7 @@
     </w:p>
     <w:p>
       <w:r>
-        <w:t xml:space="preserve">Vous trouverez le mode d’emploi détaillé pour remplacer les services numériques soumis au Cloud </w:t>
-      </w:r>
-      <w:proofErr w:type="spellStart"/>
-      <w:r>
-        <w:t>Act</w:t>
-      </w:r>
-      <w:proofErr w:type="spellEnd"/>
-      <w:r>
-        <w:t xml:space="preserve"> dans le document </w:t>
+        <w:t xml:space="preserve">Vous trouverez le mode d’emploi détaillé pour remplacer les services numériques soumis au Cloud Act dans le document </w:t>
       </w:r>
       <w:hyperlink r:id="rId30" w:history="1">
         <w:r>
@@ -3077,23 +2953,7 @@
       </w:r>
       <w:r>
         <w:br/>
-        <w:t>Le FISA (</w:t>
-      </w:r>
-      <w:proofErr w:type="spellStart"/>
-      <w:r>
-        <w:t>Foreign</w:t>
-      </w:r>
-      <w:proofErr w:type="spellEnd"/>
-      <w:r>
-        <w:t xml:space="preserve"> Intelligence Surveillance </w:t>
-      </w:r>
-      <w:proofErr w:type="spellStart"/>
-      <w:r>
-        <w:t>Act</w:t>
-      </w:r>
-      <w:proofErr w:type="spellEnd"/>
-      <w:r>
-        <w:t>) section 702 autorise la surveillance de personnes non-</w:t>
+        <w:t>Le FISA (Foreign Intelligence Surveillance Act) section 702 autorise la surveillance de personnes non-</w:t>
       </w:r>
       <w:r>
         <w:t>américaines</w:t>
@@ -3134,28 +2994,15 @@
         </w:rPr>
         <w:t xml:space="preserve">FISA 702 </w:t>
       </w:r>
-      <w:r>
-        <w:fldChar w:fldCharType="begin"/>
-      </w:r>
-      <w:r>
-        <w:rPr>
-          <w:lang w:val="it-IT"/>
-        </w:rPr>
-        <w:instrText>HYPERLINK "https://fr.wikipedia.org/wiki/FISA_Amendments_Act_of_2008" \o "https://fr.wikipedia.org/wiki/FISA_Amendments_Act_of_2008"</w:instrText>
-      </w:r>
-      <w:r>
-        <w:fldChar w:fldCharType="separate"/>
-      </w:r>
-      <w:r>
-        <w:rPr>
-          <w:rStyle w:val="Lienhypertexte"/>
-          <w:lang w:val="it-IT"/>
-        </w:rPr>
-        <w:t>https://fr.wikipedia.org/wiki/FISA_Amendments_Act_of_2008</w:t>
-      </w:r>
-      <w:r>
-        <w:fldChar w:fldCharType="end"/>
-      </w:r>
+      <w:hyperlink r:id="rId31" w:tooltip="https://fr.wikipedia.org/wiki/FISA_Amendments_Act_of_2008" w:history="1">
+        <w:r>
+          <w:rPr>
+            <w:rStyle w:val="Lienhypertexte"/>
+            <w:lang w:val="it-IT"/>
+          </w:rPr>
+          <w:t>https://fr.wikipedia.org/wiki/FISA_Amendments_Act_of_2008</w:t>
+        </w:r>
+      </w:hyperlink>
       <w:r>
         <w:rPr>
           <w:lang w:val="it-IT"/>
@@ -3174,7 +3021,7 @@
       <w:r>
         <w:t xml:space="preserve">RGPD Article 5 </w:t>
       </w:r>
-      <w:hyperlink r:id="rId31" w:anchor="Article5" w:history="1">
+      <w:hyperlink r:id="rId32" w:anchor="Article5" w:history="1">
         <w:r>
           <w:rPr>
             <w:rStyle w:val="Lienhypertexte"/>
@@ -3197,7 +3044,7 @@
       <w:r>
         <w:t xml:space="preserve">Interrogations sur la prolongation de FISA 702 </w:t>
       </w:r>
-      <w:hyperlink r:id="rId32" w:history="1">
+      <w:hyperlink r:id="rId33" w:history="1">
         <w:r>
           <w:rPr>
             <w:rStyle w:val="Lienhypertexte"/>
@@ -3217,13 +3064,8 @@
       <w:r>
         <w:t xml:space="preserve">Interrogations </w:t>
       </w:r>
-      <w:proofErr w:type="gramStart"/>
-      <w:r>
-        <w:t>en  2026</w:t>
-      </w:r>
-      <w:proofErr w:type="gramEnd"/>
-      <w:r>
-        <w:t xml:space="preserve"> </w:t>
+      <w:r>
+        <w:t xml:space="preserve">en  2026 </w:t>
       </w:r>
       <w:r>
         <w:t>sur la prolongation de FISA 702</w:t>
@@ -3231,7 +3073,7 @@
       <w:r>
         <w:t xml:space="preserve"> pour 3 ans </w:t>
       </w:r>
-      <w:hyperlink r:id="rId33" w:history="1">
+      <w:hyperlink r:id="rId34" w:history="1">
         <w:r>
           <w:rPr>
             <w:rStyle w:val="Lienhypertexte"/>
@@ -3272,7 +3114,7 @@
           <w:lang w:val="en-US"/>
         </w:rPr>
       </w:pPr>
-      <w:hyperlink r:id="rId34" w:tooltip="https://european-alternatives.eu/" w:history="1">
+      <w:hyperlink r:id="rId35" w:tooltip="https://european-alternatives.eu/" w:history="1">
         <w:r>
           <w:rPr>
             <w:rStyle w:val="Lienhypertexte"/>
@@ -3291,7 +3133,7 @@
         </w:numPr>
         <w:jc w:val="both"/>
       </w:pPr>
-      <w:hyperlink r:id="rId35" w:tooltip="https://alternativeto.net/" w:history="1">
+      <w:hyperlink r:id="rId36" w:tooltip="https://alternativeto.net/" w:history="1">
         <w:r>
           <w:rPr>
             <w:rStyle w:val="Lienhypertexte"/>
@@ -3309,7 +3151,7 @@
         </w:numPr>
         <w:jc w:val="both"/>
       </w:pPr>
-      <w:hyperlink r:id="rId36" w:tooltip="https://www.goeuropean.org/" w:history="1">
+      <w:hyperlink r:id="rId37" w:tooltip="https://www.goeuropean.org/" w:history="1">
         <w:r>
           <w:rPr>
             <w:rStyle w:val="Lienhypertexte"/>
@@ -3330,7 +3172,7 @@
         </w:numPr>
         <w:jc w:val="both"/>
       </w:pPr>
-      <w:hyperlink r:id="rId37" w:anchor="picks" w:history="1">
+      <w:hyperlink r:id="rId38" w:anchor="picks" w:history="1">
         <w:r>
           <w:rPr>
             <w:rStyle w:val="Lienhypertexte"/>
@@ -3354,7 +3196,7 @@
       <w:r>
         <w:t xml:space="preserve">Pour les news sur le sujet </w:t>
       </w:r>
-      <w:hyperlink r:id="rId38" w:tooltip="https://www.reddit.com/r/BuyFromEU/" w:history="1">
+      <w:hyperlink r:id="rId39" w:tooltip="https://www.reddit.com/r/BuyFromEU/" w:history="1">
         <w:r>
           <w:rPr>
             <w:rStyle w:val="Lienhypertexte"/>
@@ -3378,7 +3220,7 @@
           <w:lang w:val="en-US"/>
         </w:rPr>
       </w:pPr>
-      <w:hyperlink r:id="rId39" w:tooltip="https://europeantechmap.eu/" w:history="1">
+      <w:hyperlink r:id="rId40" w:tooltip="https://europeantechmap.eu/" w:history="1">
         <w:r>
           <w:rPr>
             <w:rStyle w:val="Lienhypertexte"/>
@@ -3406,7 +3248,7 @@
       <w:r>
         <w:t xml:space="preserve">Pour les développeurs </w:t>
       </w:r>
-      <w:hyperlink r:id="rId40" w:tooltip="https://techalternatives.eu/" w:history="1">
+      <w:hyperlink r:id="rId41" w:tooltip="https://techalternatives.eu/" w:history="1">
         <w:r>
           <w:rPr>
             <w:rStyle w:val="Lienhypertexte"/>
@@ -3430,7 +3272,7 @@
       <w:r>
         <w:t>Notation confidentialité </w:t>
       </w:r>
-      <w:hyperlink r:id="rId41" w:tooltip="https://privacynex.org/" w:history="1">
+      <w:hyperlink r:id="rId42" w:tooltip="https://privacynex.org/" w:history="1">
         <w:r>
           <w:rPr>
             <w:rStyle w:val="Lienhypertexte"/>
@@ -3453,7 +3295,7 @@
       <w:r>
         <w:t xml:space="preserve">Boîtes mail : </w:t>
       </w:r>
-      <w:hyperlink r:id="rId42" w:tooltip="https://eutechstack.eu/fr/hebergement-email" w:history="1">
+      <w:hyperlink r:id="rId43" w:tooltip="https://eutechstack.eu/fr/hebergement-email" w:history="1">
         <w:r>
           <w:rPr>
             <w:rStyle w:val="Lienhypertexte"/>
@@ -3467,23 +3309,7 @@
     </w:p>
     <w:p>
       <w:r>
-        <w:t xml:space="preserve">Suite </w:t>
-      </w:r>
-      <w:proofErr w:type="spellStart"/>
-      <w:r>
-        <w:t>Cloudeezy</w:t>
-      </w:r>
-      <w:proofErr w:type="spellEnd"/>
-      <w:r>
-        <w:t xml:space="preserve">, opéré par des Français avec une technologie </w:t>
-      </w:r>
-      <w:proofErr w:type="spellStart"/>
-      <w:r>
-        <w:t>Nextcloud</w:t>
-      </w:r>
-      <w:proofErr w:type="spellEnd"/>
-      <w:r>
-        <w:t xml:space="preserve"> allemande et Open Source :</w:t>
+        <w:t>Suite Cloudeezy, opéré par des Français avec une technologie Nextcloud allemande et Open Source :</w:t>
       </w:r>
     </w:p>
     <w:p>
@@ -3497,7 +3323,6 @@
       <w:r>
         <w:t xml:space="preserve">Suite numérique </w:t>
       </w:r>
-      <w:proofErr w:type="spellStart"/>
       <w:r>
         <w:rPr>
           <w:b/>
@@ -3505,25 +3330,19 @@
         </w:rPr>
         <w:t>Cloudeezy</w:t>
       </w:r>
-      <w:proofErr w:type="spellEnd"/>
       <w:r>
         <w:t xml:space="preserve"> (France)</w:t>
       </w:r>
       <w:r>
-        <w:t xml:space="preserve"> de la société </w:t>
-      </w:r>
-      <w:proofErr w:type="spellStart"/>
-      <w:r>
-        <w:t>R</w:t>
+        <w:t xml:space="preserve"> de la société R</w:t>
       </w:r>
       <w:r>
         <w:t>eendex</w:t>
       </w:r>
-      <w:proofErr w:type="spellEnd"/>
       <w:r>
         <w:t xml:space="preserve"> </w:t>
       </w:r>
-      <w:hyperlink r:id="rId43" w:tooltip="https://cloudeezy.com/hebergement-nextcloud/gratuit.html" w:history="1">
+      <w:hyperlink r:id="rId44" w:tooltip="https://cloudeezy.com/hebergement-nextcloud/gratuit.html" w:history="1">
         <w:r>
           <w:rPr>
             <w:rStyle w:val="Lienhypertexte"/>
@@ -3572,7 +3391,7 @@
         <w:br/>
         <w:t xml:space="preserve">SLA 99,99% </w:t>
       </w:r>
-      <w:hyperlink r:id="rId44" w:history="1">
+      <w:hyperlink r:id="rId45" w:history="1">
         <w:r>
           <w:rPr>
             <w:rStyle w:val="Lienhypertexte"/>
@@ -3593,6 +3412,7 @@
         </w:numPr>
       </w:pPr>
       <w:r>
+        <w:lastRenderedPageBreak/>
         <w:t xml:space="preserve">Toute la </w:t>
       </w:r>
       <w:r>
@@ -3600,37 +3420,12 @@
           <w:b/>
           <w:bCs/>
         </w:rPr>
-        <w:t xml:space="preserve">documentation </w:t>
-      </w:r>
-      <w:proofErr w:type="spellStart"/>
-      <w:r>
-        <w:rPr>
-          <w:b/>
-          <w:bCs/>
-        </w:rPr>
-        <w:t>Cloudeezy</w:t>
-      </w:r>
-      <w:proofErr w:type="spellEnd"/>
-      <w:r>
-        <w:rPr>
-          <w:b/>
-          <w:bCs/>
-        </w:rPr>
-        <w:t>/</w:t>
-      </w:r>
-      <w:proofErr w:type="spellStart"/>
-      <w:r>
-        <w:rPr>
-          <w:b/>
-          <w:bCs/>
-        </w:rPr>
-        <w:t>Nextcloud</w:t>
-      </w:r>
-      <w:proofErr w:type="spellEnd"/>
+        <w:t>documentation Cloudeezy/Nextcloud</w:t>
+      </w:r>
       <w:r>
         <w:t xml:space="preserve"> </w:t>
       </w:r>
-      <w:hyperlink r:id="rId45" w:tooltip="https://docs.nextcloud.com/server/latest/user_manual/fr/index.html" w:history="1">
+      <w:hyperlink r:id="rId46" w:tooltip="https://docs.nextcloud.com/server/latest/user_manual/fr/index.html" w:history="1">
         <w:r>
           <w:rPr>
             <w:rStyle w:val="Lienhypertexte"/>
@@ -3651,7 +3446,6 @@
         </w:numPr>
       </w:pPr>
       <w:r>
-        <w:lastRenderedPageBreak/>
         <w:t>Installation d</w:t>
       </w:r>
       <w:r>
@@ -3670,7 +3464,7 @@
       <w:r>
         <w:t xml:space="preserve"> </w:t>
       </w:r>
-      <w:hyperlink r:id="rId46" w:tooltip="https://www.thunderbird.net/fr/thunderbird/all/" w:history="1">
+      <w:hyperlink r:id="rId47" w:tooltip="https://www.thunderbird.net/fr/thunderbird/all/" w:history="1">
         <w:r>
           <w:rPr>
             <w:rStyle w:val="Lienhypertexte"/>
@@ -3705,20 +3499,12 @@
         <w:rPr>
           <w:lang w:val="en-US"/>
         </w:rPr>
-        <w:t xml:space="preserve"> installation </w:t>
-      </w:r>
-      <w:proofErr w:type="spellStart"/>
-      <w:r>
-        <w:rPr>
-          <w:lang w:val="en-US"/>
-        </w:rPr>
-        <w:t>avancée</w:t>
-      </w:r>
-      <w:proofErr w:type="spellEnd"/>
+        <w:t xml:space="preserve"> installation avancée</w:t>
+      </w:r>
       <w:r>
         <w:t xml:space="preserve"> </w:t>
       </w:r>
-      <w:hyperlink r:id="rId47" w:tooltip="https://support.mozilla.org/fr/kb/installation-personnalisee-thunderbird-windows" w:history="1">
+      <w:hyperlink r:id="rId48" w:tooltip="https://support.mozilla.org/fr/kb/installation-personnalisee-thunderbird-windows" w:history="1">
         <w:r>
           <w:rPr>
             <w:rStyle w:val="Lienhypertexte"/>
@@ -3747,25 +3533,9 @@
           <w:b/>
           <w:bCs/>
         </w:rPr>
-        <w:t xml:space="preserve">Se connecter aux contacts et calendrier </w:t>
-      </w:r>
-      <w:proofErr w:type="spellStart"/>
-      <w:r>
-        <w:rPr>
-          <w:b/>
-          <w:bCs/>
-        </w:rPr>
-        <w:t>Cloudeezy</w:t>
-      </w:r>
-      <w:proofErr w:type="spellEnd"/>
-      <w:r>
-        <w:rPr>
-          <w:b/>
-          <w:bCs/>
-        </w:rPr>
-        <w:t xml:space="preserve"> </w:t>
-      </w:r>
-      <w:hyperlink r:id="rId48" w:tooltip="https://docs.nextcloud.com/server/31/user_manual/en/groupware/sync_thunderbird.html" w:history="1">
+        <w:t xml:space="preserve">Se connecter aux contacts et calendrier Cloudeezy </w:t>
+      </w:r>
+      <w:hyperlink r:id="rId49" w:tooltip="https://docs.nextcloud.com/server/31/user_manual/en/groupware/sync_thunderbird.html" w:history="1">
         <w:r>
           <w:rPr>
             <w:rStyle w:val="Lienhypertexte"/>
@@ -3783,26 +3553,24 @@
         </w:numPr>
       </w:pPr>
       <w:r>
-        <w:t xml:space="preserve">Utiliser l’application Contacts </w:t>
-      </w:r>
-      <w:hyperlink r:id="rId49" w:tooltip="https://docs.nextcloud.com/server/latest/user_manual/fr/groupware/contacts.html" w:history="1">
+        <w:t xml:space="preserve">Utiliser l’application </w:t>
+      </w:r>
+      <w:r>
+        <w:rPr>
+          <w:b/>
+          <w:bCs/>
+        </w:rPr>
+        <w:t>Contacts</w:t>
+      </w:r>
+      <w:r>
+        <w:t xml:space="preserve"> </w:t>
+      </w:r>
+      <w:hyperlink r:id="rId50" w:tooltip="https://docs.nextcloud.com/server/latest/user_manual/fr/groupware/contacts.html" w:history="1">
         <w:r>
           <w:rPr>
             <w:rStyle w:val="Lienhypertexte"/>
           </w:rPr>
-          <w:t>https://docs.nextcloud.com/server/latest/user_manual/fr/groupware/contact</w:t>
-        </w:r>
-        <w:r>
-          <w:rPr>
-            <w:rStyle w:val="Lienhypertexte"/>
-          </w:rPr>
-          <w:t>s</w:t>
-        </w:r>
-        <w:r>
-          <w:rPr>
-            <w:rStyle w:val="Lienhypertexte"/>
-          </w:rPr>
-          <w:t>.html</w:t>
+          <w:t>https://docs.nextcloud.com/server/latest/user_manual/fr/groupware/contacts.html</w:t>
         </w:r>
       </w:hyperlink>
       <w:r>
@@ -3818,9 +3586,19 @@
         </w:numPr>
       </w:pPr>
       <w:r>
-        <w:t xml:space="preserve">Utiliser l’application Agenda </w:t>
-      </w:r>
-      <w:hyperlink r:id="rId50" w:tooltip="https://docs.nextcloud.com/server/latest/user_manual/fr/groupware/calendar.html" w:history="1">
+        <w:t xml:space="preserve">Utiliser l’application </w:t>
+      </w:r>
+      <w:r>
+        <w:rPr>
+          <w:b/>
+          <w:bCs/>
+        </w:rPr>
+        <w:t>Agenda</w:t>
+      </w:r>
+      <w:r>
+        <w:t xml:space="preserve"> </w:t>
+      </w:r>
+      <w:hyperlink r:id="rId51" w:tooltip="https://docs.nextcloud.com/server/latest/user_manual/fr/groupware/calendar.html" w:history="1">
         <w:r>
           <w:rPr>
             <w:rStyle w:val="Lienhypertexte"/>
@@ -3833,6 +3611,78 @@
       </w:r>
     </w:p>
     <w:p>
+      <w:pPr>
+        <w:pStyle w:val="Paragraphedeliste"/>
+        <w:numPr>
+          <w:ilvl w:val="0"/>
+          <w:numId w:val="28"/>
+        </w:numPr>
+      </w:pPr>
+      <w:r>
+        <w:t xml:space="preserve">Chiffrer ses fichiers sensibles sur Cloudeezy avec </w:t>
+      </w:r>
+      <w:r>
+        <w:rPr>
+          <w:b/>
+          <w:bCs/>
+        </w:rPr>
+        <w:t>Cryptomator</w:t>
+      </w:r>
+      <w:r>
+        <w:t xml:space="preserve"> (</w:t>
+      </w:r>
+      <w:r>
+        <w:t>Allemagne et Open Source</w:t>
+      </w:r>
+      <w:r>
+        <w:t xml:space="preserve">) : </w:t>
+      </w:r>
+      <w:hyperlink r:id="rId52" w:history="1">
+        <w:r>
+          <w:rPr>
+            <w:rStyle w:val="Lienhypertexte"/>
+          </w:rPr>
+          <w:t>https://cryptomator.org/for-individuals/</w:t>
+        </w:r>
+      </w:hyperlink>
+      <w:r>
+        <w:t xml:space="preserve"> </w:t>
+      </w:r>
+    </w:p>
+    <w:p>
+      <w:pPr>
+        <w:pStyle w:val="Paragraphedeliste"/>
+        <w:numPr>
+          <w:ilvl w:val="0"/>
+          <w:numId w:val="28"/>
+        </w:numPr>
+      </w:pPr>
+      <w:r>
+        <w:t xml:space="preserve">Faire des sauvegardes ou copier des fichiers de OneDrive vers Nextcloud sans remplir son disque dur avec </w:t>
+      </w:r>
+      <w:r>
+        <w:rPr>
+          <w:b/>
+          <w:bCs/>
+        </w:rPr>
+        <w:t>rclone</w:t>
+      </w:r>
+      <w:r>
+        <w:t xml:space="preserve"> (Open Source sur Github) : </w:t>
+      </w:r>
+      <w:hyperlink r:id="rId53" w:history="1">
+        <w:r>
+          <w:rPr>
+            <w:rStyle w:val="Lienhypertexte"/>
+          </w:rPr>
+          <w:t>https://rclone.org/downloads/</w:t>
+        </w:r>
+      </w:hyperlink>
+      <w:r>
+        <w:t xml:space="preserve"> </w:t>
+      </w:r>
+    </w:p>
+    <w:p>
       <w:r>
         <w:t>Autres suites et solutions numériques alternatives intéressantes :</w:t>
       </w:r>
@@ -3865,7 +3715,7 @@
       <w:r>
         <w:t xml:space="preserve"> disposant d’un numéro de SIREN/SIRET (France) </w:t>
       </w:r>
-      <w:hyperlink r:id="rId51" w:tooltip="https://lasuite.numerique.gouv.fr/" w:history="1">
+      <w:hyperlink r:id="rId54" w:tooltip="https://lasuite.numerique.gouv.fr/" w:history="1">
         <w:r>
           <w:rPr>
             <w:rStyle w:val="Lienhypertexte"/>
@@ -3888,7 +3738,6 @@
       <w:r>
         <w:t xml:space="preserve">Une autre suite numérique française </w:t>
       </w:r>
-      <w:proofErr w:type="spellStart"/>
       <w:r>
         <w:rPr>
           <w:b/>
@@ -3896,11 +3745,10 @@
         </w:rPr>
         <w:t>Twake</w:t>
       </w:r>
-      <w:proofErr w:type="spellEnd"/>
       <w:r>
         <w:t xml:space="preserve"> de Linagora (France) </w:t>
       </w:r>
-      <w:hyperlink r:id="rId52" w:tooltip="https://twake.app/" w:history="1">
+      <w:hyperlink r:id="rId55" w:tooltip="https://twake.app/" w:history="1">
         <w:r>
           <w:rPr>
             <w:rStyle w:val="Lienhypertexte"/>
@@ -3930,7 +3778,7 @@
       <w:r>
         <w:t xml:space="preserve"> (Suisse) </w:t>
       </w:r>
-      <w:hyperlink r:id="rId53" w:tooltip="https://proton.me/" w:history="1">
+      <w:hyperlink r:id="rId56" w:tooltip="https://proton.me/" w:history="1">
         <w:r>
           <w:rPr>
             <w:rStyle w:val="Lienhypertexte"/>
@@ -3993,7 +3841,7 @@
       <w:r>
         <w:t xml:space="preserve"> (Allemagne) </w:t>
       </w:r>
-      <w:hyperlink r:id="rId54" w:tooltip="https://tuta.com/fr" w:history="1">
+      <w:hyperlink r:id="rId57" w:tooltip="https://tuta.com/fr" w:history="1">
         <w:r>
           <w:rPr>
             <w:rStyle w:val="Lienhypertexte"/>
@@ -4013,7 +3861,6 @@
           <w:numId w:val="27"/>
         </w:numPr>
       </w:pPr>
-      <w:proofErr w:type="spellStart"/>
       <w:r>
         <w:rPr>
           <w:b/>
@@ -4021,11 +3868,10 @@
         </w:rPr>
         <w:t>Digiposte</w:t>
       </w:r>
-      <w:proofErr w:type="spellEnd"/>
       <w:r>
         <w:t xml:space="preserve"> (France) 4€/mois pour 100 Go </w:t>
       </w:r>
-      <w:hyperlink r:id="rId55" w:history="1">
+      <w:hyperlink r:id="rId58" w:history="1">
         <w:r>
           <w:rPr>
             <w:rStyle w:val="Lienhypertexte"/>
@@ -4063,7 +3909,7 @@
       <w:r>
         <w:t xml:space="preserve"> Outlook </w:t>
       </w:r>
-      <w:hyperlink r:id="rId56" w:tooltip="https://univik.com/blog/export-outlook-365-contacts-to-vcf/" w:history="1">
+      <w:hyperlink r:id="rId59" w:tooltip="https://univik.com/blog/export-outlook-365-contacts-to-vcf/" w:history="1">
         <w:r>
           <w:rPr>
             <w:rStyle w:val="Lienhypertexte"/>
@@ -4091,19 +3937,11 @@
           <w:lang w:val="en-US"/>
         </w:rPr>
       </w:pPr>
-      <w:proofErr w:type="spellStart"/>
       <w:r>
         <w:rPr>
           <w:lang w:val="en-US"/>
         </w:rPr>
-        <w:t>Navigateur</w:t>
-      </w:r>
-      <w:proofErr w:type="spellEnd"/>
-      <w:r>
-        <w:rPr>
-          <w:lang w:val="en-US"/>
-        </w:rPr>
-        <w:t xml:space="preserve"> </w:t>
+        <w:t xml:space="preserve">Navigateur </w:t>
       </w:r>
       <w:r>
         <w:rPr>
@@ -4131,7 +3969,7 @@
         </w:rPr>
         <w:t xml:space="preserve">) </w:t>
       </w:r>
-      <w:hyperlink r:id="rId57" w:history="1">
+      <w:hyperlink r:id="rId60" w:history="1">
         <w:r>
           <w:rPr>
             <w:rStyle w:val="Lienhypertexte"/>
@@ -4162,7 +4000,7 @@
       <w:r>
         <w:t xml:space="preserve"> (Norvège) </w:t>
       </w:r>
-      <w:hyperlink r:id="rId58" w:history="1">
+      <w:hyperlink r:id="rId61" w:history="1">
         <w:r>
           <w:rPr>
             <w:rStyle w:val="Lienhypertexte"/>
@@ -4185,16 +4023,11 @@
       <w:r>
         <w:t xml:space="preserve">Client </w:t>
       </w:r>
-      <w:proofErr w:type="gramStart"/>
       <w:r>
         <w:t>e-</w:t>
       </w:r>
       <w:r>
-        <w:t>mail</w:t>
-      </w:r>
-      <w:proofErr w:type="gramEnd"/>
-      <w:r>
-        <w:t>, contacts et cale</w:t>
+        <w:t>mail, contacts et cale</w:t>
       </w:r>
       <w:r>
         <w:t>ndrier</w:t>
@@ -4212,7 +4045,7 @@
       <w:r>
         <w:t xml:space="preserve"> </w:t>
       </w:r>
-      <w:hyperlink r:id="rId59" w:tooltip="https://www.thunderbird.net/fr/thunderbird/all/" w:history="1">
+      <w:hyperlink r:id="rId62" w:tooltip="https://www.thunderbird.net/fr/thunderbird/all/" w:history="1">
         <w:r>
           <w:rPr>
             <w:rStyle w:val="Lienhypertexte"/>
@@ -4235,7 +4068,6 @@
       <w:r>
         <w:t xml:space="preserve">Moteur de recherche </w:t>
       </w:r>
-      <w:proofErr w:type="spellStart"/>
       <w:r>
         <w:rPr>
           <w:b/>
@@ -4243,11 +4075,10 @@
         </w:rPr>
         <w:t>Startpage</w:t>
       </w:r>
-      <w:proofErr w:type="spellEnd"/>
       <w:r>
         <w:t xml:space="preserve"> (Pays-Bas) </w:t>
       </w:r>
-      <w:hyperlink r:id="rId60" w:tooltip="https://www.startpage.com/fr/" w:history="1">
+      <w:hyperlink r:id="rId63" w:tooltip="https://www.startpage.com/fr/" w:history="1">
         <w:r>
           <w:rPr>
             <w:rStyle w:val="Lienhypertexte"/>
@@ -4270,7 +4101,6 @@
       <w:r>
         <w:t xml:space="preserve">Moteur de recherche </w:t>
       </w:r>
-      <w:proofErr w:type="spellStart"/>
       <w:r>
         <w:rPr>
           <w:b/>
@@ -4278,11 +4108,10 @@
         </w:rPr>
         <w:t>DuckDuckGo</w:t>
       </w:r>
-      <w:proofErr w:type="spellEnd"/>
       <w:r>
         <w:t xml:space="preserve"> intéressant mais pas européen (Californie) </w:t>
       </w:r>
-      <w:hyperlink r:id="rId61" w:tooltip="https://duckduckgo.com/" w:history="1">
+      <w:hyperlink r:id="rId64" w:tooltip="https://duckduckgo.com/" w:history="1">
         <w:r>
           <w:rPr>
             <w:rStyle w:val="Lienhypertexte"/>
@@ -4315,7 +4144,7 @@
       <w:r>
         <w:t xml:space="preserve"> (Allemagne) </w:t>
       </w:r>
-      <w:hyperlink r:id="rId62" w:tooltip="https://www.ecosia.org/" w:history="1">
+      <w:hyperlink r:id="rId65" w:tooltip="https://www.ecosia.org/" w:history="1">
         <w:r>
           <w:rPr>
             <w:rStyle w:val="Lienhypertexte"/>
@@ -4348,7 +4177,7 @@
       <w:r>
         <w:t xml:space="preserve"> (France) </w:t>
       </w:r>
-      <w:hyperlink r:id="rId63" w:tooltip="https://chat.mistral.ai/chat" w:history="1">
+      <w:hyperlink r:id="rId66" w:tooltip="https://chat.mistral.ai/chat" w:history="1">
         <w:r>
           <w:rPr>
             <w:rStyle w:val="Lienhypertexte"/>
@@ -4371,21 +4200,12 @@
       <w:r>
         <w:t xml:space="preserve">IA recherche et traduction </w:t>
       </w:r>
-      <w:proofErr w:type="spellStart"/>
       <w:r>
         <w:rPr>
           <w:b/>
           <w:bCs/>
         </w:rPr>
-        <w:t>Startpage</w:t>
-      </w:r>
-      <w:proofErr w:type="spellEnd"/>
-      <w:r>
-        <w:rPr>
-          <w:b/>
-          <w:bCs/>
-        </w:rPr>
-        <w:t xml:space="preserve"> Vanish IA</w:t>
+        <w:t>Startpage Vanish IA</w:t>
       </w:r>
       <w:r>
         <w:t xml:space="preserve"> </w:t>
@@ -4415,7 +4235,7 @@
       <w:r>
         <w:t xml:space="preserve"> (Pays-Bas) </w:t>
       </w:r>
-      <w:hyperlink r:id="rId64" w:tooltip="https://vanish.startpage.com/fr" w:history="1">
+      <w:hyperlink r:id="rId67" w:tooltip="https://vanish.startpage.com/fr" w:history="1">
         <w:r>
           <w:rPr>
             <w:rStyle w:val="Lienhypertexte"/>
@@ -4448,7 +4268,7 @@
       <w:r>
         <w:t xml:space="preserve"> intéressant mais pas européen (Californie) </w:t>
       </w:r>
-      <w:hyperlink r:id="rId65" w:tooltip="https://duck.ai/" w:history="1">
+      <w:hyperlink r:id="rId68" w:tooltip="https://duck.ai/" w:history="1">
         <w:r>
           <w:rPr>
             <w:rStyle w:val="Lienhypertexte"/>
@@ -4468,7 +4288,6 @@
       <w:r>
         <w:t xml:space="preserve">Traduction </w:t>
       </w:r>
-      <w:proofErr w:type="spellStart"/>
       <w:r>
         <w:rPr>
           <w:b/>
@@ -4476,11 +4295,10 @@
         </w:rPr>
         <w:t>DeepL</w:t>
       </w:r>
-      <w:proofErr w:type="spellEnd"/>
       <w:r>
         <w:t xml:space="preserve"> (Allemagne) </w:t>
       </w:r>
-      <w:hyperlink r:id="rId66" w:tooltip="https://www.deepl.com/fr/translator" w:history="1">
+      <w:hyperlink r:id="rId69" w:tooltip="https://www.deepl.com/fr/translator" w:history="1">
         <w:r>
           <w:rPr>
             <w:rStyle w:val="Lienhypertexte"/>
@@ -4507,6 +4325,7 @@
         <w:rPr>
           <w:lang w:val="en-US"/>
         </w:rPr>
+        <w:lastRenderedPageBreak/>
         <w:t>Client e-m</w:t>
       </w:r>
       <w:r>
@@ -4515,7 +4334,6 @@
         </w:rPr>
         <w:t xml:space="preserve">ail </w:t>
       </w:r>
-      <w:proofErr w:type="spellStart"/>
       <w:r>
         <w:rPr>
           <w:b/>
@@ -4524,7 +4342,6 @@
         </w:rPr>
         <w:t>Mailspring</w:t>
       </w:r>
-      <w:proofErr w:type="spellEnd"/>
       <w:r>
         <w:rPr>
           <w:lang w:val="en-US"/>
@@ -4549,7 +4366,7 @@
         </w:rPr>
         <w:t xml:space="preserve"> The beautiful email client </w:t>
       </w:r>
-      <w:hyperlink r:id="rId67" w:tooltip="https://www.getmailspring.com" w:history="1">
+      <w:hyperlink r:id="rId70" w:tooltip="https://www.getmailspring.com" w:history="1">
         <w:r>
           <w:rPr>
             <w:rStyle w:val="Lienhypertexte"/>
@@ -4568,18 +4385,10 @@
         </w:numPr>
       </w:pPr>
       <w:r>
-        <w:t xml:space="preserve">Client </w:t>
-      </w:r>
-      <w:proofErr w:type="gramStart"/>
-      <w:r>
-        <w:t>e-m</w:t>
-      </w:r>
-      <w:r>
-        <w:t>ail</w:t>
-      </w:r>
-      <w:proofErr w:type="gramEnd"/>
-      <w:r>
-        <w:t xml:space="preserve"> </w:t>
+        <w:t>Client e-m</w:t>
+      </w:r>
+      <w:r>
+        <w:t xml:space="preserve">ail </w:t>
       </w:r>
       <w:r>
         <w:rPr>
@@ -4594,7 +4403,7 @@
       <w:r>
         <w:t xml:space="preserve">(Suisse) </w:t>
       </w:r>
-      <w:hyperlink r:id="rId68" w:history="1">
+      <w:hyperlink r:id="rId71" w:history="1">
         <w:r>
           <w:rPr>
             <w:rStyle w:val="Lienhypertexte"/>
@@ -4623,7 +4432,6 @@
       <w:r>
         <w:t xml:space="preserve">Mail jetable </w:t>
       </w:r>
-      <w:proofErr w:type="spellStart"/>
       <w:r>
         <w:rPr>
           <w:b/>
@@ -4631,14 +4439,13 @@
         </w:rPr>
         <w:t>Yopmail</w:t>
       </w:r>
-      <w:proofErr w:type="spellEnd"/>
       <w:r>
         <w:t xml:space="preserve"> </w:t>
       </w:r>
       <w:r>
         <w:t xml:space="preserve">(France) </w:t>
       </w:r>
-      <w:hyperlink r:id="rId69" w:history="1">
+      <w:hyperlink r:id="rId72" w:history="1">
         <w:r>
           <w:rPr>
             <w:rStyle w:val="Lienhypertexte"/>
@@ -4668,7 +4475,7 @@
       <w:r>
         <w:t xml:space="preserve">(Suisse) </w:t>
       </w:r>
-      <w:hyperlink r:id="rId70" w:history="1">
+      <w:hyperlink r:id="rId73" w:history="1">
         <w:r>
           <w:rPr>
             <w:rStyle w:val="Lienhypertexte"/>
@@ -4679,7 +4486,7 @@
       <w:r>
         <w:t xml:space="preserve">, VPN qui n’utilise pas de logs sur disque </w:t>
       </w:r>
-      <w:hyperlink r:id="rId71" w:tooltip="https://protonvpn.com/features/no-logs-policy" w:history="1">
+      <w:hyperlink r:id="rId74" w:tooltip="https://protonvpn.com/features/no-logs-policy" w:history="1">
         <w:r>
           <w:rPr>
             <w:rStyle w:val="Lienhypertexte"/>
@@ -4702,27 +4509,17 @@
           <w:lang w:val="en-US"/>
         </w:rPr>
       </w:pPr>
-      <w:proofErr w:type="spellStart"/>
       <w:r>
         <w:rPr>
           <w:b/>
           <w:bCs/>
         </w:rPr>
-        <w:lastRenderedPageBreak/>
-        <w:t>Mullvad</w:t>
-      </w:r>
-      <w:proofErr w:type="spellEnd"/>
-      <w:r>
-        <w:rPr>
-          <w:b/>
-          <w:bCs/>
-        </w:rPr>
-        <w:t xml:space="preserve"> VPN</w:t>
+        <w:t>Mullvad VPN</w:t>
       </w:r>
       <w:r>
         <w:t xml:space="preserve"> </w:t>
       </w:r>
-      <w:hyperlink r:id="rId72" w:tooltip="https://mullvad.net/fr" w:history="1">
+      <w:hyperlink r:id="rId75" w:tooltip="https://mullvad.net/fr" w:history="1">
         <w:r>
           <w:rPr>
             <w:rStyle w:val="Lienhypertexte"/>
@@ -4750,17 +4547,9 @@
         <w:t>Telegram</w:t>
       </w:r>
       <w:r>
-        <w:t xml:space="preserve"> (</w:t>
-      </w:r>
-      <w:proofErr w:type="spellStart"/>
-      <w:r>
-        <w:t>Dubai</w:t>
-      </w:r>
-      <w:proofErr w:type="spellEnd"/>
-      <w:r>
-        <w:t xml:space="preserve">) </w:t>
-      </w:r>
-      <w:hyperlink r:id="rId73" w:tooltip="https://telegram.org/" w:history="1">
+        <w:t xml:space="preserve"> (Dubai) </w:t>
+      </w:r>
+      <w:hyperlink r:id="rId76" w:tooltip="https://telegram.org/" w:history="1">
         <w:r>
           <w:rPr>
             <w:rStyle w:val="Lienhypertexte"/>
@@ -4783,25 +4572,9 @@
         <w:t>Fragment</w:t>
       </w:r>
       <w:r>
-        <w:t xml:space="preserve"> (achat en </w:t>
-      </w:r>
-      <w:proofErr w:type="spellStart"/>
-      <w:r>
-        <w:t>tokens</w:t>
-      </w:r>
-      <w:proofErr w:type="spellEnd"/>
-      <w:r>
-        <w:t xml:space="preserve"> de la blockchain TON soit quelques euros avec </w:t>
-      </w:r>
-      <w:proofErr w:type="spellStart"/>
-      <w:r>
-        <w:t>Tonkeeper</w:t>
-      </w:r>
-      <w:proofErr w:type="spellEnd"/>
-      <w:r>
-        <w:t xml:space="preserve"> par exemple </w:t>
-      </w:r>
-      <w:hyperlink r:id="rId74" w:tooltip="https://telegram.org/blog/ultimate-privacy-topics-2-0/fr" w:history="1">
+        <w:t xml:space="preserve"> (achat en tokens de la blockchain TON soit quelques euros avec Tonkeeper par exemple </w:t>
+      </w:r>
+      <w:hyperlink r:id="rId77" w:tooltip="https://telegram.org/blog/ultimate-privacy-topics-2-0/fr" w:history="1">
         <w:r>
           <w:rPr>
             <w:rStyle w:val="Lienhypertexte"/>
@@ -4834,7 +4607,7 @@
       <w:r>
         <w:t xml:space="preserve"> (France), la plus sécurisée </w:t>
       </w:r>
-      <w:hyperlink r:id="rId75" w:tooltip="https://www.olvid.io/fr/" w:history="1">
+      <w:hyperlink r:id="rId78" w:tooltip="https://www.olvid.io/fr/" w:history="1">
         <w:r>
           <w:rPr>
             <w:rStyle w:val="Lienhypertexte"/>
@@ -4857,42 +4630,17 @@
       <w:r>
         <w:t xml:space="preserve">Cartographie </w:t>
       </w:r>
-      <w:proofErr w:type="spellStart"/>
       <w:r>
         <w:rPr>
           <w:b/>
           <w:bCs/>
         </w:rPr>
-        <w:t>Here</w:t>
-      </w:r>
-      <w:proofErr w:type="spellEnd"/>
-      <w:r>
-        <w:rPr>
-          <w:b/>
-          <w:bCs/>
-        </w:rPr>
-        <w:t xml:space="preserve"> </w:t>
-      </w:r>
-      <w:proofErr w:type="spellStart"/>
-      <w:r>
-        <w:rPr>
-          <w:b/>
-          <w:bCs/>
-        </w:rPr>
-        <w:t>We</w:t>
-      </w:r>
-      <w:proofErr w:type="spellEnd"/>
-      <w:r>
-        <w:rPr>
-          <w:b/>
-          <w:bCs/>
-        </w:rPr>
-        <w:t xml:space="preserve"> Go</w:t>
+        <w:t>Here We Go</w:t>
       </w:r>
       <w:r>
         <w:t xml:space="preserve"> (Pays-Bas) </w:t>
       </w:r>
-      <w:hyperlink r:id="rId76" w:tooltip="https://wego.here.com/" w:history="1">
+      <w:hyperlink r:id="rId79" w:tooltip="https://wego.here.com/" w:history="1">
         <w:r>
           <w:rPr>
             <w:rStyle w:val="Lienhypertexte"/>
@@ -4925,7 +4673,7 @@
       <w:r>
         <w:t xml:space="preserve"> (France) </w:t>
       </w:r>
-      <w:hyperlink r:id="rId77" w:history="1">
+      <w:hyperlink r:id="rId80" w:history="1">
         <w:r>
           <w:rPr>
             <w:rStyle w:val="Lienhypertexte"/>
@@ -4976,7 +4724,7 @@
       <w:r>
         <w:t xml:space="preserve">que) </w:t>
       </w:r>
-      <w:hyperlink r:id="rId78" w:tooltip="https://mapy.com/fr" w:history="1">
+      <w:hyperlink r:id="rId81" w:tooltip="https://mapy.com/fr" w:history="1">
         <w:r>
           <w:rPr>
             <w:rStyle w:val="Lienhypertexte"/>
@@ -4999,7 +4747,6 @@
       <w:r>
         <w:t xml:space="preserve">Cartographie </w:t>
       </w:r>
-      <w:proofErr w:type="spellStart"/>
       <w:r>
         <w:rPr>
           <w:b/>
@@ -5007,11 +4754,10 @@
         </w:rPr>
         <w:t>CoMaps</w:t>
       </w:r>
-      <w:proofErr w:type="spellEnd"/>
       <w:r>
         <w:t xml:space="preserve"> (Open source) mais un peu pauvre </w:t>
       </w:r>
-      <w:hyperlink r:id="rId79" w:tooltip="https://www.comaps.app/fr/" w:history="1">
+      <w:hyperlink r:id="rId82" w:tooltip="https://www.comaps.app/fr/" w:history="1">
         <w:r>
           <w:rPr>
             <w:rStyle w:val="Lienhypertexte"/>
@@ -5034,35 +4780,17 @@
       <w:r>
         <w:t xml:space="preserve">Cartographie </w:t>
       </w:r>
-      <w:proofErr w:type="spellStart"/>
       <w:r>
         <w:rPr>
           <w:b/>
           <w:bCs/>
         </w:rPr>
-        <w:t>Organic</w:t>
-      </w:r>
-      <w:proofErr w:type="spellEnd"/>
-      <w:r>
-        <w:rPr>
-          <w:b/>
-          <w:bCs/>
-        </w:rPr>
+        <w:t>Organic map</w:t>
+      </w:r>
+      <w:r>
         <w:t xml:space="preserve"> </w:t>
       </w:r>
-      <w:proofErr w:type="spellStart"/>
-      <w:r>
-        <w:rPr>
-          <w:b/>
-          <w:bCs/>
-        </w:rPr>
-        <w:t>map</w:t>
-      </w:r>
-      <w:proofErr w:type="spellEnd"/>
-      <w:r>
-        <w:t xml:space="preserve"> </w:t>
-      </w:r>
-      <w:hyperlink r:id="rId80" w:tooltip="https://korben.info/organic-maps-gps-offline-open-source.html" w:history="1">
+      <w:hyperlink r:id="rId83" w:tooltip="https://korben.info/organic-maps-gps-offline-open-source.html" w:history="1">
         <w:r>
           <w:rPr>
             <w:rStyle w:val="Lienhypertexte"/>
@@ -5099,18 +4827,12 @@
         </w:rPr>
         <w:t xml:space="preserve">4EU </w:t>
       </w:r>
-      <w:hyperlink r:id="rId81" w:tooltip="https://korben.info/dns4eu-europe-alternative-google-cloudflare.html" w:history="1">
+      <w:hyperlink r:id="rId84" w:tooltip="https://korben.info/dns4eu-europe-alternative-google-cloudflare.html" w:history="1">
         <w:r>
           <w:rPr>
             <w:rStyle w:val="Lienhypertexte"/>
           </w:rPr>
-          <w:t>https://korben.info/dns4eu-europe-alternative-google-cloud</w:t>
-        </w:r>
-        <w:r>
-          <w:rPr>
-            <w:rStyle w:val="Lienhypertexte"/>
-          </w:rPr>
-          <w:t>flare.html</w:t>
+          <w:t>https://korben.info/dns4eu-europe-alternative-google-cloudflare.html</w:t>
         </w:r>
       </w:hyperlink>
       <w:r>
@@ -5137,7 +4859,6 @@
       <w:r>
         <w:t xml:space="preserve">Bureautique </w:t>
       </w:r>
-      <w:proofErr w:type="spellStart"/>
       <w:r>
         <w:rPr>
           <w:b/>
@@ -5145,11 +4866,10 @@
         </w:rPr>
         <w:t>Onlyoffice</w:t>
       </w:r>
-      <w:proofErr w:type="spellEnd"/>
       <w:r>
         <w:t xml:space="preserve"> (Royaume-Unis, Lettonie/Russie ?) </w:t>
       </w:r>
-      <w:hyperlink r:id="rId82" w:anchor="desktop" w:tooltip="https://www.onlyoffice.com/download-desktop#desktop" w:history="1">
+      <w:hyperlink r:id="rId85" w:anchor="desktop" w:tooltip="https://www.onlyoffice.com/download-desktop#desktop" w:history="1">
         <w:r>
           <w:rPr>
             <w:rStyle w:val="Lienhypertexte"/>
@@ -5180,17 +4900,9 @@
         <w:t>Euro-Office</w:t>
       </w:r>
       <w:r>
-        <w:t xml:space="preserve"> (</w:t>
-      </w:r>
-      <w:proofErr w:type="spellStart"/>
-      <w:r>
-        <w:t>Europén</w:t>
-      </w:r>
-      <w:proofErr w:type="spellEnd"/>
-      <w:r>
-        <w:t xml:space="preserve">, Open source en cours de stabilisation) </w:t>
-      </w:r>
-      <w:hyperlink r:id="rId83" w:tooltip="https://euro-office.github.io/documentation/installation/docker/" w:history="1">
+        <w:t xml:space="preserve"> (Europén, Open source en cours de stabilisation) </w:t>
+      </w:r>
+      <w:hyperlink r:id="rId86" w:tooltip="https://euro-office.github.io/documentation/installation/docker/" w:history="1">
         <w:r>
           <w:rPr>
             <w:rStyle w:val="Lienhypertexte"/>
@@ -5201,7 +4913,7 @@
       <w:r>
         <w:t xml:space="preserve"> et </w:t>
       </w:r>
-      <w:hyperlink r:id="rId84" w:tooltip="https://github.com/Euro-Office" w:history="1">
+      <w:hyperlink r:id="rId87" w:tooltip="https://github.com/Euro-Office" w:history="1">
         <w:r>
           <w:rPr>
             <w:rStyle w:val="Lienhypertexte"/>
@@ -5220,49 +4932,7 @@
         <w:rPr>
           <w:lang w:val="en-US"/>
         </w:rPr>
-        <w:t xml:space="preserve">Alternatives au streaming </w:t>
-      </w:r>
-      <w:proofErr w:type="spellStart"/>
-      <w:r>
-        <w:rPr>
-          <w:lang w:val="en-US"/>
-        </w:rPr>
-        <w:t>vidéo</w:t>
-      </w:r>
-      <w:proofErr w:type="spellEnd"/>
-      <w:r>
-        <w:rPr>
-          <w:lang w:val="en-US"/>
-        </w:rPr>
-        <w:t xml:space="preserve"> (</w:t>
-      </w:r>
-      <w:proofErr w:type="spellStart"/>
-      <w:r>
-        <w:rPr>
-          <w:lang w:val="en-US"/>
-        </w:rPr>
-        <w:t>Youtube</w:t>
-      </w:r>
-      <w:proofErr w:type="spellEnd"/>
-      <w:r>
-        <w:rPr>
-          <w:lang w:val="en-US"/>
-        </w:rPr>
-        <w:t xml:space="preserve">, Netflix, Amazon Prime </w:t>
-      </w:r>
-      <w:proofErr w:type="spellStart"/>
-      <w:r>
-        <w:rPr>
-          <w:lang w:val="en-US"/>
-        </w:rPr>
-        <w:t>Vidéo</w:t>
-      </w:r>
-      <w:proofErr w:type="spellEnd"/>
-      <w:r>
-        <w:rPr>
-          <w:lang w:val="en-US"/>
-        </w:rPr>
-        <w:t>, Disney+)</w:t>
+        <w:t>Alternatives au streaming vidéo (Youtube, Netflix, Amazon Prime Vidéo, Disney+)</w:t>
       </w:r>
     </w:p>
     <w:p>
@@ -5290,7 +4960,7 @@
         </w:rPr>
         <w:t xml:space="preserve">(France) </w:t>
       </w:r>
-      <w:hyperlink r:id="rId85" w:tooltip="https://www.dailymotion.com/fr" w:history="1">
+      <w:hyperlink r:id="rId88" w:tooltip="https://www.dailymotion.com/fr" w:history="1">
         <w:r>
           <w:rPr>
             <w:rStyle w:val="Lienhypertexte"/>
@@ -5313,28 +4983,12 @@
           <w:b/>
           <w:bCs/>
         </w:rPr>
-        <w:t xml:space="preserve">Arte </w:t>
-      </w:r>
-      <w:proofErr w:type="spellStart"/>
-      <w:r>
-        <w:rPr>
-          <w:b/>
-          <w:bCs/>
-        </w:rPr>
-        <w:t>series</w:t>
-      </w:r>
-      <w:proofErr w:type="spellEnd"/>
-      <w:r>
-        <w:rPr>
-          <w:b/>
-          <w:bCs/>
-        </w:rPr>
-        <w:t xml:space="preserve"> et fictions</w:t>
+        <w:t>Arte series et fictions</w:t>
       </w:r>
       <w:r>
         <w:t xml:space="preserve"> (France, Allemagne) </w:t>
       </w:r>
-      <w:hyperlink r:id="rId86" w:tooltip="https://www.arte.tv/fr/videos/series-et-fictions/" w:history="1">
+      <w:hyperlink r:id="rId89" w:tooltip="https://www.arte.tv/fr/videos/series-et-fictions/" w:history="1">
         <w:r>
           <w:rPr>
             <w:rStyle w:val="Lienhypertexte"/>
@@ -5357,7 +5011,6 @@
           <w:lang w:val="en-US"/>
         </w:rPr>
       </w:pPr>
-      <w:proofErr w:type="spellStart"/>
       <w:r>
         <w:rPr>
           <w:b/>
@@ -5366,14 +5019,13 @@
         </w:rPr>
         <w:t>Peertube</w:t>
       </w:r>
-      <w:proofErr w:type="spellEnd"/>
       <w:r>
         <w:rPr>
           <w:lang w:val="en-US"/>
         </w:rPr>
         <w:t xml:space="preserve"> (Open source) </w:t>
       </w:r>
-      <w:hyperlink r:id="rId87" w:tooltip="https://joinpeertube.org/fr_FR" w:history="1">
+      <w:hyperlink r:id="rId90" w:tooltip="https://joinpeertube.org/fr_FR" w:history="1">
         <w:r>
           <w:rPr>
             <w:rStyle w:val="Lienhypertexte"/>
@@ -5396,7 +5048,6 @@
           <w:lang w:val="en-US"/>
         </w:rPr>
       </w:pPr>
-      <w:proofErr w:type="spellStart"/>
       <w:r>
         <w:rPr>
           <w:b/>
@@ -5405,28 +5056,13 @@
         </w:rPr>
         <w:t>Alugha</w:t>
       </w:r>
-      <w:proofErr w:type="spellEnd"/>
       <w:r>
         <w:rPr>
           <w:lang w:val="en-US"/>
         </w:rPr>
-        <w:t xml:space="preserve"> (</w:t>
-      </w:r>
-      <w:proofErr w:type="spellStart"/>
-      <w:r>
-        <w:rPr>
-          <w:lang w:val="en-US"/>
-        </w:rPr>
-        <w:t>Allemagne</w:t>
-      </w:r>
-      <w:proofErr w:type="spellEnd"/>
-      <w:r>
-        <w:rPr>
-          <w:lang w:val="en-US"/>
-        </w:rPr>
-        <w:t xml:space="preserve">) </w:t>
-      </w:r>
-      <w:hyperlink r:id="rId88" w:tooltip="https://alugha.com" w:history="1">
+        <w:t xml:space="preserve"> (Allemagne) </w:t>
+      </w:r>
+      <w:hyperlink r:id="rId91" w:tooltip="https://alugha.com" w:history="1">
         <w:r>
           <w:rPr>
             <w:rStyle w:val="Lienhypertexte"/>
@@ -5524,7 +5160,7 @@
       <w:r>
         <w:t xml:space="preserve"> (France) </w:t>
       </w:r>
-      <w:hyperlink r:id="rId89" w:tooltip="https://www.deezer.com/fr/" w:history="1">
+      <w:hyperlink r:id="rId92" w:tooltip="https://www.deezer.com/fr/" w:history="1">
         <w:r>
           <w:rPr>
             <w:rStyle w:val="Lienhypertexte"/>
@@ -5551,7 +5187,7 @@
       <w:r>
         <w:t xml:space="preserve"> (Suède) </w:t>
       </w:r>
-      <w:hyperlink r:id="rId90" w:tooltip="https://open.spotify.com/intl-fr" w:history="1">
+      <w:hyperlink r:id="rId93" w:tooltip="https://open.spotify.com/intl-fr" w:history="1">
         <w:r>
           <w:rPr>
             <w:rStyle w:val="Lienhypertexte"/>
@@ -5568,7 +5204,6 @@
           <w:numId w:val="13"/>
         </w:numPr>
       </w:pPr>
-      <w:proofErr w:type="spellStart"/>
       <w:r>
         <w:rPr>
           <w:b/>
@@ -5576,11 +5211,10 @@
         </w:rPr>
         <w:t>Qobuz</w:t>
       </w:r>
-      <w:proofErr w:type="spellEnd"/>
       <w:r>
         <w:t xml:space="preserve"> (France) </w:t>
       </w:r>
-      <w:hyperlink r:id="rId91" w:tooltip="https://www.qobuz.com/fr-fr/discover" w:history="1">
+      <w:hyperlink r:id="rId94" w:tooltip="https://www.qobuz.com/fr-fr/discover" w:history="1">
         <w:r>
           <w:rPr>
             <w:rStyle w:val="Lienhypertexte"/>
@@ -5594,15 +5228,7 @@
     </w:p>
     <w:p>
       <w:r>
-        <w:t xml:space="preserve">Alternative aux réseaux X, Instagram, </w:t>
-      </w:r>
-      <w:proofErr w:type="spellStart"/>
-      <w:r>
-        <w:t>TikTok</w:t>
-      </w:r>
-      <w:proofErr w:type="spellEnd"/>
-      <w:r>
-        <w:t>, Facebook</w:t>
+        <w:t>Alternative aux réseaux X, Instagram, TikTok, Facebook</w:t>
       </w:r>
     </w:p>
     <w:p>
@@ -5630,7 +5256,7 @@
         </w:rPr>
         <w:t xml:space="preserve"> (Open source) </w:t>
       </w:r>
-      <w:hyperlink r:id="rId92" w:tooltip="https://joinmastodon.org/fr" w:history="1">
+      <w:hyperlink r:id="rId95" w:tooltip="https://joinmastodon.org/fr" w:history="1">
         <w:r>
           <w:rPr>
             <w:rStyle w:val="Lienhypertexte"/>
@@ -5642,15 +5268,7 @@
     </w:p>
     <w:p>
       <w:r>
-        <w:t xml:space="preserve">Alternatives aux systèmes d’exploitation (Windows, </w:t>
-      </w:r>
-      <w:proofErr w:type="spellStart"/>
-      <w:r>
-        <w:t>MacOS</w:t>
-      </w:r>
-      <w:proofErr w:type="spellEnd"/>
-      <w:r>
-        <w:t>, Android, iPhone)</w:t>
+        <w:t>Alternatives aux systèmes d’exploitation (Windows, MacOS, Android, iPhone)</w:t>
       </w:r>
     </w:p>
     <w:p>
@@ -5681,7 +5299,7 @@
       <w:r>
         <w:t xml:space="preserve"> </w:t>
       </w:r>
-      <w:hyperlink r:id="rId93" w:tooltip="https://www.linuxmint.com/" w:history="1">
+      <w:hyperlink r:id="rId96" w:tooltip="https://www.linuxmint.com/" w:history="1">
         <w:r>
           <w:rPr>
             <w:rStyle w:val="Lienhypertexte"/>
@@ -5725,7 +5343,7 @@
       <w:r>
         <w:t xml:space="preserve"> Android sans Google </w:t>
       </w:r>
-      <w:hyperlink r:id="rId94" w:tooltip="https://e.foundation/fr/e-os/" w:history="1">
+      <w:hyperlink r:id="rId97" w:tooltip="https://e.foundation/fr/e-os/" w:history="1">
         <w:r>
           <w:rPr>
             <w:rStyle w:val="Lienhypertexte"/>
@@ -5736,7 +5354,6 @@
       <w:r>
         <w:t xml:space="preserve"> ou </w:t>
       </w:r>
-      <w:proofErr w:type="spellStart"/>
       <w:r>
         <w:rPr>
           <w:b/>
@@ -5744,11 +5361,10 @@
         </w:rPr>
         <w:t>LineageOS</w:t>
       </w:r>
-      <w:proofErr w:type="spellEnd"/>
       <w:r>
         <w:t xml:space="preserve"> </w:t>
       </w:r>
-      <w:hyperlink r:id="rId95" w:history="1">
+      <w:hyperlink r:id="rId98" w:history="1">
         <w:r>
           <w:rPr>
             <w:rStyle w:val="Lienhypertexte"/>
@@ -5768,40 +5384,23 @@
           <w:numId w:val="17"/>
         </w:numPr>
       </w:pPr>
-      <w:proofErr w:type="spellStart"/>
       <w:r>
         <w:rPr>
           <w:b/>
           <w:bCs/>
         </w:rPr>
-        <w:t>Fairphone</w:t>
-      </w:r>
-      <w:proofErr w:type="spellEnd"/>
+        <w:lastRenderedPageBreak/>
+        <w:t xml:space="preserve">Fairphone </w:t>
+      </w:r>
+      <w:r>
+        <w:t xml:space="preserve">téléphone réparable, équitable et équipé d’un système d’exploitation Open Source </w:t>
+      </w:r>
       <w:r>
         <w:rPr>
           <w:b/>
           <w:bCs/>
         </w:rPr>
-        <w:t xml:space="preserve"> </w:t>
-      </w:r>
-      <w:r>
-        <w:t xml:space="preserve">téléphone réparable, équitable et équipé d’un système d’exploitation Open Source </w:t>
-      </w:r>
-      <w:proofErr w:type="spellStart"/>
-      <w:r>
-        <w:rPr>
-          <w:b/>
-          <w:bCs/>
-        </w:rPr>
-        <w:t>Murena</w:t>
-      </w:r>
-      <w:proofErr w:type="spellEnd"/>
-      <w:r>
-        <w:rPr>
-          <w:b/>
-          <w:bCs/>
-        </w:rPr>
-        <w:t xml:space="preserve"> e/OS</w:t>
+        <w:t>Murena e/OS</w:t>
       </w:r>
       <w:r>
         <w:t xml:space="preserve"> conçu en Europe</w:t>
@@ -5809,7 +5408,7 @@
       <w:r>
         <w:br/>
       </w:r>
-      <w:hyperlink r:id="rId96" w:tooltip="https://www.fairphone.com/fr" w:history="1">
+      <w:hyperlink r:id="rId99" w:tooltip="https://www.fairphone.com/fr" w:history="1">
         <w:r>
           <w:rPr>
             <w:rStyle w:val="Lienhypertexte"/>
@@ -5827,7 +5426,7 @@
       <w:r>
         <w:t xml:space="preserve">et </w:t>
       </w:r>
-      <w:hyperlink r:id="rId97" w:tooltip="https://murena.com/fr/smartphones/" w:history="1">
+      <w:hyperlink r:id="rId100" w:tooltip="https://murena.com/fr/smartphones/" w:history="1">
         <w:r>
           <w:rPr>
             <w:rStyle w:val="Lienhypertexte"/>
@@ -5852,7 +5451,7 @@
           <w:numId w:val="17"/>
         </w:numPr>
       </w:pPr>
-      <w:hyperlink r:id="rId98" w:tooltip="https://www.journaux.fr/produits/presse/Informatique-3/Linux%20Inside-162163" w:history="1">
+      <w:hyperlink r:id="rId101" w:tooltip="https://www.journaux.fr/produits/presse/Informatique-3/Linux%20Inside-162163" w:history="1">
         <w:r>
           <w:rPr>
             <w:rStyle w:val="Lienhypertexte"/>
@@ -5861,6 +5460,12 @@
         </w:r>
       </w:hyperlink>
     </w:p>
+    <w:p>
+      <w:pPr>
+        <w:keepNext/>
+      </w:pPr>
+    </w:p>
+    <w:p/>
     <w:sectPr>
       <w:pgSz w:w="11906" w:h="16838"/>
       <w:pgMar w:top="1134" w:right="1134" w:bottom="1134" w:left="1134" w:header="709" w:footer="709" w:gutter="0"/>
